--- a/5.人员管理/2.运行记录类文件/HXDL-ITSS-0511-人员管理报告.docx
+++ b/5.人员管理/2.运行记录类文件/HXDL-ITSS-0511-人员管理报告.docx
@@ -4099,8 +4099,8 @@
         <w:snapToGrid w:val="0"/>
         <w:textAlignment w:val="baseline"/>
       </w:pPr>
-      <w:bookmarkStart w:id="6" w:name="heading_1"/>
-      <w:bookmarkStart w:id="7" w:name="_Toc2942"/>
+      <w:bookmarkStart w:id="6" w:name="_Toc2942"/>
+      <w:bookmarkStart w:id="7" w:name="heading_1"/>
       <w:r>
         <w:t>招聘计划执行情况</w:t>
       </w:r>
@@ -4125,8 +4125,8 @@
         <w:snapToGrid w:val="0"/>
         <w:textAlignment w:val="baseline"/>
       </w:pPr>
-      <w:bookmarkStart w:id="8" w:name="heading_2"/>
-      <w:bookmarkStart w:id="9" w:name="_Toc18571"/>
+      <w:bookmarkStart w:id="8" w:name="_Toc18571"/>
+      <w:bookmarkStart w:id="9" w:name="heading_2"/>
       <w:r>
         <w:t>招聘计划概况</w:t>
       </w:r>
@@ -5953,14 +5953,6 @@
               </w:rPr>
               <w:t>月</w:t>
             </w:r>
-            <w:r>
-              <w:rPr>
-                <w:rFonts w:hint="eastAsia" w:ascii="Arial" w:eastAsia="等线" w:cs="Arial"/>
-                <w:sz w:val="22"/>
-                <w:lang w:val="en-US" w:eastAsia="zh-CN"/>
-              </w:rPr>
-              <w:t>1人</w:t>
-            </w:r>
           </w:p>
         </w:tc>
         <w:tc>
@@ -6278,14 +6270,8 @@
               </w:rPr>
               <w:t>月</w:t>
             </w:r>
-            <w:r>
-              <w:rPr>
-                <w:rFonts w:hint="eastAsia" w:ascii="Arial" w:eastAsia="等线" w:cs="Arial"/>
-                <w:sz w:val="22"/>
-                <w:lang w:val="en-US" w:eastAsia="zh-CN"/>
-              </w:rPr>
-              <w:t>1人</w:t>
-            </w:r>
+            <w:bookmarkStart w:id="49" w:name="_GoBack"/>
+            <w:bookmarkEnd w:id="49"/>
           </w:p>
         </w:tc>
         <w:tc>
@@ -6613,8 +6599,8 @@
         <w:snapToGrid w:val="0"/>
         <w:textAlignment w:val="baseline"/>
       </w:pPr>
-      <w:bookmarkStart w:id="17" w:name="heading_6"/>
-      <w:bookmarkStart w:id="18" w:name="_Toc1453"/>
+      <w:bookmarkStart w:id="17" w:name="_Toc1453"/>
+      <w:bookmarkStart w:id="18" w:name="heading_6"/>
       <w:r>
         <w:rPr>
           <w:rFonts w:hint="eastAsia"/>
@@ -9451,27 +9437,7 @@
           <w:szCs w:val="24"/>
           <w:lang w:val="en-US" w:eastAsia="zh-CN"/>
         </w:rPr>
-        <w:t>备人数*100%</w:t>
-      </w:r>
-      <w:r>
-        <w:rPr>
-          <w:rFonts w:hint="eastAsia"/>
-          <w:spacing w:val="-2"/>
-          <w:sz w:val="24"/>
-          <w:szCs w:val="24"/>
-          <w:lang w:val="en-US" w:eastAsia="zh-CN"/>
-        </w:rPr>
-        <w:t>，考核频次为年度考核，储备计划按计划进行中，预计于2026年6月完成传输设备运维工程师和项目经理</w:t>
-      </w:r>
-      <w:r>
-        <w:rPr>
-          <w:rFonts w:hint="eastAsia"/>
-          <w:spacing w:val="-2"/>
-          <w:sz w:val="24"/>
-          <w:szCs w:val="24"/>
-          <w:lang w:val="en-US" w:eastAsia="zh-CN"/>
-        </w:rPr>
-        <w:t>的储备。</w:t>
+        <w:t>备人数*100%，考核频次为年度考核，储备计划按计划进行中，预计于2026年6月完成传输设备运维工程师和项目经理的储备。</w:t>
       </w:r>
     </w:p>
     <w:p>
@@ -24050,8 +24016,8 @@
         <w:snapToGrid w:val="0"/>
         <w:textAlignment w:val="baseline"/>
       </w:pPr>
-      <w:bookmarkStart w:id="31" w:name="heading_10"/>
-      <w:bookmarkStart w:id="32" w:name="_Toc30015"/>
+      <w:bookmarkStart w:id="31" w:name="_Toc30015"/>
+      <w:bookmarkStart w:id="32" w:name="heading_10"/>
       <w:r>
         <w:t>绩效考核</w:t>
       </w:r>
@@ -24182,8 +24148,8 @@
         <w:pStyle w:val="31"/>
         <w:bidi w:val="0"/>
       </w:pPr>
-      <w:bookmarkStart w:id="37" w:name="heading_12"/>
-      <w:bookmarkStart w:id="38" w:name="_Toc26103"/>
+      <w:bookmarkStart w:id="37" w:name="_Toc26103"/>
+      <w:bookmarkStart w:id="38" w:name="heading_12"/>
       <w:r>
         <w:t>考核结果</w:t>
       </w:r>
@@ -25515,8 +25481,8 @@
         <w:snapToGrid w:val="0"/>
         <w:textAlignment w:val="baseline"/>
       </w:pPr>
-      <w:bookmarkStart w:id="40" w:name="heading_13"/>
-      <w:bookmarkStart w:id="41" w:name="_Toc9952"/>
+      <w:bookmarkStart w:id="40" w:name="_Toc9952"/>
+      <w:bookmarkStart w:id="41" w:name="heading_13"/>
       <w:r>
         <w:t>技能评价</w:t>
       </w:r>
@@ -25668,8 +25634,8 @@
         <w:pStyle w:val="31"/>
         <w:bidi w:val="0"/>
       </w:pPr>
-      <w:bookmarkStart w:id="46" w:name="heading_15"/>
-      <w:bookmarkStart w:id="47" w:name="_Toc14064"/>
+      <w:bookmarkStart w:id="46" w:name="_Toc14064"/>
+      <w:bookmarkStart w:id="47" w:name="heading_15"/>
       <w:r>
         <w:t>评价结果</w:t>
       </w:r>
@@ -25993,19 +25959,7 @@
           <w:szCs w:val="24"/>
           <w:lang w:val="en-US" w:eastAsia="zh-CN"/>
         </w:rPr>
-        <w:t>，考核频次为年度考核。通过跟踪技能评价完成情况得知，截止2026年1月，完成了对6名新入职员工和部分调岗储备员工的技能评价，其他员工技能评价计划于2026年</w:t>
-      </w:r>
-      <w:bookmarkStart w:id="49" w:name="_GoBack"/>
-      <w:bookmarkEnd w:id="49"/>
-      <w:r>
-        <w:rPr>
-          <w:rFonts w:hint="eastAsia"/>
-          <w:spacing w:val="-2"/>
-          <w:sz w:val="24"/>
-          <w:szCs w:val="24"/>
-          <w:lang w:val="en-US" w:eastAsia="zh-CN"/>
-        </w:rPr>
-        <w:t>1月份完成。</w:t>
+        <w:t>，考核频次为年度考核。通过跟踪技能评价完成情况得知，截止2026年1月，完成了对6名新入职员工和部分调岗储备员工的技能评价，其他员工技能评价计划于2026年1月份完成。</w:t>
       </w:r>
     </w:p>
     <w:p>

--- a/5.人员管理/2.运行记录类文件/HXDL-ITSS-0511-人员管理报告.docx
+++ b/5.人员管理/2.运行记录类文件/HXDL-ITSS-0511-人员管理报告.docx
@@ -4203,8 +4203,8 @@
         <w:snapToGrid w:val="0"/>
         <w:textAlignment w:val="baseline"/>
       </w:pPr>
-      <w:bookmarkStart w:id="10" w:name="heading_3"/>
-      <w:bookmarkStart w:id="11" w:name="_Toc6445"/>
+      <w:bookmarkStart w:id="10" w:name="_Toc6445"/>
+      <w:bookmarkStart w:id="11" w:name="heading_3"/>
       <w:r>
         <w:rPr>
           <w:rFonts w:hint="eastAsia"/>
@@ -6270,8 +6270,6 @@
               </w:rPr>
               <w:t>月</w:t>
             </w:r>
-            <w:bookmarkStart w:id="49" w:name="_GoBack"/>
-            <w:bookmarkEnd w:id="49"/>
           </w:p>
         </w:tc>
         <w:tc>
@@ -6599,8 +6597,8 @@
         <w:snapToGrid w:val="0"/>
         <w:textAlignment w:val="baseline"/>
       </w:pPr>
-      <w:bookmarkStart w:id="17" w:name="_Toc1453"/>
-      <w:bookmarkStart w:id="18" w:name="heading_6"/>
+      <w:bookmarkStart w:id="17" w:name="heading_6"/>
+      <w:bookmarkStart w:id="18" w:name="_Toc1453"/>
       <w:r>
         <w:rPr>
           <w:rFonts w:hint="eastAsia"/>
@@ -9299,29 +9297,6 @@
         </w:tc>
       </w:tr>
     </w:tbl>
-    <w:p>
-      <w:pPr>
-        <w:pStyle w:val="29"/>
-        <w:keepNext w:val="0"/>
-        <w:keepLines w:val="0"/>
-        <w:pageBreakBefore w:val="0"/>
-        <w:widowControl w:val="0"/>
-        <w:kinsoku w:val="0"/>
-        <w:wordWrap/>
-        <w:overflowPunct/>
-        <w:topLinePunct w:val="0"/>
-        <w:autoSpaceDE w:val="0"/>
-        <w:autoSpaceDN w:val="0"/>
-        <w:bidi w:val="0"/>
-        <w:adjustRightInd w:val="0"/>
-        <w:snapToGrid w:val="0"/>
-        <w:textAlignment w:val="baseline"/>
-        <w:rPr>
-          <w:rFonts w:hint="default"/>
-          <w:lang w:val="en-US" w:eastAsia="zh-CN"/>
-        </w:rPr>
-      </w:pPr>
-    </w:p>
     <w:p>
       <w:pPr>
         <w:pStyle w:val="30"/>
@@ -10140,32 +10115,43 @@
         <w:tc>
           <w:tcPr>
             <w:tcW w:w="900" w:type="dxa"/>
-            <w:tcMar>
-              <w:top w:w="60" w:type="dxa"/>
-              <w:left w:w="120" w:type="dxa"/>
-              <w:bottom w:w="30" w:type="dxa"/>
-              <w:right w:w="120" w:type="dxa"/>
-            </w:tcMar>
-          </w:tcPr>
-          <w:p>
-            <w:pPr>
-              <w:keepNext w:val="0"/>
-              <w:keepLines w:val="0"/>
-              <w:pageBreakBefore w:val="0"/>
-              <w:widowControl w:val="0"/>
-              <w:kinsoku w:val="0"/>
-              <w:wordWrap/>
-              <w:overflowPunct/>
-              <w:topLinePunct w:val="0"/>
-              <w:autoSpaceDE w:val="0"/>
-              <w:autoSpaceDN w:val="0"/>
-              <w:bidi w:val="0"/>
-              <w:adjustRightInd w:val="0"/>
-              <w:snapToGrid w:val="0"/>
-              <w:spacing w:before="120" w:after="120" w:line="288" w:lineRule="auto"/>
-              <w:ind w:left="0"/>
-              <w:jc w:val="left"/>
-              <w:textAlignment w:val="baseline"/>
+            <w:shd w:val="clear" w:color="auto" w:fill="auto"/>
+            <w:tcMar>
+              <w:top w:w="60" w:type="dxa"/>
+              <w:left w:w="120" w:type="dxa"/>
+              <w:bottom w:w="30" w:type="dxa"/>
+              <w:right w:w="120" w:type="dxa"/>
+            </w:tcMar>
+            <w:vAlign w:val="top"/>
+          </w:tcPr>
+          <w:p>
+            <w:pPr>
+              <w:keepNext w:val="0"/>
+              <w:keepLines w:val="0"/>
+              <w:pageBreakBefore w:val="0"/>
+              <w:widowControl w:val="0"/>
+              <w:kinsoku w:val="0"/>
+              <w:wordWrap/>
+              <w:overflowPunct/>
+              <w:topLinePunct w:val="0"/>
+              <w:autoSpaceDE w:val="0"/>
+              <w:autoSpaceDN w:val="0"/>
+              <w:bidi w:val="0"/>
+              <w:adjustRightInd w:val="0"/>
+              <w:snapToGrid w:val="0"/>
+              <w:spacing w:before="120" w:after="120" w:line="288" w:lineRule="auto"/>
+              <w:ind w:left="0" w:leftChars="0"/>
+              <w:jc w:val="left"/>
+              <w:textAlignment w:val="baseline"/>
+              <w:rPr>
+                <w:rFonts w:ascii="Arial" w:hAnsi="Arial" w:eastAsia="宋体" w:cs="Arial"/>
+                <w:snapToGrid w:val="0"/>
+                <w:color w:val="000000"/>
+                <w:kern w:val="0"/>
+                <w:sz w:val="21"/>
+                <w:szCs w:val="21"/>
+                <w:lang w:val="en-US" w:eastAsia="en-US" w:bidi="ar-SA"/>
+              </w:rPr>
             </w:pPr>
             <w:r>
               <w:rPr>
@@ -10179,110 +10165,143 @@
         <w:tc>
           <w:tcPr>
             <w:tcW w:w="1761" w:type="dxa"/>
-            <w:tcMar>
-              <w:top w:w="60" w:type="dxa"/>
-              <w:left w:w="120" w:type="dxa"/>
-              <w:bottom w:w="30" w:type="dxa"/>
-              <w:right w:w="120" w:type="dxa"/>
-            </w:tcMar>
-          </w:tcPr>
-          <w:p>
-            <w:pPr>
-              <w:keepNext w:val="0"/>
-              <w:keepLines w:val="0"/>
-              <w:pageBreakBefore w:val="0"/>
-              <w:widowControl w:val="0"/>
-              <w:kinsoku w:val="0"/>
-              <w:wordWrap/>
-              <w:overflowPunct/>
-              <w:topLinePunct w:val="0"/>
-              <w:autoSpaceDE w:val="0"/>
-              <w:autoSpaceDN w:val="0"/>
-              <w:bidi w:val="0"/>
-              <w:adjustRightInd w:val="0"/>
-              <w:snapToGrid w:val="0"/>
-              <w:spacing w:before="120" w:after="120" w:line="288" w:lineRule="auto"/>
-              <w:ind w:left="0"/>
-              <w:jc w:val="left"/>
-              <w:textAlignment w:val="baseline"/>
-            </w:pPr>
-            <w:r>
-              <w:rPr>
-                <w:rFonts w:ascii="Arial" w:hAnsi="Arial" w:eastAsia="等线" w:cs="Arial"/>
-                <w:sz w:val="22"/>
-              </w:rPr>
-              <w:t>高效能人士时间管理</w:t>
+            <w:shd w:val="clear" w:color="auto" w:fill="auto"/>
+            <w:tcMar>
+              <w:top w:w="60" w:type="dxa"/>
+              <w:left w:w="120" w:type="dxa"/>
+              <w:bottom w:w="30" w:type="dxa"/>
+              <w:right w:w="120" w:type="dxa"/>
+            </w:tcMar>
+            <w:vAlign w:val="top"/>
+          </w:tcPr>
+          <w:p>
+            <w:pPr>
+              <w:keepNext w:val="0"/>
+              <w:keepLines w:val="0"/>
+              <w:pageBreakBefore w:val="0"/>
+              <w:widowControl w:val="0"/>
+              <w:kinsoku w:val="0"/>
+              <w:wordWrap/>
+              <w:overflowPunct/>
+              <w:topLinePunct w:val="0"/>
+              <w:autoSpaceDE w:val="0"/>
+              <w:autoSpaceDN w:val="0"/>
+              <w:bidi w:val="0"/>
+              <w:adjustRightInd w:val="0"/>
+              <w:snapToGrid w:val="0"/>
+              <w:spacing w:before="120" w:after="120" w:line="288" w:lineRule="auto"/>
+              <w:ind w:left="0" w:leftChars="0"/>
+              <w:jc w:val="left"/>
+              <w:textAlignment w:val="baseline"/>
+              <w:rPr>
+                <w:rFonts w:ascii="Arial" w:hAnsi="Arial" w:eastAsia="宋体" w:cs="Arial"/>
+                <w:snapToGrid w:val="0"/>
+                <w:color w:val="000000"/>
+                <w:kern w:val="0"/>
+                <w:sz w:val="21"/>
+                <w:szCs w:val="21"/>
+                <w:lang w:val="en-US" w:eastAsia="en-US" w:bidi="ar-SA"/>
+              </w:rPr>
+            </w:pPr>
+            <w:r>
+              <w:rPr>
+                <w:rFonts w:ascii="Arial" w:hAnsi="Arial" w:eastAsia="等线" w:cs="Arial"/>
+                <w:sz w:val="22"/>
+              </w:rPr>
+              <w:t>教练型管理</w:t>
             </w:r>
           </w:p>
         </w:tc>
         <w:tc>
           <w:tcPr>
             <w:tcW w:w="1209" w:type="dxa"/>
-            <w:tcMar>
-              <w:top w:w="60" w:type="dxa"/>
-              <w:left w:w="120" w:type="dxa"/>
-              <w:bottom w:w="30" w:type="dxa"/>
-              <w:right w:w="120" w:type="dxa"/>
-            </w:tcMar>
-          </w:tcPr>
-          <w:p>
-            <w:pPr>
-              <w:keepNext w:val="0"/>
-              <w:keepLines w:val="0"/>
-              <w:pageBreakBefore w:val="0"/>
-              <w:widowControl w:val="0"/>
-              <w:kinsoku w:val="0"/>
-              <w:wordWrap/>
-              <w:overflowPunct/>
-              <w:topLinePunct w:val="0"/>
-              <w:autoSpaceDE w:val="0"/>
-              <w:autoSpaceDN w:val="0"/>
-              <w:bidi w:val="0"/>
-              <w:adjustRightInd w:val="0"/>
-              <w:snapToGrid w:val="0"/>
-              <w:spacing w:before="120" w:after="120" w:line="288" w:lineRule="auto"/>
-              <w:ind w:left="0"/>
-              <w:jc w:val="left"/>
-              <w:textAlignment w:val="baseline"/>
-            </w:pPr>
-            <w:r>
-              <w:rPr>
-                <w:rFonts w:ascii="Arial" w:hAnsi="Arial" w:eastAsia="等线" w:cs="Arial"/>
-                <w:sz w:val="22"/>
-              </w:rPr>
-              <w:t>全员</w:t>
+            <w:shd w:val="clear" w:color="auto" w:fill="auto"/>
+            <w:tcMar>
+              <w:top w:w="60" w:type="dxa"/>
+              <w:left w:w="120" w:type="dxa"/>
+              <w:bottom w:w="30" w:type="dxa"/>
+              <w:right w:w="120" w:type="dxa"/>
+            </w:tcMar>
+            <w:vAlign w:val="top"/>
+          </w:tcPr>
+          <w:p>
+            <w:pPr>
+              <w:keepNext w:val="0"/>
+              <w:keepLines w:val="0"/>
+              <w:pageBreakBefore w:val="0"/>
+              <w:widowControl w:val="0"/>
+              <w:kinsoku w:val="0"/>
+              <w:wordWrap/>
+              <w:overflowPunct/>
+              <w:topLinePunct w:val="0"/>
+              <w:autoSpaceDE w:val="0"/>
+              <w:autoSpaceDN w:val="0"/>
+              <w:bidi w:val="0"/>
+              <w:adjustRightInd w:val="0"/>
+              <w:snapToGrid w:val="0"/>
+              <w:spacing w:before="120" w:after="120" w:line="288" w:lineRule="auto"/>
+              <w:ind w:left="0" w:leftChars="0"/>
+              <w:jc w:val="left"/>
+              <w:textAlignment w:val="baseline"/>
+              <w:rPr>
+                <w:rFonts w:ascii="Arial" w:hAnsi="Arial" w:eastAsia="宋体" w:cs="Arial"/>
+                <w:snapToGrid w:val="0"/>
+                <w:color w:val="000000"/>
+                <w:kern w:val="0"/>
+                <w:sz w:val="21"/>
+                <w:szCs w:val="21"/>
+                <w:lang w:val="en-US" w:eastAsia="en-US" w:bidi="ar-SA"/>
+              </w:rPr>
+            </w:pPr>
+            <w:r>
+              <w:rPr>
+                <w:rFonts w:ascii="Arial" w:hAnsi="Arial" w:eastAsia="等线" w:cs="Arial"/>
+                <w:sz w:val="22"/>
+              </w:rPr>
+              <w:t>管理&amp;储备人员</w:t>
             </w:r>
           </w:p>
         </w:tc>
         <w:tc>
           <w:tcPr>
             <w:tcW w:w="1635" w:type="dxa"/>
-            <w:tcMar>
-              <w:top w:w="60" w:type="dxa"/>
-              <w:left w:w="120" w:type="dxa"/>
-              <w:bottom w:w="30" w:type="dxa"/>
-              <w:right w:w="120" w:type="dxa"/>
-            </w:tcMar>
-          </w:tcPr>
-          <w:p>
-            <w:pPr>
-              <w:keepNext w:val="0"/>
-              <w:keepLines w:val="0"/>
-              <w:pageBreakBefore w:val="0"/>
-              <w:widowControl w:val="0"/>
-              <w:kinsoku w:val="0"/>
-              <w:wordWrap/>
-              <w:overflowPunct/>
-              <w:topLinePunct w:val="0"/>
-              <w:autoSpaceDE w:val="0"/>
-              <w:autoSpaceDN w:val="0"/>
-              <w:bidi w:val="0"/>
-              <w:adjustRightInd w:val="0"/>
-              <w:snapToGrid w:val="0"/>
-              <w:spacing w:before="120" w:after="120" w:line="288" w:lineRule="auto"/>
-              <w:ind w:left="0"/>
-              <w:jc w:val="left"/>
-              <w:textAlignment w:val="baseline"/>
+            <w:shd w:val="clear" w:color="auto" w:fill="auto"/>
+            <w:tcMar>
+              <w:top w:w="60" w:type="dxa"/>
+              <w:left w:w="120" w:type="dxa"/>
+              <w:bottom w:w="30" w:type="dxa"/>
+              <w:right w:w="120" w:type="dxa"/>
+            </w:tcMar>
+            <w:vAlign w:val="top"/>
+          </w:tcPr>
+          <w:p>
+            <w:pPr>
+              <w:keepNext w:val="0"/>
+              <w:keepLines w:val="0"/>
+              <w:pageBreakBefore w:val="0"/>
+              <w:widowControl w:val="0"/>
+              <w:kinsoku w:val="0"/>
+              <w:wordWrap/>
+              <w:overflowPunct/>
+              <w:topLinePunct w:val="0"/>
+              <w:autoSpaceDE w:val="0"/>
+              <w:autoSpaceDN w:val="0"/>
+              <w:bidi w:val="0"/>
+              <w:adjustRightInd w:val="0"/>
+              <w:snapToGrid w:val="0"/>
+              <w:spacing w:before="120" w:after="120" w:line="288" w:lineRule="auto"/>
+              <w:ind w:left="0" w:leftChars="0"/>
+              <w:jc w:val="left"/>
+              <w:textAlignment w:val="baseline"/>
+              <w:rPr>
+                <w:rFonts w:hint="eastAsia" w:ascii="Arial" w:hAnsi="Arial" w:eastAsia="宋体" w:cs="Arial"/>
+                <w:snapToGrid w:val="0"/>
+                <w:color w:val="000000"/>
+                <w:kern w:val="0"/>
+                <w:sz w:val="21"/>
+                <w:szCs w:val="21"/>
+                <w:lang w:val="en-US" w:eastAsia="zh-CN" w:bidi="ar-SA"/>
+              </w:rPr>
             </w:pPr>
             <w:r>
               <w:rPr>
@@ -10297,39 +10316,50 @@
                 <w:rFonts w:ascii="Arial" w:hAnsi="Arial" w:eastAsia="等线" w:cs="Arial"/>
                 <w:sz w:val="22"/>
               </w:rPr>
-              <w:t>8月</w:t>
+              <w:t>7月</w:t>
             </w:r>
           </w:p>
         </w:tc>
         <w:tc>
           <w:tcPr>
             <w:tcW w:w="711" w:type="dxa"/>
-            <w:tcMar>
-              <w:top w:w="60" w:type="dxa"/>
-              <w:left w:w="120" w:type="dxa"/>
-              <w:bottom w:w="30" w:type="dxa"/>
-              <w:right w:w="120" w:type="dxa"/>
-            </w:tcMar>
-          </w:tcPr>
-          <w:p>
-            <w:pPr>
-              <w:keepNext w:val="0"/>
-              <w:keepLines w:val="0"/>
-              <w:pageBreakBefore w:val="0"/>
-              <w:widowControl w:val="0"/>
-              <w:kinsoku w:val="0"/>
-              <w:wordWrap/>
-              <w:overflowPunct/>
-              <w:topLinePunct w:val="0"/>
-              <w:autoSpaceDE w:val="0"/>
-              <w:autoSpaceDN w:val="0"/>
-              <w:bidi w:val="0"/>
-              <w:adjustRightInd w:val="0"/>
-              <w:snapToGrid w:val="0"/>
-              <w:spacing w:before="120" w:after="120" w:line="288" w:lineRule="auto"/>
-              <w:ind w:left="0"/>
-              <w:jc w:val="left"/>
-              <w:textAlignment w:val="baseline"/>
+            <w:shd w:val="clear" w:color="auto" w:fill="auto"/>
+            <w:tcMar>
+              <w:top w:w="60" w:type="dxa"/>
+              <w:left w:w="120" w:type="dxa"/>
+              <w:bottom w:w="30" w:type="dxa"/>
+              <w:right w:w="120" w:type="dxa"/>
+            </w:tcMar>
+            <w:vAlign w:val="top"/>
+          </w:tcPr>
+          <w:p>
+            <w:pPr>
+              <w:keepNext w:val="0"/>
+              <w:keepLines w:val="0"/>
+              <w:pageBreakBefore w:val="0"/>
+              <w:widowControl w:val="0"/>
+              <w:kinsoku w:val="0"/>
+              <w:wordWrap/>
+              <w:overflowPunct/>
+              <w:topLinePunct w:val="0"/>
+              <w:autoSpaceDE w:val="0"/>
+              <w:autoSpaceDN w:val="0"/>
+              <w:bidi w:val="0"/>
+              <w:adjustRightInd w:val="0"/>
+              <w:snapToGrid w:val="0"/>
+              <w:spacing w:before="120" w:after="120" w:line="288" w:lineRule="auto"/>
+              <w:ind w:left="0" w:leftChars="0"/>
+              <w:jc w:val="left"/>
+              <w:textAlignment w:val="baseline"/>
+              <w:rPr>
+                <w:rFonts w:ascii="Arial" w:hAnsi="Arial" w:eastAsia="宋体" w:cs="Arial"/>
+                <w:snapToGrid w:val="0"/>
+                <w:color w:val="000000"/>
+                <w:kern w:val="0"/>
+                <w:sz w:val="21"/>
+                <w:szCs w:val="21"/>
+                <w:lang w:val="en-US" w:eastAsia="en-US" w:bidi="ar-SA"/>
+              </w:rPr>
             </w:pPr>
             <w:r>
               <w:rPr>
@@ -10343,82 +10373,103 @@
         <w:tc>
           <w:tcPr>
             <w:tcW w:w="759" w:type="dxa"/>
-            <w:tcMar>
-              <w:top w:w="60" w:type="dxa"/>
-              <w:left w:w="120" w:type="dxa"/>
-              <w:bottom w:w="30" w:type="dxa"/>
-              <w:right w:w="120" w:type="dxa"/>
-            </w:tcMar>
-          </w:tcPr>
-          <w:p>
-            <w:pPr>
-              <w:keepNext w:val="0"/>
-              <w:keepLines w:val="0"/>
-              <w:pageBreakBefore w:val="0"/>
-              <w:widowControl w:val="0"/>
-              <w:kinsoku w:val="0"/>
-              <w:wordWrap/>
-              <w:overflowPunct/>
-              <w:topLinePunct w:val="0"/>
-              <w:autoSpaceDE w:val="0"/>
-              <w:autoSpaceDN w:val="0"/>
-              <w:bidi w:val="0"/>
-              <w:adjustRightInd w:val="0"/>
-              <w:snapToGrid w:val="0"/>
-              <w:spacing w:before="120" w:after="120" w:line="288" w:lineRule="auto"/>
-              <w:ind w:left="0"/>
-              <w:jc w:val="left"/>
-              <w:textAlignment w:val="baseline"/>
-            </w:pPr>
-            <w:r>
-              <w:rPr>
-                <w:rFonts w:ascii="Arial" w:hAnsi="Arial" w:eastAsia="等线" w:cs="Arial"/>
-                <w:sz w:val="22"/>
-              </w:rPr>
-              <w:t>2</w:t>
+            <w:shd w:val="clear" w:color="auto" w:fill="auto"/>
+            <w:tcMar>
+              <w:top w:w="60" w:type="dxa"/>
+              <w:left w:w="120" w:type="dxa"/>
+              <w:bottom w:w="30" w:type="dxa"/>
+              <w:right w:w="120" w:type="dxa"/>
+            </w:tcMar>
+            <w:vAlign w:val="top"/>
+          </w:tcPr>
+          <w:p>
+            <w:pPr>
+              <w:keepNext w:val="0"/>
+              <w:keepLines w:val="0"/>
+              <w:pageBreakBefore w:val="0"/>
+              <w:widowControl w:val="0"/>
+              <w:kinsoku w:val="0"/>
+              <w:wordWrap/>
+              <w:overflowPunct/>
+              <w:topLinePunct w:val="0"/>
+              <w:autoSpaceDE w:val="0"/>
+              <w:autoSpaceDN w:val="0"/>
+              <w:bidi w:val="0"/>
+              <w:adjustRightInd w:val="0"/>
+              <w:snapToGrid w:val="0"/>
+              <w:spacing w:before="120" w:after="120" w:line="288" w:lineRule="auto"/>
+              <w:ind w:left="0" w:leftChars="0"/>
+              <w:jc w:val="left"/>
+              <w:textAlignment w:val="baseline"/>
+              <w:rPr>
+                <w:rFonts w:ascii="Arial" w:hAnsi="Arial" w:eastAsia="宋体" w:cs="Arial"/>
+                <w:snapToGrid w:val="0"/>
+                <w:color w:val="000000"/>
+                <w:kern w:val="0"/>
+                <w:sz w:val="21"/>
+                <w:szCs w:val="21"/>
+                <w:lang w:val="en-US" w:eastAsia="en-US" w:bidi="ar-SA"/>
+              </w:rPr>
+            </w:pPr>
+            <w:r>
+              <w:rPr>
+                <w:rFonts w:ascii="Arial" w:hAnsi="Arial" w:eastAsia="等线" w:cs="Arial"/>
+                <w:sz w:val="22"/>
+              </w:rPr>
+              <w:t>3</w:t>
             </w:r>
           </w:p>
         </w:tc>
         <w:tc>
           <w:tcPr>
             <w:tcW w:w="759" w:type="dxa"/>
-            <w:tcMar>
-              <w:top w:w="60" w:type="dxa"/>
-              <w:left w:w="120" w:type="dxa"/>
-              <w:bottom w:w="30" w:type="dxa"/>
-              <w:right w:w="120" w:type="dxa"/>
-            </w:tcMar>
-          </w:tcPr>
-          <w:p>
-            <w:pPr>
-              <w:keepNext w:val="0"/>
-              <w:keepLines w:val="0"/>
-              <w:pageBreakBefore w:val="0"/>
-              <w:widowControl w:val="0"/>
-              <w:kinsoku w:val="0"/>
-              <w:wordWrap/>
-              <w:overflowPunct/>
-              <w:topLinePunct w:val="0"/>
-              <w:autoSpaceDE w:val="0"/>
-              <w:autoSpaceDN w:val="0"/>
-              <w:bidi w:val="0"/>
-              <w:adjustRightInd w:val="0"/>
-              <w:snapToGrid w:val="0"/>
-              <w:spacing w:before="120" w:after="120" w:line="288" w:lineRule="auto"/>
-              <w:ind w:left="0"/>
-              <w:jc w:val="left"/>
-              <w:textAlignment w:val="baseline"/>
-              <w:rPr>
-                <w:rFonts w:hint="eastAsia" w:ascii="Arial" w:hAnsi="Arial" w:eastAsia="等线" w:cs="Arial"/>
-                <w:sz w:val="22"/>
-                <w:lang w:val="en-US" w:eastAsia="zh-CN"/>
+            <w:shd w:val="clear" w:color="auto" w:fill="auto"/>
+            <w:tcMar>
+              <w:top w:w="60" w:type="dxa"/>
+              <w:left w:w="120" w:type="dxa"/>
+              <w:bottom w:w="30" w:type="dxa"/>
+              <w:right w:w="120" w:type="dxa"/>
+            </w:tcMar>
+            <w:vAlign w:val="top"/>
+          </w:tcPr>
+          <w:p>
+            <w:pPr>
+              <w:keepNext w:val="0"/>
+              <w:keepLines w:val="0"/>
+              <w:pageBreakBefore w:val="0"/>
+              <w:widowControl w:val="0"/>
+              <w:kinsoku w:val="0"/>
+              <w:wordWrap/>
+              <w:overflowPunct/>
+              <w:topLinePunct w:val="0"/>
+              <w:autoSpaceDE w:val="0"/>
+              <w:autoSpaceDN w:val="0"/>
+              <w:bidi w:val="0"/>
+              <w:adjustRightInd w:val="0"/>
+              <w:snapToGrid w:val="0"/>
+              <w:spacing w:before="120" w:after="120" w:line="288" w:lineRule="auto"/>
+              <w:ind w:left="0" w:leftChars="0"/>
+              <w:jc w:val="left"/>
+              <w:textAlignment w:val="baseline"/>
+              <w:rPr>
+                <w:rFonts w:hint="default" w:ascii="Arial" w:hAnsi="Arial" w:eastAsia="等线" w:cs="Arial"/>
+                <w:snapToGrid w:val="0"/>
+                <w:color w:val="000000"/>
+                <w:kern w:val="0"/>
+                <w:sz w:val="22"/>
+                <w:szCs w:val="21"/>
+                <w:lang w:val="en-US" w:eastAsia="zh-CN" w:bidi="ar-SA"/>
               </w:rPr>
             </w:pPr>
             <w:r>
               <w:rPr>
                 <w:rFonts w:hint="eastAsia" w:eastAsia="等线" w:cs="Arial"/>
-                <w:sz w:val="22"/>
-                <w:lang w:val="en-US" w:eastAsia="zh-CN"/>
+                <w:snapToGrid w:val="0"/>
+                <w:color w:val="000000"/>
+                <w:kern w:val="0"/>
+                <w:sz w:val="22"/>
+                <w:szCs w:val="21"/>
+                <w:lang w:val="en-US" w:eastAsia="zh-CN" w:bidi="ar-SA"/>
               </w:rPr>
               <w:t>完成</w:t>
             </w:r>
@@ -10552,7 +10603,7 @@
                 <w:rFonts w:ascii="Arial" w:hAnsi="Arial" w:eastAsia="等线" w:cs="Arial"/>
                 <w:sz w:val="22"/>
               </w:rPr>
-              <w:t>沟通_影响技术</w:t>
+              <w:t>高效能人士时间管理</w:t>
             </w:r>
           </w:p>
         </w:tc>
@@ -10638,7 +10689,7 @@
                 <w:rFonts w:ascii="Arial" w:hAnsi="Arial" w:eastAsia="等线" w:cs="Arial"/>
                 <w:sz w:val="22"/>
               </w:rPr>
-              <w:t>9月</w:t>
+              <w:t>8月</w:t>
             </w:r>
           </w:p>
         </w:tc>
@@ -10750,8 +10801,9 @@
               <w:jc w:val="left"/>
               <w:textAlignment w:val="baseline"/>
               <w:rPr>
-                <w:rFonts w:ascii="Arial" w:hAnsi="Arial" w:eastAsia="等线" w:cs="Arial"/>
-                <w:sz w:val="22"/>
+                <w:rFonts w:hint="eastAsia" w:ascii="Arial" w:hAnsi="Arial" w:eastAsia="等线" w:cs="Arial"/>
+                <w:sz w:val="22"/>
+                <w:lang w:val="en-US" w:eastAsia="zh-CN"/>
               </w:rPr>
             </w:pPr>
             <w:r>
@@ -10815,52 +10867,38 @@
               <w:ind w:left="425" w:leftChars="0" w:hanging="425" w:firstLineChars="0"/>
               <w:jc w:val="left"/>
               <w:textAlignment w:val="baseline"/>
-              <w:rPr>
-                <w:rFonts w:ascii="Arial" w:hAnsi="Arial" w:eastAsia="等线" w:cs="Arial"/>
-                <w:sz w:val="22"/>
-              </w:rPr>
             </w:pPr>
           </w:p>
         </w:tc>
         <w:tc>
           <w:tcPr>
             <w:tcW w:w="900" w:type="dxa"/>
-            <w:shd w:val="clear" w:color="auto" w:fill="auto"/>
-            <w:tcMar>
-              <w:top w:w="60" w:type="dxa"/>
-              <w:left w:w="120" w:type="dxa"/>
-              <w:bottom w:w="30" w:type="dxa"/>
-              <w:right w:w="120" w:type="dxa"/>
-            </w:tcMar>
-          </w:tcPr>
-          <w:p>
-            <w:pPr>
-              <w:keepNext w:val="0"/>
-              <w:keepLines w:val="0"/>
-              <w:pageBreakBefore w:val="0"/>
-              <w:widowControl w:val="0"/>
-              <w:kinsoku w:val="0"/>
-              <w:wordWrap/>
-              <w:overflowPunct/>
-              <w:topLinePunct w:val="0"/>
-              <w:autoSpaceDE w:val="0"/>
-              <w:autoSpaceDN w:val="0"/>
-              <w:bidi w:val="0"/>
-              <w:adjustRightInd w:val="0"/>
-              <w:snapToGrid w:val="0"/>
-              <w:spacing w:before="120" w:after="120" w:line="288" w:lineRule="auto"/>
-              <w:ind w:left="0" w:leftChars="0"/>
-              <w:jc w:val="left"/>
-              <w:textAlignment w:val="baseline"/>
-              <w:rPr>
-                <w:rFonts w:ascii="Arial" w:hAnsi="Arial" w:eastAsia="宋体" w:cs="Arial"/>
-                <w:snapToGrid w:val="0"/>
-                <w:color w:val="000000"/>
-                <w:kern w:val="0"/>
-                <w:sz w:val="21"/>
-                <w:szCs w:val="21"/>
-                <w:lang w:val="en-US" w:eastAsia="en-US" w:bidi="ar-SA"/>
-              </w:rPr>
+            <w:tcMar>
+              <w:top w:w="60" w:type="dxa"/>
+              <w:left w:w="120" w:type="dxa"/>
+              <w:bottom w:w="30" w:type="dxa"/>
+              <w:right w:w="120" w:type="dxa"/>
+            </w:tcMar>
+          </w:tcPr>
+          <w:p>
+            <w:pPr>
+              <w:keepNext w:val="0"/>
+              <w:keepLines w:val="0"/>
+              <w:pageBreakBefore w:val="0"/>
+              <w:widowControl w:val="0"/>
+              <w:kinsoku w:val="0"/>
+              <w:wordWrap/>
+              <w:overflowPunct/>
+              <w:topLinePunct w:val="0"/>
+              <w:autoSpaceDE w:val="0"/>
+              <w:autoSpaceDN w:val="0"/>
+              <w:bidi w:val="0"/>
+              <w:adjustRightInd w:val="0"/>
+              <w:snapToGrid w:val="0"/>
+              <w:spacing w:before="120" w:after="120" w:line="288" w:lineRule="auto"/>
+              <w:ind w:left="0"/>
+              <w:jc w:val="left"/>
+              <w:textAlignment w:val="baseline"/>
             </w:pPr>
             <w:r>
               <w:rPr>
@@ -10874,140 +10912,110 @@
         <w:tc>
           <w:tcPr>
             <w:tcW w:w="1761" w:type="dxa"/>
-            <w:shd w:val="clear" w:color="auto" w:fill="auto"/>
-            <w:tcMar>
-              <w:top w:w="60" w:type="dxa"/>
-              <w:left w:w="120" w:type="dxa"/>
-              <w:bottom w:w="30" w:type="dxa"/>
-              <w:right w:w="120" w:type="dxa"/>
-            </w:tcMar>
-          </w:tcPr>
-          <w:p>
-            <w:pPr>
-              <w:keepNext w:val="0"/>
-              <w:keepLines w:val="0"/>
-              <w:pageBreakBefore w:val="0"/>
-              <w:widowControl w:val="0"/>
-              <w:kinsoku w:val="0"/>
-              <w:wordWrap/>
-              <w:overflowPunct/>
-              <w:topLinePunct w:val="0"/>
-              <w:autoSpaceDE w:val="0"/>
-              <w:autoSpaceDN w:val="0"/>
-              <w:bidi w:val="0"/>
-              <w:adjustRightInd w:val="0"/>
-              <w:snapToGrid w:val="0"/>
-              <w:spacing w:before="120" w:after="120" w:line="288" w:lineRule="auto"/>
-              <w:ind w:left="0" w:leftChars="0"/>
-              <w:jc w:val="left"/>
-              <w:textAlignment w:val="baseline"/>
-              <w:rPr>
-                <w:rFonts w:ascii="Arial" w:hAnsi="Arial" w:eastAsia="宋体" w:cs="Arial"/>
-                <w:snapToGrid w:val="0"/>
-                <w:color w:val="000000"/>
-                <w:kern w:val="0"/>
-                <w:sz w:val="21"/>
-                <w:szCs w:val="21"/>
-                <w:lang w:val="en-US" w:eastAsia="en-US" w:bidi="ar-SA"/>
-              </w:rPr>
-            </w:pPr>
-            <w:r>
-              <w:rPr>
-                <w:rFonts w:ascii="Arial" w:hAnsi="Arial" w:eastAsia="等线" w:cs="Arial"/>
-                <w:sz w:val="22"/>
-              </w:rPr>
-              <w:t>新员工入职培训</w:t>
+            <w:tcMar>
+              <w:top w:w="60" w:type="dxa"/>
+              <w:left w:w="120" w:type="dxa"/>
+              <w:bottom w:w="30" w:type="dxa"/>
+              <w:right w:w="120" w:type="dxa"/>
+            </w:tcMar>
+          </w:tcPr>
+          <w:p>
+            <w:pPr>
+              <w:keepNext w:val="0"/>
+              <w:keepLines w:val="0"/>
+              <w:pageBreakBefore w:val="0"/>
+              <w:widowControl w:val="0"/>
+              <w:kinsoku w:val="0"/>
+              <w:wordWrap/>
+              <w:overflowPunct/>
+              <w:topLinePunct w:val="0"/>
+              <w:autoSpaceDE w:val="0"/>
+              <w:autoSpaceDN w:val="0"/>
+              <w:bidi w:val="0"/>
+              <w:adjustRightInd w:val="0"/>
+              <w:snapToGrid w:val="0"/>
+              <w:spacing w:before="120" w:after="120" w:line="288" w:lineRule="auto"/>
+              <w:ind w:left="0"/>
+              <w:jc w:val="left"/>
+              <w:textAlignment w:val="baseline"/>
+            </w:pPr>
+            <w:r>
+              <w:rPr>
+                <w:rFonts w:ascii="Arial" w:hAnsi="Arial" w:eastAsia="等线" w:cs="Arial"/>
+                <w:sz w:val="22"/>
+              </w:rPr>
+              <w:t>沟通_影响技术</w:t>
             </w:r>
           </w:p>
         </w:tc>
         <w:tc>
           <w:tcPr>
             <w:tcW w:w="1209" w:type="dxa"/>
-            <w:shd w:val="clear" w:color="auto" w:fill="auto"/>
-            <w:tcMar>
-              <w:top w:w="60" w:type="dxa"/>
-              <w:left w:w="120" w:type="dxa"/>
-              <w:bottom w:w="30" w:type="dxa"/>
-              <w:right w:w="120" w:type="dxa"/>
-            </w:tcMar>
-          </w:tcPr>
-          <w:p>
-            <w:pPr>
-              <w:keepNext w:val="0"/>
-              <w:keepLines w:val="0"/>
-              <w:pageBreakBefore w:val="0"/>
-              <w:widowControl w:val="0"/>
-              <w:kinsoku w:val="0"/>
-              <w:wordWrap/>
-              <w:overflowPunct/>
-              <w:topLinePunct w:val="0"/>
-              <w:autoSpaceDE w:val="0"/>
-              <w:autoSpaceDN w:val="0"/>
-              <w:bidi w:val="0"/>
-              <w:adjustRightInd w:val="0"/>
-              <w:snapToGrid w:val="0"/>
-              <w:spacing w:before="120" w:after="120" w:line="288" w:lineRule="auto"/>
-              <w:ind w:left="0" w:leftChars="0"/>
-              <w:jc w:val="left"/>
-              <w:textAlignment w:val="baseline"/>
-              <w:rPr>
-                <w:rFonts w:ascii="Arial" w:hAnsi="Arial" w:eastAsia="宋体" w:cs="Arial"/>
-                <w:snapToGrid w:val="0"/>
-                <w:color w:val="000000"/>
-                <w:kern w:val="0"/>
-                <w:sz w:val="21"/>
-                <w:szCs w:val="21"/>
-                <w:lang w:val="en-US" w:eastAsia="en-US" w:bidi="ar-SA"/>
-              </w:rPr>
-            </w:pPr>
-            <w:r>
-              <w:rPr>
-                <w:rFonts w:ascii="Arial" w:hAnsi="Arial" w:eastAsia="等线" w:cs="Arial"/>
-                <w:sz w:val="22"/>
-              </w:rPr>
-              <w:t>新员工</w:t>
+            <w:tcMar>
+              <w:top w:w="60" w:type="dxa"/>
+              <w:left w:w="120" w:type="dxa"/>
+              <w:bottom w:w="30" w:type="dxa"/>
+              <w:right w:w="120" w:type="dxa"/>
+            </w:tcMar>
+          </w:tcPr>
+          <w:p>
+            <w:pPr>
+              <w:keepNext w:val="0"/>
+              <w:keepLines w:val="0"/>
+              <w:pageBreakBefore w:val="0"/>
+              <w:widowControl w:val="0"/>
+              <w:kinsoku w:val="0"/>
+              <w:wordWrap/>
+              <w:overflowPunct/>
+              <w:topLinePunct w:val="0"/>
+              <w:autoSpaceDE w:val="0"/>
+              <w:autoSpaceDN w:val="0"/>
+              <w:bidi w:val="0"/>
+              <w:adjustRightInd w:val="0"/>
+              <w:snapToGrid w:val="0"/>
+              <w:spacing w:before="120" w:after="120" w:line="288" w:lineRule="auto"/>
+              <w:ind w:left="0"/>
+              <w:jc w:val="left"/>
+              <w:textAlignment w:val="baseline"/>
+            </w:pPr>
+            <w:r>
+              <w:rPr>
+                <w:rFonts w:ascii="Arial" w:hAnsi="Arial" w:eastAsia="等线" w:cs="Arial"/>
+                <w:sz w:val="22"/>
+              </w:rPr>
+              <w:t>全员</w:t>
             </w:r>
           </w:p>
         </w:tc>
         <w:tc>
           <w:tcPr>
             <w:tcW w:w="1635" w:type="dxa"/>
-            <w:shd w:val="clear" w:color="auto" w:fill="auto"/>
-            <w:tcMar>
-              <w:top w:w="60" w:type="dxa"/>
-              <w:left w:w="120" w:type="dxa"/>
-              <w:bottom w:w="30" w:type="dxa"/>
-              <w:right w:w="120" w:type="dxa"/>
-            </w:tcMar>
-          </w:tcPr>
-          <w:p>
-            <w:pPr>
-              <w:keepNext w:val="0"/>
-              <w:keepLines w:val="0"/>
-              <w:pageBreakBefore w:val="0"/>
-              <w:widowControl w:val="0"/>
-              <w:kinsoku w:val="0"/>
-              <w:wordWrap/>
-              <w:overflowPunct/>
-              <w:topLinePunct w:val="0"/>
-              <w:autoSpaceDE w:val="0"/>
-              <w:autoSpaceDN w:val="0"/>
-              <w:bidi w:val="0"/>
-              <w:adjustRightInd w:val="0"/>
-              <w:snapToGrid w:val="0"/>
-              <w:spacing w:before="120" w:after="120" w:line="288" w:lineRule="auto"/>
-              <w:ind w:left="0" w:leftChars="0"/>
-              <w:jc w:val="left"/>
-              <w:textAlignment w:val="baseline"/>
-              <w:rPr>
-                <w:rFonts w:ascii="Arial" w:hAnsi="Arial" w:eastAsia="宋体" w:cs="Arial"/>
-                <w:snapToGrid w:val="0"/>
-                <w:color w:val="000000"/>
-                <w:kern w:val="0"/>
-                <w:sz w:val="21"/>
-                <w:szCs w:val="21"/>
-                <w:lang w:val="en-US" w:eastAsia="en-US" w:bidi="ar-SA"/>
-              </w:rPr>
+            <w:tcMar>
+              <w:top w:w="60" w:type="dxa"/>
+              <w:left w:w="120" w:type="dxa"/>
+              <w:bottom w:w="30" w:type="dxa"/>
+              <w:right w:w="120" w:type="dxa"/>
+            </w:tcMar>
+          </w:tcPr>
+          <w:p>
+            <w:pPr>
+              <w:keepNext w:val="0"/>
+              <w:keepLines w:val="0"/>
+              <w:pageBreakBefore w:val="0"/>
+              <w:widowControl w:val="0"/>
+              <w:kinsoku w:val="0"/>
+              <w:wordWrap/>
+              <w:overflowPunct/>
+              <w:topLinePunct w:val="0"/>
+              <w:autoSpaceDE w:val="0"/>
+              <w:autoSpaceDN w:val="0"/>
+              <w:bidi w:val="0"/>
+              <w:adjustRightInd w:val="0"/>
+              <w:snapToGrid w:val="0"/>
+              <w:spacing w:before="120" w:after="120" w:line="288" w:lineRule="auto"/>
+              <w:ind w:left="0"/>
+              <w:jc w:val="left"/>
+              <w:textAlignment w:val="baseline"/>
             </w:pPr>
             <w:r>
               <w:rPr>
@@ -11029,91 +11037,71 @@
         <w:tc>
           <w:tcPr>
             <w:tcW w:w="711" w:type="dxa"/>
-            <w:shd w:val="clear" w:color="auto" w:fill="auto"/>
-            <w:tcMar>
-              <w:top w:w="60" w:type="dxa"/>
-              <w:left w:w="120" w:type="dxa"/>
-              <w:bottom w:w="30" w:type="dxa"/>
-              <w:right w:w="120" w:type="dxa"/>
-            </w:tcMar>
-          </w:tcPr>
-          <w:p>
-            <w:pPr>
-              <w:keepNext w:val="0"/>
-              <w:keepLines w:val="0"/>
-              <w:pageBreakBefore w:val="0"/>
-              <w:widowControl w:val="0"/>
-              <w:kinsoku w:val="0"/>
-              <w:wordWrap/>
-              <w:overflowPunct/>
-              <w:topLinePunct w:val="0"/>
-              <w:autoSpaceDE w:val="0"/>
-              <w:autoSpaceDN w:val="0"/>
-              <w:bidi w:val="0"/>
-              <w:adjustRightInd w:val="0"/>
-              <w:snapToGrid w:val="0"/>
-              <w:spacing w:before="120" w:after="120" w:line="288" w:lineRule="auto"/>
-              <w:ind w:left="0" w:leftChars="0"/>
-              <w:jc w:val="left"/>
-              <w:textAlignment w:val="baseline"/>
-              <w:rPr>
-                <w:rFonts w:ascii="Arial" w:hAnsi="Arial" w:eastAsia="宋体" w:cs="Arial"/>
-                <w:snapToGrid w:val="0"/>
-                <w:color w:val="000000"/>
-                <w:kern w:val="0"/>
-                <w:sz w:val="21"/>
-                <w:szCs w:val="21"/>
-                <w:lang w:val="en-US" w:eastAsia="en-US" w:bidi="ar-SA"/>
-              </w:rPr>
-            </w:pPr>
-            <w:r>
-              <w:rPr>
-                <w:rFonts w:ascii="Arial" w:hAnsi="Arial" w:eastAsia="等线" w:cs="Arial"/>
-                <w:sz w:val="22"/>
-              </w:rPr>
-              <w:t>内部</w:t>
+            <w:tcMar>
+              <w:top w:w="60" w:type="dxa"/>
+              <w:left w:w="120" w:type="dxa"/>
+              <w:bottom w:w="30" w:type="dxa"/>
+              <w:right w:w="120" w:type="dxa"/>
+            </w:tcMar>
+          </w:tcPr>
+          <w:p>
+            <w:pPr>
+              <w:keepNext w:val="0"/>
+              <w:keepLines w:val="0"/>
+              <w:pageBreakBefore w:val="0"/>
+              <w:widowControl w:val="0"/>
+              <w:kinsoku w:val="0"/>
+              <w:wordWrap/>
+              <w:overflowPunct/>
+              <w:topLinePunct w:val="0"/>
+              <w:autoSpaceDE w:val="0"/>
+              <w:autoSpaceDN w:val="0"/>
+              <w:bidi w:val="0"/>
+              <w:adjustRightInd w:val="0"/>
+              <w:snapToGrid w:val="0"/>
+              <w:spacing w:before="120" w:after="120" w:line="288" w:lineRule="auto"/>
+              <w:ind w:left="0"/>
+              <w:jc w:val="left"/>
+              <w:textAlignment w:val="baseline"/>
+            </w:pPr>
+            <w:r>
+              <w:rPr>
+                <w:rFonts w:ascii="Arial" w:hAnsi="Arial" w:eastAsia="等线" w:cs="Arial"/>
+                <w:sz w:val="22"/>
+              </w:rPr>
+              <w:t>外部</w:t>
             </w:r>
           </w:p>
         </w:tc>
         <w:tc>
           <w:tcPr>
             <w:tcW w:w="759" w:type="dxa"/>
-            <w:shd w:val="clear" w:color="auto" w:fill="auto"/>
-            <w:tcMar>
-              <w:top w:w="60" w:type="dxa"/>
-              <w:left w:w="120" w:type="dxa"/>
-              <w:bottom w:w="30" w:type="dxa"/>
-              <w:right w:w="120" w:type="dxa"/>
-            </w:tcMar>
-          </w:tcPr>
-          <w:p>
-            <w:pPr>
-              <w:keepNext w:val="0"/>
-              <w:keepLines w:val="0"/>
-              <w:pageBreakBefore w:val="0"/>
-              <w:widowControl w:val="0"/>
-              <w:kinsoku w:val="0"/>
-              <w:wordWrap/>
-              <w:overflowPunct/>
-              <w:topLinePunct w:val="0"/>
-              <w:autoSpaceDE w:val="0"/>
-              <w:autoSpaceDN w:val="0"/>
-              <w:bidi w:val="0"/>
-              <w:adjustRightInd w:val="0"/>
-              <w:snapToGrid w:val="0"/>
-              <w:spacing w:before="120" w:after="120" w:line="288" w:lineRule="auto"/>
-              <w:ind w:left="0" w:leftChars="0"/>
-              <w:jc w:val="left"/>
-              <w:textAlignment w:val="baseline"/>
-              <w:rPr>
-                <w:rFonts w:ascii="Arial" w:hAnsi="Arial" w:eastAsia="宋体" w:cs="Arial"/>
-                <w:snapToGrid w:val="0"/>
-                <w:color w:val="000000"/>
-                <w:kern w:val="0"/>
-                <w:sz w:val="21"/>
-                <w:szCs w:val="21"/>
-                <w:lang w:val="en-US" w:eastAsia="en-US" w:bidi="ar-SA"/>
-              </w:rPr>
+            <w:tcMar>
+              <w:top w:w="60" w:type="dxa"/>
+              <w:left w:w="120" w:type="dxa"/>
+              <w:bottom w:w="30" w:type="dxa"/>
+              <w:right w:w="120" w:type="dxa"/>
+            </w:tcMar>
+          </w:tcPr>
+          <w:p>
+            <w:pPr>
+              <w:keepNext w:val="0"/>
+              <w:keepLines w:val="0"/>
+              <w:pageBreakBefore w:val="0"/>
+              <w:widowControl w:val="0"/>
+              <w:kinsoku w:val="0"/>
+              <w:wordWrap/>
+              <w:overflowPunct/>
+              <w:topLinePunct w:val="0"/>
+              <w:autoSpaceDE w:val="0"/>
+              <w:autoSpaceDN w:val="0"/>
+              <w:bidi w:val="0"/>
+              <w:adjustRightInd w:val="0"/>
+              <w:snapToGrid w:val="0"/>
+              <w:spacing w:before="120" w:after="120" w:line="288" w:lineRule="auto"/>
+              <w:ind w:left="0"/>
+              <w:jc w:val="left"/>
+              <w:textAlignment w:val="baseline"/>
             </w:pPr>
             <w:r>
               <w:rPr>
@@ -11127,31 +11115,30 @@
         <w:tc>
           <w:tcPr>
             <w:tcW w:w="759" w:type="dxa"/>
-            <w:shd w:val="clear" w:color="auto" w:fill="auto"/>
-            <w:tcMar>
-              <w:top w:w="60" w:type="dxa"/>
-              <w:left w:w="120" w:type="dxa"/>
-              <w:bottom w:w="30" w:type="dxa"/>
-              <w:right w:w="120" w:type="dxa"/>
-            </w:tcMar>
-          </w:tcPr>
-          <w:p>
-            <w:pPr>
-              <w:keepNext w:val="0"/>
-              <w:keepLines w:val="0"/>
-              <w:pageBreakBefore w:val="0"/>
-              <w:widowControl w:val="0"/>
-              <w:kinsoku w:val="0"/>
-              <w:wordWrap/>
-              <w:overflowPunct/>
-              <w:topLinePunct w:val="0"/>
-              <w:autoSpaceDE w:val="0"/>
-              <w:autoSpaceDN w:val="0"/>
-              <w:bidi w:val="0"/>
-              <w:adjustRightInd w:val="0"/>
-              <w:snapToGrid w:val="0"/>
-              <w:spacing w:before="120" w:after="120" w:line="288" w:lineRule="auto"/>
-              <w:ind w:left="0" w:leftChars="0"/>
+            <w:tcMar>
+              <w:top w:w="60" w:type="dxa"/>
+              <w:left w:w="120" w:type="dxa"/>
+              <w:bottom w:w="30" w:type="dxa"/>
+              <w:right w:w="120" w:type="dxa"/>
+            </w:tcMar>
+          </w:tcPr>
+          <w:p>
+            <w:pPr>
+              <w:keepNext w:val="0"/>
+              <w:keepLines w:val="0"/>
+              <w:pageBreakBefore w:val="0"/>
+              <w:widowControl w:val="0"/>
+              <w:kinsoku w:val="0"/>
+              <w:wordWrap/>
+              <w:overflowPunct/>
+              <w:topLinePunct w:val="0"/>
+              <w:autoSpaceDE w:val="0"/>
+              <w:autoSpaceDN w:val="0"/>
+              <w:bidi w:val="0"/>
+              <w:adjustRightInd w:val="0"/>
+              <w:snapToGrid w:val="0"/>
+              <w:spacing w:before="120" w:after="120" w:line="288" w:lineRule="auto"/>
+              <w:ind w:left="0"/>
               <w:jc w:val="left"/>
               <w:textAlignment w:val="baseline"/>
               <w:rPr>
@@ -11237,7 +11224,6 @@
               <w:bottom w:w="30" w:type="dxa"/>
               <w:right w:w="120" w:type="dxa"/>
             </w:tcMar>
-            <w:vAlign w:val="top"/>
           </w:tcPr>
           <w:p>
             <w:pPr>
@@ -11287,7 +11273,6 @@
               <w:bottom w:w="30" w:type="dxa"/>
               <w:right w:w="120" w:type="dxa"/>
             </w:tcMar>
-            <w:vAlign w:val="top"/>
           </w:tcPr>
           <w:p>
             <w:pPr>
@@ -11337,7 +11322,6 @@
               <w:bottom w:w="30" w:type="dxa"/>
               <w:right w:w="120" w:type="dxa"/>
             </w:tcMar>
-            <w:vAlign w:val="top"/>
           </w:tcPr>
           <w:p>
             <w:pPr>
@@ -11387,65 +11371,6 @@
               <w:bottom w:w="30" w:type="dxa"/>
               <w:right w:w="120" w:type="dxa"/>
             </w:tcMar>
-            <w:vAlign w:val="top"/>
-          </w:tcPr>
-          <w:p>
-            <w:pPr>
-              <w:keepNext w:val="0"/>
-              <w:keepLines w:val="0"/>
-              <w:pageBreakBefore w:val="0"/>
-              <w:widowControl w:val="0"/>
-              <w:kinsoku w:val="0"/>
-              <w:wordWrap/>
-              <w:overflowPunct/>
-              <w:topLinePunct w:val="0"/>
-              <w:autoSpaceDE w:val="0"/>
-              <w:autoSpaceDN w:val="0"/>
-              <w:bidi w:val="0"/>
-              <w:adjustRightInd w:val="0"/>
-              <w:snapToGrid w:val="0"/>
-              <w:spacing w:before="120" w:after="120" w:line="288" w:lineRule="auto"/>
-              <w:ind w:left="0" w:leftChars="0"/>
-              <w:jc w:val="left"/>
-              <w:textAlignment w:val="baseline"/>
-              <w:rPr>
-                <w:rFonts w:hint="eastAsia" w:ascii="Arial" w:hAnsi="Arial" w:eastAsia="宋体" w:cs="Arial"/>
-                <w:snapToGrid w:val="0"/>
-                <w:color w:val="000000"/>
-                <w:kern w:val="0"/>
-                <w:sz w:val="21"/>
-                <w:szCs w:val="21"/>
-                <w:lang w:val="en-US" w:eastAsia="zh-CN" w:bidi="ar-SA"/>
-              </w:rPr>
-            </w:pPr>
-            <w:r>
-              <w:rPr>
-                <w:rFonts w:hint="eastAsia" w:eastAsia="等线" w:cs="Arial"/>
-                <w:sz w:val="22"/>
-                <w:lang w:val="en-US" w:eastAsia="zh-CN"/>
-              </w:rPr>
-              <w:t>2026年</w:t>
-            </w:r>
-            <w:r>
-              <w:rPr>
-                <w:rFonts w:ascii="Arial" w:hAnsi="Arial" w:eastAsia="等线" w:cs="Arial"/>
-                <w:sz w:val="22"/>
-              </w:rPr>
-              <w:t>3月</w:t>
-            </w:r>
-          </w:p>
-        </w:tc>
-        <w:tc>
-          <w:tcPr>
-            <w:tcW w:w="711" w:type="dxa"/>
-            <w:shd w:val="clear" w:color="auto" w:fill="auto"/>
-            <w:tcMar>
-              <w:top w:w="60" w:type="dxa"/>
-              <w:left w:w="120" w:type="dxa"/>
-              <w:bottom w:w="30" w:type="dxa"/>
-              <w:right w:w="120" w:type="dxa"/>
-            </w:tcMar>
-            <w:vAlign w:val="top"/>
           </w:tcPr>
           <w:p>
             <w:pPr>
@@ -11478,16 +11403,24 @@
             </w:pPr>
             <w:r>
               <w:rPr>
-                <w:rFonts w:ascii="Arial" w:hAnsi="Arial" w:eastAsia="等线" w:cs="Arial"/>
-                <w:sz w:val="22"/>
-              </w:rPr>
-              <w:t>内部</w:t>
-            </w:r>
-          </w:p>
-        </w:tc>
-        <w:tc>
-          <w:tcPr>
-            <w:tcW w:w="759" w:type="dxa"/>
+                <w:rFonts w:hint="eastAsia" w:eastAsia="等线" w:cs="Arial"/>
+                <w:sz w:val="22"/>
+                <w:lang w:val="en-US" w:eastAsia="zh-CN"/>
+              </w:rPr>
+              <w:t>2025年</w:t>
+            </w:r>
+            <w:r>
+              <w:rPr>
+                <w:rFonts w:ascii="Arial" w:hAnsi="Arial" w:eastAsia="等线" w:cs="Arial"/>
+                <w:sz w:val="22"/>
+              </w:rPr>
+              <w:t>9月</w:t>
+            </w:r>
+          </w:p>
+        </w:tc>
+        <w:tc>
+          <w:tcPr>
+            <w:tcW w:w="711" w:type="dxa"/>
             <w:shd w:val="clear" w:color="auto" w:fill="auto"/>
             <w:tcMar>
               <w:top w:w="60" w:type="dxa"/>
@@ -11495,7 +11428,6 @@
               <w:bottom w:w="30" w:type="dxa"/>
               <w:right w:w="120" w:type="dxa"/>
             </w:tcMar>
-            <w:vAlign w:val="top"/>
           </w:tcPr>
           <w:p>
             <w:pPr>
@@ -11531,7 +11463,7 @@
                 <w:rFonts w:ascii="Arial" w:hAnsi="Arial" w:eastAsia="等线" w:cs="Arial"/>
                 <w:sz w:val="22"/>
               </w:rPr>
-              <w:t>2</w:t>
+              <w:t>内部</w:t>
             </w:r>
           </w:p>
         </w:tc>
@@ -11545,7 +11477,6 @@
               <w:bottom w:w="30" w:type="dxa"/>
               <w:right w:w="120" w:type="dxa"/>
             </w:tcMar>
-            <w:vAlign w:val="top"/>
           </w:tcPr>
           <w:p>
             <w:pPr>
@@ -11567,18 +11498,66 @@
               <w:jc w:val="left"/>
               <w:textAlignment w:val="baseline"/>
               <w:rPr>
-                <w:rFonts w:hint="eastAsia" w:ascii="Arial" w:hAnsi="Arial" w:eastAsia="等线" w:cs="Arial"/>
+                <w:rFonts w:ascii="Arial" w:hAnsi="Arial" w:eastAsia="宋体" w:cs="Arial"/>
+                <w:snapToGrid w:val="0"/>
+                <w:color w:val="000000"/>
+                <w:kern w:val="0"/>
+                <w:sz w:val="21"/>
+                <w:szCs w:val="21"/>
+                <w:lang w:val="en-US" w:eastAsia="en-US" w:bidi="ar-SA"/>
+              </w:rPr>
+            </w:pPr>
+            <w:r>
+              <w:rPr>
+                <w:rFonts w:ascii="Arial" w:hAnsi="Arial" w:eastAsia="等线" w:cs="Arial"/>
+                <w:sz w:val="22"/>
+              </w:rPr>
+              <w:t>2</w:t>
+            </w:r>
+          </w:p>
+        </w:tc>
+        <w:tc>
+          <w:tcPr>
+            <w:tcW w:w="759" w:type="dxa"/>
+            <w:shd w:val="clear" w:color="auto" w:fill="auto"/>
+            <w:tcMar>
+              <w:top w:w="60" w:type="dxa"/>
+              <w:left w:w="120" w:type="dxa"/>
+              <w:bottom w:w="30" w:type="dxa"/>
+              <w:right w:w="120" w:type="dxa"/>
+            </w:tcMar>
+          </w:tcPr>
+          <w:p>
+            <w:pPr>
+              <w:keepNext w:val="0"/>
+              <w:keepLines w:val="0"/>
+              <w:pageBreakBefore w:val="0"/>
+              <w:widowControl w:val="0"/>
+              <w:kinsoku w:val="0"/>
+              <w:wordWrap/>
+              <w:overflowPunct/>
+              <w:topLinePunct w:val="0"/>
+              <w:autoSpaceDE w:val="0"/>
+              <w:autoSpaceDN w:val="0"/>
+              <w:bidi w:val="0"/>
+              <w:adjustRightInd w:val="0"/>
+              <w:snapToGrid w:val="0"/>
+              <w:spacing w:before="120" w:after="120" w:line="288" w:lineRule="auto"/>
+              <w:ind w:left="0" w:leftChars="0"/>
+              <w:jc w:val="left"/>
+              <w:textAlignment w:val="baseline"/>
+              <w:rPr>
+                <w:rFonts w:ascii="Arial" w:hAnsi="Arial" w:eastAsia="等线" w:cs="Arial"/>
+                <w:sz w:val="22"/>
+              </w:rPr>
+            </w:pPr>
+            <w:r>
+              <w:rPr>
+                <w:rFonts w:hint="eastAsia" w:eastAsia="等线" w:cs="Arial"/>
                 <w:sz w:val="22"/>
                 <w:lang w:val="en-US" w:eastAsia="zh-CN"/>
               </w:rPr>
-            </w:pPr>
-            <w:r>
-              <w:rPr>
-                <w:rFonts w:hint="eastAsia" w:eastAsia="等线" w:cs="Arial"/>
-                <w:sz w:val="22"/>
-                <w:lang w:val="en-US" w:eastAsia="zh-CN"/>
-              </w:rPr>
-              <w:t>未开始</w:t>
+              <w:t>完成</w:t>
             </w:r>
           </w:p>
         </w:tc>
@@ -11736,7 +11715,7 @@
                 <w:rFonts w:ascii="Arial" w:hAnsi="Arial" w:eastAsia="等线" w:cs="Arial"/>
                 <w:sz w:val="22"/>
               </w:rPr>
-              <w:t>4D卓越团队</w:t>
+              <w:t>新员工入职培训</w:t>
             </w:r>
           </w:p>
         </w:tc>
@@ -11786,7 +11765,7 @@
                 <w:rFonts w:ascii="Arial" w:hAnsi="Arial" w:eastAsia="等线" w:cs="Arial"/>
                 <w:sz w:val="22"/>
               </w:rPr>
-              <w:t>管理&amp;储备人员</w:t>
+              <w:t>新员工</w:t>
             </w:r>
           </w:p>
         </w:tc>
@@ -11980,8 +11959,9 @@
               <w:jc w:val="left"/>
               <w:textAlignment w:val="baseline"/>
               <w:rPr>
-                <w:rFonts w:ascii="Arial" w:hAnsi="Arial" w:eastAsia="等线" w:cs="Arial"/>
-                <w:sz w:val="22"/>
+                <w:rFonts w:hint="eastAsia" w:ascii="Arial" w:hAnsi="Arial" w:eastAsia="等线" w:cs="Arial"/>
+                <w:sz w:val="22"/>
+                <w:lang w:val="en-US" w:eastAsia="zh-CN"/>
               </w:rPr>
             </w:pPr>
             <w:r>
@@ -12148,7 +12128,7 @@
                 <w:rFonts w:ascii="Arial" w:hAnsi="Arial" w:eastAsia="等线" w:cs="Arial"/>
                 <w:sz w:val="22"/>
               </w:rPr>
-              <w:t>情景领导</w:t>
+              <w:t>4D卓越团队</w:t>
             </w:r>
           </w:p>
         </w:tc>
@@ -12256,7 +12236,7 @@
                 <w:rFonts w:ascii="Arial" w:hAnsi="Arial" w:eastAsia="等线" w:cs="Arial"/>
                 <w:sz w:val="22"/>
               </w:rPr>
-              <w:t>4月</w:t>
+              <w:t>3月</w:t>
             </w:r>
           </w:p>
         </w:tc>
@@ -12560,7 +12540,7 @@
                 <w:rFonts w:ascii="Arial" w:hAnsi="Arial" w:eastAsia="等线" w:cs="Arial"/>
                 <w:sz w:val="22"/>
               </w:rPr>
-              <w:t>目标设定与沟通</w:t>
+              <w:t>情景领导</w:t>
             </w:r>
           </w:p>
         </w:tc>
@@ -12668,7 +12648,7 @@
                 <w:rFonts w:ascii="Arial" w:hAnsi="Arial" w:eastAsia="等线" w:cs="Arial"/>
                 <w:sz w:val="22"/>
               </w:rPr>
-              <w:t>5月</w:t>
+              <w:t>4月</w:t>
             </w:r>
           </w:p>
         </w:tc>
@@ -12972,7 +12952,7 @@
                 <w:rFonts w:ascii="Arial" w:hAnsi="Arial" w:eastAsia="等线" w:cs="Arial"/>
                 <w:sz w:val="22"/>
               </w:rPr>
-              <w:t>团队变革领导力</w:t>
+              <w:t>目标设定与沟通</w:t>
             </w:r>
           </w:p>
         </w:tc>
@@ -13080,7 +13060,7 @@
                 <w:rFonts w:ascii="Arial" w:hAnsi="Arial" w:eastAsia="等线" w:cs="Arial"/>
                 <w:sz w:val="22"/>
               </w:rPr>
-              <w:t>6月</w:t>
+              <w:t>5月</w:t>
             </w:r>
           </w:p>
         </w:tc>
@@ -13130,7 +13110,7 @@
                 <w:rFonts w:ascii="Arial" w:hAnsi="Arial" w:eastAsia="等线" w:cs="Arial"/>
                 <w:sz w:val="22"/>
               </w:rPr>
-              <w:t>外部</w:t>
+              <w:t>内部</w:t>
             </w:r>
           </w:p>
         </w:tc>
@@ -13180,7 +13160,7 @@
                 <w:rFonts w:ascii="Arial" w:hAnsi="Arial" w:eastAsia="等线" w:cs="Arial"/>
                 <w:sz w:val="22"/>
               </w:rPr>
-              <w:t>3</w:t>
+              <w:t>2</w:t>
             </w:r>
           </w:p>
         </w:tc>
@@ -13384,7 +13364,7 @@
                 <w:rFonts w:ascii="Arial" w:hAnsi="Arial" w:eastAsia="等线" w:cs="Arial"/>
                 <w:sz w:val="22"/>
               </w:rPr>
-              <w:t>新员工入职培训</w:t>
+              <w:t>团队变革领导力</w:t>
             </w:r>
           </w:p>
         </w:tc>
@@ -13434,7 +13414,7 @@
                 <w:rFonts w:ascii="Arial" w:hAnsi="Arial" w:eastAsia="等线" w:cs="Arial"/>
                 <w:sz w:val="22"/>
               </w:rPr>
-              <w:t>新员工</w:t>
+              <w:t>管理&amp;储备人员</w:t>
             </w:r>
           </w:p>
         </w:tc>
@@ -13542,7 +13522,7 @@
                 <w:rFonts w:ascii="Arial" w:hAnsi="Arial" w:eastAsia="等线" w:cs="Arial"/>
                 <w:sz w:val="22"/>
               </w:rPr>
-              <w:t>内部</w:t>
+              <w:t>外部</w:t>
             </w:r>
           </w:p>
         </w:tc>
@@ -13592,7 +13572,7 @@
                 <w:rFonts w:ascii="Arial" w:hAnsi="Arial" w:eastAsia="等线" w:cs="Arial"/>
                 <w:sz w:val="22"/>
               </w:rPr>
-              <w:t>2</w:t>
+              <w:t>3</w:t>
             </w:r>
           </w:p>
         </w:tc>
@@ -13796,7 +13776,7 @@
                 <w:rFonts w:ascii="Arial" w:hAnsi="Arial" w:eastAsia="等线" w:cs="Arial"/>
                 <w:sz w:val="22"/>
               </w:rPr>
-              <w:t>教练型管理</w:t>
+              <w:t>新员工入职培训</w:t>
             </w:r>
           </w:p>
         </w:tc>
@@ -13846,7 +13826,7 @@
                 <w:rFonts w:ascii="Arial" w:hAnsi="Arial" w:eastAsia="等线" w:cs="Arial"/>
                 <w:sz w:val="22"/>
               </w:rPr>
-              <w:t>管理&amp;储备人员</w:t>
+              <w:t>新员工</w:t>
             </w:r>
           </w:p>
         </w:tc>
@@ -13897,14 +13877,14 @@
                 <w:sz w:val="22"/>
                 <w:lang w:val="en-US" w:eastAsia="zh-CN"/>
               </w:rPr>
-              <w:t>2025年</w:t>
-            </w:r>
-            <w:r>
-              <w:rPr>
-                <w:rFonts w:ascii="Arial" w:hAnsi="Arial" w:eastAsia="等线" w:cs="Arial"/>
-                <w:sz w:val="22"/>
-              </w:rPr>
-              <w:t>7月</w:t>
+              <w:t>2026年</w:t>
+            </w:r>
+            <w:r>
+              <w:rPr>
+                <w:rFonts w:ascii="Arial" w:hAnsi="Arial" w:eastAsia="等线" w:cs="Arial"/>
+                <w:sz w:val="22"/>
+              </w:rPr>
+              <w:t>6月</w:t>
             </w:r>
           </w:p>
         </w:tc>
@@ -13954,7 +13934,7 @@
                 <w:rFonts w:ascii="Arial" w:hAnsi="Arial" w:eastAsia="等线" w:cs="Arial"/>
                 <w:sz w:val="22"/>
               </w:rPr>
-              <w:t>外部</w:t>
+              <w:t>内部</w:t>
             </w:r>
           </w:p>
         </w:tc>
@@ -14004,7 +13984,7 @@
                 <w:rFonts w:ascii="Arial" w:hAnsi="Arial" w:eastAsia="等线" w:cs="Arial"/>
                 <w:sz w:val="22"/>
               </w:rPr>
-              <w:t>3</w:t>
+              <w:t>2</w:t>
             </w:r>
           </w:p>
         </w:tc>
@@ -14390,7 +14370,7 @@
                 <w:sz w:val="22"/>
                 <w:lang w:val="en-US" w:eastAsia="zh-CN"/>
               </w:rPr>
-              <w:t>未开始</w:t>
+              <w:t>完成</w:t>
             </w:r>
           </w:p>
         </w:tc>
@@ -21845,34 +21825,8 @@
           <w:szCs w:val="24"/>
           <w:lang w:val="en-US" w:eastAsia="zh-CN"/>
         </w:rPr>
-        <w:t>，考核频次为年度考核。通过跟踪培训完成情况得知，截止2026年1月，已经进行培训18场，共计51课时。培训计划正在有序进行中，计划于2026年6月完成所有培训。</w:t>
+        <w:t>，考核频次为年度考核。通过跟踪培训完成情况得知，截止2026年1月，已经进行培训19场，共计51课时。培训计划正在有序进行中，计划于2026年6月完成所有培训。</w:t>
       </w:r>
-    </w:p>
-    <w:p>
-      <w:pPr>
-        <w:pStyle w:val="29"/>
-        <w:keepNext w:val="0"/>
-        <w:keepLines w:val="0"/>
-        <w:pageBreakBefore w:val="0"/>
-        <w:widowControl w:val="0"/>
-        <w:kinsoku w:val="0"/>
-        <w:wordWrap/>
-        <w:overflowPunct/>
-        <w:topLinePunct w:val="0"/>
-        <w:autoSpaceDE w:val="0"/>
-        <w:autoSpaceDN w:val="0"/>
-        <w:bidi w:val="0"/>
-        <w:adjustRightInd w:val="0"/>
-        <w:snapToGrid w:val="0"/>
-        <w:textAlignment w:val="baseline"/>
-        <w:rPr>
-          <w:rFonts w:hint="default"/>
-          <w:spacing w:val="-2"/>
-          <w:sz w:val="24"/>
-          <w:szCs w:val="24"/>
-          <w:lang w:val="en-US" w:eastAsia="zh-CN"/>
-        </w:rPr>
-      </w:pPr>
     </w:p>
     <w:p>
       <w:pPr>
@@ -24155,21 +24109,23 @@
       </w:r>
       <w:bookmarkEnd w:id="37"/>
       <w:bookmarkEnd w:id="38"/>
+      <w:bookmarkStart w:id="49" w:name="_GoBack"/>
+      <w:bookmarkEnd w:id="49"/>
     </w:p>
     <w:tbl>
       <w:tblPr>
         <w:tblStyle w:val="20"/>
-        <w:tblW w:w="8504" w:type="dxa"/>
-        <w:tblInd w:w="0" w:type="dxa"/>
+        <w:tblW w:w="8522" w:type="dxa"/>
+        <w:jc w:val="center"/>
         <w:tblBorders>
-          <w:top w:val="single" w:color="auto" w:sz="4" w:space="0"/>
-          <w:left w:val="single" w:color="auto" w:sz="4" w:space="0"/>
-          <w:bottom w:val="single" w:color="auto" w:sz="4" w:space="0"/>
-          <w:right w:val="single" w:color="auto" w:sz="4" w:space="0"/>
-          <w:insideH w:val="single" w:color="auto" w:sz="4" w:space="0"/>
-          <w:insideV w:val="single" w:color="auto" w:sz="4" w:space="0"/>
+          <w:top w:val="none" w:color="auto" w:sz="4" w:space="0"/>
+          <w:left w:val="none" w:color="auto" w:sz="4" w:space="0"/>
+          <w:bottom w:val="none" w:color="auto" w:sz="4" w:space="0"/>
+          <w:right w:val="none" w:color="auto" w:sz="4" w:space="0"/>
+          <w:insideH w:val="none" w:color="auto" w:sz="4" w:space="0"/>
+          <w:insideV w:val="none" w:color="auto" w:sz="4" w:space="0"/>
         </w:tblBorders>
-        <w:tblLayout w:type="fixed"/>
+        <w:tblLayout w:type="autofit"/>
         <w:tblCellMar>
           <w:top w:w="0" w:type="dxa"/>
           <w:left w:w="10" w:type="dxa"/>
@@ -24178,20 +24134,19 @@
         </w:tblCellMar>
       </w:tblPr>
       <w:tblGrid>
-        <w:gridCol w:w="2139"/>
-        <w:gridCol w:w="2113"/>
-        <w:gridCol w:w="2126"/>
-        <w:gridCol w:w="2126"/>
+        <w:gridCol w:w="2380"/>
+        <w:gridCol w:w="3071"/>
+        <w:gridCol w:w="3071"/>
       </w:tblGrid>
       <w:tr>
         <w:tblPrEx>
           <w:tblBorders>
-            <w:top w:val="single" w:color="auto" w:sz="4" w:space="0"/>
-            <w:left w:val="single" w:color="auto" w:sz="4" w:space="0"/>
-            <w:bottom w:val="single" w:color="auto" w:sz="4" w:space="0"/>
-            <w:right w:val="single" w:color="auto" w:sz="4" w:space="0"/>
-            <w:insideH w:val="single" w:color="auto" w:sz="4" w:space="0"/>
-            <w:insideV w:val="single" w:color="auto" w:sz="4" w:space="0"/>
+            <w:top w:val="none" w:color="auto" w:sz="4" w:space="0"/>
+            <w:left w:val="none" w:color="auto" w:sz="4" w:space="0"/>
+            <w:bottom w:val="none" w:color="auto" w:sz="4" w:space="0"/>
+            <w:right w:val="none" w:color="auto" w:sz="4" w:space="0"/>
+            <w:insideH w:val="none" w:color="auto" w:sz="4" w:space="0"/>
+            <w:insideV w:val="none" w:color="auto" w:sz="4" w:space="0"/>
           </w:tblBorders>
           <w:tblCellMar>
             <w:top w:w="0" w:type="dxa"/>
@@ -24200,15 +24155,28 @@
             <w:right w:w="10" w:type="dxa"/>
           </w:tblCellMar>
         </w:tblPrEx>
-        <w:tc>
-          <w:tcPr>
-            <w:tcW w:w="2139" w:type="dxa"/>
-            <w:tcMar>
-              <w:top w:w="60" w:type="dxa"/>
-              <w:left w:w="120" w:type="dxa"/>
-              <w:bottom w:w="30" w:type="dxa"/>
-              <w:right w:w="120" w:type="dxa"/>
-            </w:tcMar>
+        <w:trPr>
+          <w:trHeight w:val="0" w:hRule="atLeast"/>
+          <w:tblHeader/>
+          <w:jc w:val="center"/>
+        </w:trPr>
+        <w:tc>
+          <w:tcPr>
+            <w:tcW w:w="2381" w:type="dxa"/>
+            <w:tcBorders>
+              <w:top w:val="single" w:color="auto" w:sz="12" w:space="0"/>
+              <w:left w:val="single" w:color="auto" w:sz="12" w:space="0"/>
+              <w:bottom w:val="nil"/>
+              <w:right w:val="nil"/>
+            </w:tcBorders>
+            <w:noWrap w:val="0"/>
+            <w:tcMar>
+              <w:top w:w="60" w:type="dxa"/>
+              <w:left w:w="120" w:type="dxa"/>
+              <w:bottom w:w="30" w:type="dxa"/>
+              <w:right w:w="120" w:type="dxa"/>
+            </w:tcMar>
+            <w:vAlign w:val="top"/>
           </w:tcPr>
           <w:p>
             <w:pPr>
@@ -24241,13 +24209,21 @@
         </w:tc>
         <w:tc>
           <w:tcPr>
-            <w:tcW w:w="2113" w:type="dxa"/>
-            <w:tcMar>
-              <w:top w:w="60" w:type="dxa"/>
-              <w:left w:w="120" w:type="dxa"/>
-              <w:bottom w:w="30" w:type="dxa"/>
-              <w:right w:w="120" w:type="dxa"/>
-            </w:tcMar>
+            <w:tcW w:w="3071" w:type="dxa"/>
+            <w:tcBorders>
+              <w:top w:val="single" w:color="auto" w:sz="12" w:space="0"/>
+              <w:left w:val="single" w:color="auto" w:sz="4" w:space="0"/>
+              <w:bottom w:val="nil"/>
+              <w:right w:val="nil"/>
+            </w:tcBorders>
+            <w:noWrap w:val="0"/>
+            <w:tcMar>
+              <w:top w:w="60" w:type="dxa"/>
+              <w:left w:w="120" w:type="dxa"/>
+              <w:bottom w:w="30" w:type="dxa"/>
+              <w:right w:w="120" w:type="dxa"/>
+            </w:tcMar>
+            <w:vAlign w:val="top"/>
           </w:tcPr>
           <w:p>
             <w:pPr>
@@ -24271,17 +24247,40 @@
             </w:pPr>
             <w:r>
               <w:rPr>
-                <w:rFonts w:ascii="Arial" w:hAnsi="Arial" w:eastAsia="等线" w:cs="Arial"/>
-                <w:sz w:val="22"/>
-              </w:rPr>
-              <w:t>第一季度（</w:t>
-            </w:r>
-            <w:r>
-              <w:rPr>
                 <w:rFonts w:hint="eastAsia" w:eastAsia="等线" w:cs="Arial"/>
                 <w:sz w:val="22"/>
                 <w:lang w:val="en-US" w:eastAsia="zh-CN"/>
               </w:rPr>
+              <w:t>2025年</w:t>
+            </w:r>
+            <w:r>
+              <w:rPr>
+                <w:rFonts w:ascii="Arial" w:hAnsi="Arial" w:eastAsia="等线" w:cs="Arial"/>
+                <w:sz w:val="22"/>
+              </w:rPr>
+              <w:t>第</w:t>
+            </w:r>
+            <w:r>
+              <w:rPr>
+                <w:rFonts w:hint="eastAsia" w:eastAsia="等线" w:cs="Arial"/>
+                <w:sz w:val="22"/>
+                <w:lang w:val="en-US" w:eastAsia="zh-CN"/>
+              </w:rPr>
+              <w:t>三</w:t>
+            </w:r>
+            <w:r>
+              <w:rPr>
+                <w:rFonts w:ascii="Arial" w:hAnsi="Arial" w:eastAsia="等线" w:cs="Arial"/>
+                <w:sz w:val="22"/>
+              </w:rPr>
+              <w:t>季度（</w:t>
+            </w:r>
+            <w:r>
+              <w:rPr>
+                <w:rFonts w:hint="eastAsia" w:eastAsia="等线" w:cs="Arial"/>
+                <w:sz w:val="22"/>
+                <w:lang w:val="en-US" w:eastAsia="zh-CN"/>
+              </w:rPr>
               <w:t>11</w:t>
             </w:r>
             <w:r>
@@ -24295,13 +24294,21 @@
         </w:tc>
         <w:tc>
           <w:tcPr>
-            <w:tcW w:w="2126" w:type="dxa"/>
-            <w:tcMar>
-              <w:top w:w="60" w:type="dxa"/>
-              <w:left w:w="120" w:type="dxa"/>
-              <w:bottom w:w="30" w:type="dxa"/>
-              <w:right w:w="120" w:type="dxa"/>
-            </w:tcMar>
+            <w:tcW w:w="3071" w:type="dxa"/>
+            <w:tcBorders>
+              <w:top w:val="single" w:color="auto" w:sz="12" w:space="0"/>
+              <w:left w:val="single" w:color="auto" w:sz="4" w:space="0"/>
+              <w:bottom w:val="nil"/>
+              <w:right w:val="single" w:color="auto" w:sz="12" w:space="0"/>
+            </w:tcBorders>
+            <w:noWrap w:val="0"/>
+            <w:tcMar>
+              <w:top w:w="60" w:type="dxa"/>
+              <w:left w:w="120" w:type="dxa"/>
+              <w:bottom w:w="30" w:type="dxa"/>
+              <w:right w:w="120" w:type="dxa"/>
+            </w:tcMar>
+            <w:vAlign w:val="top"/>
           </w:tcPr>
           <w:p>
             <w:pPr>
@@ -24325,62 +24332,12 @@
             </w:pPr>
             <w:r>
               <w:rPr>
-                <w:rFonts w:ascii="Arial" w:hAnsi="Arial" w:eastAsia="等线" w:cs="Arial"/>
-                <w:sz w:val="22"/>
-              </w:rPr>
-              <w:t>第二季度（</w:t>
-            </w:r>
-            <w:r>
-              <w:rPr>
                 <w:rFonts w:hint="eastAsia" w:eastAsia="等线" w:cs="Arial"/>
                 <w:sz w:val="22"/>
                 <w:lang w:val="en-US" w:eastAsia="zh-CN"/>
               </w:rPr>
-              <w:t>13</w:t>
-            </w:r>
-            <w:r>
-              <w:rPr>
-                <w:rFonts w:ascii="Arial" w:hAnsi="Arial" w:eastAsia="等线" w:cs="Arial"/>
-                <w:sz w:val="22"/>
-              </w:rPr>
-              <w:t>人）</w:t>
-            </w:r>
-          </w:p>
-        </w:tc>
-        <w:tc>
-          <w:tcPr>
-            <w:tcW w:w="2126" w:type="dxa"/>
-            <w:tcMar>
-              <w:top w:w="60" w:type="dxa"/>
-              <w:left w:w="120" w:type="dxa"/>
-              <w:bottom w:w="30" w:type="dxa"/>
-              <w:right w:w="120" w:type="dxa"/>
-            </w:tcMar>
-          </w:tcPr>
-          <w:p>
-            <w:pPr>
-              <w:keepNext w:val="0"/>
-              <w:keepLines w:val="0"/>
-              <w:pageBreakBefore w:val="0"/>
-              <w:widowControl w:val="0"/>
-              <w:kinsoku w:val="0"/>
-              <w:wordWrap/>
-              <w:overflowPunct/>
-              <w:topLinePunct w:val="0"/>
-              <w:autoSpaceDE w:val="0"/>
-              <w:autoSpaceDN w:val="0"/>
-              <w:bidi w:val="0"/>
-              <w:adjustRightInd w:val="0"/>
-              <w:snapToGrid w:val="0"/>
-              <w:spacing w:before="120" w:after="120" w:line="288" w:lineRule="auto"/>
-              <w:ind w:left="0"/>
-              <w:jc w:val="left"/>
-              <w:textAlignment w:val="baseline"/>
-              <w:rPr>
-                <w:rFonts w:ascii="Arial" w:hAnsi="Arial" w:eastAsia="等线" w:cs="Arial"/>
-                <w:sz w:val="22"/>
-              </w:rPr>
-            </w:pPr>
+              <w:t>2025年</w:t>
+            </w:r>
             <w:r>
               <w:rPr>
                 <w:rFonts w:ascii="Arial" w:hAnsi="Arial" w:eastAsia="等线" w:cs="Arial"/>
@@ -24394,7 +24351,7 @@
                 <w:sz w:val="22"/>
                 <w:lang w:val="en-US" w:eastAsia="zh-CN"/>
               </w:rPr>
-              <w:t>三</w:t>
+              <w:t>四</w:t>
             </w:r>
             <w:r>
               <w:rPr>
@@ -24409,7 +24366,7 @@
                 <w:sz w:val="22"/>
                 <w:lang w:val="en-US" w:eastAsia="zh-CN"/>
               </w:rPr>
-              <w:t>13</w:t>
+              <w:t>14</w:t>
             </w:r>
             <w:r>
               <w:rPr>
@@ -24424,12 +24381,12 @@
       <w:tr>
         <w:tblPrEx>
           <w:tblBorders>
-            <w:top w:val="single" w:color="auto" w:sz="4" w:space="0"/>
-            <w:left w:val="single" w:color="auto" w:sz="4" w:space="0"/>
-            <w:bottom w:val="single" w:color="auto" w:sz="4" w:space="0"/>
-            <w:right w:val="single" w:color="auto" w:sz="4" w:space="0"/>
-            <w:insideH w:val="single" w:color="auto" w:sz="4" w:space="0"/>
-            <w:insideV w:val="single" w:color="auto" w:sz="4" w:space="0"/>
+            <w:top w:val="none" w:color="auto" w:sz="4" w:space="0"/>
+            <w:left w:val="none" w:color="auto" w:sz="4" w:space="0"/>
+            <w:bottom w:val="none" w:color="auto" w:sz="4" w:space="0"/>
+            <w:right w:val="none" w:color="auto" w:sz="4" w:space="0"/>
+            <w:insideH w:val="none" w:color="auto" w:sz="4" w:space="0"/>
+            <w:insideV w:val="none" w:color="auto" w:sz="4" w:space="0"/>
           </w:tblBorders>
           <w:tblCellMar>
             <w:top w:w="0" w:type="dxa"/>
@@ -24438,15 +24395,28 @@
             <w:right w:w="10" w:type="dxa"/>
           </w:tblCellMar>
         </w:tblPrEx>
-        <w:tc>
-          <w:tcPr>
-            <w:tcW w:w="2139" w:type="dxa"/>
-            <w:tcMar>
-              <w:top w:w="60" w:type="dxa"/>
-              <w:left w:w="120" w:type="dxa"/>
-              <w:bottom w:w="30" w:type="dxa"/>
-              <w:right w:w="120" w:type="dxa"/>
-            </w:tcMar>
+        <w:trPr>
+          <w:trHeight w:val="0" w:hRule="atLeast"/>
+          <w:tblHeader/>
+          <w:jc w:val="center"/>
+        </w:trPr>
+        <w:tc>
+          <w:tcPr>
+            <w:tcW w:w="2381" w:type="dxa"/>
+            <w:tcBorders>
+              <w:top w:val="single" w:color="auto" w:sz="4" w:space="0"/>
+              <w:left w:val="single" w:color="auto" w:sz="12" w:space="0"/>
+              <w:bottom w:val="nil"/>
+              <w:right w:val="nil"/>
+            </w:tcBorders>
+            <w:noWrap w:val="0"/>
+            <w:tcMar>
+              <w:top w:w="60" w:type="dxa"/>
+              <w:left w:w="120" w:type="dxa"/>
+              <w:bottom w:w="30" w:type="dxa"/>
+              <w:right w:w="120" w:type="dxa"/>
+            </w:tcMar>
+            <w:vAlign w:val="top"/>
           </w:tcPr>
           <w:p>
             <w:pPr>
@@ -24479,13 +24449,21 @@
         </w:tc>
         <w:tc>
           <w:tcPr>
-            <w:tcW w:w="2113" w:type="dxa"/>
-            <w:tcMar>
-              <w:top w:w="60" w:type="dxa"/>
-              <w:left w:w="120" w:type="dxa"/>
-              <w:bottom w:w="30" w:type="dxa"/>
-              <w:right w:w="120" w:type="dxa"/>
-            </w:tcMar>
+            <w:tcW w:w="3071" w:type="dxa"/>
+            <w:tcBorders>
+              <w:top w:val="single" w:color="auto" w:sz="4" w:space="0"/>
+              <w:left w:val="single" w:color="auto" w:sz="4" w:space="0"/>
+              <w:bottom w:val="nil"/>
+              <w:right w:val="nil"/>
+            </w:tcBorders>
+            <w:noWrap w:val="0"/>
+            <w:tcMar>
+              <w:top w:w="60" w:type="dxa"/>
+              <w:left w:w="120" w:type="dxa"/>
+              <w:bottom w:w="30" w:type="dxa"/>
+              <w:right w:w="120" w:type="dxa"/>
+            </w:tcMar>
+            <w:vAlign w:val="top"/>
           </w:tcPr>
           <w:p>
             <w:pPr>
@@ -24541,13 +24519,21 @@
         </w:tc>
         <w:tc>
           <w:tcPr>
-            <w:tcW w:w="2126" w:type="dxa"/>
-            <w:tcMar>
-              <w:top w:w="60" w:type="dxa"/>
-              <w:left w:w="120" w:type="dxa"/>
-              <w:bottom w:w="30" w:type="dxa"/>
-              <w:right w:w="120" w:type="dxa"/>
-            </w:tcMar>
+            <w:tcW w:w="3071" w:type="dxa"/>
+            <w:tcBorders>
+              <w:top w:val="single" w:color="auto" w:sz="4" w:space="0"/>
+              <w:left w:val="single" w:color="auto" w:sz="4" w:space="0"/>
+              <w:bottom w:val="nil"/>
+              <w:right w:val="single" w:color="auto" w:sz="12" w:space="0"/>
+            </w:tcBorders>
+            <w:noWrap w:val="0"/>
+            <w:tcMar>
+              <w:top w:w="60" w:type="dxa"/>
+              <w:left w:w="120" w:type="dxa"/>
+              <w:bottom w:w="30" w:type="dxa"/>
+              <w:right w:w="120" w:type="dxa"/>
+            </w:tcMar>
+            <w:vAlign w:val="top"/>
           </w:tcPr>
           <w:p>
             <w:pPr>
@@ -24568,73 +24554,6 @@
               <w:ind w:left="0" w:leftChars="0"/>
               <w:jc w:val="left"/>
               <w:textAlignment w:val="baseline"/>
-            </w:pPr>
-            <w:r>
-              <w:rPr>
-                <w:rFonts w:hint="eastAsia" w:eastAsia="等线" w:cs="Arial"/>
-                <w:sz w:val="22"/>
-                <w:lang w:val="en-US" w:eastAsia="zh-CN"/>
-              </w:rPr>
-              <w:t>0</w:t>
-            </w:r>
-            <w:r>
-              <w:rPr>
-                <w:rFonts w:ascii="Arial" w:hAnsi="Arial" w:eastAsia="等线" w:cs="Arial"/>
-                <w:sz w:val="22"/>
-              </w:rPr>
-              <w:t>人，占比</w:t>
-            </w:r>
-            <w:r>
-              <w:rPr>
-                <w:rFonts w:hint="eastAsia" w:eastAsia="等线" w:cs="Arial"/>
-                <w:sz w:val="22"/>
-                <w:lang w:val="en-US" w:eastAsia="zh-CN"/>
-              </w:rPr>
-              <w:t>0</w:t>
-            </w:r>
-            <w:r>
-              <w:rPr>
-                <w:rFonts w:ascii="Arial" w:hAnsi="Arial" w:eastAsia="等线" w:cs="Arial"/>
-                <w:sz w:val="22"/>
-              </w:rPr>
-              <w:t>%</w:t>
-            </w:r>
-          </w:p>
-        </w:tc>
-        <w:tc>
-          <w:tcPr>
-            <w:tcW w:w="2126" w:type="dxa"/>
-            <w:tcMar>
-              <w:top w:w="60" w:type="dxa"/>
-              <w:left w:w="120" w:type="dxa"/>
-              <w:bottom w:w="30" w:type="dxa"/>
-              <w:right w:w="120" w:type="dxa"/>
-            </w:tcMar>
-          </w:tcPr>
-          <w:p>
-            <w:pPr>
-              <w:keepNext w:val="0"/>
-              <w:keepLines w:val="0"/>
-              <w:pageBreakBefore w:val="0"/>
-              <w:widowControl w:val="0"/>
-              <w:kinsoku w:val="0"/>
-              <w:wordWrap/>
-              <w:overflowPunct/>
-              <w:topLinePunct w:val="0"/>
-              <w:autoSpaceDE w:val="0"/>
-              <w:autoSpaceDN w:val="0"/>
-              <w:bidi w:val="0"/>
-              <w:adjustRightInd w:val="0"/>
-              <w:snapToGrid w:val="0"/>
-              <w:spacing w:before="120" w:after="120" w:line="288" w:lineRule="auto"/>
-              <w:ind w:left="0" w:leftChars="0"/>
-              <w:jc w:val="left"/>
-              <w:textAlignment w:val="baseline"/>
-              <w:rPr>
-                <w:rFonts w:hint="default" w:ascii="Arial" w:hAnsi="Arial" w:eastAsia="等线" w:cs="Arial"/>
-                <w:sz w:val="22"/>
-                <w:lang w:val="en-US" w:eastAsia="zh-CN"/>
-              </w:rPr>
             </w:pPr>
             <w:r>
               <w:rPr>
@@ -24672,12 +24591,12 @@
       <w:tr>
         <w:tblPrEx>
           <w:tblBorders>
-            <w:top w:val="single" w:color="auto" w:sz="4" w:space="0"/>
-            <w:left w:val="single" w:color="auto" w:sz="4" w:space="0"/>
-            <w:bottom w:val="single" w:color="auto" w:sz="4" w:space="0"/>
-            <w:right w:val="single" w:color="auto" w:sz="4" w:space="0"/>
-            <w:insideH w:val="single" w:color="auto" w:sz="4" w:space="0"/>
-            <w:insideV w:val="single" w:color="auto" w:sz="4" w:space="0"/>
+            <w:top w:val="none" w:color="auto" w:sz="4" w:space="0"/>
+            <w:left w:val="none" w:color="auto" w:sz="4" w:space="0"/>
+            <w:bottom w:val="none" w:color="auto" w:sz="4" w:space="0"/>
+            <w:right w:val="none" w:color="auto" w:sz="4" w:space="0"/>
+            <w:insideH w:val="none" w:color="auto" w:sz="4" w:space="0"/>
+            <w:insideV w:val="none" w:color="auto" w:sz="4" w:space="0"/>
           </w:tblBorders>
           <w:tblCellMar>
             <w:top w:w="0" w:type="dxa"/>
@@ -24686,15 +24605,28 @@
             <w:right w:w="10" w:type="dxa"/>
           </w:tblCellMar>
         </w:tblPrEx>
-        <w:tc>
-          <w:tcPr>
-            <w:tcW w:w="2139" w:type="dxa"/>
-            <w:tcMar>
-              <w:top w:w="60" w:type="dxa"/>
-              <w:left w:w="120" w:type="dxa"/>
-              <w:bottom w:w="30" w:type="dxa"/>
-              <w:right w:w="120" w:type="dxa"/>
-            </w:tcMar>
+        <w:trPr>
+          <w:trHeight w:val="0" w:hRule="atLeast"/>
+          <w:tblHeader/>
+          <w:jc w:val="center"/>
+        </w:trPr>
+        <w:tc>
+          <w:tcPr>
+            <w:tcW w:w="2381" w:type="dxa"/>
+            <w:tcBorders>
+              <w:top w:val="single" w:color="auto" w:sz="4" w:space="0"/>
+              <w:left w:val="single" w:color="auto" w:sz="12" w:space="0"/>
+              <w:bottom w:val="nil"/>
+              <w:right w:val="nil"/>
+            </w:tcBorders>
+            <w:noWrap w:val="0"/>
+            <w:tcMar>
+              <w:top w:w="60" w:type="dxa"/>
+              <w:left w:w="120" w:type="dxa"/>
+              <w:bottom w:w="30" w:type="dxa"/>
+              <w:right w:w="120" w:type="dxa"/>
+            </w:tcMar>
+            <w:vAlign w:val="top"/>
           </w:tcPr>
           <w:p>
             <w:pPr>
@@ -24727,13 +24659,21 @@
         </w:tc>
         <w:tc>
           <w:tcPr>
-            <w:tcW w:w="2113" w:type="dxa"/>
-            <w:tcMar>
-              <w:top w:w="60" w:type="dxa"/>
-              <w:left w:w="120" w:type="dxa"/>
-              <w:bottom w:w="30" w:type="dxa"/>
-              <w:right w:w="120" w:type="dxa"/>
-            </w:tcMar>
+            <w:tcW w:w="3071" w:type="dxa"/>
+            <w:tcBorders>
+              <w:top w:val="single" w:color="auto" w:sz="4" w:space="0"/>
+              <w:left w:val="single" w:color="auto" w:sz="4" w:space="0"/>
+              <w:bottom w:val="nil"/>
+              <w:right w:val="nil"/>
+            </w:tcBorders>
+            <w:noWrap w:val="0"/>
+            <w:tcMar>
+              <w:top w:w="60" w:type="dxa"/>
+              <w:left w:w="120" w:type="dxa"/>
+              <w:bottom w:w="30" w:type="dxa"/>
+              <w:right w:w="120" w:type="dxa"/>
+            </w:tcMar>
+            <w:vAlign w:val="top"/>
           </w:tcPr>
           <w:p>
             <w:pPr>
@@ -24789,13 +24729,21 @@
         </w:tc>
         <w:tc>
           <w:tcPr>
-            <w:tcW w:w="2126" w:type="dxa"/>
-            <w:tcMar>
-              <w:top w:w="60" w:type="dxa"/>
-              <w:left w:w="120" w:type="dxa"/>
-              <w:bottom w:w="30" w:type="dxa"/>
-              <w:right w:w="120" w:type="dxa"/>
-            </w:tcMar>
+            <w:tcW w:w="3071" w:type="dxa"/>
+            <w:tcBorders>
+              <w:top w:val="single" w:color="auto" w:sz="4" w:space="0"/>
+              <w:left w:val="single" w:color="auto" w:sz="4" w:space="0"/>
+              <w:bottom w:val="nil"/>
+              <w:right w:val="single" w:color="auto" w:sz="12" w:space="0"/>
+            </w:tcBorders>
+            <w:noWrap w:val="0"/>
+            <w:tcMar>
+              <w:top w:w="60" w:type="dxa"/>
+              <w:left w:w="120" w:type="dxa"/>
+              <w:bottom w:w="30" w:type="dxa"/>
+              <w:right w:w="120" w:type="dxa"/>
+            </w:tcMar>
+            <w:vAlign w:val="top"/>
           </w:tcPr>
           <w:p>
             <w:pPr>
@@ -24823,74 +24771,7 @@
                 <w:sz w:val="22"/>
                 <w:lang w:val="en-US" w:eastAsia="zh-CN"/>
               </w:rPr>
-              <w:t>13</w:t>
-            </w:r>
-            <w:r>
-              <w:rPr>
-                <w:rFonts w:ascii="Arial" w:hAnsi="Arial" w:eastAsia="等线" w:cs="Arial"/>
-                <w:sz w:val="22"/>
-              </w:rPr>
-              <w:t>人，占比</w:t>
-            </w:r>
-            <w:r>
-              <w:rPr>
-                <w:rFonts w:hint="eastAsia" w:eastAsia="等线" w:cs="Arial"/>
-                <w:sz w:val="22"/>
-                <w:lang w:val="en-US" w:eastAsia="zh-CN"/>
-              </w:rPr>
-              <w:t>100</w:t>
-            </w:r>
-            <w:r>
-              <w:rPr>
-                <w:rFonts w:ascii="Arial" w:hAnsi="Arial" w:eastAsia="等线" w:cs="Arial"/>
-                <w:sz w:val="22"/>
-              </w:rPr>
-              <w:t>%</w:t>
-            </w:r>
-          </w:p>
-        </w:tc>
-        <w:tc>
-          <w:tcPr>
-            <w:tcW w:w="2126" w:type="dxa"/>
-            <w:tcMar>
-              <w:top w:w="60" w:type="dxa"/>
-              <w:left w:w="120" w:type="dxa"/>
-              <w:bottom w:w="30" w:type="dxa"/>
-              <w:right w:w="120" w:type="dxa"/>
-            </w:tcMar>
-          </w:tcPr>
-          <w:p>
-            <w:pPr>
-              <w:keepNext w:val="0"/>
-              <w:keepLines w:val="0"/>
-              <w:pageBreakBefore w:val="0"/>
-              <w:widowControl w:val="0"/>
-              <w:kinsoku w:val="0"/>
-              <w:wordWrap/>
-              <w:overflowPunct/>
-              <w:topLinePunct w:val="0"/>
-              <w:autoSpaceDE w:val="0"/>
-              <w:autoSpaceDN w:val="0"/>
-              <w:bidi w:val="0"/>
-              <w:adjustRightInd w:val="0"/>
-              <w:snapToGrid w:val="0"/>
-              <w:spacing w:before="120" w:after="120" w:line="288" w:lineRule="auto"/>
-              <w:ind w:left="0" w:leftChars="0"/>
-              <w:jc w:val="left"/>
-              <w:textAlignment w:val="baseline"/>
-              <w:rPr>
-                <w:rFonts w:hint="default" w:ascii="Arial" w:hAnsi="Arial" w:eastAsia="等线" w:cs="Arial"/>
-                <w:sz w:val="22"/>
-                <w:lang w:val="en-US" w:eastAsia="zh-CN"/>
-              </w:rPr>
-            </w:pPr>
-            <w:r>
-              <w:rPr>
-                <w:rFonts w:hint="eastAsia" w:eastAsia="等线" w:cs="Arial"/>
-                <w:sz w:val="22"/>
-                <w:lang w:val="en-US" w:eastAsia="zh-CN"/>
-              </w:rPr>
-              <w:t>13</w:t>
+              <w:t>14</w:t>
             </w:r>
             <w:r>
               <w:rPr>
@@ -24920,12 +24801,12 @@
       <w:tr>
         <w:tblPrEx>
           <w:tblBorders>
-            <w:top w:val="single" w:color="auto" w:sz="4" w:space="0"/>
-            <w:left w:val="single" w:color="auto" w:sz="4" w:space="0"/>
-            <w:bottom w:val="single" w:color="auto" w:sz="4" w:space="0"/>
-            <w:right w:val="single" w:color="auto" w:sz="4" w:space="0"/>
-            <w:insideH w:val="single" w:color="auto" w:sz="4" w:space="0"/>
-            <w:insideV w:val="single" w:color="auto" w:sz="4" w:space="0"/>
+            <w:top w:val="none" w:color="auto" w:sz="4" w:space="0"/>
+            <w:left w:val="none" w:color="auto" w:sz="4" w:space="0"/>
+            <w:bottom w:val="none" w:color="auto" w:sz="4" w:space="0"/>
+            <w:right w:val="none" w:color="auto" w:sz="4" w:space="0"/>
+            <w:insideH w:val="none" w:color="auto" w:sz="4" w:space="0"/>
+            <w:insideV w:val="none" w:color="auto" w:sz="4" w:space="0"/>
           </w:tblBorders>
           <w:tblCellMar>
             <w:top w:w="0" w:type="dxa"/>
@@ -24934,15 +24815,28 @@
             <w:right w:w="10" w:type="dxa"/>
           </w:tblCellMar>
         </w:tblPrEx>
-        <w:tc>
-          <w:tcPr>
-            <w:tcW w:w="2139" w:type="dxa"/>
-            <w:tcMar>
-              <w:top w:w="60" w:type="dxa"/>
-              <w:left w:w="120" w:type="dxa"/>
-              <w:bottom w:w="30" w:type="dxa"/>
-              <w:right w:w="120" w:type="dxa"/>
-            </w:tcMar>
+        <w:trPr>
+          <w:trHeight w:val="0" w:hRule="atLeast"/>
+          <w:tblHeader/>
+          <w:jc w:val="center"/>
+        </w:trPr>
+        <w:tc>
+          <w:tcPr>
+            <w:tcW w:w="2381" w:type="dxa"/>
+            <w:tcBorders>
+              <w:top w:val="single" w:color="auto" w:sz="4" w:space="0"/>
+              <w:left w:val="single" w:color="auto" w:sz="12" w:space="0"/>
+              <w:bottom w:val="nil"/>
+              <w:right w:val="nil"/>
+            </w:tcBorders>
+            <w:noWrap w:val="0"/>
+            <w:tcMar>
+              <w:top w:w="60" w:type="dxa"/>
+              <w:left w:w="120" w:type="dxa"/>
+              <w:bottom w:w="30" w:type="dxa"/>
+              <w:right w:w="120" w:type="dxa"/>
+            </w:tcMar>
+            <w:vAlign w:val="top"/>
           </w:tcPr>
           <w:p>
             <w:pPr>
@@ -24975,13 +24869,21 @@
         </w:tc>
         <w:tc>
           <w:tcPr>
-            <w:tcW w:w="2113" w:type="dxa"/>
-            <w:tcMar>
-              <w:top w:w="60" w:type="dxa"/>
-              <w:left w:w="120" w:type="dxa"/>
-              <w:bottom w:w="30" w:type="dxa"/>
-              <w:right w:w="120" w:type="dxa"/>
-            </w:tcMar>
+            <w:tcW w:w="3071" w:type="dxa"/>
+            <w:tcBorders>
+              <w:top w:val="single" w:color="auto" w:sz="4" w:space="0"/>
+              <w:left w:val="single" w:color="auto" w:sz="4" w:space="0"/>
+              <w:bottom w:val="nil"/>
+              <w:right w:val="nil"/>
+            </w:tcBorders>
+            <w:noWrap w:val="0"/>
+            <w:tcMar>
+              <w:top w:w="60" w:type="dxa"/>
+              <w:left w:w="120" w:type="dxa"/>
+              <w:bottom w:w="30" w:type="dxa"/>
+              <w:right w:w="120" w:type="dxa"/>
+            </w:tcMar>
+            <w:vAlign w:val="top"/>
           </w:tcPr>
           <w:p>
             <w:pPr>
@@ -25037,13 +24939,21 @@
         </w:tc>
         <w:tc>
           <w:tcPr>
-            <w:tcW w:w="2126" w:type="dxa"/>
-            <w:tcMar>
-              <w:top w:w="60" w:type="dxa"/>
-              <w:left w:w="120" w:type="dxa"/>
-              <w:bottom w:w="30" w:type="dxa"/>
-              <w:right w:w="120" w:type="dxa"/>
-            </w:tcMar>
+            <w:tcW w:w="3071" w:type="dxa"/>
+            <w:tcBorders>
+              <w:top w:val="single" w:color="auto" w:sz="4" w:space="0"/>
+              <w:left w:val="single" w:color="auto" w:sz="4" w:space="0"/>
+              <w:bottom w:val="nil"/>
+              <w:right w:val="single" w:color="auto" w:sz="12" w:space="0"/>
+            </w:tcBorders>
+            <w:noWrap w:val="0"/>
+            <w:tcMar>
+              <w:top w:w="60" w:type="dxa"/>
+              <w:left w:w="120" w:type="dxa"/>
+              <w:bottom w:w="30" w:type="dxa"/>
+              <w:right w:w="120" w:type="dxa"/>
+            </w:tcMar>
+            <w:vAlign w:val="top"/>
           </w:tcPr>
           <w:p>
             <w:pPr>
@@ -25064,78 +24974,6 @@
               <w:ind w:left="0" w:leftChars="0"/>
               <w:jc w:val="left"/>
               <w:textAlignment w:val="baseline"/>
-            </w:pPr>
-            <w:r>
-              <w:rPr>
-                <w:rFonts w:hint="eastAsia" w:eastAsia="等线" w:cs="Arial"/>
-                <w:sz w:val="22"/>
-                <w:lang w:val="en-US" w:eastAsia="zh-CN"/>
-              </w:rPr>
-              <w:t>0</w:t>
-            </w:r>
-            <w:r>
-              <w:rPr>
-                <w:rFonts w:ascii="Arial" w:hAnsi="Arial" w:eastAsia="等线" w:cs="Arial"/>
-                <w:sz w:val="22"/>
-              </w:rPr>
-              <w:t>人，占比</w:t>
-            </w:r>
-            <w:r>
-              <w:rPr>
-                <w:rFonts w:hint="eastAsia" w:eastAsia="等线" w:cs="Arial"/>
-                <w:sz w:val="22"/>
-                <w:lang w:val="en-US" w:eastAsia="zh-CN"/>
-              </w:rPr>
-              <w:t>0</w:t>
-            </w:r>
-            <w:r>
-              <w:rPr>
-                <w:rFonts w:ascii="Arial" w:hAnsi="Arial" w:eastAsia="等线" w:cs="Arial"/>
-                <w:sz w:val="22"/>
-              </w:rPr>
-              <w:t>%</w:t>
-            </w:r>
-          </w:p>
-        </w:tc>
-        <w:tc>
-          <w:tcPr>
-            <w:tcW w:w="2126" w:type="dxa"/>
-            <w:shd w:val="clear" w:color="auto" w:fill="auto"/>
-            <w:tcMar>
-              <w:top w:w="60" w:type="dxa"/>
-              <w:left w:w="120" w:type="dxa"/>
-              <w:bottom w:w="30" w:type="dxa"/>
-              <w:right w:w="120" w:type="dxa"/>
-            </w:tcMar>
-          </w:tcPr>
-          <w:p>
-            <w:pPr>
-              <w:keepNext w:val="0"/>
-              <w:keepLines w:val="0"/>
-              <w:pageBreakBefore w:val="0"/>
-              <w:widowControl w:val="0"/>
-              <w:kinsoku w:val="0"/>
-              <w:wordWrap/>
-              <w:overflowPunct/>
-              <w:topLinePunct w:val="0"/>
-              <w:autoSpaceDE w:val="0"/>
-              <w:autoSpaceDN w:val="0"/>
-              <w:bidi w:val="0"/>
-              <w:adjustRightInd w:val="0"/>
-              <w:snapToGrid w:val="0"/>
-              <w:spacing w:before="120" w:after="120" w:line="288" w:lineRule="auto"/>
-              <w:ind w:left="0" w:leftChars="0"/>
-              <w:jc w:val="left"/>
-              <w:textAlignment w:val="baseline"/>
-              <w:rPr>
-                <w:rFonts w:ascii="Arial" w:hAnsi="Arial" w:eastAsia="宋体" w:cs="Arial"/>
-                <w:snapToGrid w:val="0"/>
-                <w:color w:val="000000"/>
-                <w:kern w:val="0"/>
-                <w:sz w:val="21"/>
-                <w:szCs w:val="21"/>
-                <w:lang w:val="en-US" w:eastAsia="en-US" w:bidi="ar-SA"/>
-              </w:rPr>
             </w:pPr>
             <w:r>
               <w:rPr>
@@ -25173,12 +25011,12 @@
       <w:tr>
         <w:tblPrEx>
           <w:tblBorders>
-            <w:top w:val="single" w:color="auto" w:sz="4" w:space="0"/>
-            <w:left w:val="single" w:color="auto" w:sz="4" w:space="0"/>
-            <w:bottom w:val="single" w:color="auto" w:sz="4" w:space="0"/>
-            <w:right w:val="single" w:color="auto" w:sz="4" w:space="0"/>
-            <w:insideH w:val="single" w:color="auto" w:sz="4" w:space="0"/>
-            <w:insideV w:val="single" w:color="auto" w:sz="4" w:space="0"/>
+            <w:top w:val="none" w:color="auto" w:sz="4" w:space="0"/>
+            <w:left w:val="none" w:color="auto" w:sz="4" w:space="0"/>
+            <w:bottom w:val="none" w:color="auto" w:sz="4" w:space="0"/>
+            <w:right w:val="none" w:color="auto" w:sz="4" w:space="0"/>
+            <w:insideH w:val="none" w:color="auto" w:sz="4" w:space="0"/>
+            <w:insideV w:val="none" w:color="auto" w:sz="4" w:space="0"/>
           </w:tblBorders>
           <w:tblCellMar>
             <w:top w:w="0" w:type="dxa"/>
@@ -25187,15 +25025,28 @@
             <w:right w:w="10" w:type="dxa"/>
           </w:tblCellMar>
         </w:tblPrEx>
-        <w:tc>
-          <w:tcPr>
-            <w:tcW w:w="2139" w:type="dxa"/>
-            <w:tcMar>
-              <w:top w:w="60" w:type="dxa"/>
-              <w:left w:w="120" w:type="dxa"/>
-              <w:bottom w:w="30" w:type="dxa"/>
-              <w:right w:w="120" w:type="dxa"/>
-            </w:tcMar>
+        <w:trPr>
+          <w:trHeight w:val="0" w:hRule="atLeast"/>
+          <w:tblHeader/>
+          <w:jc w:val="center"/>
+        </w:trPr>
+        <w:tc>
+          <w:tcPr>
+            <w:tcW w:w="2381" w:type="dxa"/>
+            <w:tcBorders>
+              <w:top w:val="single" w:color="auto" w:sz="4" w:space="0"/>
+              <w:left w:val="single" w:color="auto" w:sz="12" w:space="0"/>
+              <w:bottom w:val="single" w:color="auto" w:sz="12" w:space="0"/>
+              <w:right w:val="nil"/>
+            </w:tcBorders>
+            <w:noWrap w:val="0"/>
+            <w:tcMar>
+              <w:top w:w="60" w:type="dxa"/>
+              <w:left w:w="120" w:type="dxa"/>
+              <w:bottom w:w="30" w:type="dxa"/>
+              <w:right w:w="120" w:type="dxa"/>
+            </w:tcMar>
+            <w:vAlign w:val="top"/>
           </w:tcPr>
           <w:p>
             <w:pPr>
@@ -25228,13 +25079,21 @@
         </w:tc>
         <w:tc>
           <w:tcPr>
-            <w:tcW w:w="2113" w:type="dxa"/>
-            <w:tcMar>
-              <w:top w:w="60" w:type="dxa"/>
-              <w:left w:w="120" w:type="dxa"/>
-              <w:bottom w:w="30" w:type="dxa"/>
-              <w:right w:w="120" w:type="dxa"/>
-            </w:tcMar>
+            <w:tcW w:w="3071" w:type="dxa"/>
+            <w:tcBorders>
+              <w:top w:val="single" w:color="auto" w:sz="4" w:space="0"/>
+              <w:left w:val="single" w:color="auto" w:sz="4" w:space="0"/>
+              <w:bottom w:val="single" w:color="auto" w:sz="12" w:space="0"/>
+              <w:right w:val="nil"/>
+            </w:tcBorders>
+            <w:noWrap w:val="0"/>
+            <w:tcMar>
+              <w:top w:w="60" w:type="dxa"/>
+              <w:left w:w="120" w:type="dxa"/>
+              <w:bottom w:w="30" w:type="dxa"/>
+              <w:right w:w="120" w:type="dxa"/>
+            </w:tcMar>
+            <w:vAlign w:val="top"/>
           </w:tcPr>
           <w:p>
             <w:pPr>
@@ -25267,13 +25126,21 @@
         </w:tc>
         <w:tc>
           <w:tcPr>
-            <w:tcW w:w="2126" w:type="dxa"/>
-            <w:tcMar>
-              <w:top w:w="60" w:type="dxa"/>
-              <w:left w:w="120" w:type="dxa"/>
-              <w:bottom w:w="30" w:type="dxa"/>
-              <w:right w:w="120" w:type="dxa"/>
-            </w:tcMar>
+            <w:tcW w:w="3071" w:type="dxa"/>
+            <w:tcBorders>
+              <w:top w:val="single" w:color="auto" w:sz="4" w:space="0"/>
+              <w:left w:val="single" w:color="auto" w:sz="4" w:space="0"/>
+              <w:bottom w:val="single" w:color="auto" w:sz="12" w:space="0"/>
+              <w:right w:val="single" w:color="auto" w:sz="12" w:space="0"/>
+            </w:tcBorders>
+            <w:noWrap w:val="0"/>
+            <w:tcMar>
+              <w:top w:w="60" w:type="dxa"/>
+              <w:left w:w="120" w:type="dxa"/>
+              <w:bottom w:w="30" w:type="dxa"/>
+              <w:right w:w="120" w:type="dxa"/>
+            </w:tcMar>
+            <w:vAlign w:val="top"/>
           </w:tcPr>
           <w:p>
             <w:pPr>
@@ -25294,55 +25161,6 @@
               <w:ind w:left="0" w:leftChars="0"/>
               <w:jc w:val="left"/>
               <w:textAlignment w:val="baseline"/>
-            </w:pPr>
-            <w:r>
-              <w:rPr>
-                <w:rFonts w:ascii="Arial" w:hAnsi="Arial" w:eastAsia="等线" w:cs="Arial"/>
-                <w:sz w:val="22"/>
-              </w:rPr>
-              <w:t>0人，占比0%</w:t>
-            </w:r>
-          </w:p>
-        </w:tc>
-        <w:tc>
-          <w:tcPr>
-            <w:tcW w:w="2126" w:type="dxa"/>
-            <w:shd w:val="clear" w:color="auto" w:fill="auto"/>
-            <w:tcMar>
-              <w:top w:w="60" w:type="dxa"/>
-              <w:left w:w="120" w:type="dxa"/>
-              <w:bottom w:w="30" w:type="dxa"/>
-              <w:right w:w="120" w:type="dxa"/>
-            </w:tcMar>
-          </w:tcPr>
-          <w:p>
-            <w:pPr>
-              <w:keepNext w:val="0"/>
-              <w:keepLines w:val="0"/>
-              <w:pageBreakBefore w:val="0"/>
-              <w:widowControl w:val="0"/>
-              <w:kinsoku w:val="0"/>
-              <w:wordWrap/>
-              <w:overflowPunct/>
-              <w:topLinePunct w:val="0"/>
-              <w:autoSpaceDE w:val="0"/>
-              <w:autoSpaceDN w:val="0"/>
-              <w:bidi w:val="0"/>
-              <w:adjustRightInd w:val="0"/>
-              <w:snapToGrid w:val="0"/>
-              <w:spacing w:before="120" w:after="120" w:line="288" w:lineRule="auto"/>
-              <w:ind w:left="0" w:leftChars="0"/>
-              <w:jc w:val="left"/>
-              <w:textAlignment w:val="baseline"/>
-              <w:rPr>
-                <w:rFonts w:ascii="Arial" w:hAnsi="Arial" w:eastAsia="宋体" w:cs="Arial"/>
-                <w:snapToGrid w:val="0"/>
-                <w:color w:val="000000"/>
-                <w:kern w:val="0"/>
-                <w:sz w:val="21"/>
-                <w:szCs w:val="21"/>
-                <w:lang w:val="en-US" w:eastAsia="en-US" w:bidi="ar-SA"/>
-              </w:rPr>
             </w:pPr>
             <w:r>
               <w:rPr>
@@ -25558,8 +25376,8 @@
         <w:pStyle w:val="31"/>
         <w:bidi w:val="0"/>
       </w:pPr>
-      <w:bookmarkStart w:id="44" w:name="heading_14"/>
-      <w:bookmarkStart w:id="45" w:name="_Toc23193"/>
+      <w:bookmarkStart w:id="44" w:name="_Toc23193"/>
+      <w:bookmarkStart w:id="45" w:name="heading_14"/>
       <w:r>
         <w:t>评价范围</w:t>
       </w:r>
@@ -25634,8 +25452,8 @@
         <w:pStyle w:val="31"/>
         <w:bidi w:val="0"/>
       </w:pPr>
-      <w:bookmarkStart w:id="46" w:name="_Toc14064"/>
-      <w:bookmarkStart w:id="47" w:name="heading_15"/>
+      <w:bookmarkStart w:id="46" w:name="heading_15"/>
+      <w:bookmarkStart w:id="47" w:name="_Toc14064"/>
       <w:r>
         <w:t>评价结果</w:t>
       </w:r>

--- a/5.人员管理/2.运行记录类文件/HXDL-ITSS-0511-人员管理报告.docx
+++ b/5.人员管理/2.运行记录类文件/HXDL-ITSS-0511-人员管理报告.docx
@@ -26,7 +26,7 @@
           <w:lang w:val="en-US" w:eastAsia="zh-CN"/>
         </w:rPr>
       </w:pPr>
-      <w:bookmarkStart w:id="0" w:name="_Toc8154"/>
+      <w:bookmarkStart w:id="0" w:name="_Toc22076"/>
       <w:r>
         <w:drawing>
           <wp:anchor distT="0" distB="0" distL="114300" distR="114300" simplePos="0" relativeHeight="251659264" behindDoc="1" locked="0" layoutInCell="1" allowOverlap="1">
@@ -112,7 +112,7 @@
           <w:lang w:val="en-US" w:eastAsia="zh-CN"/>
         </w:rPr>
       </w:pPr>
-      <w:bookmarkStart w:id="1" w:name="_Toc16307"/>
+      <w:bookmarkStart w:id="1" w:name="_Toc32513"/>
       <w:r>
         <w:rPr>
           <w:rFonts w:hint="eastAsia"/>
@@ -147,7 +147,7 @@
           <w:lang w:val="en-US" w:eastAsia="zh-CN"/>
         </w:rPr>
       </w:pPr>
-      <w:bookmarkStart w:id="2" w:name="_Toc3848"/>
+      <w:bookmarkStart w:id="2" w:name="_Toc9090"/>
       <w:r>
         <w:rPr>
           <w:rFonts w:hint="eastAsia"/>
@@ -216,12 +216,6 @@
             <w:insideH w:val="none" w:color="auto" w:sz="0" w:space="0"/>
             <w:insideV w:val="none" w:color="auto" w:sz="0" w:space="0"/>
           </w:tblBorders>
-          <w:tblCellMar>
-            <w:top w:w="0" w:type="dxa"/>
-            <w:left w:w="108" w:type="dxa"/>
-            <w:bottom w:w="0" w:type="dxa"/>
-            <w:right w:w="108" w:type="dxa"/>
-          </w:tblCellMar>
         </w:tblPrEx>
         <w:trPr>
           <w:trHeight w:val="810" w:hRule="atLeast"/>
@@ -680,7 +674,7 @@
           <w:szCs w:val="30"/>
         </w:rPr>
       </w:pPr>
-      <w:bookmarkStart w:id="3" w:name="_Toc19232"/>
+      <w:bookmarkStart w:id="3" w:name="_Toc10560"/>
       <w:r>
         <w:rPr>
           <w:rFonts w:ascii="宋体" w:hAnsi="宋体" w:eastAsia="宋体" w:cs="宋体"/>
@@ -1927,12 +1921,6 @@
             <w:insideH w:val="single" w:color="000000" w:sz="6" w:space="0"/>
             <w:insideV w:val="single" w:color="000000" w:sz="6" w:space="0"/>
           </w:tblBorders>
-          <w:tblCellMar>
-            <w:top w:w="0" w:type="dxa"/>
-            <w:left w:w="0" w:type="dxa"/>
-            <w:bottom w:w="0" w:type="dxa"/>
-            <w:right w:w="0" w:type="dxa"/>
-          </w:tblCellMar>
         </w:tblPrEx>
         <w:trPr>
           <w:trHeight w:val="503" w:hRule="atLeast"/>
@@ -2266,7 +2254,7 @@
             <w:fldChar w:fldCharType="begin"/>
           </w:r>
           <w:r>
-            <w:instrText xml:space="preserve"> HYPERLINK \l _Toc8154 </w:instrText>
+            <w:instrText xml:space="preserve"> HYPERLINK \l _Toc22076 </w:instrText>
           </w:r>
           <w:r>
             <w:fldChar w:fldCharType="separate"/>
@@ -2285,7 +2273,7 @@
             <w:fldChar w:fldCharType="begin"/>
           </w:r>
           <w:r>
-            <w:instrText xml:space="preserve"> PAGEREF _Toc8154 \h </w:instrText>
+            <w:instrText xml:space="preserve"> PAGEREF _Toc22076 \h </w:instrText>
           </w:r>
           <w:r>
             <w:fldChar w:fldCharType="separate"/>
@@ -2311,7 +2299,7 @@
             <w:fldChar w:fldCharType="begin"/>
           </w:r>
           <w:r>
-            <w:instrText xml:space="preserve"> HYPERLINK \l _Toc16307 </w:instrText>
+            <w:instrText xml:space="preserve"> HYPERLINK \l _Toc32513 </w:instrText>
           </w:r>
           <w:r>
             <w:fldChar w:fldCharType="separate"/>
@@ -2330,7 +2318,7 @@
             <w:fldChar w:fldCharType="begin"/>
           </w:r>
           <w:r>
-            <w:instrText xml:space="preserve"> PAGEREF _Toc16307 \h </w:instrText>
+            <w:instrText xml:space="preserve"> PAGEREF _Toc32513 \h </w:instrText>
           </w:r>
           <w:r>
             <w:fldChar w:fldCharType="separate"/>
@@ -2356,7 +2344,7 @@
             <w:fldChar w:fldCharType="begin"/>
           </w:r>
           <w:r>
-            <w:instrText xml:space="preserve"> HYPERLINK \l _Toc3848 </w:instrText>
+            <w:instrText xml:space="preserve"> HYPERLINK \l _Toc9090 </w:instrText>
           </w:r>
           <w:r>
             <w:fldChar w:fldCharType="separate"/>
@@ -2375,7 +2363,7 @@
             <w:fldChar w:fldCharType="begin"/>
           </w:r>
           <w:r>
-            <w:instrText xml:space="preserve"> PAGEREF _Toc3848 \h </w:instrText>
+            <w:instrText xml:space="preserve"> PAGEREF _Toc9090 \h </w:instrText>
           </w:r>
           <w:r>
             <w:fldChar w:fldCharType="separate"/>
@@ -2401,7 +2389,7 @@
             <w:fldChar w:fldCharType="begin"/>
           </w:r>
           <w:r>
-            <w:instrText xml:space="preserve"> HYPERLINK \l _Toc19232 </w:instrText>
+            <w:instrText xml:space="preserve"> HYPERLINK \l _Toc10560 </w:instrText>
           </w:r>
           <w:r>
             <w:fldChar w:fldCharType="separate"/>
@@ -2422,7 +2410,7 @@
             <w:fldChar w:fldCharType="begin"/>
           </w:r>
           <w:r>
-            <w:instrText xml:space="preserve"> PAGEREF _Toc19232 \h </w:instrText>
+            <w:instrText xml:space="preserve"> PAGEREF _Toc10560 \h </w:instrText>
           </w:r>
           <w:r>
             <w:fldChar w:fldCharType="separate"/>
@@ -2448,7 +2436,7 @@
             <w:fldChar w:fldCharType="begin"/>
           </w:r>
           <w:r>
-            <w:instrText xml:space="preserve"> HYPERLINK \l _Toc13445 </w:instrText>
+            <w:instrText xml:space="preserve"> HYPERLINK \l _Toc3895 </w:instrText>
           </w:r>
           <w:r>
             <w:fldChar w:fldCharType="separate"/>
@@ -2469,7 +2457,7 @@
             <w:fldChar w:fldCharType="begin"/>
           </w:r>
           <w:r>
-            <w:instrText xml:space="preserve"> PAGEREF _Toc13445 \h </w:instrText>
+            <w:instrText xml:space="preserve"> PAGEREF _Toc3895 \h </w:instrText>
           </w:r>
           <w:r>
             <w:fldChar w:fldCharType="separate"/>
@@ -2495,7 +2483,7 @@
             <w:fldChar w:fldCharType="begin"/>
           </w:r>
           <w:r>
-            <w:instrText xml:space="preserve"> HYPERLINK \l _Toc2942 </w:instrText>
+            <w:instrText xml:space="preserve"> HYPERLINK \l _Toc17645 </w:instrText>
           </w:r>
           <w:r>
             <w:fldChar w:fldCharType="separate"/>
@@ -2516,7 +2504,7 @@
             <w:fldChar w:fldCharType="begin"/>
           </w:r>
           <w:r>
-            <w:instrText xml:space="preserve"> PAGEREF _Toc2942 \h </w:instrText>
+            <w:instrText xml:space="preserve"> PAGEREF _Toc17645 \h </w:instrText>
           </w:r>
           <w:r>
             <w:fldChar w:fldCharType="separate"/>
@@ -2542,7 +2530,7 @@
             <w:fldChar w:fldCharType="begin"/>
           </w:r>
           <w:r>
-            <w:instrText xml:space="preserve"> HYPERLINK \l _Toc18571 </w:instrText>
+            <w:instrText xml:space="preserve"> HYPERLINK \l _Toc17769 </w:instrText>
           </w:r>
           <w:r>
             <w:fldChar w:fldCharType="separate"/>
@@ -2563,7 +2551,7 @@
             <w:fldChar w:fldCharType="begin"/>
           </w:r>
           <w:r>
-            <w:instrText xml:space="preserve"> PAGEREF _Toc18571 \h </w:instrText>
+            <w:instrText xml:space="preserve"> PAGEREF _Toc17769 \h </w:instrText>
           </w:r>
           <w:r>
             <w:fldChar w:fldCharType="separate"/>
@@ -2589,7 +2577,7 @@
             <w:fldChar w:fldCharType="begin"/>
           </w:r>
           <w:r>
-            <w:instrText xml:space="preserve"> HYPERLINK \l _Toc6445 </w:instrText>
+            <w:instrText xml:space="preserve"> HYPERLINK \l _Toc5580 </w:instrText>
           </w:r>
           <w:r>
             <w:fldChar w:fldCharType="separate"/>
@@ -2617,7 +2605,7 @@
             <w:fldChar w:fldCharType="begin"/>
           </w:r>
           <w:r>
-            <w:instrText xml:space="preserve"> PAGEREF _Toc6445 \h </w:instrText>
+            <w:instrText xml:space="preserve"> PAGEREF _Toc5580 \h </w:instrText>
           </w:r>
           <w:r>
             <w:fldChar w:fldCharType="separate"/>
@@ -2643,7 +2631,7 @@
             <w:fldChar w:fldCharType="begin"/>
           </w:r>
           <w:r>
-            <w:instrText xml:space="preserve"> HYPERLINK \l _Toc26332 </w:instrText>
+            <w:instrText xml:space="preserve"> HYPERLINK \l _Toc19216 </w:instrText>
           </w:r>
           <w:r>
             <w:fldChar w:fldCharType="separate"/>
@@ -2668,13 +2656,13 @@
             <w:fldChar w:fldCharType="begin"/>
           </w:r>
           <w:r>
-            <w:instrText xml:space="preserve"> PAGEREF _Toc26332 \h </w:instrText>
+            <w:instrText xml:space="preserve"> PAGEREF _Toc19216 \h </w:instrText>
           </w:r>
           <w:r>
             <w:fldChar w:fldCharType="separate"/>
           </w:r>
           <w:r>
-            <w:t>6</w:t>
+            <w:t>5</w:t>
           </w:r>
           <w:r>
             <w:fldChar w:fldCharType="end"/>
@@ -2694,7 +2682,7 @@
             <w:fldChar w:fldCharType="begin"/>
           </w:r>
           <w:r>
-            <w:instrText xml:space="preserve"> HYPERLINK \l _Toc31295 </w:instrText>
+            <w:instrText xml:space="preserve"> HYPERLINK \l _Toc9261 </w:instrText>
           </w:r>
           <w:r>
             <w:fldChar w:fldCharType="separate"/>
@@ -2715,7 +2703,7 @@
             <w:fldChar w:fldCharType="begin"/>
           </w:r>
           <w:r>
-            <w:instrText xml:space="preserve"> PAGEREF _Toc31295 \h </w:instrText>
+            <w:instrText xml:space="preserve"> PAGEREF _Toc9261 \h </w:instrText>
           </w:r>
           <w:r>
             <w:fldChar w:fldCharType="separate"/>
@@ -2741,7 +2729,7 @@
             <w:fldChar w:fldCharType="begin"/>
           </w:r>
           <w:r>
-            <w:instrText xml:space="preserve"> HYPERLINK \l _Toc22835 </w:instrText>
+            <w:instrText xml:space="preserve"> HYPERLINK \l _Toc10636 </w:instrText>
           </w:r>
           <w:r>
             <w:fldChar w:fldCharType="separate"/>
@@ -2769,7 +2757,7 @@
             <w:fldChar w:fldCharType="begin"/>
           </w:r>
           <w:r>
-            <w:instrText xml:space="preserve"> PAGEREF _Toc22835 \h </w:instrText>
+            <w:instrText xml:space="preserve"> PAGEREF _Toc10636 \h </w:instrText>
           </w:r>
           <w:r>
             <w:fldChar w:fldCharType="separate"/>
@@ -2795,7 +2783,7 @@
             <w:fldChar w:fldCharType="begin"/>
           </w:r>
           <w:r>
-            <w:instrText xml:space="preserve"> HYPERLINK \l _Toc1453 </w:instrText>
+            <w:instrText xml:space="preserve"> HYPERLINK \l _Toc13560 </w:instrText>
           </w:r>
           <w:r>
             <w:fldChar w:fldCharType="separate"/>
@@ -2823,7 +2811,7 @@
             <w:fldChar w:fldCharType="begin"/>
           </w:r>
           <w:r>
-            <w:instrText xml:space="preserve"> PAGEREF _Toc1453 \h </w:instrText>
+            <w:instrText xml:space="preserve"> PAGEREF _Toc13560 \h </w:instrText>
           </w:r>
           <w:r>
             <w:fldChar w:fldCharType="separate"/>
@@ -2849,7 +2837,7 @@
             <w:fldChar w:fldCharType="begin"/>
           </w:r>
           <w:r>
-            <w:instrText xml:space="preserve"> HYPERLINK \l _Toc9768 </w:instrText>
+            <w:instrText xml:space="preserve"> HYPERLINK \l _Toc5897 </w:instrText>
           </w:r>
           <w:r>
             <w:fldChar w:fldCharType="separate"/>
@@ -2875,7 +2863,7 @@
             <w:fldChar w:fldCharType="begin"/>
           </w:r>
           <w:r>
-            <w:instrText xml:space="preserve"> PAGEREF _Toc9768 \h </w:instrText>
+            <w:instrText xml:space="preserve"> PAGEREF _Toc5897 \h </w:instrText>
           </w:r>
           <w:r>
             <w:fldChar w:fldCharType="separate"/>
@@ -2901,7 +2889,7 @@
             <w:fldChar w:fldCharType="begin"/>
           </w:r>
           <w:r>
-            <w:instrText xml:space="preserve"> HYPERLINK \l _Toc3373 </w:instrText>
+            <w:instrText xml:space="preserve"> HYPERLINK \l _Toc7944 </w:instrText>
           </w:r>
           <w:r>
             <w:fldChar w:fldCharType="separate"/>
@@ -2927,7 +2915,7 @@
             <w:fldChar w:fldCharType="begin"/>
           </w:r>
           <w:r>
-            <w:instrText xml:space="preserve"> PAGEREF _Toc3373 \h </w:instrText>
+            <w:instrText xml:space="preserve"> PAGEREF _Toc7944 \h </w:instrText>
           </w:r>
           <w:r>
             <w:fldChar w:fldCharType="separate"/>
@@ -2953,7 +2941,7 @@
             <w:fldChar w:fldCharType="begin"/>
           </w:r>
           <w:r>
-            <w:instrText xml:space="preserve"> HYPERLINK \l _Toc4143 </w:instrText>
+            <w:instrText xml:space="preserve"> HYPERLINK \l _Toc2793 </w:instrText>
           </w:r>
           <w:r>
             <w:fldChar w:fldCharType="separate"/>
@@ -2981,7 +2969,7 @@
             <w:fldChar w:fldCharType="begin"/>
           </w:r>
           <w:r>
-            <w:instrText xml:space="preserve"> PAGEREF _Toc4143 \h </w:instrText>
+            <w:instrText xml:space="preserve"> PAGEREF _Toc2793 \h </w:instrText>
           </w:r>
           <w:r>
             <w:fldChar w:fldCharType="separate"/>
@@ -3007,7 +2995,7 @@
             <w:fldChar w:fldCharType="begin"/>
           </w:r>
           <w:r>
-            <w:instrText xml:space="preserve"> HYPERLINK \l _Toc27308 </w:instrText>
+            <w:instrText xml:space="preserve"> HYPERLINK \l _Toc20572 </w:instrText>
           </w:r>
           <w:r>
             <w:fldChar w:fldCharType="separate"/>
@@ -3028,7 +3016,7 @@
             <w:fldChar w:fldCharType="begin"/>
           </w:r>
           <w:r>
-            <w:instrText xml:space="preserve"> PAGEREF _Toc27308 \h </w:instrText>
+            <w:instrText xml:space="preserve"> PAGEREF _Toc20572 \h </w:instrText>
           </w:r>
           <w:r>
             <w:fldChar w:fldCharType="separate"/>
@@ -3054,7 +3042,7 @@
             <w:fldChar w:fldCharType="begin"/>
           </w:r>
           <w:r>
-            <w:instrText xml:space="preserve"> HYPERLINK \l _Toc19868 </w:instrText>
+            <w:instrText xml:space="preserve"> HYPERLINK \l _Toc26284 </w:instrText>
           </w:r>
           <w:r>
             <w:fldChar w:fldCharType="separate"/>
@@ -3080,7 +3068,7 @@
             <w:fldChar w:fldCharType="begin"/>
           </w:r>
           <w:r>
-            <w:instrText xml:space="preserve"> PAGEREF _Toc19868 \h </w:instrText>
+            <w:instrText xml:space="preserve"> PAGEREF _Toc26284 \h </w:instrText>
           </w:r>
           <w:r>
             <w:fldChar w:fldCharType="separate"/>
@@ -3106,7 +3094,7 @@
             <w:fldChar w:fldCharType="begin"/>
           </w:r>
           <w:r>
-            <w:instrText xml:space="preserve"> HYPERLINK \l _Toc14019 </w:instrText>
+            <w:instrText xml:space="preserve"> HYPERLINK \l _Toc10739 </w:instrText>
           </w:r>
           <w:r>
             <w:fldChar w:fldCharType="separate"/>
@@ -3132,7 +3120,7 @@
             <w:fldChar w:fldCharType="begin"/>
           </w:r>
           <w:r>
-            <w:instrText xml:space="preserve"> PAGEREF _Toc14019 \h </w:instrText>
+            <w:instrText xml:space="preserve"> PAGEREF _Toc10739 \h </w:instrText>
           </w:r>
           <w:r>
             <w:fldChar w:fldCharType="separate"/>
@@ -3158,7 +3146,7 @@
             <w:fldChar w:fldCharType="begin"/>
           </w:r>
           <w:r>
-            <w:instrText xml:space="preserve"> HYPERLINK \l _Toc18908 </w:instrText>
+            <w:instrText xml:space="preserve"> HYPERLINK \l _Toc24300 </w:instrText>
           </w:r>
           <w:r>
             <w:fldChar w:fldCharType="separate"/>
@@ -3184,7 +3172,7 @@
             <w:fldChar w:fldCharType="begin"/>
           </w:r>
           <w:r>
-            <w:instrText xml:space="preserve"> PAGEREF _Toc18908 \h </w:instrText>
+            <w:instrText xml:space="preserve"> PAGEREF _Toc24300 \h </w:instrText>
           </w:r>
           <w:r>
             <w:fldChar w:fldCharType="separate"/>
@@ -3210,7 +3198,7 @@
             <w:fldChar w:fldCharType="begin"/>
           </w:r>
           <w:r>
-            <w:instrText xml:space="preserve"> HYPERLINK \l _Toc22425 </w:instrText>
+            <w:instrText xml:space="preserve"> HYPERLINK \l _Toc20290 </w:instrText>
           </w:r>
           <w:r>
             <w:fldChar w:fldCharType="separate"/>
@@ -3236,13 +3224,13 @@
             <w:fldChar w:fldCharType="begin"/>
           </w:r>
           <w:r>
-            <w:instrText xml:space="preserve"> PAGEREF _Toc22425 \h </w:instrText>
+            <w:instrText xml:space="preserve"> PAGEREF _Toc20290 \h </w:instrText>
           </w:r>
           <w:r>
             <w:fldChar w:fldCharType="separate"/>
           </w:r>
           <w:r>
-            <w:t>11</w:t>
+            <w:t>10</w:t>
           </w:r>
           <w:r>
             <w:fldChar w:fldCharType="end"/>
@@ -3262,7 +3250,7 @@
             <w:fldChar w:fldCharType="begin"/>
           </w:r>
           <w:r>
-            <w:instrText xml:space="preserve"> HYPERLINK \l _Toc310 </w:instrText>
+            <w:instrText xml:space="preserve"> HYPERLINK \l _Toc28010 </w:instrText>
           </w:r>
           <w:r>
             <w:fldChar w:fldCharType="separate"/>
@@ -3288,13 +3276,13 @@
             <w:fldChar w:fldCharType="begin"/>
           </w:r>
           <w:r>
-            <w:instrText xml:space="preserve"> PAGEREF _Toc310 \h </w:instrText>
+            <w:instrText xml:space="preserve"> PAGEREF _Toc28010 \h </w:instrText>
           </w:r>
           <w:r>
             <w:fldChar w:fldCharType="separate"/>
           </w:r>
           <w:r>
-            <w:t>11</w:t>
+            <w:t>10</w:t>
           </w:r>
           <w:r>
             <w:fldChar w:fldCharType="end"/>
@@ -3314,7 +3302,7 @@
             <w:fldChar w:fldCharType="begin"/>
           </w:r>
           <w:r>
-            <w:instrText xml:space="preserve"> HYPERLINK \l _Toc21523 </w:instrText>
+            <w:instrText xml:space="preserve"> HYPERLINK \l _Toc11946 </w:instrText>
           </w:r>
           <w:r>
             <w:fldChar w:fldCharType="separate"/>
@@ -3340,7 +3328,7 @@
             <w:fldChar w:fldCharType="begin"/>
           </w:r>
           <w:r>
-            <w:instrText xml:space="preserve"> PAGEREF _Toc21523 \h </w:instrText>
+            <w:instrText xml:space="preserve"> PAGEREF _Toc11946 \h </w:instrText>
           </w:r>
           <w:r>
             <w:fldChar w:fldCharType="separate"/>
@@ -3366,7 +3354,7 @@
             <w:fldChar w:fldCharType="begin"/>
           </w:r>
           <w:r>
-            <w:instrText xml:space="preserve"> HYPERLINK \l _Toc21459 </w:instrText>
+            <w:instrText xml:space="preserve"> HYPERLINK \l _Toc7222 </w:instrText>
           </w:r>
           <w:r>
             <w:fldChar w:fldCharType="separate"/>
@@ -3392,7 +3380,7 @@
             <w:fldChar w:fldCharType="begin"/>
           </w:r>
           <w:r>
-            <w:instrText xml:space="preserve"> PAGEREF _Toc21459 \h </w:instrText>
+            <w:instrText xml:space="preserve"> PAGEREF _Toc7222 \h </w:instrText>
           </w:r>
           <w:r>
             <w:fldChar w:fldCharType="separate"/>
@@ -3418,7 +3406,7 @@
             <w:fldChar w:fldCharType="begin"/>
           </w:r>
           <w:r>
-            <w:instrText xml:space="preserve"> HYPERLINK \l _Toc30015 </w:instrText>
+            <w:instrText xml:space="preserve"> HYPERLINK \l _Toc29274 </w:instrText>
           </w:r>
           <w:r>
             <w:fldChar w:fldCharType="separate"/>
@@ -3449,13 +3437,13 @@
             <w:fldChar w:fldCharType="begin"/>
           </w:r>
           <w:r>
-            <w:instrText xml:space="preserve"> PAGEREF _Toc30015 \h </w:instrText>
+            <w:instrText xml:space="preserve"> PAGEREF _Toc29274 \h </w:instrText>
           </w:r>
           <w:r>
             <w:fldChar w:fldCharType="separate"/>
           </w:r>
           <w:r>
-            <w:t>12</w:t>
+            <w:t>11</w:t>
           </w:r>
           <w:r>
             <w:fldChar w:fldCharType="end"/>
@@ -3475,7 +3463,7 @@
             <w:fldChar w:fldCharType="begin"/>
           </w:r>
           <w:r>
-            <w:instrText xml:space="preserve"> HYPERLINK \l _Toc20966 </w:instrText>
+            <w:instrText xml:space="preserve"> HYPERLINK \l _Toc15234 </w:instrText>
           </w:r>
           <w:r>
             <w:fldChar w:fldCharType="separate"/>
@@ -3501,7 +3489,7 @@
             <w:fldChar w:fldCharType="begin"/>
           </w:r>
           <w:r>
-            <w:instrText xml:space="preserve"> PAGEREF _Toc20966 \h </w:instrText>
+            <w:instrText xml:space="preserve"> PAGEREF _Toc15234 \h </w:instrText>
           </w:r>
           <w:r>
             <w:fldChar w:fldCharType="separate"/>
@@ -3527,7 +3515,7 @@
             <w:fldChar w:fldCharType="begin"/>
           </w:r>
           <w:r>
-            <w:instrText xml:space="preserve"> HYPERLINK \l _Toc20573 </w:instrText>
+            <w:instrText xml:space="preserve"> HYPERLINK \l _Toc17791 </w:instrText>
           </w:r>
           <w:r>
             <w:fldChar w:fldCharType="separate"/>
@@ -3553,7 +3541,7 @@
             <w:fldChar w:fldCharType="begin"/>
           </w:r>
           <w:r>
-            <w:instrText xml:space="preserve"> PAGEREF _Toc20573 \h </w:instrText>
+            <w:instrText xml:space="preserve"> PAGEREF _Toc17791 \h </w:instrText>
           </w:r>
           <w:r>
             <w:fldChar w:fldCharType="separate"/>
@@ -3579,7 +3567,7 @@
             <w:fldChar w:fldCharType="begin"/>
           </w:r>
           <w:r>
-            <w:instrText xml:space="preserve"> HYPERLINK \l _Toc21029 </w:instrText>
+            <w:instrText xml:space="preserve"> HYPERLINK \l _Toc24221 </w:instrText>
           </w:r>
           <w:r>
             <w:fldChar w:fldCharType="separate"/>
@@ -3600,7 +3588,7 @@
             <w:fldChar w:fldCharType="begin"/>
           </w:r>
           <w:r>
-            <w:instrText xml:space="preserve"> PAGEREF _Toc21029 \h </w:instrText>
+            <w:instrText xml:space="preserve"> PAGEREF _Toc24221 \h </w:instrText>
           </w:r>
           <w:r>
             <w:fldChar w:fldCharType="separate"/>
@@ -3626,7 +3614,7 @@
             <w:fldChar w:fldCharType="begin"/>
           </w:r>
           <w:r>
-            <w:instrText xml:space="preserve"> HYPERLINK \l _Toc26103 </w:instrText>
+            <w:instrText xml:space="preserve"> HYPERLINK \l _Toc30640 </w:instrText>
           </w:r>
           <w:r>
             <w:fldChar w:fldCharType="separate"/>
@@ -3647,7 +3635,7 @@
             <w:fldChar w:fldCharType="begin"/>
           </w:r>
           <w:r>
-            <w:instrText xml:space="preserve"> PAGEREF _Toc26103 \h </w:instrText>
+            <w:instrText xml:space="preserve"> PAGEREF _Toc30640 \h </w:instrText>
           </w:r>
           <w:r>
             <w:fldChar w:fldCharType="separate"/>
@@ -3673,7 +3661,7 @@
             <w:fldChar w:fldCharType="begin"/>
           </w:r>
           <w:r>
-            <w:instrText xml:space="preserve"> HYPERLINK \l _Toc27890 </w:instrText>
+            <w:instrText xml:space="preserve"> HYPERLINK \l _Toc8740 </w:instrText>
           </w:r>
           <w:r>
             <w:fldChar w:fldCharType="separate"/>
@@ -3699,7 +3687,7 @@
             <w:fldChar w:fldCharType="begin"/>
           </w:r>
           <w:r>
-            <w:instrText xml:space="preserve"> PAGEREF _Toc27890 \h </w:instrText>
+            <w:instrText xml:space="preserve"> PAGEREF _Toc8740 \h </w:instrText>
           </w:r>
           <w:r>
             <w:fldChar w:fldCharType="separate"/>
@@ -3725,7 +3713,7 @@
             <w:fldChar w:fldCharType="begin"/>
           </w:r>
           <w:r>
-            <w:instrText xml:space="preserve"> HYPERLINK \l _Toc9952 </w:instrText>
+            <w:instrText xml:space="preserve"> HYPERLINK \l _Toc6386 </w:instrText>
           </w:r>
           <w:r>
             <w:fldChar w:fldCharType="separate"/>
@@ -3756,13 +3744,13 @@
             <w:fldChar w:fldCharType="begin"/>
           </w:r>
           <w:r>
-            <w:instrText xml:space="preserve"> PAGEREF _Toc9952 \h </w:instrText>
+            <w:instrText xml:space="preserve"> PAGEREF _Toc6386 \h </w:instrText>
           </w:r>
           <w:r>
             <w:fldChar w:fldCharType="separate"/>
           </w:r>
           <w:r>
-            <w:t>13</w:t>
+            <w:t>12</w:t>
           </w:r>
           <w:r>
             <w:fldChar w:fldCharType="end"/>
@@ -3782,7 +3770,7 @@
             <w:fldChar w:fldCharType="begin"/>
           </w:r>
           <w:r>
-            <w:instrText xml:space="preserve"> HYPERLINK \l _Toc2533 </w:instrText>
+            <w:instrText xml:space="preserve"> HYPERLINK \l _Toc3188 </w:instrText>
           </w:r>
           <w:r>
             <w:fldChar w:fldCharType="separate"/>
@@ -3808,13 +3796,13 @@
             <w:fldChar w:fldCharType="begin"/>
           </w:r>
           <w:r>
-            <w:instrText xml:space="preserve"> PAGEREF _Toc2533 \h </w:instrText>
+            <w:instrText xml:space="preserve"> PAGEREF _Toc3188 \h </w:instrText>
           </w:r>
           <w:r>
             <w:fldChar w:fldCharType="separate"/>
           </w:r>
           <w:r>
-            <w:t>13</w:t>
+            <w:t>12</w:t>
           </w:r>
           <w:r>
             <w:fldChar w:fldCharType="end"/>
@@ -3834,7 +3822,7 @@
             <w:fldChar w:fldCharType="begin"/>
           </w:r>
           <w:r>
-            <w:instrText xml:space="preserve"> HYPERLINK \l _Toc30235 </w:instrText>
+            <w:instrText xml:space="preserve"> HYPERLINK \l _Toc15066 </w:instrText>
           </w:r>
           <w:r>
             <w:fldChar w:fldCharType="separate"/>
@@ -3860,7 +3848,7 @@
             <w:fldChar w:fldCharType="begin"/>
           </w:r>
           <w:r>
-            <w:instrText xml:space="preserve"> PAGEREF _Toc30235 \h </w:instrText>
+            <w:instrText xml:space="preserve"> PAGEREF _Toc15066 \h </w:instrText>
           </w:r>
           <w:r>
             <w:fldChar w:fldCharType="separate"/>
@@ -3886,7 +3874,7 @@
             <w:fldChar w:fldCharType="begin"/>
           </w:r>
           <w:r>
-            <w:instrText xml:space="preserve"> HYPERLINK \l _Toc23193 </w:instrText>
+            <w:instrText xml:space="preserve"> HYPERLINK \l _Toc8918 </w:instrText>
           </w:r>
           <w:r>
             <w:fldChar w:fldCharType="separate"/>
@@ -3907,7 +3895,7 @@
             <w:fldChar w:fldCharType="begin"/>
           </w:r>
           <w:r>
-            <w:instrText xml:space="preserve"> PAGEREF _Toc23193 \h </w:instrText>
+            <w:instrText xml:space="preserve"> PAGEREF _Toc8918 \h </w:instrText>
           </w:r>
           <w:r>
             <w:fldChar w:fldCharType="separate"/>
@@ -3933,7 +3921,7 @@
             <w:fldChar w:fldCharType="begin"/>
           </w:r>
           <w:r>
-            <w:instrText xml:space="preserve"> HYPERLINK \l _Toc14064 </w:instrText>
+            <w:instrText xml:space="preserve"> HYPERLINK \l _Toc10115 </w:instrText>
           </w:r>
           <w:r>
             <w:fldChar w:fldCharType="separate"/>
@@ -3954,7 +3942,7 @@
             <w:fldChar w:fldCharType="begin"/>
           </w:r>
           <w:r>
-            <w:instrText xml:space="preserve"> PAGEREF _Toc14064 \h </w:instrText>
+            <w:instrText xml:space="preserve"> PAGEREF _Toc10115 \h </w:instrText>
           </w:r>
           <w:r>
             <w:fldChar w:fldCharType="separate"/>
@@ -3980,7 +3968,7 @@
             <w:fldChar w:fldCharType="begin"/>
           </w:r>
           <w:r>
-            <w:instrText xml:space="preserve"> HYPERLINK \l _Toc13543 </w:instrText>
+            <w:instrText xml:space="preserve"> HYPERLINK \l _Toc24844 </w:instrText>
           </w:r>
           <w:r>
             <w:fldChar w:fldCharType="separate"/>
@@ -4006,7 +3994,7 @@
             <w:fldChar w:fldCharType="begin"/>
           </w:r>
           <w:r>
-            <w:instrText xml:space="preserve"> PAGEREF _Toc13543 \h </w:instrText>
+            <w:instrText xml:space="preserve"> PAGEREF _Toc24844 \h </w:instrText>
           </w:r>
           <w:r>
             <w:fldChar w:fldCharType="separate"/>
@@ -4052,7 +4040,7 @@
         <w:snapToGrid w:val="0"/>
         <w:textAlignment w:val="baseline"/>
       </w:pPr>
-      <w:bookmarkStart w:id="5" w:name="_Toc13445"/>
+      <w:bookmarkStart w:id="5" w:name="_Toc3895"/>
       <w:r>
         <w:t>综述</w:t>
       </w:r>
@@ -4099,7 +4087,7 @@
         <w:snapToGrid w:val="0"/>
         <w:textAlignment w:val="baseline"/>
       </w:pPr>
-      <w:bookmarkStart w:id="6" w:name="_Toc2942"/>
+      <w:bookmarkStart w:id="6" w:name="_Toc17645"/>
       <w:bookmarkStart w:id="7" w:name="heading_1"/>
       <w:r>
         <w:t>招聘计划执行情况</w:t>
@@ -4125,7 +4113,7 @@
         <w:snapToGrid w:val="0"/>
         <w:textAlignment w:val="baseline"/>
       </w:pPr>
-      <w:bookmarkStart w:id="8" w:name="_Toc18571"/>
+      <w:bookmarkStart w:id="8" w:name="_Toc17769"/>
       <w:bookmarkStart w:id="9" w:name="heading_2"/>
       <w:r>
         <w:t>招聘计划概况</w:t>
@@ -4203,7 +4191,7 @@
         <w:snapToGrid w:val="0"/>
         <w:textAlignment w:val="baseline"/>
       </w:pPr>
-      <w:bookmarkStart w:id="10" w:name="_Toc6445"/>
+      <w:bookmarkStart w:id="10" w:name="_Toc5580"/>
       <w:bookmarkStart w:id="11" w:name="heading_3"/>
       <w:r>
         <w:rPr>
@@ -4718,11 +4706,11 @@
             </w:pPr>
             <w:r>
               <w:rPr>
-                <w:rFonts w:hint="eastAsia" w:ascii="Arial" w:eastAsia="等线" w:cs="Arial"/>
+                <w:rFonts w:hint="eastAsia" w:eastAsia="等线" w:cs="Arial"/>
                 <w:sz w:val="22"/>
                 <w:lang w:val="en-US" w:eastAsia="zh-CN"/>
               </w:rPr>
-              <w:t>数据库运维工程师</w:t>
+              <w:t>电缆应急抢修运维工程师</w:t>
             </w:r>
           </w:p>
         </w:tc>
@@ -6399,7 +6387,7 @@
         <w:snapToGrid w:val="0"/>
         <w:textAlignment w:val="baseline"/>
       </w:pPr>
-      <w:bookmarkStart w:id="12" w:name="_Toc26332"/>
+      <w:bookmarkStart w:id="12" w:name="_Toc19216"/>
       <w:bookmarkStart w:id="13" w:name="heading_4"/>
       <w:r>
         <w:rPr>
@@ -6506,7 +6494,7 @@
         <w:snapToGrid w:val="0"/>
         <w:textAlignment w:val="baseline"/>
       </w:pPr>
-      <w:bookmarkStart w:id="14" w:name="_Toc31295"/>
+      <w:bookmarkStart w:id="14" w:name="_Toc9261"/>
       <w:r>
         <w:t>储备计划执行情况</w:t>
       </w:r>
@@ -6532,7 +6520,7 @@
         <w:textAlignment w:val="baseline"/>
       </w:pPr>
       <w:bookmarkStart w:id="15" w:name="heading_5"/>
-      <w:bookmarkStart w:id="16" w:name="_Toc22835"/>
+      <w:bookmarkStart w:id="16" w:name="_Toc10636"/>
       <w:r>
         <w:t>储备计划</w:t>
       </w:r>
@@ -6569,7 +6557,27 @@
         </w:rPr>
       </w:pPr>
       <w:r>
-        <w:t>人员储备计划14人（外部招聘6人、内部选聘8人</w:t>
+        <w:t>人员储备计划</w:t>
+      </w:r>
+      <w:r>
+        <w:rPr>
+          <w:rFonts w:hint="eastAsia"/>
+          <w:lang w:val="en-US" w:eastAsia="zh-CN"/>
+        </w:rPr>
+        <w:t>11</w:t>
+      </w:r>
+      <w:r>
+        <w:t>人（外部招聘6人、内部选聘</w:t>
+      </w:r>
+      <w:r>
+        <w:rPr>
+          <w:rFonts w:hint="eastAsia"/>
+          <w:lang w:val="en-US" w:eastAsia="zh-CN"/>
+        </w:rPr>
+        <w:t>5</w:t>
+      </w:r>
+      <w:r>
+        <w:t>人</w:t>
       </w:r>
       <w:r>
         <w:rPr>
@@ -6597,8 +6605,8 @@
         <w:snapToGrid w:val="0"/>
         <w:textAlignment w:val="baseline"/>
       </w:pPr>
-      <w:bookmarkStart w:id="17" w:name="heading_6"/>
-      <w:bookmarkStart w:id="18" w:name="_Toc1453"/>
+      <w:bookmarkStart w:id="17" w:name="_Toc13560"/>
+      <w:bookmarkStart w:id="18" w:name="heading_6"/>
       <w:r>
         <w:rPr>
           <w:rFonts w:hint="eastAsia"/>
@@ -6634,7 +6642,7 @@
           <w:lang w:val="en-US" w:eastAsia="zh-CN"/>
         </w:rPr>
       </w:pPr>
-      <w:bookmarkStart w:id="19" w:name="_Toc9768"/>
+      <w:bookmarkStart w:id="19" w:name="_Toc5897"/>
       <w:r>
         <w:rPr>
           <w:rFonts w:hint="eastAsia"/>
@@ -6696,7 +6704,7 @@
           <w:lang w:val="en-US" w:eastAsia="zh-CN"/>
         </w:rPr>
       </w:pPr>
-      <w:bookmarkStart w:id="20" w:name="_Toc3373"/>
+      <w:bookmarkStart w:id="20" w:name="_Toc7944"/>
       <w:r>
         <w:rPr>
           <w:rFonts w:hint="eastAsia"/>
@@ -6733,23 +6741,23 @@
           <w:rFonts w:hint="eastAsia"/>
           <w:lang w:val="en-US" w:eastAsia="zh-CN"/>
         </w:rPr>
-        <w:t>2025年7月至2026年6月计划储备8人。截止2026年1月，计划储备6人，实际储备6人，达成储备目标。涉及应急通信运维工程师、传输设备运维工程师、项目经理、运行监控运维工程师、erp系统运维工程师、数据库运维工程师等关键岗位。具体完成情况如下:</w:t>
+        <w:t>2025年7月至2026年6月计划储备5人。截止2026年1月，计划储备3人，实际储备3人，达成储备目标。具体完成情况如下:</w:t>
       </w:r>
     </w:p>
     <w:tbl>
       <w:tblPr>
         <w:tblStyle w:val="20"/>
-        <w:tblW w:w="0" w:type="auto"/>
-        <w:tblInd w:w="0" w:type="dxa"/>
+        <w:tblW w:w="8522" w:type="dxa"/>
+        <w:jc w:val="center"/>
         <w:tblBorders>
-          <w:top w:val="single" w:color="auto" w:sz="4" w:space="0"/>
-          <w:left w:val="single" w:color="auto" w:sz="4" w:space="0"/>
-          <w:bottom w:val="single" w:color="auto" w:sz="4" w:space="0"/>
-          <w:right w:val="single" w:color="auto" w:sz="4" w:space="0"/>
-          <w:insideH w:val="single" w:color="auto" w:sz="4" w:space="0"/>
-          <w:insideV w:val="single" w:color="auto" w:sz="4" w:space="0"/>
+          <w:top w:val="none" w:color="auto" w:sz="4" w:space="0"/>
+          <w:left w:val="none" w:color="auto" w:sz="4" w:space="0"/>
+          <w:bottom w:val="none" w:color="auto" w:sz="4" w:space="0"/>
+          <w:right w:val="none" w:color="auto" w:sz="4" w:space="0"/>
+          <w:insideH w:val="none" w:color="auto" w:sz="4" w:space="0"/>
+          <w:insideV w:val="none" w:color="auto" w:sz="4" w:space="0"/>
         </w:tblBorders>
-        <w:tblLayout w:type="fixed"/>
+        <w:tblLayout w:type="autofit"/>
         <w:tblCellMar>
           <w:top w:w="0" w:type="dxa"/>
           <w:left w:w="10" w:type="dxa"/>
@@ -6758,2375 +6766,22 @@
         </w:tblCellMar>
       </w:tblPr>
       <w:tblGrid>
-        <w:gridCol w:w="1160"/>
-        <w:gridCol w:w="1173"/>
-        <w:gridCol w:w="1414"/>
-        <w:gridCol w:w="1626"/>
-        <w:gridCol w:w="1694"/>
-        <w:gridCol w:w="1213"/>
+        <w:gridCol w:w="1034"/>
+        <w:gridCol w:w="1036"/>
+        <w:gridCol w:w="2239"/>
+        <w:gridCol w:w="1551"/>
+        <w:gridCol w:w="1551"/>
+        <w:gridCol w:w="1111"/>
       </w:tblGrid>
       <w:tr>
         <w:tblPrEx>
           <w:tblBorders>
-            <w:top w:val="single" w:color="auto" w:sz="4" w:space="0"/>
-            <w:left w:val="single" w:color="auto" w:sz="4" w:space="0"/>
-            <w:bottom w:val="single" w:color="auto" w:sz="4" w:space="0"/>
-            <w:right w:val="single" w:color="auto" w:sz="4" w:space="0"/>
-            <w:insideH w:val="single" w:color="auto" w:sz="4" w:space="0"/>
-            <w:insideV w:val="single" w:color="auto" w:sz="4" w:space="0"/>
-          </w:tblBorders>
-          <w:tblCellMar>
-            <w:top w:w="0" w:type="dxa"/>
-            <w:left w:w="10" w:type="dxa"/>
-            <w:bottom w:w="0" w:type="dxa"/>
-            <w:right w:w="10" w:type="dxa"/>
-          </w:tblCellMar>
-        </w:tblPrEx>
-        <w:tc>
-          <w:tcPr>
-            <w:tcW w:w="1160" w:type="dxa"/>
-            <w:tcMar>
-              <w:top w:w="60" w:type="dxa"/>
-              <w:left w:w="120" w:type="dxa"/>
-              <w:bottom w:w="30" w:type="dxa"/>
-              <w:right w:w="120" w:type="dxa"/>
-            </w:tcMar>
-          </w:tcPr>
-          <w:p>
-            <w:pPr>
-              <w:keepNext w:val="0"/>
-              <w:keepLines w:val="0"/>
-              <w:pageBreakBefore w:val="0"/>
-              <w:widowControl w:val="0"/>
-              <w:kinsoku w:val="0"/>
-              <w:wordWrap/>
-              <w:overflowPunct/>
-              <w:topLinePunct w:val="0"/>
-              <w:autoSpaceDE w:val="0"/>
-              <w:autoSpaceDN w:val="0"/>
-              <w:bidi w:val="0"/>
-              <w:adjustRightInd w:val="0"/>
-              <w:snapToGrid w:val="0"/>
-              <w:spacing w:before="120" w:after="120" w:line="288" w:lineRule="auto"/>
-              <w:ind w:left="0"/>
-              <w:jc w:val="left"/>
-              <w:textAlignment w:val="baseline"/>
-            </w:pPr>
-            <w:r>
-              <w:rPr>
-                <w:rFonts w:ascii="Arial" w:hAnsi="Arial" w:eastAsia="等线" w:cs="Arial"/>
-                <w:sz w:val="22"/>
-              </w:rPr>
-              <w:t>岗位类别</w:t>
-            </w:r>
-          </w:p>
-        </w:tc>
-        <w:tc>
-          <w:tcPr>
-            <w:tcW w:w="1173" w:type="dxa"/>
-            <w:tcMar>
-              <w:top w:w="60" w:type="dxa"/>
-              <w:left w:w="120" w:type="dxa"/>
-              <w:bottom w:w="30" w:type="dxa"/>
-              <w:right w:w="120" w:type="dxa"/>
-            </w:tcMar>
-          </w:tcPr>
-          <w:p>
-            <w:pPr>
-              <w:keepNext w:val="0"/>
-              <w:keepLines w:val="0"/>
-              <w:pageBreakBefore w:val="0"/>
-              <w:widowControl w:val="0"/>
-              <w:kinsoku w:val="0"/>
-              <w:wordWrap/>
-              <w:overflowPunct/>
-              <w:topLinePunct w:val="0"/>
-              <w:autoSpaceDE w:val="0"/>
-              <w:autoSpaceDN w:val="0"/>
-              <w:bidi w:val="0"/>
-              <w:adjustRightInd w:val="0"/>
-              <w:snapToGrid w:val="0"/>
-              <w:spacing w:before="120" w:after="120" w:line="288" w:lineRule="auto"/>
-              <w:ind w:left="0"/>
-              <w:jc w:val="left"/>
-              <w:textAlignment w:val="baseline"/>
-            </w:pPr>
-            <w:r>
-              <w:rPr>
-                <w:rFonts w:ascii="Arial" w:hAnsi="Arial" w:eastAsia="等线" w:cs="Arial"/>
-                <w:sz w:val="22"/>
-              </w:rPr>
-              <w:t>部门名称</w:t>
-            </w:r>
-          </w:p>
-        </w:tc>
-        <w:tc>
-          <w:tcPr>
-            <w:tcW w:w="1414" w:type="dxa"/>
-            <w:tcMar>
-              <w:top w:w="60" w:type="dxa"/>
-              <w:left w:w="120" w:type="dxa"/>
-              <w:bottom w:w="30" w:type="dxa"/>
-              <w:right w:w="120" w:type="dxa"/>
-            </w:tcMar>
-          </w:tcPr>
-          <w:p>
-            <w:pPr>
-              <w:keepNext w:val="0"/>
-              <w:keepLines w:val="0"/>
-              <w:pageBreakBefore w:val="0"/>
-              <w:widowControl w:val="0"/>
-              <w:kinsoku w:val="0"/>
-              <w:wordWrap/>
-              <w:overflowPunct/>
-              <w:topLinePunct w:val="0"/>
-              <w:autoSpaceDE w:val="0"/>
-              <w:autoSpaceDN w:val="0"/>
-              <w:bidi w:val="0"/>
-              <w:adjustRightInd w:val="0"/>
-              <w:snapToGrid w:val="0"/>
-              <w:spacing w:before="120" w:after="120" w:line="288" w:lineRule="auto"/>
-              <w:ind w:left="0"/>
-              <w:jc w:val="left"/>
-              <w:textAlignment w:val="baseline"/>
-            </w:pPr>
-            <w:r>
-              <w:rPr>
-                <w:rFonts w:ascii="Arial" w:hAnsi="Arial" w:eastAsia="等线" w:cs="Arial"/>
-                <w:sz w:val="22"/>
-              </w:rPr>
-              <w:t>岗位名称</w:t>
-            </w:r>
-          </w:p>
-        </w:tc>
-        <w:tc>
-          <w:tcPr>
-            <w:tcW w:w="1626" w:type="dxa"/>
-            <w:tcMar>
-              <w:top w:w="60" w:type="dxa"/>
-              <w:left w:w="120" w:type="dxa"/>
-              <w:bottom w:w="30" w:type="dxa"/>
-              <w:right w:w="120" w:type="dxa"/>
-            </w:tcMar>
-          </w:tcPr>
-          <w:p>
-            <w:pPr>
-              <w:keepNext w:val="0"/>
-              <w:keepLines w:val="0"/>
-              <w:pageBreakBefore w:val="0"/>
-              <w:widowControl w:val="0"/>
-              <w:kinsoku w:val="0"/>
-              <w:wordWrap/>
-              <w:overflowPunct/>
-              <w:topLinePunct w:val="0"/>
-              <w:autoSpaceDE w:val="0"/>
-              <w:autoSpaceDN w:val="0"/>
-              <w:bidi w:val="0"/>
-              <w:adjustRightInd w:val="0"/>
-              <w:snapToGrid w:val="0"/>
-              <w:spacing w:before="120" w:after="120" w:line="288" w:lineRule="auto"/>
-              <w:ind w:left="0"/>
-              <w:jc w:val="left"/>
-              <w:textAlignment w:val="baseline"/>
-            </w:pPr>
-            <w:r>
-              <w:rPr>
-                <w:rFonts w:ascii="Arial" w:hAnsi="Arial" w:eastAsia="等线" w:cs="Arial"/>
-                <w:sz w:val="22"/>
-              </w:rPr>
-              <w:t>计划储备人数</w:t>
-            </w:r>
-          </w:p>
-        </w:tc>
-        <w:tc>
-          <w:tcPr>
-            <w:tcW w:w="1694" w:type="dxa"/>
-            <w:tcMar>
-              <w:top w:w="60" w:type="dxa"/>
-              <w:left w:w="120" w:type="dxa"/>
-              <w:bottom w:w="30" w:type="dxa"/>
-              <w:right w:w="120" w:type="dxa"/>
-            </w:tcMar>
-          </w:tcPr>
-          <w:p>
-            <w:pPr>
-              <w:keepNext w:val="0"/>
-              <w:keepLines w:val="0"/>
-              <w:pageBreakBefore w:val="0"/>
-              <w:widowControl w:val="0"/>
-              <w:kinsoku w:val="0"/>
-              <w:wordWrap/>
-              <w:overflowPunct/>
-              <w:topLinePunct w:val="0"/>
-              <w:autoSpaceDE w:val="0"/>
-              <w:autoSpaceDN w:val="0"/>
-              <w:bidi w:val="0"/>
-              <w:adjustRightInd w:val="0"/>
-              <w:snapToGrid w:val="0"/>
-              <w:spacing w:before="120" w:after="120" w:line="288" w:lineRule="auto"/>
-              <w:ind w:left="0"/>
-              <w:jc w:val="left"/>
-              <w:textAlignment w:val="baseline"/>
-            </w:pPr>
-            <w:r>
-              <w:rPr>
-                <w:rFonts w:ascii="Arial" w:hAnsi="Arial" w:eastAsia="等线" w:cs="Arial"/>
-                <w:sz w:val="22"/>
-              </w:rPr>
-              <w:t>计划储备时间</w:t>
-            </w:r>
-          </w:p>
-        </w:tc>
-        <w:tc>
-          <w:tcPr>
-            <w:tcW w:w="1213" w:type="dxa"/>
-            <w:tcMar>
-              <w:top w:w="60" w:type="dxa"/>
-              <w:left w:w="120" w:type="dxa"/>
-              <w:bottom w:w="30" w:type="dxa"/>
-              <w:right w:w="120" w:type="dxa"/>
-            </w:tcMar>
-          </w:tcPr>
-          <w:p>
-            <w:pPr>
-              <w:keepNext w:val="0"/>
-              <w:keepLines w:val="0"/>
-              <w:pageBreakBefore w:val="0"/>
-              <w:widowControl w:val="0"/>
-              <w:kinsoku w:val="0"/>
-              <w:wordWrap/>
-              <w:overflowPunct/>
-              <w:topLinePunct w:val="0"/>
-              <w:autoSpaceDE w:val="0"/>
-              <w:autoSpaceDN w:val="0"/>
-              <w:bidi w:val="0"/>
-              <w:adjustRightInd w:val="0"/>
-              <w:snapToGrid w:val="0"/>
-              <w:spacing w:before="120" w:after="120" w:line="288" w:lineRule="auto"/>
-              <w:ind w:left="0"/>
-              <w:jc w:val="left"/>
-              <w:textAlignment w:val="baseline"/>
-              <w:rPr>
-                <w:rFonts w:hint="default" w:eastAsia="宋体"/>
-                <w:lang w:val="en-US" w:eastAsia="zh-CN"/>
-              </w:rPr>
-            </w:pPr>
-            <w:r>
-              <w:rPr>
-                <w:rFonts w:hint="eastAsia" w:eastAsia="等线" w:cs="Arial"/>
-                <w:sz w:val="22"/>
-                <w:lang w:val="en-US" w:eastAsia="zh-CN"/>
-              </w:rPr>
-              <w:t>完成情况</w:t>
-            </w:r>
-          </w:p>
-        </w:tc>
-      </w:tr>
-      <w:tr>
-        <w:tblPrEx>
-          <w:tblBorders>
-            <w:top w:val="single" w:color="auto" w:sz="4" w:space="0"/>
-            <w:left w:val="single" w:color="auto" w:sz="4" w:space="0"/>
-            <w:bottom w:val="single" w:color="auto" w:sz="4" w:space="0"/>
-            <w:right w:val="single" w:color="auto" w:sz="4" w:space="0"/>
-            <w:insideH w:val="single" w:color="auto" w:sz="4" w:space="0"/>
-            <w:insideV w:val="single" w:color="auto" w:sz="4" w:space="0"/>
-          </w:tblBorders>
-          <w:tblCellMar>
-            <w:top w:w="0" w:type="dxa"/>
-            <w:left w:w="10" w:type="dxa"/>
-            <w:bottom w:w="0" w:type="dxa"/>
-            <w:right w:w="10" w:type="dxa"/>
-          </w:tblCellMar>
-        </w:tblPrEx>
-        <w:tc>
-          <w:tcPr>
-            <w:tcW w:w="1160" w:type="dxa"/>
-            <w:tcMar>
-              <w:top w:w="60" w:type="dxa"/>
-              <w:left w:w="120" w:type="dxa"/>
-              <w:bottom w:w="30" w:type="dxa"/>
-              <w:right w:w="120" w:type="dxa"/>
-            </w:tcMar>
-          </w:tcPr>
-          <w:p>
-            <w:pPr>
-              <w:keepNext w:val="0"/>
-              <w:keepLines w:val="0"/>
-              <w:pageBreakBefore w:val="0"/>
-              <w:widowControl w:val="0"/>
-              <w:kinsoku w:val="0"/>
-              <w:wordWrap/>
-              <w:overflowPunct/>
-              <w:topLinePunct w:val="0"/>
-              <w:autoSpaceDE w:val="0"/>
-              <w:autoSpaceDN w:val="0"/>
-              <w:bidi w:val="0"/>
-              <w:adjustRightInd w:val="0"/>
-              <w:snapToGrid w:val="0"/>
-              <w:spacing w:before="120" w:after="120" w:line="288" w:lineRule="auto"/>
-              <w:ind w:left="0"/>
-              <w:jc w:val="left"/>
-              <w:textAlignment w:val="baseline"/>
-            </w:pPr>
-            <w:r>
-              <w:rPr>
-                <w:rFonts w:ascii="Arial" w:hAnsi="Arial" w:eastAsia="等线" w:cs="Arial"/>
-                <w:sz w:val="22"/>
-              </w:rPr>
-              <w:t>技术岗</w:t>
-            </w:r>
-          </w:p>
-        </w:tc>
-        <w:tc>
-          <w:tcPr>
-            <w:tcW w:w="1173" w:type="dxa"/>
-            <w:tcMar>
-              <w:top w:w="60" w:type="dxa"/>
-              <w:left w:w="120" w:type="dxa"/>
-              <w:bottom w:w="30" w:type="dxa"/>
-              <w:right w:w="120" w:type="dxa"/>
-            </w:tcMar>
-          </w:tcPr>
-          <w:p>
-            <w:pPr>
-              <w:keepNext w:val="0"/>
-              <w:keepLines w:val="0"/>
-              <w:pageBreakBefore w:val="0"/>
-              <w:widowControl w:val="0"/>
-              <w:kinsoku w:val="0"/>
-              <w:wordWrap/>
-              <w:overflowPunct/>
-              <w:topLinePunct w:val="0"/>
-              <w:autoSpaceDE w:val="0"/>
-              <w:autoSpaceDN w:val="0"/>
-              <w:bidi w:val="0"/>
-              <w:adjustRightInd w:val="0"/>
-              <w:snapToGrid w:val="0"/>
-              <w:spacing w:before="120" w:after="120" w:line="288" w:lineRule="auto"/>
-              <w:ind w:left="0"/>
-              <w:jc w:val="left"/>
-              <w:textAlignment w:val="baseline"/>
-            </w:pPr>
-            <w:r>
-              <w:rPr>
-                <w:rFonts w:hint="eastAsia" w:eastAsia="等线" w:cs="Arial"/>
-                <w:sz w:val="22"/>
-                <w:lang w:val="en-US" w:eastAsia="zh-CN"/>
-              </w:rPr>
-              <w:t>运维部</w:t>
-            </w:r>
-          </w:p>
-        </w:tc>
-        <w:tc>
-          <w:tcPr>
-            <w:tcW w:w="1414" w:type="dxa"/>
-            <w:tcMar>
-              <w:top w:w="60" w:type="dxa"/>
-              <w:left w:w="120" w:type="dxa"/>
-              <w:bottom w:w="30" w:type="dxa"/>
-              <w:right w:w="120" w:type="dxa"/>
-            </w:tcMar>
-          </w:tcPr>
-          <w:p>
-            <w:pPr>
-              <w:keepNext w:val="0"/>
-              <w:keepLines w:val="0"/>
-              <w:pageBreakBefore w:val="0"/>
-              <w:widowControl w:val="0"/>
-              <w:kinsoku w:val="0"/>
-              <w:wordWrap/>
-              <w:overflowPunct/>
-              <w:topLinePunct w:val="0"/>
-              <w:autoSpaceDE w:val="0"/>
-              <w:autoSpaceDN w:val="0"/>
-              <w:bidi w:val="0"/>
-              <w:adjustRightInd w:val="0"/>
-              <w:snapToGrid w:val="0"/>
-              <w:spacing w:before="120" w:after="120" w:line="288" w:lineRule="auto"/>
-              <w:ind w:left="0"/>
-              <w:jc w:val="left"/>
-              <w:textAlignment w:val="baseline"/>
-            </w:pPr>
-            <w:r>
-              <w:rPr>
-                <w:rFonts w:ascii="Arial" w:hAnsi="Arial" w:eastAsia="等线" w:cs="Arial"/>
-                <w:sz w:val="22"/>
-              </w:rPr>
-              <w:t>项目经理</w:t>
-            </w:r>
-          </w:p>
-        </w:tc>
-        <w:tc>
-          <w:tcPr>
-            <w:tcW w:w="1626" w:type="dxa"/>
-            <w:tcMar>
-              <w:top w:w="60" w:type="dxa"/>
-              <w:left w:w="120" w:type="dxa"/>
-              <w:bottom w:w="30" w:type="dxa"/>
-              <w:right w:w="120" w:type="dxa"/>
-            </w:tcMar>
-          </w:tcPr>
-          <w:p>
-            <w:pPr>
-              <w:keepNext w:val="0"/>
-              <w:keepLines w:val="0"/>
-              <w:pageBreakBefore w:val="0"/>
-              <w:widowControl w:val="0"/>
-              <w:kinsoku w:val="0"/>
-              <w:wordWrap/>
-              <w:overflowPunct/>
-              <w:topLinePunct w:val="0"/>
-              <w:autoSpaceDE w:val="0"/>
-              <w:autoSpaceDN w:val="0"/>
-              <w:bidi w:val="0"/>
-              <w:adjustRightInd w:val="0"/>
-              <w:snapToGrid w:val="0"/>
-              <w:spacing w:before="120" w:after="120" w:line="288" w:lineRule="auto"/>
-              <w:ind w:left="0"/>
-              <w:jc w:val="left"/>
-              <w:textAlignment w:val="baseline"/>
-            </w:pPr>
-            <w:r>
-              <w:rPr>
-                <w:rFonts w:ascii="Arial" w:hAnsi="Arial" w:eastAsia="等线" w:cs="Arial"/>
-                <w:sz w:val="22"/>
-              </w:rPr>
-              <w:t>2</w:t>
-            </w:r>
-          </w:p>
-        </w:tc>
-        <w:tc>
-          <w:tcPr>
-            <w:tcW w:w="1694" w:type="dxa"/>
-            <w:tcMar>
-              <w:top w:w="60" w:type="dxa"/>
-              <w:left w:w="120" w:type="dxa"/>
-              <w:bottom w:w="30" w:type="dxa"/>
-              <w:right w:w="120" w:type="dxa"/>
-            </w:tcMar>
-          </w:tcPr>
-          <w:p>
-            <w:pPr>
-              <w:keepNext w:val="0"/>
-              <w:keepLines w:val="0"/>
-              <w:pageBreakBefore w:val="0"/>
-              <w:widowControl w:val="0"/>
-              <w:kinsoku w:val="0"/>
-              <w:wordWrap/>
-              <w:overflowPunct/>
-              <w:topLinePunct w:val="0"/>
-              <w:autoSpaceDE w:val="0"/>
-              <w:autoSpaceDN w:val="0"/>
-              <w:bidi w:val="0"/>
-              <w:adjustRightInd w:val="0"/>
-              <w:snapToGrid w:val="0"/>
-              <w:spacing w:before="120" w:after="120" w:line="288" w:lineRule="auto"/>
-              <w:ind w:left="0"/>
-              <w:jc w:val="left"/>
-              <w:textAlignment w:val="baseline"/>
-            </w:pPr>
-            <w:r>
-              <w:rPr>
-                <w:rFonts w:hint="eastAsia" w:eastAsia="等线" w:cs="Arial"/>
-                <w:sz w:val="22"/>
-                <w:lang w:val="en-US" w:eastAsia="zh-CN"/>
-              </w:rPr>
-              <w:t>2025年</w:t>
-            </w:r>
-            <w:r>
-              <w:rPr>
-                <w:rFonts w:ascii="Arial" w:hAnsi="Arial" w:eastAsia="等线" w:cs="Arial"/>
-                <w:sz w:val="22"/>
-              </w:rPr>
-              <w:t>7月</w:t>
-            </w:r>
-          </w:p>
-        </w:tc>
-        <w:tc>
-          <w:tcPr>
-            <w:tcW w:w="1213" w:type="dxa"/>
-            <w:tcMar>
-              <w:top w:w="60" w:type="dxa"/>
-              <w:left w:w="120" w:type="dxa"/>
-              <w:bottom w:w="30" w:type="dxa"/>
-              <w:right w:w="120" w:type="dxa"/>
-            </w:tcMar>
-          </w:tcPr>
-          <w:p>
-            <w:pPr>
-              <w:keepNext w:val="0"/>
-              <w:keepLines w:val="0"/>
-              <w:pageBreakBefore w:val="0"/>
-              <w:widowControl w:val="0"/>
-              <w:kinsoku w:val="0"/>
-              <w:wordWrap/>
-              <w:overflowPunct/>
-              <w:topLinePunct w:val="0"/>
-              <w:autoSpaceDE w:val="0"/>
-              <w:autoSpaceDN w:val="0"/>
-              <w:bidi w:val="0"/>
-              <w:adjustRightInd w:val="0"/>
-              <w:snapToGrid w:val="0"/>
-              <w:spacing w:before="120" w:after="120" w:line="288" w:lineRule="auto"/>
-              <w:ind w:left="0"/>
-              <w:jc w:val="left"/>
-              <w:textAlignment w:val="baseline"/>
-              <w:rPr>
-                <w:rFonts w:hint="eastAsia" w:eastAsia="宋体"/>
-                <w:lang w:eastAsia="zh-CN"/>
-              </w:rPr>
-            </w:pPr>
-            <w:r>
-              <w:rPr>
-                <w:rFonts w:hint="eastAsia" w:eastAsia="等线" w:cs="Arial"/>
-                <w:sz w:val="22"/>
-                <w:lang w:val="en-US" w:eastAsia="zh-CN"/>
-              </w:rPr>
-              <w:t>已完成</w:t>
-            </w:r>
-          </w:p>
-        </w:tc>
-      </w:tr>
-      <w:tr>
-        <w:tblPrEx>
-          <w:tblBorders>
-            <w:top w:val="single" w:color="auto" w:sz="4" w:space="0"/>
-            <w:left w:val="single" w:color="auto" w:sz="4" w:space="0"/>
-            <w:bottom w:val="single" w:color="auto" w:sz="4" w:space="0"/>
-            <w:right w:val="single" w:color="auto" w:sz="4" w:space="0"/>
-            <w:insideH w:val="single" w:color="auto" w:sz="4" w:space="0"/>
-            <w:insideV w:val="single" w:color="auto" w:sz="4" w:space="0"/>
-          </w:tblBorders>
-          <w:tblCellMar>
-            <w:top w:w="0" w:type="dxa"/>
-            <w:left w:w="10" w:type="dxa"/>
-            <w:bottom w:w="0" w:type="dxa"/>
-            <w:right w:w="10" w:type="dxa"/>
-          </w:tblCellMar>
-        </w:tblPrEx>
-        <w:tc>
-          <w:tcPr>
-            <w:tcW w:w="1160" w:type="dxa"/>
-            <w:tcMar>
-              <w:top w:w="60" w:type="dxa"/>
-              <w:left w:w="120" w:type="dxa"/>
-              <w:bottom w:w="30" w:type="dxa"/>
-              <w:right w:w="120" w:type="dxa"/>
-            </w:tcMar>
-          </w:tcPr>
-          <w:p>
-            <w:pPr>
-              <w:keepNext w:val="0"/>
-              <w:keepLines w:val="0"/>
-              <w:pageBreakBefore w:val="0"/>
-              <w:widowControl w:val="0"/>
-              <w:kinsoku w:val="0"/>
-              <w:wordWrap/>
-              <w:overflowPunct/>
-              <w:topLinePunct w:val="0"/>
-              <w:autoSpaceDE w:val="0"/>
-              <w:autoSpaceDN w:val="0"/>
-              <w:bidi w:val="0"/>
-              <w:adjustRightInd w:val="0"/>
-              <w:snapToGrid w:val="0"/>
-              <w:spacing w:before="120" w:after="120" w:line="288" w:lineRule="auto"/>
-              <w:ind w:left="0"/>
-              <w:jc w:val="left"/>
-              <w:textAlignment w:val="baseline"/>
-            </w:pPr>
-            <w:r>
-              <w:rPr>
-                <w:rFonts w:hint="eastAsia"/>
-                <w:lang w:val="en-US" w:eastAsia="zh-CN"/>
-              </w:rPr>
-              <w:t>操作岗</w:t>
-            </w:r>
-          </w:p>
-        </w:tc>
-        <w:tc>
-          <w:tcPr>
-            <w:tcW w:w="1173" w:type="dxa"/>
-            <w:tcMar>
-              <w:top w:w="60" w:type="dxa"/>
-              <w:left w:w="120" w:type="dxa"/>
-              <w:bottom w:w="30" w:type="dxa"/>
-              <w:right w:w="120" w:type="dxa"/>
-            </w:tcMar>
-          </w:tcPr>
-          <w:p>
-            <w:pPr>
-              <w:keepNext w:val="0"/>
-              <w:keepLines w:val="0"/>
-              <w:pageBreakBefore w:val="0"/>
-              <w:widowControl w:val="0"/>
-              <w:kinsoku w:val="0"/>
-              <w:wordWrap/>
-              <w:overflowPunct/>
-              <w:topLinePunct w:val="0"/>
-              <w:autoSpaceDE w:val="0"/>
-              <w:autoSpaceDN w:val="0"/>
-              <w:bidi w:val="0"/>
-              <w:adjustRightInd w:val="0"/>
-              <w:snapToGrid w:val="0"/>
-              <w:spacing w:before="120" w:after="120" w:line="288" w:lineRule="auto"/>
-              <w:ind w:left="0"/>
-              <w:jc w:val="left"/>
-              <w:textAlignment w:val="baseline"/>
-            </w:pPr>
-            <w:r>
-              <w:rPr>
-                <w:rFonts w:hint="eastAsia" w:eastAsia="等线" w:cs="Arial"/>
-                <w:sz w:val="22"/>
-                <w:lang w:val="en-US" w:eastAsia="zh-CN"/>
-              </w:rPr>
-              <w:t>运维部</w:t>
-            </w:r>
-          </w:p>
-        </w:tc>
-        <w:tc>
-          <w:tcPr>
-            <w:tcW w:w="1414" w:type="dxa"/>
-            <w:tcMar>
-              <w:top w:w="60" w:type="dxa"/>
-              <w:left w:w="120" w:type="dxa"/>
-              <w:bottom w:w="30" w:type="dxa"/>
-              <w:right w:w="120" w:type="dxa"/>
-            </w:tcMar>
-          </w:tcPr>
-          <w:p>
-            <w:pPr>
-              <w:keepNext w:val="0"/>
-              <w:keepLines w:val="0"/>
-              <w:pageBreakBefore w:val="0"/>
-              <w:widowControl w:val="0"/>
-              <w:kinsoku w:val="0"/>
-              <w:wordWrap/>
-              <w:overflowPunct/>
-              <w:topLinePunct w:val="0"/>
-              <w:autoSpaceDE w:val="0"/>
-              <w:autoSpaceDN w:val="0"/>
-              <w:bidi w:val="0"/>
-              <w:adjustRightInd w:val="0"/>
-              <w:snapToGrid w:val="0"/>
-              <w:spacing w:before="120" w:after="120" w:line="288" w:lineRule="auto"/>
-              <w:ind w:left="0"/>
-              <w:jc w:val="left"/>
-              <w:textAlignment w:val="baseline"/>
-            </w:pPr>
-            <w:r>
-              <w:rPr>
-                <w:rFonts w:ascii="Arial" w:hAnsi="Arial" w:eastAsia="等线" w:cs="Arial"/>
-                <w:sz w:val="22"/>
-              </w:rPr>
-              <w:t>ERP系统运维工程师</w:t>
-            </w:r>
-          </w:p>
-        </w:tc>
-        <w:tc>
-          <w:tcPr>
-            <w:tcW w:w="1626" w:type="dxa"/>
-            <w:tcMar>
-              <w:top w:w="60" w:type="dxa"/>
-              <w:left w:w="120" w:type="dxa"/>
-              <w:bottom w:w="30" w:type="dxa"/>
-              <w:right w:w="120" w:type="dxa"/>
-            </w:tcMar>
-          </w:tcPr>
-          <w:p>
-            <w:pPr>
-              <w:keepNext w:val="0"/>
-              <w:keepLines w:val="0"/>
-              <w:pageBreakBefore w:val="0"/>
-              <w:widowControl w:val="0"/>
-              <w:kinsoku w:val="0"/>
-              <w:wordWrap/>
-              <w:overflowPunct/>
-              <w:topLinePunct w:val="0"/>
-              <w:autoSpaceDE w:val="0"/>
-              <w:autoSpaceDN w:val="0"/>
-              <w:bidi w:val="0"/>
-              <w:adjustRightInd w:val="0"/>
-              <w:snapToGrid w:val="0"/>
-              <w:spacing w:before="120" w:after="120" w:line="288" w:lineRule="auto"/>
-              <w:ind w:left="0"/>
-              <w:jc w:val="left"/>
-              <w:textAlignment w:val="baseline"/>
-            </w:pPr>
-            <w:r>
-              <w:rPr>
-                <w:rFonts w:ascii="Arial" w:hAnsi="Arial" w:eastAsia="等线" w:cs="Arial"/>
-                <w:sz w:val="22"/>
-              </w:rPr>
-              <w:t>1</w:t>
-            </w:r>
-          </w:p>
-        </w:tc>
-        <w:tc>
-          <w:tcPr>
-            <w:tcW w:w="1694" w:type="dxa"/>
-            <w:tcMar>
-              <w:top w:w="60" w:type="dxa"/>
-              <w:left w:w="120" w:type="dxa"/>
-              <w:bottom w:w="30" w:type="dxa"/>
-              <w:right w:w="120" w:type="dxa"/>
-            </w:tcMar>
-          </w:tcPr>
-          <w:p>
-            <w:pPr>
-              <w:keepNext w:val="0"/>
-              <w:keepLines w:val="0"/>
-              <w:pageBreakBefore w:val="0"/>
-              <w:widowControl w:val="0"/>
-              <w:kinsoku w:val="0"/>
-              <w:wordWrap/>
-              <w:overflowPunct/>
-              <w:topLinePunct w:val="0"/>
-              <w:autoSpaceDE w:val="0"/>
-              <w:autoSpaceDN w:val="0"/>
-              <w:bidi w:val="0"/>
-              <w:adjustRightInd w:val="0"/>
-              <w:snapToGrid w:val="0"/>
-              <w:spacing w:before="120" w:after="120" w:line="288" w:lineRule="auto"/>
-              <w:ind w:left="0"/>
-              <w:jc w:val="left"/>
-              <w:textAlignment w:val="baseline"/>
-            </w:pPr>
-            <w:r>
-              <w:rPr>
-                <w:rFonts w:hint="eastAsia" w:eastAsia="等线" w:cs="Arial"/>
-                <w:sz w:val="22"/>
-                <w:lang w:val="en-US" w:eastAsia="zh-CN"/>
-              </w:rPr>
-              <w:t>2025年</w:t>
-            </w:r>
-            <w:r>
-              <w:rPr>
-                <w:rFonts w:ascii="Arial" w:hAnsi="Arial" w:eastAsia="等线" w:cs="Arial"/>
-                <w:sz w:val="22"/>
-              </w:rPr>
-              <w:t>9月</w:t>
-            </w:r>
-          </w:p>
-        </w:tc>
-        <w:tc>
-          <w:tcPr>
-            <w:tcW w:w="1213" w:type="dxa"/>
-            <w:tcMar>
-              <w:top w:w="60" w:type="dxa"/>
-              <w:left w:w="120" w:type="dxa"/>
-              <w:bottom w:w="30" w:type="dxa"/>
-              <w:right w:w="120" w:type="dxa"/>
-            </w:tcMar>
-          </w:tcPr>
-          <w:p>
-            <w:pPr>
-              <w:keepNext w:val="0"/>
-              <w:keepLines w:val="0"/>
-              <w:pageBreakBefore w:val="0"/>
-              <w:widowControl w:val="0"/>
-              <w:kinsoku w:val="0"/>
-              <w:wordWrap/>
-              <w:overflowPunct/>
-              <w:topLinePunct w:val="0"/>
-              <w:autoSpaceDE w:val="0"/>
-              <w:autoSpaceDN w:val="0"/>
-              <w:bidi w:val="0"/>
-              <w:adjustRightInd w:val="0"/>
-              <w:snapToGrid w:val="0"/>
-              <w:spacing w:before="120" w:after="120" w:line="288" w:lineRule="auto"/>
-              <w:ind w:left="0"/>
-              <w:jc w:val="left"/>
-              <w:textAlignment w:val="baseline"/>
-            </w:pPr>
-            <w:r>
-              <w:rPr>
-                <w:rFonts w:hint="eastAsia" w:eastAsia="等线" w:cs="Arial"/>
-                <w:sz w:val="22"/>
-                <w:lang w:val="en-US" w:eastAsia="zh-CN"/>
-              </w:rPr>
-              <w:t>已完成</w:t>
-            </w:r>
-          </w:p>
-        </w:tc>
-      </w:tr>
-      <w:tr>
-        <w:tblPrEx>
-          <w:tblBorders>
-            <w:top w:val="single" w:color="auto" w:sz="4" w:space="0"/>
-            <w:left w:val="single" w:color="auto" w:sz="4" w:space="0"/>
-            <w:bottom w:val="single" w:color="auto" w:sz="4" w:space="0"/>
-            <w:right w:val="single" w:color="auto" w:sz="4" w:space="0"/>
-            <w:insideH w:val="single" w:color="auto" w:sz="4" w:space="0"/>
-            <w:insideV w:val="single" w:color="auto" w:sz="4" w:space="0"/>
-          </w:tblBorders>
-          <w:tblCellMar>
-            <w:top w:w="0" w:type="dxa"/>
-            <w:left w:w="10" w:type="dxa"/>
-            <w:bottom w:w="0" w:type="dxa"/>
-            <w:right w:w="10" w:type="dxa"/>
-          </w:tblCellMar>
-        </w:tblPrEx>
-        <w:tc>
-          <w:tcPr>
-            <w:tcW w:w="1160" w:type="dxa"/>
-            <w:shd w:val="clear" w:color="auto" w:fill="auto"/>
-            <w:tcMar>
-              <w:top w:w="60" w:type="dxa"/>
-              <w:left w:w="120" w:type="dxa"/>
-              <w:bottom w:w="30" w:type="dxa"/>
-              <w:right w:w="120" w:type="dxa"/>
-            </w:tcMar>
-          </w:tcPr>
-          <w:p>
-            <w:pPr>
-              <w:keepNext w:val="0"/>
-              <w:keepLines w:val="0"/>
-              <w:pageBreakBefore w:val="0"/>
-              <w:widowControl w:val="0"/>
-              <w:kinsoku w:val="0"/>
-              <w:wordWrap/>
-              <w:overflowPunct/>
-              <w:topLinePunct w:val="0"/>
-              <w:autoSpaceDE w:val="0"/>
-              <w:autoSpaceDN w:val="0"/>
-              <w:bidi w:val="0"/>
-              <w:adjustRightInd w:val="0"/>
-              <w:snapToGrid w:val="0"/>
-              <w:spacing w:before="120" w:after="120" w:line="288" w:lineRule="auto"/>
-              <w:ind w:left="0" w:leftChars="0"/>
-              <w:jc w:val="left"/>
-              <w:textAlignment w:val="baseline"/>
-              <w:rPr>
-                <w:rFonts w:hint="eastAsia" w:ascii="Arial" w:hAnsi="Arial" w:eastAsia="宋体" w:cs="Arial"/>
-                <w:snapToGrid w:val="0"/>
-                <w:color w:val="000000"/>
-                <w:kern w:val="0"/>
-                <w:sz w:val="21"/>
-                <w:szCs w:val="21"/>
-                <w:lang w:val="en-US" w:eastAsia="zh-CN" w:bidi="ar-SA"/>
-              </w:rPr>
-            </w:pPr>
-            <w:r>
-              <w:rPr>
-                <w:rFonts w:hint="eastAsia"/>
-                <w:lang w:val="en-US" w:eastAsia="zh-CN"/>
-              </w:rPr>
-              <w:t>操作岗</w:t>
-            </w:r>
-          </w:p>
-        </w:tc>
-        <w:tc>
-          <w:tcPr>
-            <w:tcW w:w="1173" w:type="dxa"/>
-            <w:shd w:val="clear" w:color="auto" w:fill="auto"/>
-            <w:tcMar>
-              <w:top w:w="60" w:type="dxa"/>
-              <w:left w:w="120" w:type="dxa"/>
-              <w:bottom w:w="30" w:type="dxa"/>
-              <w:right w:w="120" w:type="dxa"/>
-            </w:tcMar>
-          </w:tcPr>
-          <w:p>
-            <w:pPr>
-              <w:keepNext w:val="0"/>
-              <w:keepLines w:val="0"/>
-              <w:pageBreakBefore w:val="0"/>
-              <w:widowControl w:val="0"/>
-              <w:kinsoku w:val="0"/>
-              <w:wordWrap/>
-              <w:overflowPunct/>
-              <w:topLinePunct w:val="0"/>
-              <w:autoSpaceDE w:val="0"/>
-              <w:autoSpaceDN w:val="0"/>
-              <w:bidi w:val="0"/>
-              <w:adjustRightInd w:val="0"/>
-              <w:snapToGrid w:val="0"/>
-              <w:spacing w:before="120" w:after="120" w:line="288" w:lineRule="auto"/>
-              <w:ind w:left="0" w:leftChars="0"/>
-              <w:jc w:val="left"/>
-              <w:textAlignment w:val="baseline"/>
-              <w:rPr>
-                <w:rFonts w:hint="eastAsia" w:ascii="Arial" w:hAnsi="Arial" w:eastAsia="宋体" w:cs="Arial"/>
-                <w:snapToGrid w:val="0"/>
-                <w:color w:val="000000"/>
-                <w:kern w:val="0"/>
-                <w:sz w:val="21"/>
-                <w:szCs w:val="21"/>
-                <w:lang w:val="en-US" w:eastAsia="zh-CN" w:bidi="ar-SA"/>
-              </w:rPr>
-            </w:pPr>
-            <w:r>
-              <w:rPr>
-                <w:rFonts w:hint="eastAsia" w:eastAsia="等线" w:cs="Arial"/>
-                <w:sz w:val="22"/>
-                <w:lang w:val="en-US" w:eastAsia="zh-CN"/>
-              </w:rPr>
-              <w:t>运维部</w:t>
-            </w:r>
-          </w:p>
-        </w:tc>
-        <w:tc>
-          <w:tcPr>
-            <w:tcW w:w="1414" w:type="dxa"/>
-            <w:shd w:val="clear" w:color="auto" w:fill="auto"/>
-            <w:tcMar>
-              <w:top w:w="60" w:type="dxa"/>
-              <w:left w:w="120" w:type="dxa"/>
-              <w:bottom w:w="30" w:type="dxa"/>
-              <w:right w:w="120" w:type="dxa"/>
-            </w:tcMar>
-          </w:tcPr>
-          <w:p>
-            <w:pPr>
-              <w:keepNext w:val="0"/>
-              <w:keepLines w:val="0"/>
-              <w:pageBreakBefore w:val="0"/>
-              <w:widowControl w:val="0"/>
-              <w:kinsoku w:val="0"/>
-              <w:wordWrap/>
-              <w:overflowPunct/>
-              <w:topLinePunct w:val="0"/>
-              <w:autoSpaceDE w:val="0"/>
-              <w:autoSpaceDN w:val="0"/>
-              <w:bidi w:val="0"/>
-              <w:adjustRightInd w:val="0"/>
-              <w:snapToGrid w:val="0"/>
-              <w:spacing w:before="120" w:after="120" w:line="288" w:lineRule="auto"/>
-              <w:ind w:left="0" w:leftChars="0"/>
-              <w:jc w:val="left"/>
-              <w:textAlignment w:val="baseline"/>
-              <w:rPr>
-                <w:rFonts w:ascii="Arial" w:hAnsi="Arial" w:eastAsia="宋体" w:cs="Arial"/>
-                <w:snapToGrid w:val="0"/>
-                <w:color w:val="000000"/>
-                <w:kern w:val="0"/>
-                <w:sz w:val="21"/>
-                <w:szCs w:val="21"/>
-                <w:lang w:val="en-US" w:eastAsia="en-US" w:bidi="ar-SA"/>
-              </w:rPr>
-            </w:pPr>
-            <w:r>
-              <w:rPr>
-                <w:rFonts w:ascii="Arial" w:hAnsi="Arial" w:eastAsia="等线" w:cs="Arial"/>
-                <w:sz w:val="22"/>
-              </w:rPr>
-              <w:t>运行监控运维工程师</w:t>
-            </w:r>
-          </w:p>
-        </w:tc>
-        <w:tc>
-          <w:tcPr>
-            <w:tcW w:w="1626" w:type="dxa"/>
-            <w:shd w:val="clear" w:color="auto" w:fill="auto"/>
-            <w:tcMar>
-              <w:top w:w="60" w:type="dxa"/>
-              <w:left w:w="120" w:type="dxa"/>
-              <w:bottom w:w="30" w:type="dxa"/>
-              <w:right w:w="120" w:type="dxa"/>
-            </w:tcMar>
-          </w:tcPr>
-          <w:p>
-            <w:pPr>
-              <w:keepNext w:val="0"/>
-              <w:keepLines w:val="0"/>
-              <w:pageBreakBefore w:val="0"/>
-              <w:widowControl w:val="0"/>
-              <w:kinsoku w:val="0"/>
-              <w:wordWrap/>
-              <w:overflowPunct/>
-              <w:topLinePunct w:val="0"/>
-              <w:autoSpaceDE w:val="0"/>
-              <w:autoSpaceDN w:val="0"/>
-              <w:bidi w:val="0"/>
-              <w:adjustRightInd w:val="0"/>
-              <w:snapToGrid w:val="0"/>
-              <w:spacing w:before="120" w:after="120" w:line="288" w:lineRule="auto"/>
-              <w:ind w:left="0" w:leftChars="0"/>
-              <w:jc w:val="left"/>
-              <w:textAlignment w:val="baseline"/>
-              <w:rPr>
-                <w:rFonts w:ascii="Arial" w:hAnsi="Arial" w:eastAsia="宋体" w:cs="Arial"/>
-                <w:snapToGrid w:val="0"/>
-                <w:color w:val="000000"/>
-                <w:kern w:val="0"/>
-                <w:sz w:val="21"/>
-                <w:szCs w:val="21"/>
-                <w:lang w:val="en-US" w:eastAsia="en-US" w:bidi="ar-SA"/>
-              </w:rPr>
-            </w:pPr>
-            <w:r>
-              <w:rPr>
-                <w:rFonts w:ascii="Arial" w:hAnsi="Arial" w:eastAsia="等线" w:cs="Arial"/>
-                <w:sz w:val="22"/>
-              </w:rPr>
-              <w:t>1</w:t>
-            </w:r>
-          </w:p>
-        </w:tc>
-        <w:tc>
-          <w:tcPr>
-            <w:tcW w:w="1694" w:type="dxa"/>
-            <w:shd w:val="clear" w:color="auto" w:fill="auto"/>
-            <w:tcMar>
-              <w:top w:w="60" w:type="dxa"/>
-              <w:left w:w="120" w:type="dxa"/>
-              <w:bottom w:w="30" w:type="dxa"/>
-              <w:right w:w="120" w:type="dxa"/>
-            </w:tcMar>
-          </w:tcPr>
-          <w:p>
-            <w:pPr>
-              <w:keepNext w:val="0"/>
-              <w:keepLines w:val="0"/>
-              <w:pageBreakBefore w:val="0"/>
-              <w:widowControl w:val="0"/>
-              <w:kinsoku w:val="0"/>
-              <w:wordWrap/>
-              <w:overflowPunct/>
-              <w:topLinePunct w:val="0"/>
-              <w:autoSpaceDE w:val="0"/>
-              <w:autoSpaceDN w:val="0"/>
-              <w:bidi w:val="0"/>
-              <w:adjustRightInd w:val="0"/>
-              <w:snapToGrid w:val="0"/>
-              <w:spacing w:before="120" w:after="120" w:line="288" w:lineRule="auto"/>
-              <w:ind w:left="0" w:leftChars="0"/>
-              <w:jc w:val="left"/>
-              <w:textAlignment w:val="baseline"/>
-              <w:rPr>
-                <w:rFonts w:ascii="Arial" w:hAnsi="Arial" w:eastAsia="宋体" w:cs="Arial"/>
-                <w:snapToGrid w:val="0"/>
-                <w:color w:val="000000"/>
-                <w:kern w:val="0"/>
-                <w:sz w:val="21"/>
-                <w:szCs w:val="21"/>
-                <w:lang w:val="en-US" w:eastAsia="en-US" w:bidi="ar-SA"/>
-              </w:rPr>
-            </w:pPr>
-            <w:r>
-              <w:rPr>
-                <w:rFonts w:hint="eastAsia" w:eastAsia="等线" w:cs="Arial"/>
-                <w:sz w:val="22"/>
-                <w:lang w:val="en-US" w:eastAsia="zh-CN"/>
-              </w:rPr>
-              <w:t>2025年</w:t>
-            </w:r>
-            <w:r>
-              <w:rPr>
-                <w:rFonts w:ascii="Arial" w:hAnsi="Arial" w:eastAsia="等线" w:cs="Arial"/>
-                <w:sz w:val="22"/>
-              </w:rPr>
-              <w:t>10月</w:t>
-            </w:r>
-          </w:p>
-        </w:tc>
-        <w:tc>
-          <w:tcPr>
-            <w:tcW w:w="1213" w:type="dxa"/>
-            <w:shd w:val="clear" w:color="auto" w:fill="auto"/>
-            <w:tcMar>
-              <w:top w:w="60" w:type="dxa"/>
-              <w:left w:w="120" w:type="dxa"/>
-              <w:bottom w:w="30" w:type="dxa"/>
-              <w:right w:w="120" w:type="dxa"/>
-            </w:tcMar>
-          </w:tcPr>
-          <w:p>
-            <w:pPr>
-              <w:keepNext w:val="0"/>
-              <w:keepLines w:val="0"/>
-              <w:pageBreakBefore w:val="0"/>
-              <w:widowControl w:val="0"/>
-              <w:kinsoku w:val="0"/>
-              <w:wordWrap/>
-              <w:overflowPunct/>
-              <w:topLinePunct w:val="0"/>
-              <w:autoSpaceDE w:val="0"/>
-              <w:autoSpaceDN w:val="0"/>
-              <w:bidi w:val="0"/>
-              <w:adjustRightInd w:val="0"/>
-              <w:snapToGrid w:val="0"/>
-              <w:spacing w:before="120" w:after="120" w:line="288" w:lineRule="auto"/>
-              <w:ind w:left="0" w:leftChars="0"/>
-              <w:jc w:val="left"/>
-              <w:textAlignment w:val="baseline"/>
-              <w:rPr>
-                <w:rFonts w:ascii="Arial" w:hAnsi="Arial" w:eastAsia="宋体" w:cs="Arial"/>
-                <w:snapToGrid w:val="0"/>
-                <w:color w:val="000000"/>
-                <w:kern w:val="0"/>
-                <w:sz w:val="21"/>
-                <w:szCs w:val="21"/>
-                <w:lang w:val="en-US" w:eastAsia="en-US" w:bidi="ar-SA"/>
-              </w:rPr>
-            </w:pPr>
-            <w:r>
-              <w:rPr>
-                <w:rFonts w:hint="eastAsia" w:eastAsia="等线" w:cs="Arial"/>
-                <w:sz w:val="22"/>
-                <w:lang w:val="en-US" w:eastAsia="zh-CN"/>
-              </w:rPr>
-              <w:t>已完成</w:t>
-            </w:r>
-          </w:p>
-        </w:tc>
-      </w:tr>
-      <w:tr>
-        <w:tblPrEx>
-          <w:tblBorders>
-            <w:top w:val="single" w:color="auto" w:sz="4" w:space="0"/>
-            <w:left w:val="single" w:color="auto" w:sz="4" w:space="0"/>
-            <w:bottom w:val="single" w:color="auto" w:sz="4" w:space="0"/>
-            <w:right w:val="single" w:color="auto" w:sz="4" w:space="0"/>
-            <w:insideH w:val="single" w:color="auto" w:sz="4" w:space="0"/>
-            <w:insideV w:val="single" w:color="auto" w:sz="4" w:space="0"/>
-          </w:tblBorders>
-          <w:tblCellMar>
-            <w:top w:w="0" w:type="dxa"/>
-            <w:left w:w="10" w:type="dxa"/>
-            <w:bottom w:w="0" w:type="dxa"/>
-            <w:right w:w="10" w:type="dxa"/>
-          </w:tblCellMar>
-        </w:tblPrEx>
-        <w:tc>
-          <w:tcPr>
-            <w:tcW w:w="1160" w:type="dxa"/>
-            <w:tcMar>
-              <w:top w:w="60" w:type="dxa"/>
-              <w:left w:w="120" w:type="dxa"/>
-              <w:bottom w:w="30" w:type="dxa"/>
-              <w:right w:w="120" w:type="dxa"/>
-            </w:tcMar>
-          </w:tcPr>
-          <w:p>
-            <w:pPr>
-              <w:keepNext w:val="0"/>
-              <w:keepLines w:val="0"/>
-              <w:pageBreakBefore w:val="0"/>
-              <w:widowControl w:val="0"/>
-              <w:kinsoku w:val="0"/>
-              <w:wordWrap/>
-              <w:overflowPunct/>
-              <w:topLinePunct w:val="0"/>
-              <w:autoSpaceDE w:val="0"/>
-              <w:autoSpaceDN w:val="0"/>
-              <w:bidi w:val="0"/>
-              <w:adjustRightInd w:val="0"/>
-              <w:snapToGrid w:val="0"/>
-              <w:spacing w:before="120" w:after="120" w:line="288" w:lineRule="auto"/>
-              <w:ind w:left="0"/>
-              <w:jc w:val="left"/>
-              <w:textAlignment w:val="baseline"/>
-            </w:pPr>
-            <w:r>
-              <w:rPr>
-                <w:rFonts w:hint="eastAsia"/>
-                <w:lang w:val="en-US" w:eastAsia="zh-CN"/>
-              </w:rPr>
-              <w:t>操作岗</w:t>
-            </w:r>
-          </w:p>
-        </w:tc>
-        <w:tc>
-          <w:tcPr>
-            <w:tcW w:w="1173" w:type="dxa"/>
-            <w:tcMar>
-              <w:top w:w="60" w:type="dxa"/>
-              <w:left w:w="120" w:type="dxa"/>
-              <w:bottom w:w="30" w:type="dxa"/>
-              <w:right w:w="120" w:type="dxa"/>
-            </w:tcMar>
-          </w:tcPr>
-          <w:p>
-            <w:pPr>
-              <w:keepNext w:val="0"/>
-              <w:keepLines w:val="0"/>
-              <w:pageBreakBefore w:val="0"/>
-              <w:widowControl w:val="0"/>
-              <w:kinsoku w:val="0"/>
-              <w:wordWrap/>
-              <w:overflowPunct/>
-              <w:topLinePunct w:val="0"/>
-              <w:autoSpaceDE w:val="0"/>
-              <w:autoSpaceDN w:val="0"/>
-              <w:bidi w:val="0"/>
-              <w:adjustRightInd w:val="0"/>
-              <w:snapToGrid w:val="0"/>
-              <w:spacing w:before="120" w:after="120" w:line="288" w:lineRule="auto"/>
-              <w:ind w:left="0"/>
-              <w:jc w:val="left"/>
-              <w:textAlignment w:val="baseline"/>
-            </w:pPr>
-            <w:r>
-              <w:rPr>
-                <w:rFonts w:hint="eastAsia" w:eastAsia="等线" w:cs="Arial"/>
-                <w:sz w:val="22"/>
-                <w:lang w:val="en-US" w:eastAsia="zh-CN"/>
-              </w:rPr>
-              <w:t>运维部</w:t>
-            </w:r>
-          </w:p>
-        </w:tc>
-        <w:tc>
-          <w:tcPr>
-            <w:tcW w:w="1414" w:type="dxa"/>
-            <w:tcMar>
-              <w:top w:w="60" w:type="dxa"/>
-              <w:left w:w="120" w:type="dxa"/>
-              <w:bottom w:w="30" w:type="dxa"/>
-              <w:right w:w="120" w:type="dxa"/>
-            </w:tcMar>
-          </w:tcPr>
-          <w:p>
-            <w:pPr>
-              <w:keepNext w:val="0"/>
-              <w:keepLines w:val="0"/>
-              <w:pageBreakBefore w:val="0"/>
-              <w:widowControl w:val="0"/>
-              <w:kinsoku w:val="0"/>
-              <w:wordWrap/>
-              <w:overflowPunct/>
-              <w:topLinePunct w:val="0"/>
-              <w:autoSpaceDE w:val="0"/>
-              <w:autoSpaceDN w:val="0"/>
-              <w:bidi w:val="0"/>
-              <w:adjustRightInd w:val="0"/>
-              <w:snapToGrid w:val="0"/>
-              <w:spacing w:before="120" w:after="120" w:line="288" w:lineRule="auto"/>
-              <w:ind w:left="0"/>
-              <w:jc w:val="left"/>
-              <w:textAlignment w:val="baseline"/>
-            </w:pPr>
-            <w:r>
-              <w:rPr>
-                <w:rFonts w:ascii="Arial" w:hAnsi="Arial" w:eastAsia="等线" w:cs="Arial"/>
-                <w:sz w:val="22"/>
-              </w:rPr>
-              <w:t>数据库运维工程师</w:t>
-            </w:r>
-          </w:p>
-        </w:tc>
-        <w:tc>
-          <w:tcPr>
-            <w:tcW w:w="1626" w:type="dxa"/>
-            <w:tcMar>
-              <w:top w:w="60" w:type="dxa"/>
-              <w:left w:w="120" w:type="dxa"/>
-              <w:bottom w:w="30" w:type="dxa"/>
-              <w:right w:w="120" w:type="dxa"/>
-            </w:tcMar>
-          </w:tcPr>
-          <w:p>
-            <w:pPr>
-              <w:keepNext w:val="0"/>
-              <w:keepLines w:val="0"/>
-              <w:pageBreakBefore w:val="0"/>
-              <w:widowControl w:val="0"/>
-              <w:kinsoku w:val="0"/>
-              <w:wordWrap/>
-              <w:overflowPunct/>
-              <w:topLinePunct w:val="0"/>
-              <w:autoSpaceDE w:val="0"/>
-              <w:autoSpaceDN w:val="0"/>
-              <w:bidi w:val="0"/>
-              <w:adjustRightInd w:val="0"/>
-              <w:snapToGrid w:val="0"/>
-              <w:spacing w:before="120" w:after="120" w:line="288" w:lineRule="auto"/>
-              <w:ind w:left="0"/>
-              <w:jc w:val="left"/>
-              <w:textAlignment w:val="baseline"/>
-            </w:pPr>
-            <w:r>
-              <w:rPr>
-                <w:rFonts w:ascii="Arial" w:hAnsi="Arial" w:eastAsia="等线" w:cs="Arial"/>
-                <w:sz w:val="22"/>
-              </w:rPr>
-              <w:t>1</w:t>
-            </w:r>
-          </w:p>
-        </w:tc>
-        <w:tc>
-          <w:tcPr>
-            <w:tcW w:w="1694" w:type="dxa"/>
-            <w:tcMar>
-              <w:top w:w="60" w:type="dxa"/>
-              <w:left w:w="120" w:type="dxa"/>
-              <w:bottom w:w="30" w:type="dxa"/>
-              <w:right w:w="120" w:type="dxa"/>
-            </w:tcMar>
-          </w:tcPr>
-          <w:p>
-            <w:pPr>
-              <w:keepNext w:val="0"/>
-              <w:keepLines w:val="0"/>
-              <w:pageBreakBefore w:val="0"/>
-              <w:widowControl w:val="0"/>
-              <w:kinsoku w:val="0"/>
-              <w:wordWrap/>
-              <w:overflowPunct/>
-              <w:topLinePunct w:val="0"/>
-              <w:autoSpaceDE w:val="0"/>
-              <w:autoSpaceDN w:val="0"/>
-              <w:bidi w:val="0"/>
-              <w:adjustRightInd w:val="0"/>
-              <w:snapToGrid w:val="0"/>
-              <w:spacing w:before="120" w:after="120" w:line="288" w:lineRule="auto"/>
-              <w:ind w:left="0"/>
-              <w:jc w:val="left"/>
-              <w:textAlignment w:val="baseline"/>
-            </w:pPr>
-            <w:r>
-              <w:rPr>
-                <w:rFonts w:hint="eastAsia" w:eastAsia="等线" w:cs="Arial"/>
-                <w:sz w:val="22"/>
-                <w:lang w:val="en-US" w:eastAsia="zh-CN"/>
-              </w:rPr>
-              <w:t>2025年</w:t>
-            </w:r>
-            <w:r>
-              <w:rPr>
-                <w:rFonts w:ascii="Arial" w:hAnsi="Arial" w:eastAsia="等线" w:cs="Arial"/>
-                <w:sz w:val="22"/>
-              </w:rPr>
-              <w:t>12月</w:t>
-            </w:r>
-          </w:p>
-        </w:tc>
-        <w:tc>
-          <w:tcPr>
-            <w:tcW w:w="1213" w:type="dxa"/>
-            <w:tcMar>
-              <w:top w:w="60" w:type="dxa"/>
-              <w:left w:w="120" w:type="dxa"/>
-              <w:bottom w:w="30" w:type="dxa"/>
-              <w:right w:w="120" w:type="dxa"/>
-            </w:tcMar>
-          </w:tcPr>
-          <w:p>
-            <w:pPr>
-              <w:keepNext w:val="0"/>
-              <w:keepLines w:val="0"/>
-              <w:pageBreakBefore w:val="0"/>
-              <w:widowControl w:val="0"/>
-              <w:kinsoku w:val="0"/>
-              <w:wordWrap/>
-              <w:overflowPunct/>
-              <w:topLinePunct w:val="0"/>
-              <w:autoSpaceDE w:val="0"/>
-              <w:autoSpaceDN w:val="0"/>
-              <w:bidi w:val="0"/>
-              <w:adjustRightInd w:val="0"/>
-              <w:snapToGrid w:val="0"/>
-              <w:spacing w:before="120" w:after="120" w:line="288" w:lineRule="auto"/>
-              <w:ind w:left="0"/>
-              <w:jc w:val="left"/>
-              <w:textAlignment w:val="baseline"/>
-            </w:pPr>
-            <w:r>
-              <w:rPr>
-                <w:rFonts w:hint="eastAsia" w:eastAsia="等线" w:cs="Arial"/>
-                <w:sz w:val="22"/>
-                <w:lang w:val="en-US" w:eastAsia="zh-CN"/>
-              </w:rPr>
-              <w:t>已完成</w:t>
-            </w:r>
-          </w:p>
-        </w:tc>
-      </w:tr>
-      <w:tr>
-        <w:tblPrEx>
-          <w:tblBorders>
-            <w:top w:val="single" w:color="auto" w:sz="4" w:space="0"/>
-            <w:left w:val="single" w:color="auto" w:sz="4" w:space="0"/>
-            <w:bottom w:val="single" w:color="auto" w:sz="4" w:space="0"/>
-            <w:right w:val="single" w:color="auto" w:sz="4" w:space="0"/>
-            <w:insideH w:val="single" w:color="auto" w:sz="4" w:space="0"/>
-            <w:insideV w:val="single" w:color="auto" w:sz="4" w:space="0"/>
-          </w:tblBorders>
-          <w:tblCellMar>
-            <w:top w:w="0" w:type="dxa"/>
-            <w:left w:w="10" w:type="dxa"/>
-            <w:bottom w:w="0" w:type="dxa"/>
-            <w:right w:w="10" w:type="dxa"/>
-          </w:tblCellMar>
-        </w:tblPrEx>
-        <w:tc>
-          <w:tcPr>
-            <w:tcW w:w="1160" w:type="dxa"/>
-            <w:shd w:val="clear" w:color="auto" w:fill="auto"/>
-            <w:tcMar>
-              <w:top w:w="60" w:type="dxa"/>
-              <w:left w:w="120" w:type="dxa"/>
-              <w:bottom w:w="30" w:type="dxa"/>
-              <w:right w:w="120" w:type="dxa"/>
-            </w:tcMar>
-            <w:vAlign w:val="top"/>
-          </w:tcPr>
-          <w:p>
-            <w:pPr>
-              <w:keepNext w:val="0"/>
-              <w:keepLines w:val="0"/>
-              <w:pageBreakBefore w:val="0"/>
-              <w:widowControl w:val="0"/>
-              <w:kinsoku w:val="0"/>
-              <w:wordWrap/>
-              <w:overflowPunct/>
-              <w:topLinePunct w:val="0"/>
-              <w:autoSpaceDE w:val="0"/>
-              <w:autoSpaceDN w:val="0"/>
-              <w:bidi w:val="0"/>
-              <w:adjustRightInd w:val="0"/>
-              <w:snapToGrid w:val="0"/>
-              <w:spacing w:before="120" w:after="120" w:line="288" w:lineRule="auto"/>
-              <w:ind w:left="0" w:leftChars="0"/>
-              <w:jc w:val="left"/>
-              <w:textAlignment w:val="baseline"/>
-              <w:rPr>
-                <w:rFonts w:hint="eastAsia" w:ascii="Arial" w:hAnsi="Arial" w:eastAsia="宋体" w:cs="Arial"/>
-                <w:snapToGrid w:val="0"/>
-                <w:color w:val="000000"/>
-                <w:kern w:val="0"/>
-                <w:sz w:val="21"/>
-                <w:szCs w:val="21"/>
-                <w:lang w:val="en-US" w:eastAsia="zh-CN" w:bidi="ar-SA"/>
-              </w:rPr>
-            </w:pPr>
-            <w:r>
-              <w:rPr>
-                <w:rFonts w:hint="eastAsia"/>
-                <w:lang w:val="en-US" w:eastAsia="zh-CN"/>
-              </w:rPr>
-              <w:t>操作岗</w:t>
-            </w:r>
-          </w:p>
-        </w:tc>
-        <w:tc>
-          <w:tcPr>
-            <w:tcW w:w="1173" w:type="dxa"/>
-            <w:shd w:val="clear" w:color="auto" w:fill="auto"/>
-            <w:tcMar>
-              <w:top w:w="60" w:type="dxa"/>
-              <w:left w:w="120" w:type="dxa"/>
-              <w:bottom w:w="30" w:type="dxa"/>
-              <w:right w:w="120" w:type="dxa"/>
-            </w:tcMar>
-            <w:vAlign w:val="top"/>
-          </w:tcPr>
-          <w:p>
-            <w:pPr>
-              <w:keepNext w:val="0"/>
-              <w:keepLines w:val="0"/>
-              <w:pageBreakBefore w:val="0"/>
-              <w:widowControl w:val="0"/>
-              <w:kinsoku w:val="0"/>
-              <w:wordWrap/>
-              <w:overflowPunct/>
-              <w:topLinePunct w:val="0"/>
-              <w:autoSpaceDE w:val="0"/>
-              <w:autoSpaceDN w:val="0"/>
-              <w:bidi w:val="0"/>
-              <w:adjustRightInd w:val="0"/>
-              <w:snapToGrid w:val="0"/>
-              <w:spacing w:before="120" w:after="120" w:line="288" w:lineRule="auto"/>
-              <w:ind w:left="0" w:leftChars="0"/>
-              <w:jc w:val="left"/>
-              <w:textAlignment w:val="baseline"/>
-              <w:rPr>
-                <w:rFonts w:hint="eastAsia" w:ascii="Arial" w:hAnsi="Arial" w:eastAsia="宋体" w:cs="Arial"/>
-                <w:snapToGrid w:val="0"/>
-                <w:color w:val="000000"/>
-                <w:kern w:val="0"/>
-                <w:sz w:val="21"/>
-                <w:szCs w:val="21"/>
-                <w:lang w:val="en-US" w:eastAsia="zh-CN" w:bidi="ar-SA"/>
-              </w:rPr>
-            </w:pPr>
-            <w:r>
-              <w:rPr>
-                <w:rFonts w:hint="eastAsia" w:eastAsia="等线" w:cs="Arial"/>
-                <w:sz w:val="22"/>
-                <w:lang w:val="en-US" w:eastAsia="zh-CN"/>
-              </w:rPr>
-              <w:t>运维部</w:t>
-            </w:r>
-          </w:p>
-        </w:tc>
-        <w:tc>
-          <w:tcPr>
-            <w:tcW w:w="1414" w:type="dxa"/>
-            <w:shd w:val="clear" w:color="auto" w:fill="auto"/>
-            <w:tcMar>
-              <w:top w:w="60" w:type="dxa"/>
-              <w:left w:w="120" w:type="dxa"/>
-              <w:bottom w:w="30" w:type="dxa"/>
-              <w:right w:w="120" w:type="dxa"/>
-            </w:tcMar>
-            <w:vAlign w:val="top"/>
-          </w:tcPr>
-          <w:p>
-            <w:pPr>
-              <w:keepNext w:val="0"/>
-              <w:keepLines w:val="0"/>
-              <w:pageBreakBefore w:val="0"/>
-              <w:widowControl w:val="0"/>
-              <w:kinsoku w:val="0"/>
-              <w:wordWrap/>
-              <w:overflowPunct/>
-              <w:topLinePunct w:val="0"/>
-              <w:autoSpaceDE w:val="0"/>
-              <w:autoSpaceDN w:val="0"/>
-              <w:bidi w:val="0"/>
-              <w:adjustRightInd w:val="0"/>
-              <w:snapToGrid w:val="0"/>
-              <w:spacing w:before="120" w:after="120" w:line="288" w:lineRule="auto"/>
-              <w:ind w:left="0" w:leftChars="0"/>
-              <w:jc w:val="left"/>
-              <w:textAlignment w:val="baseline"/>
-              <w:rPr>
-                <w:rFonts w:ascii="Arial" w:hAnsi="Arial" w:eastAsia="宋体" w:cs="Arial"/>
-                <w:snapToGrid w:val="0"/>
-                <w:color w:val="000000"/>
-                <w:kern w:val="0"/>
-                <w:sz w:val="21"/>
-                <w:szCs w:val="21"/>
-                <w:lang w:val="en-US" w:eastAsia="en-US" w:bidi="ar-SA"/>
-              </w:rPr>
-            </w:pPr>
-            <w:r>
-              <w:rPr>
-                <w:rFonts w:ascii="Arial" w:hAnsi="Arial" w:eastAsia="等线" w:cs="Arial"/>
-                <w:sz w:val="22"/>
-              </w:rPr>
-              <w:t>应急通信运维工程师</w:t>
-            </w:r>
-          </w:p>
-        </w:tc>
-        <w:tc>
-          <w:tcPr>
-            <w:tcW w:w="1626" w:type="dxa"/>
-            <w:shd w:val="clear" w:color="auto" w:fill="auto"/>
-            <w:tcMar>
-              <w:top w:w="60" w:type="dxa"/>
-              <w:left w:w="120" w:type="dxa"/>
-              <w:bottom w:w="30" w:type="dxa"/>
-              <w:right w:w="120" w:type="dxa"/>
-            </w:tcMar>
-            <w:vAlign w:val="top"/>
-          </w:tcPr>
-          <w:p>
-            <w:pPr>
-              <w:keepNext w:val="0"/>
-              <w:keepLines w:val="0"/>
-              <w:pageBreakBefore w:val="0"/>
-              <w:widowControl w:val="0"/>
-              <w:kinsoku w:val="0"/>
-              <w:wordWrap/>
-              <w:overflowPunct/>
-              <w:topLinePunct w:val="0"/>
-              <w:autoSpaceDE w:val="0"/>
-              <w:autoSpaceDN w:val="0"/>
-              <w:bidi w:val="0"/>
-              <w:adjustRightInd w:val="0"/>
-              <w:snapToGrid w:val="0"/>
-              <w:spacing w:before="120" w:after="120" w:line="288" w:lineRule="auto"/>
-              <w:ind w:left="0" w:leftChars="0"/>
-              <w:jc w:val="left"/>
-              <w:textAlignment w:val="baseline"/>
-              <w:rPr>
-                <w:rFonts w:ascii="Arial" w:hAnsi="Arial" w:eastAsia="宋体" w:cs="Arial"/>
-                <w:snapToGrid w:val="0"/>
-                <w:color w:val="000000"/>
-                <w:kern w:val="0"/>
-                <w:sz w:val="21"/>
-                <w:szCs w:val="21"/>
-                <w:lang w:val="en-US" w:eastAsia="en-US" w:bidi="ar-SA"/>
-              </w:rPr>
-            </w:pPr>
-            <w:r>
-              <w:rPr>
-                <w:rFonts w:ascii="Arial" w:hAnsi="Arial" w:eastAsia="等线" w:cs="Arial"/>
-                <w:sz w:val="22"/>
-              </w:rPr>
-              <w:t>1</w:t>
-            </w:r>
-          </w:p>
-        </w:tc>
-        <w:tc>
-          <w:tcPr>
-            <w:tcW w:w="1694" w:type="dxa"/>
-            <w:shd w:val="clear" w:color="auto" w:fill="auto"/>
-            <w:tcMar>
-              <w:top w:w="60" w:type="dxa"/>
-              <w:left w:w="120" w:type="dxa"/>
-              <w:bottom w:w="30" w:type="dxa"/>
-              <w:right w:w="120" w:type="dxa"/>
-            </w:tcMar>
-            <w:vAlign w:val="top"/>
-          </w:tcPr>
-          <w:p>
-            <w:pPr>
-              <w:keepNext w:val="0"/>
-              <w:keepLines w:val="0"/>
-              <w:pageBreakBefore w:val="0"/>
-              <w:widowControl w:val="0"/>
-              <w:kinsoku w:val="0"/>
-              <w:wordWrap/>
-              <w:overflowPunct/>
-              <w:topLinePunct w:val="0"/>
-              <w:autoSpaceDE w:val="0"/>
-              <w:autoSpaceDN w:val="0"/>
-              <w:bidi w:val="0"/>
-              <w:adjustRightInd w:val="0"/>
-              <w:snapToGrid w:val="0"/>
-              <w:spacing w:before="120" w:after="120" w:line="288" w:lineRule="auto"/>
-              <w:ind w:left="0" w:leftChars="0"/>
-              <w:jc w:val="left"/>
-              <w:textAlignment w:val="baseline"/>
-              <w:rPr>
-                <w:rFonts w:hint="eastAsia" w:ascii="Arial" w:hAnsi="Arial" w:eastAsia="宋体" w:cs="Arial"/>
-                <w:snapToGrid w:val="0"/>
-                <w:color w:val="000000"/>
-                <w:kern w:val="0"/>
-                <w:sz w:val="21"/>
-                <w:szCs w:val="21"/>
-                <w:lang w:val="en-US" w:eastAsia="zh-CN" w:bidi="ar-SA"/>
-              </w:rPr>
-            </w:pPr>
-            <w:r>
-              <w:rPr>
-                <w:rFonts w:hint="eastAsia" w:eastAsia="等线" w:cs="Arial"/>
-                <w:sz w:val="22"/>
-                <w:lang w:val="en-US" w:eastAsia="zh-CN"/>
-              </w:rPr>
-              <w:t>2026年</w:t>
-            </w:r>
-            <w:r>
-              <w:rPr>
-                <w:rFonts w:ascii="Arial" w:hAnsi="Arial" w:eastAsia="等线" w:cs="Arial"/>
-                <w:sz w:val="22"/>
-              </w:rPr>
-              <w:t>1月</w:t>
-            </w:r>
-          </w:p>
-        </w:tc>
-        <w:tc>
-          <w:tcPr>
-            <w:tcW w:w="1213" w:type="dxa"/>
-            <w:shd w:val="clear" w:color="auto" w:fill="auto"/>
-            <w:tcMar>
-              <w:top w:w="60" w:type="dxa"/>
-              <w:left w:w="120" w:type="dxa"/>
-              <w:bottom w:w="30" w:type="dxa"/>
-              <w:right w:w="120" w:type="dxa"/>
-            </w:tcMar>
-            <w:vAlign w:val="top"/>
-          </w:tcPr>
-          <w:p>
-            <w:pPr>
-              <w:keepNext w:val="0"/>
-              <w:keepLines w:val="0"/>
-              <w:pageBreakBefore w:val="0"/>
-              <w:widowControl w:val="0"/>
-              <w:kinsoku w:val="0"/>
-              <w:wordWrap/>
-              <w:overflowPunct/>
-              <w:topLinePunct w:val="0"/>
-              <w:autoSpaceDE w:val="0"/>
-              <w:autoSpaceDN w:val="0"/>
-              <w:bidi w:val="0"/>
-              <w:adjustRightInd w:val="0"/>
-              <w:snapToGrid w:val="0"/>
-              <w:spacing w:before="120" w:after="120" w:line="288" w:lineRule="auto"/>
-              <w:ind w:left="0" w:leftChars="0"/>
-              <w:jc w:val="left"/>
-              <w:textAlignment w:val="baseline"/>
-              <w:rPr>
-                <w:rFonts w:hint="eastAsia" w:ascii="Arial" w:hAnsi="Arial" w:eastAsia="宋体" w:cs="Arial"/>
-                <w:snapToGrid w:val="0"/>
-                <w:color w:val="000000"/>
-                <w:kern w:val="0"/>
-                <w:sz w:val="21"/>
-                <w:szCs w:val="21"/>
-                <w:lang w:val="en-US" w:eastAsia="zh-CN" w:bidi="ar-SA"/>
-              </w:rPr>
-            </w:pPr>
-            <w:r>
-              <w:rPr>
-                <w:rFonts w:hint="eastAsia" w:eastAsia="等线" w:cs="Arial"/>
-                <w:sz w:val="22"/>
-                <w:lang w:val="en-US" w:eastAsia="zh-CN"/>
-              </w:rPr>
-              <w:t>已完成</w:t>
-            </w:r>
-          </w:p>
-        </w:tc>
-      </w:tr>
-      <w:tr>
-        <w:tblPrEx>
-          <w:tblBorders>
-            <w:top w:val="single" w:color="auto" w:sz="4" w:space="0"/>
-            <w:left w:val="single" w:color="auto" w:sz="4" w:space="0"/>
-            <w:bottom w:val="single" w:color="auto" w:sz="4" w:space="0"/>
-            <w:right w:val="single" w:color="auto" w:sz="4" w:space="0"/>
-            <w:insideH w:val="single" w:color="auto" w:sz="4" w:space="0"/>
-            <w:insideV w:val="single" w:color="auto" w:sz="4" w:space="0"/>
-          </w:tblBorders>
-          <w:tblCellMar>
-            <w:top w:w="0" w:type="dxa"/>
-            <w:left w:w="10" w:type="dxa"/>
-            <w:bottom w:w="0" w:type="dxa"/>
-            <w:right w:w="10" w:type="dxa"/>
-          </w:tblCellMar>
-        </w:tblPrEx>
-        <w:tc>
-          <w:tcPr>
-            <w:tcW w:w="1160" w:type="dxa"/>
-            <w:shd w:val="clear" w:color="auto" w:fill="auto"/>
-            <w:tcMar>
-              <w:top w:w="60" w:type="dxa"/>
-              <w:left w:w="120" w:type="dxa"/>
-              <w:bottom w:w="30" w:type="dxa"/>
-              <w:right w:w="120" w:type="dxa"/>
-            </w:tcMar>
-            <w:vAlign w:val="top"/>
-          </w:tcPr>
-          <w:p>
-            <w:pPr>
-              <w:keepNext w:val="0"/>
-              <w:keepLines w:val="0"/>
-              <w:pageBreakBefore w:val="0"/>
-              <w:widowControl w:val="0"/>
-              <w:kinsoku w:val="0"/>
-              <w:wordWrap/>
-              <w:overflowPunct/>
-              <w:topLinePunct w:val="0"/>
-              <w:autoSpaceDE w:val="0"/>
-              <w:autoSpaceDN w:val="0"/>
-              <w:bidi w:val="0"/>
-              <w:adjustRightInd w:val="0"/>
-              <w:snapToGrid w:val="0"/>
-              <w:spacing w:before="120" w:after="120" w:line="288" w:lineRule="auto"/>
-              <w:ind w:left="0" w:leftChars="0"/>
-              <w:jc w:val="left"/>
-              <w:textAlignment w:val="baseline"/>
-              <w:rPr>
-                <w:rFonts w:hint="eastAsia" w:ascii="Arial" w:hAnsi="Arial" w:eastAsia="宋体" w:cs="Arial"/>
-                <w:snapToGrid w:val="0"/>
-                <w:color w:val="000000"/>
-                <w:kern w:val="0"/>
-                <w:sz w:val="21"/>
-                <w:szCs w:val="21"/>
-                <w:lang w:val="en-US" w:eastAsia="zh-CN" w:bidi="ar-SA"/>
-              </w:rPr>
-            </w:pPr>
-            <w:r>
-              <w:rPr>
-                <w:rFonts w:hint="eastAsia"/>
-                <w:lang w:val="en-US" w:eastAsia="zh-CN"/>
-              </w:rPr>
-              <w:t>操作岗</w:t>
-            </w:r>
-          </w:p>
-        </w:tc>
-        <w:tc>
-          <w:tcPr>
-            <w:tcW w:w="1173" w:type="dxa"/>
-            <w:shd w:val="clear" w:color="auto" w:fill="auto"/>
-            <w:tcMar>
-              <w:top w:w="60" w:type="dxa"/>
-              <w:left w:w="120" w:type="dxa"/>
-              <w:bottom w:w="30" w:type="dxa"/>
-              <w:right w:w="120" w:type="dxa"/>
-            </w:tcMar>
-            <w:vAlign w:val="top"/>
-          </w:tcPr>
-          <w:p>
-            <w:pPr>
-              <w:keepNext w:val="0"/>
-              <w:keepLines w:val="0"/>
-              <w:pageBreakBefore w:val="0"/>
-              <w:widowControl w:val="0"/>
-              <w:kinsoku w:val="0"/>
-              <w:wordWrap/>
-              <w:overflowPunct/>
-              <w:topLinePunct w:val="0"/>
-              <w:autoSpaceDE w:val="0"/>
-              <w:autoSpaceDN w:val="0"/>
-              <w:bidi w:val="0"/>
-              <w:adjustRightInd w:val="0"/>
-              <w:snapToGrid w:val="0"/>
-              <w:spacing w:before="120" w:after="120" w:line="288" w:lineRule="auto"/>
-              <w:ind w:left="0" w:leftChars="0"/>
-              <w:jc w:val="left"/>
-              <w:textAlignment w:val="baseline"/>
-              <w:rPr>
-                <w:rFonts w:hint="eastAsia" w:ascii="Arial" w:hAnsi="Arial" w:eastAsia="宋体" w:cs="Arial"/>
-                <w:snapToGrid w:val="0"/>
-                <w:color w:val="000000"/>
-                <w:kern w:val="0"/>
-                <w:sz w:val="21"/>
-                <w:szCs w:val="21"/>
-                <w:lang w:val="en-US" w:eastAsia="zh-CN" w:bidi="ar-SA"/>
-              </w:rPr>
-            </w:pPr>
-            <w:r>
-              <w:rPr>
-                <w:rFonts w:hint="eastAsia" w:eastAsia="等线" w:cs="Arial"/>
-                <w:sz w:val="22"/>
-                <w:lang w:val="en-US" w:eastAsia="zh-CN"/>
-              </w:rPr>
-              <w:t>运维部</w:t>
-            </w:r>
-          </w:p>
-        </w:tc>
-        <w:tc>
-          <w:tcPr>
-            <w:tcW w:w="1414" w:type="dxa"/>
-            <w:shd w:val="clear" w:color="auto" w:fill="auto"/>
-            <w:tcMar>
-              <w:top w:w="60" w:type="dxa"/>
-              <w:left w:w="120" w:type="dxa"/>
-              <w:bottom w:w="30" w:type="dxa"/>
-              <w:right w:w="120" w:type="dxa"/>
-            </w:tcMar>
-            <w:vAlign w:val="top"/>
-          </w:tcPr>
-          <w:p>
-            <w:pPr>
-              <w:keepNext w:val="0"/>
-              <w:keepLines w:val="0"/>
-              <w:pageBreakBefore w:val="0"/>
-              <w:widowControl w:val="0"/>
-              <w:kinsoku w:val="0"/>
-              <w:wordWrap/>
-              <w:overflowPunct/>
-              <w:topLinePunct w:val="0"/>
-              <w:autoSpaceDE w:val="0"/>
-              <w:autoSpaceDN w:val="0"/>
-              <w:bidi w:val="0"/>
-              <w:adjustRightInd w:val="0"/>
-              <w:snapToGrid w:val="0"/>
-              <w:spacing w:before="120" w:after="120" w:line="288" w:lineRule="auto"/>
-              <w:ind w:left="0" w:leftChars="0"/>
-              <w:jc w:val="left"/>
-              <w:textAlignment w:val="baseline"/>
-              <w:rPr>
-                <w:rFonts w:ascii="Arial" w:hAnsi="Arial" w:eastAsia="宋体" w:cs="Arial"/>
-                <w:snapToGrid w:val="0"/>
-                <w:color w:val="000000"/>
-                <w:kern w:val="0"/>
-                <w:sz w:val="21"/>
-                <w:szCs w:val="21"/>
-                <w:lang w:val="en-US" w:eastAsia="en-US" w:bidi="ar-SA"/>
-              </w:rPr>
-            </w:pPr>
-            <w:r>
-              <w:rPr>
-                <w:rFonts w:ascii="Arial" w:hAnsi="Arial" w:eastAsia="等线" w:cs="Arial"/>
-                <w:sz w:val="22"/>
-              </w:rPr>
-              <w:t>传输设备运维工程师</w:t>
-            </w:r>
-          </w:p>
-        </w:tc>
-        <w:tc>
-          <w:tcPr>
-            <w:tcW w:w="1626" w:type="dxa"/>
-            <w:shd w:val="clear" w:color="auto" w:fill="auto"/>
-            <w:tcMar>
-              <w:top w:w="60" w:type="dxa"/>
-              <w:left w:w="120" w:type="dxa"/>
-              <w:bottom w:w="30" w:type="dxa"/>
-              <w:right w:w="120" w:type="dxa"/>
-            </w:tcMar>
-            <w:vAlign w:val="top"/>
-          </w:tcPr>
-          <w:p>
-            <w:pPr>
-              <w:keepNext w:val="0"/>
-              <w:keepLines w:val="0"/>
-              <w:pageBreakBefore w:val="0"/>
-              <w:widowControl w:val="0"/>
-              <w:kinsoku w:val="0"/>
-              <w:wordWrap/>
-              <w:overflowPunct/>
-              <w:topLinePunct w:val="0"/>
-              <w:autoSpaceDE w:val="0"/>
-              <w:autoSpaceDN w:val="0"/>
-              <w:bidi w:val="0"/>
-              <w:adjustRightInd w:val="0"/>
-              <w:snapToGrid w:val="0"/>
-              <w:spacing w:before="120" w:after="120" w:line="288" w:lineRule="auto"/>
-              <w:ind w:left="0" w:leftChars="0"/>
-              <w:jc w:val="left"/>
-              <w:textAlignment w:val="baseline"/>
-              <w:rPr>
-                <w:rFonts w:ascii="Arial" w:hAnsi="Arial" w:eastAsia="宋体" w:cs="Arial"/>
-                <w:snapToGrid w:val="0"/>
-                <w:color w:val="000000"/>
-                <w:kern w:val="0"/>
-                <w:sz w:val="21"/>
-                <w:szCs w:val="21"/>
-                <w:lang w:val="en-US" w:eastAsia="en-US" w:bidi="ar-SA"/>
-              </w:rPr>
-            </w:pPr>
-            <w:r>
-              <w:rPr>
-                <w:rFonts w:ascii="Arial" w:hAnsi="Arial" w:eastAsia="等线" w:cs="Arial"/>
-                <w:sz w:val="22"/>
-              </w:rPr>
-              <w:t>1</w:t>
-            </w:r>
-          </w:p>
-        </w:tc>
-        <w:tc>
-          <w:tcPr>
-            <w:tcW w:w="1694" w:type="dxa"/>
-            <w:shd w:val="clear" w:color="auto" w:fill="auto"/>
-            <w:tcMar>
-              <w:top w:w="60" w:type="dxa"/>
-              <w:left w:w="120" w:type="dxa"/>
-              <w:bottom w:w="30" w:type="dxa"/>
-              <w:right w:w="120" w:type="dxa"/>
-            </w:tcMar>
-            <w:vAlign w:val="top"/>
-          </w:tcPr>
-          <w:p>
-            <w:pPr>
-              <w:keepNext w:val="0"/>
-              <w:keepLines w:val="0"/>
-              <w:pageBreakBefore w:val="0"/>
-              <w:widowControl w:val="0"/>
-              <w:kinsoku w:val="0"/>
-              <w:wordWrap/>
-              <w:overflowPunct/>
-              <w:topLinePunct w:val="0"/>
-              <w:autoSpaceDE w:val="0"/>
-              <w:autoSpaceDN w:val="0"/>
-              <w:bidi w:val="0"/>
-              <w:adjustRightInd w:val="0"/>
-              <w:snapToGrid w:val="0"/>
-              <w:spacing w:before="120" w:after="120" w:line="288" w:lineRule="auto"/>
-              <w:ind w:left="0" w:leftChars="0"/>
-              <w:jc w:val="left"/>
-              <w:textAlignment w:val="baseline"/>
-              <w:rPr>
-                <w:rFonts w:hint="eastAsia" w:ascii="Arial" w:hAnsi="Arial" w:eastAsia="宋体" w:cs="Arial"/>
-                <w:snapToGrid w:val="0"/>
-                <w:color w:val="000000"/>
-                <w:kern w:val="0"/>
-                <w:sz w:val="21"/>
-                <w:szCs w:val="21"/>
-                <w:lang w:val="en-US" w:eastAsia="zh-CN" w:bidi="ar-SA"/>
-              </w:rPr>
-            </w:pPr>
-            <w:r>
-              <w:rPr>
-                <w:rFonts w:hint="eastAsia" w:eastAsia="等线" w:cs="Arial"/>
-                <w:sz w:val="22"/>
-                <w:lang w:val="en-US" w:eastAsia="zh-CN"/>
-              </w:rPr>
-              <w:t>2026年</w:t>
-            </w:r>
-            <w:r>
-              <w:rPr>
-                <w:rFonts w:ascii="Arial" w:hAnsi="Arial" w:eastAsia="等线" w:cs="Arial"/>
-                <w:sz w:val="22"/>
-              </w:rPr>
-              <w:t>3月</w:t>
-            </w:r>
-          </w:p>
-        </w:tc>
-        <w:tc>
-          <w:tcPr>
-            <w:tcW w:w="1213" w:type="dxa"/>
-            <w:shd w:val="clear" w:color="auto" w:fill="auto"/>
-            <w:tcMar>
-              <w:top w:w="60" w:type="dxa"/>
-              <w:left w:w="120" w:type="dxa"/>
-              <w:bottom w:w="30" w:type="dxa"/>
-              <w:right w:w="120" w:type="dxa"/>
-            </w:tcMar>
-            <w:vAlign w:val="top"/>
-          </w:tcPr>
-          <w:p>
-            <w:pPr>
-              <w:keepNext w:val="0"/>
-              <w:keepLines w:val="0"/>
-              <w:pageBreakBefore w:val="0"/>
-              <w:widowControl w:val="0"/>
-              <w:kinsoku w:val="0"/>
-              <w:wordWrap/>
-              <w:overflowPunct/>
-              <w:topLinePunct w:val="0"/>
-              <w:autoSpaceDE w:val="0"/>
-              <w:autoSpaceDN w:val="0"/>
-              <w:bidi w:val="0"/>
-              <w:adjustRightInd w:val="0"/>
-              <w:snapToGrid w:val="0"/>
-              <w:spacing w:before="120" w:after="120" w:line="288" w:lineRule="auto"/>
-              <w:ind w:left="0" w:leftChars="0"/>
-              <w:jc w:val="left"/>
-              <w:textAlignment w:val="baseline"/>
-              <w:rPr>
-                <w:rFonts w:ascii="Arial" w:hAnsi="Arial" w:eastAsia="宋体" w:cs="Arial"/>
-                <w:snapToGrid w:val="0"/>
-                <w:color w:val="000000"/>
-                <w:kern w:val="0"/>
-                <w:sz w:val="21"/>
-                <w:szCs w:val="21"/>
-                <w:lang w:val="en-US" w:eastAsia="en-US" w:bidi="ar-SA"/>
-              </w:rPr>
-            </w:pPr>
-            <w:r>
-              <w:rPr>
-                <w:rFonts w:hint="eastAsia" w:eastAsia="等线" w:cs="Arial"/>
-                <w:sz w:val="22"/>
-                <w:lang w:val="en-US" w:eastAsia="zh-CN"/>
-              </w:rPr>
-              <w:t>未开始</w:t>
-            </w:r>
-          </w:p>
-        </w:tc>
-      </w:tr>
-      <w:tr>
-        <w:tblPrEx>
-          <w:tblBorders>
-            <w:top w:val="single" w:color="auto" w:sz="4" w:space="0"/>
-            <w:left w:val="single" w:color="auto" w:sz="4" w:space="0"/>
-            <w:bottom w:val="single" w:color="auto" w:sz="4" w:space="0"/>
-            <w:right w:val="single" w:color="auto" w:sz="4" w:space="0"/>
-            <w:insideH w:val="single" w:color="auto" w:sz="4" w:space="0"/>
-            <w:insideV w:val="single" w:color="auto" w:sz="4" w:space="0"/>
-          </w:tblBorders>
-          <w:tblCellMar>
-            <w:top w:w="0" w:type="dxa"/>
-            <w:left w:w="10" w:type="dxa"/>
-            <w:bottom w:w="0" w:type="dxa"/>
-            <w:right w:w="10" w:type="dxa"/>
-          </w:tblCellMar>
-        </w:tblPrEx>
-        <w:tc>
-          <w:tcPr>
-            <w:tcW w:w="1160" w:type="dxa"/>
-            <w:shd w:val="clear" w:color="auto" w:fill="auto"/>
-            <w:tcMar>
-              <w:top w:w="60" w:type="dxa"/>
-              <w:left w:w="120" w:type="dxa"/>
-              <w:bottom w:w="30" w:type="dxa"/>
-              <w:right w:w="120" w:type="dxa"/>
-            </w:tcMar>
-            <w:vAlign w:val="top"/>
-          </w:tcPr>
-          <w:p>
-            <w:pPr>
-              <w:keepNext w:val="0"/>
-              <w:keepLines w:val="0"/>
-              <w:pageBreakBefore w:val="0"/>
-              <w:widowControl w:val="0"/>
-              <w:kinsoku w:val="0"/>
-              <w:wordWrap/>
-              <w:overflowPunct/>
-              <w:topLinePunct w:val="0"/>
-              <w:autoSpaceDE w:val="0"/>
-              <w:autoSpaceDN w:val="0"/>
-              <w:bidi w:val="0"/>
-              <w:adjustRightInd w:val="0"/>
-              <w:snapToGrid w:val="0"/>
-              <w:spacing w:before="120" w:after="120" w:line="288" w:lineRule="auto"/>
-              <w:ind w:left="0" w:leftChars="0"/>
-              <w:jc w:val="left"/>
-              <w:textAlignment w:val="baseline"/>
-              <w:rPr>
-                <w:rFonts w:hint="eastAsia" w:ascii="Arial" w:hAnsi="Arial" w:eastAsia="宋体" w:cs="Arial"/>
-                <w:snapToGrid w:val="0"/>
-                <w:color w:val="000000"/>
-                <w:kern w:val="0"/>
-                <w:sz w:val="21"/>
-                <w:szCs w:val="21"/>
-                <w:lang w:val="en-US" w:eastAsia="zh-CN" w:bidi="ar-SA"/>
-              </w:rPr>
-            </w:pPr>
-            <w:r>
-              <w:rPr>
-                <w:rFonts w:ascii="Arial" w:hAnsi="Arial" w:eastAsia="等线" w:cs="Arial"/>
-                <w:sz w:val="22"/>
-              </w:rPr>
-              <w:t>技术岗</w:t>
-            </w:r>
-          </w:p>
-        </w:tc>
-        <w:tc>
-          <w:tcPr>
-            <w:tcW w:w="1173" w:type="dxa"/>
-            <w:shd w:val="clear" w:color="auto" w:fill="auto"/>
-            <w:tcMar>
-              <w:top w:w="60" w:type="dxa"/>
-              <w:left w:w="120" w:type="dxa"/>
-              <w:bottom w:w="30" w:type="dxa"/>
-              <w:right w:w="120" w:type="dxa"/>
-            </w:tcMar>
-            <w:vAlign w:val="top"/>
-          </w:tcPr>
-          <w:p>
-            <w:pPr>
-              <w:keepNext w:val="0"/>
-              <w:keepLines w:val="0"/>
-              <w:pageBreakBefore w:val="0"/>
-              <w:widowControl w:val="0"/>
-              <w:kinsoku w:val="0"/>
-              <w:wordWrap/>
-              <w:overflowPunct/>
-              <w:topLinePunct w:val="0"/>
-              <w:autoSpaceDE w:val="0"/>
-              <w:autoSpaceDN w:val="0"/>
-              <w:bidi w:val="0"/>
-              <w:adjustRightInd w:val="0"/>
-              <w:snapToGrid w:val="0"/>
-              <w:spacing w:before="120" w:after="120" w:line="288" w:lineRule="auto"/>
-              <w:ind w:left="0" w:leftChars="0"/>
-              <w:jc w:val="left"/>
-              <w:textAlignment w:val="baseline"/>
-              <w:rPr>
-                <w:rFonts w:hint="eastAsia" w:ascii="Arial" w:hAnsi="Arial" w:eastAsia="宋体" w:cs="Arial"/>
-                <w:snapToGrid w:val="0"/>
-                <w:color w:val="000000"/>
-                <w:kern w:val="0"/>
-                <w:sz w:val="21"/>
-                <w:szCs w:val="21"/>
-                <w:lang w:val="en-US" w:eastAsia="zh-CN" w:bidi="ar-SA"/>
-              </w:rPr>
-            </w:pPr>
-            <w:r>
-              <w:rPr>
-                <w:rFonts w:hint="eastAsia" w:eastAsia="等线" w:cs="Arial"/>
-                <w:sz w:val="22"/>
-                <w:lang w:val="en-US" w:eastAsia="zh-CN"/>
-              </w:rPr>
-              <w:t>运维部</w:t>
-            </w:r>
-          </w:p>
-        </w:tc>
-        <w:tc>
-          <w:tcPr>
-            <w:tcW w:w="1414" w:type="dxa"/>
-            <w:shd w:val="clear" w:color="auto" w:fill="auto"/>
-            <w:tcMar>
-              <w:top w:w="60" w:type="dxa"/>
-              <w:left w:w="120" w:type="dxa"/>
-              <w:bottom w:w="30" w:type="dxa"/>
-              <w:right w:w="120" w:type="dxa"/>
-            </w:tcMar>
-            <w:vAlign w:val="top"/>
-          </w:tcPr>
-          <w:p>
-            <w:pPr>
-              <w:keepNext w:val="0"/>
-              <w:keepLines w:val="0"/>
-              <w:pageBreakBefore w:val="0"/>
-              <w:widowControl w:val="0"/>
-              <w:kinsoku w:val="0"/>
-              <w:wordWrap/>
-              <w:overflowPunct/>
-              <w:topLinePunct w:val="0"/>
-              <w:autoSpaceDE w:val="0"/>
-              <w:autoSpaceDN w:val="0"/>
-              <w:bidi w:val="0"/>
-              <w:adjustRightInd w:val="0"/>
-              <w:snapToGrid w:val="0"/>
-              <w:spacing w:before="120" w:after="120" w:line="288" w:lineRule="auto"/>
-              <w:ind w:left="0" w:leftChars="0"/>
-              <w:jc w:val="left"/>
-              <w:textAlignment w:val="baseline"/>
-              <w:rPr>
-                <w:rFonts w:ascii="Arial" w:hAnsi="Arial" w:eastAsia="宋体" w:cs="Arial"/>
-                <w:snapToGrid w:val="0"/>
-                <w:color w:val="000000"/>
-                <w:kern w:val="0"/>
-                <w:sz w:val="21"/>
-                <w:szCs w:val="21"/>
-                <w:lang w:val="en-US" w:eastAsia="en-US" w:bidi="ar-SA"/>
-              </w:rPr>
-            </w:pPr>
-            <w:r>
-              <w:rPr>
-                <w:rFonts w:ascii="Arial" w:hAnsi="Arial" w:eastAsia="等线" w:cs="Arial"/>
-                <w:sz w:val="22"/>
-              </w:rPr>
-              <w:t>项目经理</w:t>
-            </w:r>
-          </w:p>
-        </w:tc>
-        <w:tc>
-          <w:tcPr>
-            <w:tcW w:w="1626" w:type="dxa"/>
-            <w:shd w:val="clear" w:color="auto" w:fill="auto"/>
-            <w:tcMar>
-              <w:top w:w="60" w:type="dxa"/>
-              <w:left w:w="120" w:type="dxa"/>
-              <w:bottom w:w="30" w:type="dxa"/>
-              <w:right w:w="120" w:type="dxa"/>
-            </w:tcMar>
-            <w:vAlign w:val="top"/>
-          </w:tcPr>
-          <w:p>
-            <w:pPr>
-              <w:keepNext w:val="0"/>
-              <w:keepLines w:val="0"/>
-              <w:pageBreakBefore w:val="0"/>
-              <w:widowControl w:val="0"/>
-              <w:kinsoku w:val="0"/>
-              <w:wordWrap/>
-              <w:overflowPunct/>
-              <w:topLinePunct w:val="0"/>
-              <w:autoSpaceDE w:val="0"/>
-              <w:autoSpaceDN w:val="0"/>
-              <w:bidi w:val="0"/>
-              <w:adjustRightInd w:val="0"/>
-              <w:snapToGrid w:val="0"/>
-              <w:spacing w:before="120" w:after="120" w:line="288" w:lineRule="auto"/>
-              <w:ind w:left="0" w:leftChars="0"/>
-              <w:jc w:val="left"/>
-              <w:textAlignment w:val="baseline"/>
-              <w:rPr>
-                <w:rFonts w:ascii="Arial" w:hAnsi="Arial" w:eastAsia="宋体" w:cs="Arial"/>
-                <w:snapToGrid w:val="0"/>
-                <w:color w:val="000000"/>
-                <w:kern w:val="0"/>
-                <w:sz w:val="21"/>
-                <w:szCs w:val="21"/>
-                <w:lang w:val="en-US" w:eastAsia="en-US" w:bidi="ar-SA"/>
-              </w:rPr>
-            </w:pPr>
-            <w:r>
-              <w:rPr>
-                <w:rFonts w:ascii="Arial" w:hAnsi="Arial" w:eastAsia="等线" w:cs="Arial"/>
-                <w:sz w:val="22"/>
-              </w:rPr>
-              <w:t>1</w:t>
-            </w:r>
-          </w:p>
-        </w:tc>
-        <w:tc>
-          <w:tcPr>
-            <w:tcW w:w="1694" w:type="dxa"/>
-            <w:shd w:val="clear" w:color="auto" w:fill="auto"/>
-            <w:tcMar>
-              <w:top w:w="60" w:type="dxa"/>
-              <w:left w:w="120" w:type="dxa"/>
-              <w:bottom w:w="30" w:type="dxa"/>
-              <w:right w:w="120" w:type="dxa"/>
-            </w:tcMar>
-            <w:vAlign w:val="top"/>
-          </w:tcPr>
-          <w:p>
-            <w:pPr>
-              <w:keepNext w:val="0"/>
-              <w:keepLines w:val="0"/>
-              <w:pageBreakBefore w:val="0"/>
-              <w:widowControl w:val="0"/>
-              <w:kinsoku w:val="0"/>
-              <w:wordWrap/>
-              <w:overflowPunct/>
-              <w:topLinePunct w:val="0"/>
-              <w:autoSpaceDE w:val="0"/>
-              <w:autoSpaceDN w:val="0"/>
-              <w:bidi w:val="0"/>
-              <w:adjustRightInd w:val="0"/>
-              <w:snapToGrid w:val="0"/>
-              <w:spacing w:before="120" w:after="120" w:line="288" w:lineRule="auto"/>
-              <w:ind w:left="0" w:leftChars="0"/>
-              <w:jc w:val="left"/>
-              <w:textAlignment w:val="baseline"/>
-              <w:rPr>
-                <w:rFonts w:hint="eastAsia" w:ascii="Arial" w:hAnsi="Arial" w:eastAsia="宋体" w:cs="Arial"/>
-                <w:snapToGrid w:val="0"/>
-                <w:color w:val="000000"/>
-                <w:kern w:val="0"/>
-                <w:sz w:val="21"/>
-                <w:szCs w:val="21"/>
-                <w:lang w:val="en-US" w:eastAsia="zh-CN" w:bidi="ar-SA"/>
-              </w:rPr>
-            </w:pPr>
-            <w:r>
-              <w:rPr>
-                <w:rFonts w:hint="eastAsia" w:eastAsia="等线" w:cs="Arial"/>
-                <w:sz w:val="22"/>
-                <w:lang w:val="en-US" w:eastAsia="zh-CN"/>
-              </w:rPr>
-              <w:t>2026年</w:t>
-            </w:r>
-            <w:r>
-              <w:rPr>
-                <w:rFonts w:ascii="Arial" w:hAnsi="Arial" w:eastAsia="等线" w:cs="Arial"/>
-                <w:sz w:val="22"/>
-              </w:rPr>
-              <w:t>6月</w:t>
-            </w:r>
-          </w:p>
-        </w:tc>
-        <w:tc>
-          <w:tcPr>
-            <w:tcW w:w="1213" w:type="dxa"/>
-            <w:shd w:val="clear" w:color="auto" w:fill="auto"/>
-            <w:tcMar>
-              <w:top w:w="60" w:type="dxa"/>
-              <w:left w:w="120" w:type="dxa"/>
-              <w:bottom w:w="30" w:type="dxa"/>
-              <w:right w:w="120" w:type="dxa"/>
-            </w:tcMar>
-            <w:vAlign w:val="top"/>
-          </w:tcPr>
-          <w:p>
-            <w:pPr>
-              <w:keepNext w:val="0"/>
-              <w:keepLines w:val="0"/>
-              <w:pageBreakBefore w:val="0"/>
-              <w:widowControl w:val="0"/>
-              <w:kinsoku w:val="0"/>
-              <w:wordWrap/>
-              <w:overflowPunct/>
-              <w:topLinePunct w:val="0"/>
-              <w:autoSpaceDE w:val="0"/>
-              <w:autoSpaceDN w:val="0"/>
-              <w:bidi w:val="0"/>
-              <w:adjustRightInd w:val="0"/>
-              <w:snapToGrid w:val="0"/>
-              <w:spacing w:before="120" w:after="120" w:line="288" w:lineRule="auto"/>
-              <w:ind w:left="0" w:leftChars="0"/>
-              <w:jc w:val="left"/>
-              <w:textAlignment w:val="baseline"/>
-              <w:rPr>
-                <w:rFonts w:ascii="Arial" w:hAnsi="Arial" w:eastAsia="宋体" w:cs="Arial"/>
-                <w:snapToGrid w:val="0"/>
-                <w:color w:val="000000"/>
-                <w:kern w:val="0"/>
-                <w:sz w:val="21"/>
-                <w:szCs w:val="21"/>
-                <w:lang w:val="en-US" w:eastAsia="en-US" w:bidi="ar-SA"/>
-              </w:rPr>
-            </w:pPr>
-            <w:r>
-              <w:rPr>
-                <w:rFonts w:hint="eastAsia" w:eastAsia="等线" w:cs="Arial"/>
-                <w:sz w:val="22"/>
-                <w:lang w:val="en-US" w:eastAsia="zh-CN"/>
-              </w:rPr>
-              <w:t>未开始</w:t>
-            </w:r>
-          </w:p>
-        </w:tc>
-      </w:tr>
-      <w:tr>
-        <w:tblPrEx>
-          <w:tblBorders>
-            <w:top w:val="single" w:color="auto" w:sz="4" w:space="0"/>
-            <w:left w:val="single" w:color="auto" w:sz="4" w:space="0"/>
-            <w:bottom w:val="single" w:color="auto" w:sz="4" w:space="0"/>
-            <w:right w:val="single" w:color="auto" w:sz="4" w:space="0"/>
-            <w:insideH w:val="single" w:color="auto" w:sz="4" w:space="0"/>
-            <w:insideV w:val="single" w:color="auto" w:sz="4" w:space="0"/>
+            <w:top w:val="none" w:color="auto" w:sz="4" w:space="0"/>
+            <w:left w:val="none" w:color="auto" w:sz="4" w:space="0"/>
+            <w:bottom w:val="none" w:color="auto" w:sz="4" w:space="0"/>
+            <w:right w:val="none" w:color="auto" w:sz="4" w:space="0"/>
+            <w:insideH w:val="none" w:color="auto" w:sz="4" w:space="0"/>
+            <w:insideV w:val="none" w:color="auto" w:sz="4" w:space="0"/>
           </w:tblBorders>
           <w:tblCellMar>
             <w:top w:w="0" w:type="dxa"/>
@@ -9136,42 +6791,1904 @@
           </w:tblCellMar>
         </w:tblPrEx>
         <w:trPr>
-          <w:trHeight w:val="567" w:hRule="atLeast"/>
+          <w:trHeight w:val="0" w:hRule="atLeast"/>
+          <w:tblHeader/>
+          <w:jc w:val="center"/>
         </w:trPr>
         <w:tc>
           <w:tcPr>
-            <w:tcW w:w="3747" w:type="dxa"/>
+            <w:tcW w:w="1035" w:type="dxa"/>
+            <w:tcBorders>
+              <w:top w:val="single" w:color="auto" w:sz="12" w:space="0"/>
+              <w:left w:val="single" w:color="auto" w:sz="12" w:space="0"/>
+              <w:bottom w:val="nil"/>
+              <w:right w:val="nil"/>
+            </w:tcBorders>
+            <w:noWrap w:val="0"/>
+            <w:tcMar>
+              <w:top w:w="60" w:type="dxa"/>
+              <w:left w:w="120" w:type="dxa"/>
+              <w:bottom w:w="30" w:type="dxa"/>
+              <w:right w:w="120" w:type="dxa"/>
+            </w:tcMar>
+            <w:vAlign w:val="center"/>
+          </w:tcPr>
+          <w:p>
+            <w:pPr>
+              <w:keepNext w:val="0"/>
+              <w:keepLines w:val="0"/>
+              <w:pageBreakBefore w:val="0"/>
+              <w:widowControl w:val="0"/>
+              <w:kinsoku w:val="0"/>
+              <w:wordWrap/>
+              <w:overflowPunct/>
+              <w:topLinePunct w:val="0"/>
+              <w:autoSpaceDE w:val="0"/>
+              <w:autoSpaceDN w:val="0"/>
+              <w:bidi w:val="0"/>
+              <w:adjustRightInd w:val="0"/>
+              <w:snapToGrid w:val="0"/>
+              <w:spacing w:before="120" w:after="120" w:line="240" w:lineRule="auto"/>
+              <w:ind w:left="0" w:leftChars="0" w:right="0" w:rightChars="0" w:firstLine="0" w:firstLineChars="0"/>
+              <w:jc w:val="center"/>
+              <w:textAlignment w:val="baseline"/>
+              <w:rPr>
+                <w:rFonts w:ascii="Arial" w:eastAsia="等线"/>
+                <w:b/>
+                <w:sz w:val="22"/>
+              </w:rPr>
+            </w:pPr>
+            <w:r>
+              <w:rPr>
+                <w:rFonts w:ascii="Arial" w:hAnsi="Arial" w:eastAsia="等线" w:cs="Arial"/>
+                <w:b/>
+                <w:sz w:val="22"/>
+              </w:rPr>
+              <w:t>岗位类别</w:t>
+            </w:r>
+          </w:p>
+        </w:tc>
+        <w:tc>
+          <w:tcPr>
+            <w:tcW w:w="1036" w:type="dxa"/>
+            <w:tcBorders>
+              <w:top w:val="single" w:color="auto" w:sz="12" w:space="0"/>
+              <w:left w:val="single" w:color="auto" w:sz="4" w:space="0"/>
+              <w:bottom w:val="nil"/>
+              <w:right w:val="nil"/>
+            </w:tcBorders>
+            <w:noWrap w:val="0"/>
+            <w:tcMar>
+              <w:top w:w="60" w:type="dxa"/>
+              <w:left w:w="120" w:type="dxa"/>
+              <w:bottom w:w="30" w:type="dxa"/>
+              <w:right w:w="120" w:type="dxa"/>
+            </w:tcMar>
+            <w:vAlign w:val="center"/>
+          </w:tcPr>
+          <w:p>
+            <w:pPr>
+              <w:keepNext w:val="0"/>
+              <w:keepLines w:val="0"/>
+              <w:pageBreakBefore w:val="0"/>
+              <w:widowControl w:val="0"/>
+              <w:kinsoku w:val="0"/>
+              <w:wordWrap/>
+              <w:overflowPunct/>
+              <w:topLinePunct w:val="0"/>
+              <w:autoSpaceDE w:val="0"/>
+              <w:autoSpaceDN w:val="0"/>
+              <w:bidi w:val="0"/>
+              <w:adjustRightInd w:val="0"/>
+              <w:snapToGrid w:val="0"/>
+              <w:spacing w:before="120" w:after="120" w:line="240" w:lineRule="auto"/>
+              <w:ind w:left="0" w:leftChars="0" w:right="0" w:rightChars="0" w:firstLine="0" w:firstLineChars="0"/>
+              <w:jc w:val="center"/>
+              <w:textAlignment w:val="baseline"/>
+              <w:rPr>
+                <w:rFonts w:ascii="Arial" w:eastAsia="等线"/>
+                <w:b/>
+                <w:sz w:val="22"/>
+              </w:rPr>
+            </w:pPr>
+            <w:r>
+              <w:rPr>
+                <w:rFonts w:ascii="Arial" w:hAnsi="Arial" w:eastAsia="等线" w:cs="Arial"/>
+                <w:b/>
+                <w:sz w:val="22"/>
+              </w:rPr>
+              <w:t>部门名称</w:t>
+            </w:r>
+          </w:p>
+        </w:tc>
+        <w:tc>
+          <w:tcPr>
+            <w:tcW w:w="2239" w:type="dxa"/>
+            <w:tcBorders>
+              <w:top w:val="single" w:color="auto" w:sz="12" w:space="0"/>
+              <w:left w:val="single" w:color="auto" w:sz="4" w:space="0"/>
+              <w:bottom w:val="nil"/>
+              <w:right w:val="nil"/>
+            </w:tcBorders>
+            <w:noWrap w:val="0"/>
+            <w:tcMar>
+              <w:top w:w="60" w:type="dxa"/>
+              <w:left w:w="120" w:type="dxa"/>
+              <w:bottom w:w="30" w:type="dxa"/>
+              <w:right w:w="120" w:type="dxa"/>
+            </w:tcMar>
+            <w:vAlign w:val="center"/>
+          </w:tcPr>
+          <w:p>
+            <w:pPr>
+              <w:keepNext w:val="0"/>
+              <w:keepLines w:val="0"/>
+              <w:pageBreakBefore w:val="0"/>
+              <w:widowControl w:val="0"/>
+              <w:kinsoku w:val="0"/>
+              <w:wordWrap/>
+              <w:overflowPunct/>
+              <w:topLinePunct w:val="0"/>
+              <w:autoSpaceDE w:val="0"/>
+              <w:autoSpaceDN w:val="0"/>
+              <w:bidi w:val="0"/>
+              <w:adjustRightInd w:val="0"/>
+              <w:snapToGrid w:val="0"/>
+              <w:spacing w:before="120" w:after="120" w:line="240" w:lineRule="auto"/>
+              <w:ind w:left="0" w:leftChars="0" w:right="0" w:rightChars="0" w:firstLine="0" w:firstLineChars="0"/>
+              <w:jc w:val="center"/>
+              <w:textAlignment w:val="baseline"/>
+              <w:rPr>
+                <w:rFonts w:ascii="Arial" w:eastAsia="等线"/>
+                <w:b/>
+                <w:sz w:val="22"/>
+              </w:rPr>
+            </w:pPr>
+            <w:r>
+              <w:rPr>
+                <w:rFonts w:ascii="Arial" w:hAnsi="Arial" w:eastAsia="等线" w:cs="Arial"/>
+                <w:b/>
+                <w:sz w:val="22"/>
+              </w:rPr>
+              <w:t>岗位名称</w:t>
+            </w:r>
+          </w:p>
+        </w:tc>
+        <w:tc>
+          <w:tcPr>
+            <w:tcW w:w="1551" w:type="dxa"/>
+            <w:tcBorders>
+              <w:top w:val="single" w:color="auto" w:sz="12" w:space="0"/>
+              <w:left w:val="single" w:color="auto" w:sz="4" w:space="0"/>
+              <w:bottom w:val="nil"/>
+              <w:right w:val="nil"/>
+            </w:tcBorders>
+            <w:noWrap w:val="0"/>
+            <w:tcMar>
+              <w:top w:w="60" w:type="dxa"/>
+              <w:left w:w="120" w:type="dxa"/>
+              <w:bottom w:w="30" w:type="dxa"/>
+              <w:right w:w="120" w:type="dxa"/>
+            </w:tcMar>
+            <w:vAlign w:val="center"/>
+          </w:tcPr>
+          <w:p>
+            <w:pPr>
+              <w:keepNext w:val="0"/>
+              <w:keepLines w:val="0"/>
+              <w:pageBreakBefore w:val="0"/>
+              <w:widowControl w:val="0"/>
+              <w:kinsoku w:val="0"/>
+              <w:wordWrap/>
+              <w:overflowPunct/>
+              <w:topLinePunct w:val="0"/>
+              <w:autoSpaceDE w:val="0"/>
+              <w:autoSpaceDN w:val="0"/>
+              <w:bidi w:val="0"/>
+              <w:adjustRightInd w:val="0"/>
+              <w:snapToGrid w:val="0"/>
+              <w:spacing w:before="120" w:after="120" w:line="240" w:lineRule="auto"/>
+              <w:ind w:left="0" w:leftChars="0" w:right="0" w:rightChars="0" w:firstLine="0" w:firstLineChars="0"/>
+              <w:jc w:val="center"/>
+              <w:textAlignment w:val="baseline"/>
+              <w:rPr>
+                <w:rFonts w:ascii="Arial" w:eastAsia="等线"/>
+                <w:b/>
+                <w:sz w:val="22"/>
+              </w:rPr>
+            </w:pPr>
+            <w:r>
+              <w:rPr>
+                <w:rFonts w:ascii="Arial" w:hAnsi="Arial" w:eastAsia="等线" w:cs="Arial"/>
+                <w:b/>
+                <w:sz w:val="22"/>
+              </w:rPr>
+              <w:t>计划储备人数</w:t>
+            </w:r>
+          </w:p>
+        </w:tc>
+        <w:tc>
+          <w:tcPr>
+            <w:tcW w:w="1551" w:type="dxa"/>
+            <w:tcBorders>
+              <w:top w:val="single" w:color="auto" w:sz="12" w:space="0"/>
+              <w:left w:val="single" w:color="auto" w:sz="4" w:space="0"/>
+              <w:bottom w:val="nil"/>
+              <w:right w:val="nil"/>
+            </w:tcBorders>
+            <w:noWrap w:val="0"/>
+            <w:tcMar>
+              <w:top w:w="60" w:type="dxa"/>
+              <w:left w:w="120" w:type="dxa"/>
+              <w:bottom w:w="30" w:type="dxa"/>
+              <w:right w:w="120" w:type="dxa"/>
+            </w:tcMar>
+            <w:vAlign w:val="center"/>
+          </w:tcPr>
+          <w:p>
+            <w:pPr>
+              <w:keepNext w:val="0"/>
+              <w:keepLines w:val="0"/>
+              <w:pageBreakBefore w:val="0"/>
+              <w:widowControl w:val="0"/>
+              <w:kinsoku w:val="0"/>
+              <w:wordWrap/>
+              <w:overflowPunct/>
+              <w:topLinePunct w:val="0"/>
+              <w:autoSpaceDE w:val="0"/>
+              <w:autoSpaceDN w:val="0"/>
+              <w:bidi w:val="0"/>
+              <w:adjustRightInd w:val="0"/>
+              <w:snapToGrid w:val="0"/>
+              <w:spacing w:before="120" w:after="120" w:line="240" w:lineRule="auto"/>
+              <w:ind w:left="0" w:leftChars="0" w:right="0" w:rightChars="0" w:firstLine="0" w:firstLineChars="0"/>
+              <w:jc w:val="center"/>
+              <w:textAlignment w:val="baseline"/>
+              <w:rPr>
+                <w:rFonts w:ascii="Arial" w:eastAsia="等线"/>
+                <w:b/>
+                <w:sz w:val="22"/>
+              </w:rPr>
+            </w:pPr>
+            <w:r>
+              <w:rPr>
+                <w:rFonts w:ascii="Arial" w:hAnsi="Arial" w:eastAsia="等线" w:cs="Arial"/>
+                <w:b/>
+                <w:sz w:val="22"/>
+              </w:rPr>
+              <w:t>计划储备时间</w:t>
+            </w:r>
+          </w:p>
+        </w:tc>
+        <w:tc>
+          <w:tcPr>
+            <w:tcW w:w="1111" w:type="dxa"/>
+            <w:tcBorders>
+              <w:top w:val="single" w:color="auto" w:sz="12" w:space="0"/>
+              <w:left w:val="single" w:color="auto" w:sz="4" w:space="0"/>
+              <w:bottom w:val="nil"/>
+              <w:right w:val="single" w:color="auto" w:sz="12" w:space="0"/>
+            </w:tcBorders>
+            <w:noWrap w:val="0"/>
+            <w:tcMar>
+              <w:top w:w="60" w:type="dxa"/>
+              <w:left w:w="120" w:type="dxa"/>
+              <w:bottom w:w="30" w:type="dxa"/>
+              <w:right w:w="120" w:type="dxa"/>
+            </w:tcMar>
+            <w:vAlign w:val="center"/>
+          </w:tcPr>
+          <w:p>
+            <w:pPr>
+              <w:keepNext w:val="0"/>
+              <w:keepLines w:val="0"/>
+              <w:pageBreakBefore w:val="0"/>
+              <w:widowControl w:val="0"/>
+              <w:kinsoku w:val="0"/>
+              <w:wordWrap/>
+              <w:overflowPunct/>
+              <w:topLinePunct w:val="0"/>
+              <w:autoSpaceDE w:val="0"/>
+              <w:autoSpaceDN w:val="0"/>
+              <w:bidi w:val="0"/>
+              <w:adjustRightInd w:val="0"/>
+              <w:snapToGrid w:val="0"/>
+              <w:spacing w:before="120" w:after="120" w:line="240" w:lineRule="auto"/>
+              <w:ind w:left="0" w:leftChars="0" w:right="0" w:rightChars="0" w:firstLine="0" w:firstLineChars="0"/>
+              <w:jc w:val="center"/>
+              <w:textAlignment w:val="baseline"/>
+              <w:rPr>
+                <w:rFonts w:hint="default" w:ascii="Arial" w:eastAsia="等线"/>
+                <w:b/>
+                <w:sz w:val="22"/>
+                <w:lang w:val="en-US" w:eastAsia="zh-CN"/>
+              </w:rPr>
+            </w:pPr>
+            <w:r>
+              <w:rPr>
+                <w:rFonts w:hint="eastAsia" w:ascii="Arial" w:eastAsia="等线" w:cs="Arial"/>
+                <w:b/>
+                <w:sz w:val="22"/>
+                <w:lang w:val="en-US" w:eastAsia="zh-CN"/>
+              </w:rPr>
+              <w:t>完成情况</w:t>
+            </w:r>
+          </w:p>
+        </w:tc>
+      </w:tr>
+      <w:tr>
+        <w:tblPrEx>
+          <w:tblBorders>
+            <w:top w:val="none" w:color="auto" w:sz="4" w:space="0"/>
+            <w:left w:val="none" w:color="auto" w:sz="4" w:space="0"/>
+            <w:bottom w:val="none" w:color="auto" w:sz="4" w:space="0"/>
+            <w:right w:val="none" w:color="auto" w:sz="4" w:space="0"/>
+            <w:insideH w:val="none" w:color="auto" w:sz="4" w:space="0"/>
+            <w:insideV w:val="none" w:color="auto" w:sz="4" w:space="0"/>
+          </w:tblBorders>
+          <w:tblCellMar>
+            <w:top w:w="0" w:type="dxa"/>
+            <w:left w:w="10" w:type="dxa"/>
+            <w:bottom w:w="0" w:type="dxa"/>
+            <w:right w:w="10" w:type="dxa"/>
+          </w:tblCellMar>
+        </w:tblPrEx>
+        <w:trPr>
+          <w:trHeight w:val="0" w:hRule="atLeast"/>
+          <w:jc w:val="center"/>
+        </w:trPr>
+        <w:tc>
+          <w:tcPr>
+            <w:tcW w:w="1035" w:type="dxa"/>
+            <w:tcBorders>
+              <w:top w:val="single" w:color="auto" w:sz="4" w:space="0"/>
+              <w:left w:val="single" w:color="auto" w:sz="12" w:space="0"/>
+              <w:bottom w:val="nil"/>
+              <w:right w:val="nil"/>
+            </w:tcBorders>
+            <w:noWrap w:val="0"/>
+            <w:tcMar>
+              <w:top w:w="60" w:type="dxa"/>
+              <w:left w:w="120" w:type="dxa"/>
+              <w:bottom w:w="30" w:type="dxa"/>
+              <w:right w:w="120" w:type="dxa"/>
+            </w:tcMar>
+            <w:vAlign w:val="center"/>
+          </w:tcPr>
+          <w:p>
+            <w:pPr>
+              <w:keepNext w:val="0"/>
+              <w:keepLines w:val="0"/>
+              <w:pageBreakBefore w:val="0"/>
+              <w:widowControl w:val="0"/>
+              <w:kinsoku w:val="0"/>
+              <w:wordWrap/>
+              <w:overflowPunct/>
+              <w:topLinePunct w:val="0"/>
+              <w:autoSpaceDE w:val="0"/>
+              <w:autoSpaceDN w:val="0"/>
+              <w:bidi w:val="0"/>
+              <w:adjustRightInd w:val="0"/>
+              <w:snapToGrid w:val="0"/>
+              <w:spacing w:before="120" w:after="120" w:line="240" w:lineRule="auto"/>
+              <w:ind w:left="0" w:leftChars="0" w:right="0" w:rightChars="0" w:firstLine="0" w:firstLineChars="0"/>
+              <w:jc w:val="center"/>
+              <w:textAlignment w:val="baseline"/>
+              <w:rPr>
+                <w:rFonts w:ascii="Arial" w:eastAsia="等线"/>
+                <w:sz w:val="22"/>
+              </w:rPr>
+            </w:pPr>
+            <w:r>
+              <w:rPr>
+                <w:rFonts w:ascii="Arial" w:hAnsi="Arial" w:eastAsia="等线" w:cs="Arial"/>
+                <w:sz w:val="22"/>
+              </w:rPr>
+              <w:t>技术岗</w:t>
+            </w:r>
+          </w:p>
+        </w:tc>
+        <w:tc>
+          <w:tcPr>
+            <w:tcW w:w="1036" w:type="dxa"/>
+            <w:tcBorders>
+              <w:top w:val="single" w:color="auto" w:sz="4" w:space="0"/>
+              <w:left w:val="single" w:color="auto" w:sz="4" w:space="0"/>
+              <w:bottom w:val="nil"/>
+              <w:right w:val="nil"/>
+            </w:tcBorders>
+            <w:noWrap w:val="0"/>
+            <w:tcMar>
+              <w:top w:w="60" w:type="dxa"/>
+              <w:left w:w="120" w:type="dxa"/>
+              <w:bottom w:w="30" w:type="dxa"/>
+              <w:right w:w="120" w:type="dxa"/>
+            </w:tcMar>
+            <w:vAlign w:val="center"/>
+          </w:tcPr>
+          <w:p>
+            <w:pPr>
+              <w:keepNext w:val="0"/>
+              <w:keepLines w:val="0"/>
+              <w:pageBreakBefore w:val="0"/>
+              <w:widowControl w:val="0"/>
+              <w:kinsoku w:val="0"/>
+              <w:wordWrap/>
+              <w:overflowPunct/>
+              <w:topLinePunct w:val="0"/>
+              <w:autoSpaceDE w:val="0"/>
+              <w:autoSpaceDN w:val="0"/>
+              <w:bidi w:val="0"/>
+              <w:adjustRightInd w:val="0"/>
+              <w:snapToGrid w:val="0"/>
+              <w:spacing w:before="120" w:after="120" w:line="240" w:lineRule="auto"/>
+              <w:ind w:left="0" w:leftChars="0" w:right="0" w:rightChars="0" w:firstLine="0" w:firstLineChars="0"/>
+              <w:jc w:val="center"/>
+              <w:textAlignment w:val="baseline"/>
+              <w:rPr>
+                <w:rFonts w:ascii="Arial" w:eastAsia="等线"/>
+                <w:sz w:val="22"/>
+              </w:rPr>
+            </w:pPr>
+            <w:r>
+              <w:rPr>
+                <w:rFonts w:hint="eastAsia" w:ascii="Arial" w:eastAsia="等线" w:cs="Arial"/>
+                <w:sz w:val="22"/>
+                <w:lang w:val="en-US" w:eastAsia="zh-CN"/>
+              </w:rPr>
+              <w:t>运维部</w:t>
+            </w:r>
+          </w:p>
+        </w:tc>
+        <w:tc>
+          <w:tcPr>
+            <w:tcW w:w="2239" w:type="dxa"/>
+            <w:tcBorders>
+              <w:top w:val="single" w:color="auto" w:sz="4" w:space="0"/>
+              <w:left w:val="single" w:color="auto" w:sz="4" w:space="0"/>
+              <w:bottom w:val="nil"/>
+              <w:right w:val="nil"/>
+            </w:tcBorders>
+            <w:noWrap w:val="0"/>
+            <w:tcMar>
+              <w:top w:w="60" w:type="dxa"/>
+              <w:left w:w="120" w:type="dxa"/>
+              <w:bottom w:w="30" w:type="dxa"/>
+              <w:right w:w="120" w:type="dxa"/>
+            </w:tcMar>
+            <w:vAlign w:val="center"/>
+          </w:tcPr>
+          <w:p>
+            <w:pPr>
+              <w:keepNext w:val="0"/>
+              <w:keepLines w:val="0"/>
+              <w:pageBreakBefore w:val="0"/>
+              <w:widowControl w:val="0"/>
+              <w:kinsoku w:val="0"/>
+              <w:wordWrap/>
+              <w:overflowPunct/>
+              <w:topLinePunct w:val="0"/>
+              <w:autoSpaceDE w:val="0"/>
+              <w:autoSpaceDN w:val="0"/>
+              <w:bidi w:val="0"/>
+              <w:adjustRightInd w:val="0"/>
+              <w:snapToGrid w:val="0"/>
+              <w:spacing w:before="120" w:after="120" w:line="240" w:lineRule="auto"/>
+              <w:ind w:left="0" w:leftChars="0" w:right="0" w:rightChars="0" w:firstLine="0" w:firstLineChars="0"/>
+              <w:jc w:val="center"/>
+              <w:textAlignment w:val="baseline"/>
+              <w:rPr>
+                <w:rFonts w:ascii="Arial" w:eastAsia="等线"/>
+                <w:sz w:val="22"/>
+              </w:rPr>
+            </w:pPr>
+            <w:r>
+              <w:rPr>
+                <w:rFonts w:ascii="Arial" w:hAnsi="Arial" w:eastAsia="等线" w:cs="Arial"/>
+                <w:sz w:val="22"/>
+              </w:rPr>
+              <w:t>项目经理</w:t>
+            </w:r>
+          </w:p>
+        </w:tc>
+        <w:tc>
+          <w:tcPr>
+            <w:tcW w:w="1551" w:type="dxa"/>
+            <w:tcBorders>
+              <w:top w:val="single" w:color="auto" w:sz="4" w:space="0"/>
+              <w:left w:val="single" w:color="auto" w:sz="4" w:space="0"/>
+              <w:bottom w:val="nil"/>
+              <w:right w:val="nil"/>
+            </w:tcBorders>
+            <w:noWrap w:val="0"/>
+            <w:tcMar>
+              <w:top w:w="60" w:type="dxa"/>
+              <w:left w:w="120" w:type="dxa"/>
+              <w:bottom w:w="30" w:type="dxa"/>
+              <w:right w:w="120" w:type="dxa"/>
+            </w:tcMar>
+            <w:vAlign w:val="center"/>
+          </w:tcPr>
+          <w:p>
+            <w:pPr>
+              <w:keepNext w:val="0"/>
+              <w:keepLines w:val="0"/>
+              <w:pageBreakBefore w:val="0"/>
+              <w:widowControl w:val="0"/>
+              <w:kinsoku w:val="0"/>
+              <w:wordWrap/>
+              <w:overflowPunct/>
+              <w:topLinePunct w:val="0"/>
+              <w:autoSpaceDE w:val="0"/>
+              <w:autoSpaceDN w:val="0"/>
+              <w:bidi w:val="0"/>
+              <w:adjustRightInd w:val="0"/>
+              <w:snapToGrid w:val="0"/>
+              <w:spacing w:before="120" w:after="120" w:line="240" w:lineRule="auto"/>
+              <w:ind w:left="0" w:leftChars="0" w:right="0" w:rightChars="0" w:firstLine="0" w:firstLineChars="0"/>
+              <w:jc w:val="center"/>
+              <w:textAlignment w:val="baseline"/>
+              <w:rPr>
+                <w:rFonts w:ascii="Arial" w:eastAsia="等线"/>
+                <w:sz w:val="22"/>
+              </w:rPr>
+            </w:pPr>
+            <w:r>
+              <w:rPr>
+                <w:rFonts w:ascii="Arial" w:hAnsi="Arial" w:eastAsia="等线" w:cs="Arial"/>
+                <w:sz w:val="22"/>
+              </w:rPr>
+              <w:t>2</w:t>
+            </w:r>
+          </w:p>
+        </w:tc>
+        <w:tc>
+          <w:tcPr>
+            <w:tcW w:w="1551" w:type="dxa"/>
+            <w:tcBorders>
+              <w:top w:val="single" w:color="auto" w:sz="4" w:space="0"/>
+              <w:left w:val="single" w:color="auto" w:sz="4" w:space="0"/>
+              <w:bottom w:val="nil"/>
+              <w:right w:val="nil"/>
+            </w:tcBorders>
+            <w:noWrap w:val="0"/>
+            <w:tcMar>
+              <w:top w:w="60" w:type="dxa"/>
+              <w:left w:w="120" w:type="dxa"/>
+              <w:bottom w:w="30" w:type="dxa"/>
+              <w:right w:w="120" w:type="dxa"/>
+            </w:tcMar>
+            <w:vAlign w:val="center"/>
+          </w:tcPr>
+          <w:p>
+            <w:pPr>
+              <w:keepNext w:val="0"/>
+              <w:keepLines w:val="0"/>
+              <w:pageBreakBefore w:val="0"/>
+              <w:widowControl w:val="0"/>
+              <w:kinsoku w:val="0"/>
+              <w:wordWrap/>
+              <w:overflowPunct/>
+              <w:topLinePunct w:val="0"/>
+              <w:autoSpaceDE w:val="0"/>
+              <w:autoSpaceDN w:val="0"/>
+              <w:bidi w:val="0"/>
+              <w:adjustRightInd w:val="0"/>
+              <w:snapToGrid w:val="0"/>
+              <w:spacing w:before="120" w:after="120" w:line="240" w:lineRule="auto"/>
+              <w:ind w:left="0" w:leftChars="0" w:right="0" w:rightChars="0" w:firstLine="0" w:firstLineChars="0"/>
+              <w:jc w:val="center"/>
+              <w:textAlignment w:val="baseline"/>
+              <w:rPr>
+                <w:rFonts w:ascii="Arial" w:eastAsia="等线"/>
+                <w:sz w:val="22"/>
+              </w:rPr>
+            </w:pPr>
+            <w:r>
+              <w:rPr>
+                <w:rFonts w:hint="eastAsia" w:ascii="Arial" w:eastAsia="等线" w:cs="Arial"/>
+                <w:sz w:val="22"/>
+                <w:lang w:val="en-US" w:eastAsia="zh-CN"/>
+              </w:rPr>
+              <w:t>2025年</w:t>
+            </w:r>
+            <w:r>
+              <w:rPr>
+                <w:rFonts w:ascii="Arial" w:hAnsi="Arial" w:eastAsia="等线" w:cs="Arial"/>
+                <w:sz w:val="22"/>
+              </w:rPr>
+              <w:t>7月</w:t>
+            </w:r>
+          </w:p>
+        </w:tc>
+        <w:tc>
+          <w:tcPr>
+            <w:tcW w:w="1111" w:type="dxa"/>
+            <w:tcBorders>
+              <w:top w:val="single" w:color="auto" w:sz="4" w:space="0"/>
+              <w:left w:val="single" w:color="auto" w:sz="4" w:space="0"/>
+              <w:bottom w:val="nil"/>
+              <w:right w:val="single" w:color="auto" w:sz="12" w:space="0"/>
+            </w:tcBorders>
+            <w:noWrap w:val="0"/>
+            <w:tcMar>
+              <w:top w:w="60" w:type="dxa"/>
+              <w:left w:w="120" w:type="dxa"/>
+              <w:bottom w:w="30" w:type="dxa"/>
+              <w:right w:w="120" w:type="dxa"/>
+            </w:tcMar>
+            <w:vAlign w:val="center"/>
+          </w:tcPr>
+          <w:p>
+            <w:pPr>
+              <w:keepNext w:val="0"/>
+              <w:keepLines w:val="0"/>
+              <w:pageBreakBefore w:val="0"/>
+              <w:widowControl w:val="0"/>
+              <w:kinsoku w:val="0"/>
+              <w:wordWrap/>
+              <w:overflowPunct/>
+              <w:topLinePunct w:val="0"/>
+              <w:autoSpaceDE w:val="0"/>
+              <w:autoSpaceDN w:val="0"/>
+              <w:bidi w:val="0"/>
+              <w:adjustRightInd w:val="0"/>
+              <w:snapToGrid w:val="0"/>
+              <w:spacing w:before="120" w:after="120" w:line="240" w:lineRule="auto"/>
+              <w:ind w:left="0" w:leftChars="0" w:right="0" w:rightChars="0" w:firstLine="0" w:firstLineChars="0"/>
+              <w:jc w:val="center"/>
+              <w:textAlignment w:val="baseline"/>
+              <w:rPr>
+                <w:rFonts w:hint="eastAsia" w:ascii="Arial" w:eastAsia="等线"/>
+                <w:sz w:val="22"/>
+                <w:lang w:val="en-US" w:eastAsia="zh-CN"/>
+              </w:rPr>
+            </w:pPr>
+            <w:r>
+              <w:rPr>
+                <w:rFonts w:hint="eastAsia" w:ascii="Arial" w:eastAsia="等线"/>
+                <w:sz w:val="22"/>
+                <w:lang w:val="en-US" w:eastAsia="zh-CN"/>
+              </w:rPr>
+              <w:t>完成</w:t>
+            </w:r>
+          </w:p>
+        </w:tc>
+      </w:tr>
+      <w:tr>
+        <w:tblPrEx>
+          <w:tblBorders>
+            <w:top w:val="none" w:color="auto" w:sz="4" w:space="0"/>
+            <w:left w:val="none" w:color="auto" w:sz="4" w:space="0"/>
+            <w:bottom w:val="none" w:color="auto" w:sz="4" w:space="0"/>
+            <w:right w:val="none" w:color="auto" w:sz="4" w:space="0"/>
+            <w:insideH w:val="none" w:color="auto" w:sz="4" w:space="0"/>
+            <w:insideV w:val="none" w:color="auto" w:sz="4" w:space="0"/>
+          </w:tblBorders>
+          <w:tblCellMar>
+            <w:top w:w="0" w:type="dxa"/>
+            <w:left w:w="10" w:type="dxa"/>
+            <w:bottom w:w="0" w:type="dxa"/>
+            <w:right w:w="10" w:type="dxa"/>
+          </w:tblCellMar>
+        </w:tblPrEx>
+        <w:trPr>
+          <w:trHeight w:val="0" w:hRule="atLeast"/>
+          <w:jc w:val="center"/>
+        </w:trPr>
+        <w:tc>
+          <w:tcPr>
+            <w:tcW w:w="1035" w:type="dxa"/>
+            <w:tcBorders>
+              <w:top w:val="single" w:color="auto" w:sz="4" w:space="0"/>
+              <w:left w:val="single" w:color="auto" w:sz="12" w:space="0"/>
+              <w:bottom w:val="nil"/>
+              <w:right w:val="nil"/>
+            </w:tcBorders>
+            <w:shd w:val="clear" w:color="auto" w:fill="auto"/>
+            <w:noWrap w:val="0"/>
+            <w:tcMar>
+              <w:top w:w="60" w:type="dxa"/>
+              <w:left w:w="120" w:type="dxa"/>
+              <w:bottom w:w="30" w:type="dxa"/>
+              <w:right w:w="120" w:type="dxa"/>
+            </w:tcMar>
+            <w:vAlign w:val="center"/>
+          </w:tcPr>
+          <w:p>
+            <w:pPr>
+              <w:keepNext w:val="0"/>
+              <w:keepLines w:val="0"/>
+              <w:pageBreakBefore w:val="0"/>
+              <w:widowControl w:val="0"/>
+              <w:kinsoku w:val="0"/>
+              <w:wordWrap/>
+              <w:overflowPunct/>
+              <w:topLinePunct w:val="0"/>
+              <w:autoSpaceDE w:val="0"/>
+              <w:autoSpaceDN w:val="0"/>
+              <w:bidi w:val="0"/>
+              <w:adjustRightInd w:val="0"/>
+              <w:snapToGrid w:val="0"/>
+              <w:spacing w:before="120" w:after="120" w:line="240" w:lineRule="auto"/>
+              <w:ind w:left="0" w:leftChars="0" w:right="0" w:rightChars="0" w:firstLine="0" w:firstLineChars="0"/>
+              <w:jc w:val="center"/>
+              <w:textAlignment w:val="baseline"/>
+              <w:rPr>
+                <w:rFonts w:hint="eastAsia" w:ascii="Arial" w:hAnsi="Arial" w:eastAsia="等线" w:cs="Arial"/>
+                <w:snapToGrid w:val="0"/>
+                <w:color w:val="000000"/>
+                <w:kern w:val="0"/>
+                <w:sz w:val="22"/>
+                <w:szCs w:val="21"/>
+                <w:lang w:val="en-US" w:eastAsia="zh-CN" w:bidi="ar-SA"/>
+              </w:rPr>
+            </w:pPr>
+            <w:r>
+              <w:rPr>
+                <w:rFonts w:hint="eastAsia" w:ascii="Arial" w:eastAsia="等线"/>
+                <w:sz w:val="22"/>
+                <w:lang w:val="en-US" w:eastAsia="zh-CN"/>
+              </w:rPr>
+              <w:t>操作岗</w:t>
+            </w:r>
+          </w:p>
+        </w:tc>
+        <w:tc>
+          <w:tcPr>
+            <w:tcW w:w="1036" w:type="dxa"/>
+            <w:tcBorders>
+              <w:top w:val="single" w:color="auto" w:sz="4" w:space="0"/>
+              <w:left w:val="single" w:color="auto" w:sz="4" w:space="0"/>
+              <w:bottom w:val="nil"/>
+              <w:right w:val="nil"/>
+            </w:tcBorders>
+            <w:shd w:val="clear" w:color="auto" w:fill="auto"/>
+            <w:noWrap w:val="0"/>
+            <w:tcMar>
+              <w:top w:w="60" w:type="dxa"/>
+              <w:left w:w="120" w:type="dxa"/>
+              <w:bottom w:w="30" w:type="dxa"/>
+              <w:right w:w="120" w:type="dxa"/>
+            </w:tcMar>
+            <w:vAlign w:val="center"/>
+          </w:tcPr>
+          <w:p>
+            <w:pPr>
+              <w:keepNext w:val="0"/>
+              <w:keepLines w:val="0"/>
+              <w:pageBreakBefore w:val="0"/>
+              <w:widowControl w:val="0"/>
+              <w:kinsoku w:val="0"/>
+              <w:wordWrap/>
+              <w:overflowPunct/>
+              <w:topLinePunct w:val="0"/>
+              <w:autoSpaceDE w:val="0"/>
+              <w:autoSpaceDN w:val="0"/>
+              <w:bidi w:val="0"/>
+              <w:adjustRightInd w:val="0"/>
+              <w:snapToGrid w:val="0"/>
+              <w:spacing w:before="120" w:after="120" w:line="240" w:lineRule="auto"/>
+              <w:ind w:left="0" w:leftChars="0" w:right="0" w:rightChars="0" w:firstLine="0" w:firstLineChars="0"/>
+              <w:jc w:val="center"/>
+              <w:textAlignment w:val="baseline"/>
+              <w:rPr>
+                <w:rFonts w:hint="eastAsia" w:ascii="Arial" w:hAnsi="Arial" w:eastAsia="等线" w:cs="Arial"/>
+                <w:snapToGrid w:val="0"/>
+                <w:color w:val="000000"/>
+                <w:kern w:val="0"/>
+                <w:sz w:val="22"/>
+                <w:szCs w:val="21"/>
+                <w:lang w:val="en-US" w:eastAsia="zh-CN" w:bidi="ar-SA"/>
+              </w:rPr>
+            </w:pPr>
+            <w:r>
+              <w:rPr>
+                <w:rFonts w:hint="eastAsia" w:ascii="Arial" w:eastAsia="等线" w:cs="Arial"/>
+                <w:sz w:val="22"/>
+                <w:lang w:val="en-US" w:eastAsia="zh-CN"/>
+              </w:rPr>
+              <w:t>运维部</w:t>
+            </w:r>
+          </w:p>
+        </w:tc>
+        <w:tc>
+          <w:tcPr>
+            <w:tcW w:w="2239" w:type="dxa"/>
+            <w:tcBorders>
+              <w:top w:val="single" w:color="auto" w:sz="4" w:space="0"/>
+              <w:left w:val="single" w:color="auto" w:sz="4" w:space="0"/>
+              <w:bottom w:val="nil"/>
+              <w:right w:val="nil"/>
+            </w:tcBorders>
+            <w:shd w:val="clear" w:color="auto" w:fill="auto"/>
+            <w:noWrap w:val="0"/>
+            <w:tcMar>
+              <w:top w:w="60" w:type="dxa"/>
+              <w:left w:w="120" w:type="dxa"/>
+              <w:bottom w:w="30" w:type="dxa"/>
+              <w:right w:w="120" w:type="dxa"/>
+            </w:tcMar>
+            <w:vAlign w:val="center"/>
+          </w:tcPr>
+          <w:p>
+            <w:pPr>
+              <w:keepNext w:val="0"/>
+              <w:keepLines w:val="0"/>
+              <w:pageBreakBefore w:val="0"/>
+              <w:widowControl w:val="0"/>
+              <w:kinsoku w:val="0"/>
+              <w:wordWrap/>
+              <w:overflowPunct/>
+              <w:topLinePunct w:val="0"/>
+              <w:autoSpaceDE w:val="0"/>
+              <w:autoSpaceDN w:val="0"/>
+              <w:bidi w:val="0"/>
+              <w:adjustRightInd w:val="0"/>
+              <w:snapToGrid w:val="0"/>
+              <w:spacing w:before="120" w:after="120" w:line="240" w:lineRule="auto"/>
+              <w:ind w:left="0" w:leftChars="0" w:right="0" w:rightChars="0" w:firstLine="0" w:firstLineChars="0"/>
+              <w:jc w:val="center"/>
+              <w:textAlignment w:val="baseline"/>
+              <w:rPr>
+                <w:rFonts w:hint="default" w:ascii="Arial" w:hAnsi="Arial" w:eastAsia="等线" w:cs="Arial"/>
+                <w:sz w:val="22"/>
+                <w:lang w:val="en-US" w:eastAsia="zh-CN"/>
+              </w:rPr>
+            </w:pPr>
+            <w:r>
+              <w:rPr>
+                <w:rFonts w:hint="eastAsia" w:ascii="Arial" w:eastAsia="等线" w:cs="Arial"/>
+                <w:sz w:val="22"/>
+                <w:lang w:val="en-US" w:eastAsia="zh-CN"/>
+              </w:rPr>
+              <w:t>电缆应急抢修运维工程师</w:t>
+            </w:r>
+          </w:p>
+        </w:tc>
+        <w:tc>
+          <w:tcPr>
+            <w:tcW w:w="1551" w:type="dxa"/>
+            <w:tcBorders>
+              <w:top w:val="single" w:color="auto" w:sz="4" w:space="0"/>
+              <w:left w:val="single" w:color="auto" w:sz="4" w:space="0"/>
+              <w:bottom w:val="nil"/>
+              <w:right w:val="nil"/>
+            </w:tcBorders>
+            <w:shd w:val="clear" w:color="auto" w:fill="auto"/>
+            <w:noWrap w:val="0"/>
+            <w:tcMar>
+              <w:top w:w="60" w:type="dxa"/>
+              <w:left w:w="120" w:type="dxa"/>
+              <w:bottom w:w="30" w:type="dxa"/>
+              <w:right w:w="120" w:type="dxa"/>
+            </w:tcMar>
+            <w:vAlign w:val="center"/>
+          </w:tcPr>
+          <w:p>
+            <w:pPr>
+              <w:keepNext w:val="0"/>
+              <w:keepLines w:val="0"/>
+              <w:pageBreakBefore w:val="0"/>
+              <w:widowControl w:val="0"/>
+              <w:kinsoku w:val="0"/>
+              <w:wordWrap/>
+              <w:overflowPunct/>
+              <w:topLinePunct w:val="0"/>
+              <w:autoSpaceDE w:val="0"/>
+              <w:autoSpaceDN w:val="0"/>
+              <w:bidi w:val="0"/>
+              <w:adjustRightInd w:val="0"/>
+              <w:snapToGrid w:val="0"/>
+              <w:spacing w:before="120" w:after="120" w:line="240" w:lineRule="auto"/>
+              <w:ind w:left="0" w:leftChars="0" w:right="0" w:rightChars="0" w:firstLine="0" w:firstLineChars="0"/>
+              <w:jc w:val="center"/>
+              <w:textAlignment w:val="baseline"/>
+              <w:rPr>
+                <w:rFonts w:ascii="Arial" w:hAnsi="Arial" w:eastAsia="等线" w:cs="Arial"/>
+                <w:snapToGrid w:val="0"/>
+                <w:color w:val="000000"/>
+                <w:kern w:val="0"/>
+                <w:sz w:val="22"/>
+                <w:szCs w:val="21"/>
+                <w:lang w:val="en-US" w:eastAsia="en-US" w:bidi="ar-SA"/>
+              </w:rPr>
+            </w:pPr>
+            <w:r>
+              <w:rPr>
+                <w:rFonts w:ascii="Arial" w:hAnsi="Arial" w:eastAsia="等线" w:cs="Arial"/>
+                <w:sz w:val="22"/>
+              </w:rPr>
+              <w:t>1</w:t>
+            </w:r>
+          </w:p>
+        </w:tc>
+        <w:tc>
+          <w:tcPr>
+            <w:tcW w:w="1551" w:type="dxa"/>
+            <w:tcBorders>
+              <w:top w:val="single" w:color="auto" w:sz="4" w:space="0"/>
+              <w:left w:val="single" w:color="auto" w:sz="4" w:space="0"/>
+              <w:bottom w:val="nil"/>
+              <w:right w:val="nil"/>
+            </w:tcBorders>
+            <w:shd w:val="clear" w:color="auto" w:fill="auto"/>
+            <w:noWrap w:val="0"/>
+            <w:tcMar>
+              <w:top w:w="60" w:type="dxa"/>
+              <w:left w:w="120" w:type="dxa"/>
+              <w:bottom w:w="30" w:type="dxa"/>
+              <w:right w:w="120" w:type="dxa"/>
+            </w:tcMar>
+            <w:vAlign w:val="center"/>
+          </w:tcPr>
+          <w:p>
+            <w:pPr>
+              <w:keepNext w:val="0"/>
+              <w:keepLines w:val="0"/>
+              <w:pageBreakBefore w:val="0"/>
+              <w:widowControl w:val="0"/>
+              <w:kinsoku w:val="0"/>
+              <w:wordWrap/>
+              <w:overflowPunct/>
+              <w:topLinePunct w:val="0"/>
+              <w:autoSpaceDE w:val="0"/>
+              <w:autoSpaceDN w:val="0"/>
+              <w:bidi w:val="0"/>
+              <w:adjustRightInd w:val="0"/>
+              <w:snapToGrid w:val="0"/>
+              <w:spacing w:before="120" w:after="120" w:line="240" w:lineRule="auto"/>
+              <w:ind w:left="0" w:leftChars="0" w:right="0" w:rightChars="0" w:firstLine="0" w:firstLineChars="0"/>
+              <w:jc w:val="center"/>
+              <w:textAlignment w:val="baseline"/>
+              <w:rPr>
+                <w:rFonts w:hint="eastAsia" w:ascii="Arial" w:hAnsi="Arial" w:eastAsia="等线" w:cs="Arial"/>
+                <w:snapToGrid w:val="0"/>
+                <w:color w:val="000000"/>
+                <w:kern w:val="0"/>
+                <w:sz w:val="22"/>
+                <w:szCs w:val="21"/>
+                <w:lang w:val="en-US" w:eastAsia="zh-CN" w:bidi="ar-SA"/>
+              </w:rPr>
+            </w:pPr>
+            <w:r>
+              <w:rPr>
+                <w:rFonts w:hint="eastAsia" w:ascii="Arial" w:eastAsia="等线" w:cs="Arial"/>
+                <w:sz w:val="22"/>
+                <w:lang w:val="en-US" w:eastAsia="zh-CN"/>
+              </w:rPr>
+              <w:t>202</w:t>
+            </w:r>
+            <w:r>
+              <w:rPr>
+                <w:rFonts w:hint="eastAsia" w:eastAsia="等线" w:cs="Arial"/>
+                <w:sz w:val="22"/>
+                <w:lang w:val="en-US" w:eastAsia="zh-CN"/>
+              </w:rPr>
+              <w:t>5</w:t>
+            </w:r>
+            <w:bookmarkStart w:id="49" w:name="_GoBack"/>
+            <w:bookmarkEnd w:id="49"/>
+            <w:r>
+              <w:rPr>
+                <w:rFonts w:hint="eastAsia" w:ascii="Arial" w:eastAsia="等线" w:cs="Arial"/>
+                <w:sz w:val="22"/>
+                <w:lang w:val="en-US" w:eastAsia="zh-CN"/>
+              </w:rPr>
+              <w:t>年</w:t>
+            </w:r>
+            <w:r>
+              <w:rPr>
+                <w:rFonts w:ascii="Arial" w:hAnsi="Arial" w:eastAsia="等线" w:cs="Arial"/>
+                <w:sz w:val="22"/>
+              </w:rPr>
+              <w:t>1</w:t>
+            </w:r>
+            <w:r>
+              <w:rPr>
+                <w:rFonts w:hint="eastAsia" w:ascii="Arial" w:eastAsia="等线" w:cs="Arial"/>
+                <w:sz w:val="22"/>
+                <w:lang w:val="en-US" w:eastAsia="zh-CN"/>
+              </w:rPr>
+              <w:t>0</w:t>
+            </w:r>
+            <w:r>
+              <w:rPr>
+                <w:rFonts w:ascii="Arial" w:hAnsi="Arial" w:eastAsia="等线" w:cs="Arial"/>
+                <w:sz w:val="22"/>
+              </w:rPr>
+              <w:t>月</w:t>
+            </w:r>
+          </w:p>
+        </w:tc>
+        <w:tc>
+          <w:tcPr>
+            <w:tcW w:w="1111" w:type="dxa"/>
+            <w:tcBorders>
+              <w:top w:val="single" w:color="auto" w:sz="4" w:space="0"/>
+              <w:left w:val="single" w:color="auto" w:sz="4" w:space="0"/>
+              <w:bottom w:val="nil"/>
+              <w:right w:val="single" w:color="auto" w:sz="12" w:space="0"/>
+            </w:tcBorders>
+            <w:shd w:val="clear" w:color="auto" w:fill="auto"/>
+            <w:noWrap w:val="0"/>
+            <w:tcMar>
+              <w:top w:w="60" w:type="dxa"/>
+              <w:left w:w="120" w:type="dxa"/>
+              <w:bottom w:w="30" w:type="dxa"/>
+              <w:right w:w="120" w:type="dxa"/>
+            </w:tcMar>
+            <w:vAlign w:val="center"/>
+          </w:tcPr>
+          <w:p>
+            <w:pPr>
+              <w:keepNext w:val="0"/>
+              <w:keepLines w:val="0"/>
+              <w:pageBreakBefore w:val="0"/>
+              <w:widowControl w:val="0"/>
+              <w:kinsoku w:val="0"/>
+              <w:wordWrap/>
+              <w:overflowPunct/>
+              <w:topLinePunct w:val="0"/>
+              <w:autoSpaceDE w:val="0"/>
+              <w:autoSpaceDN w:val="0"/>
+              <w:bidi w:val="0"/>
+              <w:adjustRightInd w:val="0"/>
+              <w:snapToGrid w:val="0"/>
+              <w:spacing w:before="120" w:after="120" w:line="240" w:lineRule="auto"/>
+              <w:ind w:left="0" w:leftChars="0" w:right="0" w:rightChars="0" w:firstLine="0" w:firstLineChars="0"/>
+              <w:jc w:val="center"/>
+              <w:textAlignment w:val="baseline"/>
+              <w:rPr>
+                <w:rFonts w:hint="eastAsia" w:ascii="Arial" w:hAnsi="Arial" w:eastAsia="等线" w:cs="Arial"/>
+                <w:snapToGrid w:val="0"/>
+                <w:color w:val="000000"/>
+                <w:kern w:val="0"/>
+                <w:sz w:val="22"/>
+                <w:szCs w:val="21"/>
+                <w:lang w:val="en-US" w:eastAsia="zh-CN" w:bidi="ar-SA"/>
+              </w:rPr>
+            </w:pPr>
+            <w:r>
+              <w:rPr>
+                <w:rFonts w:hint="eastAsia" w:ascii="Arial" w:eastAsia="等线" w:cs="Arial"/>
+                <w:snapToGrid w:val="0"/>
+                <w:color w:val="000000"/>
+                <w:kern w:val="0"/>
+                <w:sz w:val="22"/>
+                <w:szCs w:val="21"/>
+                <w:lang w:val="en-US" w:eastAsia="zh-CN" w:bidi="ar-SA"/>
+              </w:rPr>
+              <w:t>完成</w:t>
+            </w:r>
+          </w:p>
+        </w:tc>
+      </w:tr>
+      <w:tr>
+        <w:tblPrEx>
+          <w:tblBorders>
+            <w:top w:val="none" w:color="auto" w:sz="4" w:space="0"/>
+            <w:left w:val="none" w:color="auto" w:sz="4" w:space="0"/>
+            <w:bottom w:val="none" w:color="auto" w:sz="4" w:space="0"/>
+            <w:right w:val="none" w:color="auto" w:sz="4" w:space="0"/>
+            <w:insideH w:val="none" w:color="auto" w:sz="4" w:space="0"/>
+            <w:insideV w:val="none" w:color="auto" w:sz="4" w:space="0"/>
+          </w:tblBorders>
+          <w:tblCellMar>
+            <w:top w:w="0" w:type="dxa"/>
+            <w:left w:w="10" w:type="dxa"/>
+            <w:bottom w:w="0" w:type="dxa"/>
+            <w:right w:w="10" w:type="dxa"/>
+          </w:tblCellMar>
+        </w:tblPrEx>
+        <w:trPr>
+          <w:trHeight w:val="0" w:hRule="atLeast"/>
+          <w:jc w:val="center"/>
+        </w:trPr>
+        <w:tc>
+          <w:tcPr>
+            <w:tcW w:w="1035" w:type="dxa"/>
+            <w:tcBorders>
+              <w:top w:val="single" w:color="auto" w:sz="4" w:space="0"/>
+              <w:left w:val="single" w:color="auto" w:sz="12" w:space="0"/>
+              <w:bottom w:val="nil"/>
+              <w:right w:val="nil"/>
+            </w:tcBorders>
+            <w:shd w:val="clear" w:color="auto" w:fill="auto"/>
+            <w:noWrap w:val="0"/>
+            <w:tcMar>
+              <w:top w:w="60" w:type="dxa"/>
+              <w:left w:w="120" w:type="dxa"/>
+              <w:bottom w:w="30" w:type="dxa"/>
+              <w:right w:w="120" w:type="dxa"/>
+            </w:tcMar>
+            <w:vAlign w:val="center"/>
+          </w:tcPr>
+          <w:p>
+            <w:pPr>
+              <w:keepNext w:val="0"/>
+              <w:keepLines w:val="0"/>
+              <w:pageBreakBefore w:val="0"/>
+              <w:widowControl w:val="0"/>
+              <w:kinsoku w:val="0"/>
+              <w:wordWrap/>
+              <w:overflowPunct/>
+              <w:topLinePunct w:val="0"/>
+              <w:autoSpaceDE w:val="0"/>
+              <w:autoSpaceDN w:val="0"/>
+              <w:bidi w:val="0"/>
+              <w:adjustRightInd w:val="0"/>
+              <w:snapToGrid w:val="0"/>
+              <w:spacing w:before="120" w:after="120" w:line="240" w:lineRule="auto"/>
+              <w:ind w:left="0" w:leftChars="0" w:right="0" w:rightChars="0" w:firstLine="0" w:firstLineChars="0"/>
+              <w:jc w:val="center"/>
+              <w:textAlignment w:val="baseline"/>
+              <w:rPr>
+                <w:rFonts w:hint="eastAsia" w:ascii="Arial" w:hAnsi="Arial" w:eastAsia="等线" w:cs="Arial"/>
+                <w:snapToGrid w:val="0"/>
+                <w:color w:val="000000"/>
+                <w:kern w:val="0"/>
+                <w:sz w:val="22"/>
+                <w:szCs w:val="21"/>
+                <w:lang w:val="en-US" w:eastAsia="zh-CN" w:bidi="ar-SA"/>
+              </w:rPr>
+            </w:pPr>
+            <w:r>
+              <w:rPr>
+                <w:rFonts w:hint="eastAsia" w:ascii="Arial" w:eastAsia="等线"/>
+                <w:sz w:val="22"/>
+                <w:lang w:val="en-US" w:eastAsia="zh-CN"/>
+              </w:rPr>
+              <w:t>操作岗</w:t>
+            </w:r>
+          </w:p>
+        </w:tc>
+        <w:tc>
+          <w:tcPr>
+            <w:tcW w:w="1036" w:type="dxa"/>
+            <w:tcBorders>
+              <w:top w:val="single" w:color="auto" w:sz="4" w:space="0"/>
+              <w:left w:val="single" w:color="auto" w:sz="4" w:space="0"/>
+              <w:bottom w:val="nil"/>
+              <w:right w:val="nil"/>
+            </w:tcBorders>
+            <w:shd w:val="clear" w:color="auto" w:fill="auto"/>
+            <w:noWrap w:val="0"/>
+            <w:tcMar>
+              <w:top w:w="60" w:type="dxa"/>
+              <w:left w:w="120" w:type="dxa"/>
+              <w:bottom w:w="30" w:type="dxa"/>
+              <w:right w:w="120" w:type="dxa"/>
+            </w:tcMar>
+            <w:vAlign w:val="center"/>
+          </w:tcPr>
+          <w:p>
+            <w:pPr>
+              <w:keepNext w:val="0"/>
+              <w:keepLines w:val="0"/>
+              <w:pageBreakBefore w:val="0"/>
+              <w:widowControl w:val="0"/>
+              <w:kinsoku w:val="0"/>
+              <w:wordWrap/>
+              <w:overflowPunct/>
+              <w:topLinePunct w:val="0"/>
+              <w:autoSpaceDE w:val="0"/>
+              <w:autoSpaceDN w:val="0"/>
+              <w:bidi w:val="0"/>
+              <w:adjustRightInd w:val="0"/>
+              <w:snapToGrid w:val="0"/>
+              <w:spacing w:before="120" w:after="120" w:line="240" w:lineRule="auto"/>
+              <w:ind w:left="0" w:leftChars="0" w:right="0" w:rightChars="0" w:firstLine="0" w:firstLineChars="0"/>
+              <w:jc w:val="center"/>
+              <w:textAlignment w:val="baseline"/>
+              <w:rPr>
+                <w:rFonts w:hint="eastAsia" w:ascii="Arial" w:hAnsi="Arial" w:eastAsia="等线" w:cs="Arial"/>
+                <w:snapToGrid w:val="0"/>
+                <w:color w:val="000000"/>
+                <w:kern w:val="0"/>
+                <w:sz w:val="22"/>
+                <w:szCs w:val="21"/>
+                <w:lang w:val="en-US" w:eastAsia="zh-CN" w:bidi="ar-SA"/>
+              </w:rPr>
+            </w:pPr>
+            <w:r>
+              <w:rPr>
+                <w:rFonts w:hint="eastAsia" w:ascii="Arial" w:eastAsia="等线" w:cs="Arial"/>
+                <w:sz w:val="22"/>
+                <w:lang w:val="en-US" w:eastAsia="zh-CN"/>
+              </w:rPr>
+              <w:t>运维部</w:t>
+            </w:r>
+          </w:p>
+        </w:tc>
+        <w:tc>
+          <w:tcPr>
+            <w:tcW w:w="2239" w:type="dxa"/>
+            <w:tcBorders>
+              <w:top w:val="single" w:color="auto" w:sz="4" w:space="0"/>
+              <w:left w:val="single" w:color="auto" w:sz="4" w:space="0"/>
+              <w:bottom w:val="nil"/>
+              <w:right w:val="nil"/>
+            </w:tcBorders>
+            <w:shd w:val="clear" w:color="auto" w:fill="auto"/>
+            <w:noWrap w:val="0"/>
+            <w:tcMar>
+              <w:top w:w="60" w:type="dxa"/>
+              <w:left w:w="120" w:type="dxa"/>
+              <w:bottom w:w="30" w:type="dxa"/>
+              <w:right w:w="120" w:type="dxa"/>
+            </w:tcMar>
+            <w:vAlign w:val="center"/>
+          </w:tcPr>
+          <w:p>
+            <w:pPr>
+              <w:keepNext w:val="0"/>
+              <w:keepLines w:val="0"/>
+              <w:pageBreakBefore w:val="0"/>
+              <w:widowControl w:val="0"/>
+              <w:kinsoku w:val="0"/>
+              <w:wordWrap/>
+              <w:overflowPunct/>
+              <w:topLinePunct w:val="0"/>
+              <w:autoSpaceDE w:val="0"/>
+              <w:autoSpaceDN w:val="0"/>
+              <w:bidi w:val="0"/>
+              <w:adjustRightInd w:val="0"/>
+              <w:snapToGrid w:val="0"/>
+              <w:spacing w:before="120" w:after="120" w:line="240" w:lineRule="auto"/>
+              <w:ind w:left="0" w:leftChars="0" w:right="0" w:rightChars="0" w:firstLine="0" w:firstLineChars="0"/>
+              <w:jc w:val="center"/>
+              <w:textAlignment w:val="baseline"/>
+              <w:rPr>
+                <w:rFonts w:ascii="Arial" w:hAnsi="Arial" w:eastAsia="等线" w:cs="Arial"/>
+                <w:snapToGrid w:val="0"/>
+                <w:color w:val="000000"/>
+                <w:kern w:val="0"/>
+                <w:sz w:val="22"/>
+                <w:szCs w:val="21"/>
+                <w:lang w:val="en-US" w:eastAsia="en-US" w:bidi="ar-SA"/>
+              </w:rPr>
+            </w:pPr>
+            <w:r>
+              <w:rPr>
+                <w:rFonts w:ascii="Arial" w:hAnsi="Helvetica" w:eastAsia="等线" w:cs="Helvetica"/>
+                <w:i w:val="0"/>
+                <w:iCs w:val="0"/>
+                <w:caps w:val="0"/>
+                <w:color w:val="333333"/>
+                <w:spacing w:val="0"/>
+                <w:sz w:val="22"/>
+                <w:szCs w:val="24"/>
+                <w:shd w:val="clear" w:fill="FFFFFF"/>
+              </w:rPr>
+              <w:t>电缆在线监测运维工程师</w:t>
+            </w:r>
+          </w:p>
+        </w:tc>
+        <w:tc>
+          <w:tcPr>
+            <w:tcW w:w="1551" w:type="dxa"/>
+            <w:tcBorders>
+              <w:top w:val="single" w:color="auto" w:sz="4" w:space="0"/>
+              <w:left w:val="single" w:color="auto" w:sz="4" w:space="0"/>
+              <w:bottom w:val="nil"/>
+              <w:right w:val="nil"/>
+            </w:tcBorders>
+            <w:shd w:val="clear" w:color="auto" w:fill="auto"/>
+            <w:noWrap w:val="0"/>
+            <w:tcMar>
+              <w:top w:w="60" w:type="dxa"/>
+              <w:left w:w="120" w:type="dxa"/>
+              <w:bottom w:w="30" w:type="dxa"/>
+              <w:right w:w="120" w:type="dxa"/>
+            </w:tcMar>
+            <w:vAlign w:val="center"/>
+          </w:tcPr>
+          <w:p>
+            <w:pPr>
+              <w:keepNext w:val="0"/>
+              <w:keepLines w:val="0"/>
+              <w:pageBreakBefore w:val="0"/>
+              <w:widowControl w:val="0"/>
+              <w:kinsoku w:val="0"/>
+              <w:wordWrap/>
+              <w:overflowPunct/>
+              <w:topLinePunct w:val="0"/>
+              <w:autoSpaceDE w:val="0"/>
+              <w:autoSpaceDN w:val="0"/>
+              <w:bidi w:val="0"/>
+              <w:adjustRightInd w:val="0"/>
+              <w:snapToGrid w:val="0"/>
+              <w:spacing w:before="120" w:after="120" w:line="240" w:lineRule="auto"/>
+              <w:ind w:left="0" w:leftChars="0" w:right="0" w:rightChars="0" w:firstLine="0" w:firstLineChars="0"/>
+              <w:jc w:val="center"/>
+              <w:textAlignment w:val="baseline"/>
+              <w:rPr>
+                <w:rFonts w:ascii="Arial" w:hAnsi="Arial" w:eastAsia="等线" w:cs="Arial"/>
+                <w:snapToGrid w:val="0"/>
+                <w:color w:val="000000"/>
+                <w:kern w:val="0"/>
+                <w:sz w:val="22"/>
+                <w:szCs w:val="21"/>
+                <w:lang w:val="en-US" w:eastAsia="en-US" w:bidi="ar-SA"/>
+              </w:rPr>
+            </w:pPr>
+            <w:r>
+              <w:rPr>
+                <w:rFonts w:ascii="Arial" w:hAnsi="Arial" w:eastAsia="等线" w:cs="Arial"/>
+                <w:sz w:val="22"/>
+              </w:rPr>
+              <w:t>1</w:t>
+            </w:r>
+          </w:p>
+        </w:tc>
+        <w:tc>
+          <w:tcPr>
+            <w:tcW w:w="1551" w:type="dxa"/>
+            <w:tcBorders>
+              <w:top w:val="single" w:color="auto" w:sz="4" w:space="0"/>
+              <w:left w:val="single" w:color="auto" w:sz="4" w:space="0"/>
+              <w:bottom w:val="nil"/>
+              <w:right w:val="nil"/>
+            </w:tcBorders>
+            <w:shd w:val="clear" w:color="auto" w:fill="auto"/>
+            <w:noWrap w:val="0"/>
+            <w:tcMar>
+              <w:top w:w="60" w:type="dxa"/>
+              <w:left w:w="120" w:type="dxa"/>
+              <w:bottom w:w="30" w:type="dxa"/>
+              <w:right w:w="120" w:type="dxa"/>
+            </w:tcMar>
+            <w:vAlign w:val="center"/>
+          </w:tcPr>
+          <w:p>
+            <w:pPr>
+              <w:keepNext w:val="0"/>
+              <w:keepLines w:val="0"/>
+              <w:pageBreakBefore w:val="0"/>
+              <w:widowControl w:val="0"/>
+              <w:kinsoku w:val="0"/>
+              <w:wordWrap/>
+              <w:overflowPunct/>
+              <w:topLinePunct w:val="0"/>
+              <w:autoSpaceDE w:val="0"/>
+              <w:autoSpaceDN w:val="0"/>
+              <w:bidi w:val="0"/>
+              <w:adjustRightInd w:val="0"/>
+              <w:snapToGrid w:val="0"/>
+              <w:spacing w:before="120" w:after="120" w:line="240" w:lineRule="auto"/>
+              <w:ind w:left="0" w:leftChars="0" w:right="0" w:rightChars="0" w:firstLine="0" w:firstLineChars="0"/>
+              <w:jc w:val="center"/>
+              <w:textAlignment w:val="baseline"/>
+              <w:rPr>
+                <w:rFonts w:hint="eastAsia" w:ascii="Arial" w:hAnsi="Arial" w:eastAsia="等线" w:cs="Arial"/>
+                <w:snapToGrid w:val="0"/>
+                <w:color w:val="000000"/>
+                <w:kern w:val="0"/>
+                <w:sz w:val="22"/>
+                <w:szCs w:val="21"/>
+                <w:lang w:val="en-US" w:eastAsia="zh-CN" w:bidi="ar-SA"/>
+              </w:rPr>
+            </w:pPr>
+            <w:r>
+              <w:rPr>
+                <w:rFonts w:hint="eastAsia" w:ascii="Arial" w:eastAsia="等线" w:cs="Arial"/>
+                <w:sz w:val="22"/>
+                <w:lang w:val="en-US" w:eastAsia="zh-CN"/>
+              </w:rPr>
+              <w:t>2026年</w:t>
+            </w:r>
+            <w:r>
+              <w:rPr>
+                <w:rFonts w:ascii="Arial" w:hAnsi="Arial" w:eastAsia="等线" w:cs="Arial"/>
+                <w:sz w:val="22"/>
+              </w:rPr>
+              <w:t>3月</w:t>
+            </w:r>
+          </w:p>
+        </w:tc>
+        <w:tc>
+          <w:tcPr>
+            <w:tcW w:w="1111" w:type="dxa"/>
+            <w:tcBorders>
+              <w:top w:val="single" w:color="auto" w:sz="4" w:space="0"/>
+              <w:left w:val="single" w:color="auto" w:sz="4" w:space="0"/>
+              <w:bottom w:val="nil"/>
+              <w:right w:val="single" w:color="auto" w:sz="12" w:space="0"/>
+            </w:tcBorders>
+            <w:shd w:val="clear" w:color="auto" w:fill="auto"/>
+            <w:noWrap w:val="0"/>
+            <w:tcMar>
+              <w:top w:w="60" w:type="dxa"/>
+              <w:left w:w="120" w:type="dxa"/>
+              <w:bottom w:w="30" w:type="dxa"/>
+              <w:right w:w="120" w:type="dxa"/>
+            </w:tcMar>
+            <w:vAlign w:val="center"/>
+          </w:tcPr>
+          <w:p>
+            <w:pPr>
+              <w:keepNext w:val="0"/>
+              <w:keepLines w:val="0"/>
+              <w:pageBreakBefore w:val="0"/>
+              <w:widowControl w:val="0"/>
+              <w:kinsoku w:val="0"/>
+              <w:wordWrap/>
+              <w:overflowPunct/>
+              <w:topLinePunct w:val="0"/>
+              <w:autoSpaceDE w:val="0"/>
+              <w:autoSpaceDN w:val="0"/>
+              <w:bidi w:val="0"/>
+              <w:adjustRightInd w:val="0"/>
+              <w:snapToGrid w:val="0"/>
+              <w:spacing w:before="120" w:after="120" w:line="240" w:lineRule="auto"/>
+              <w:ind w:left="0" w:leftChars="0" w:right="0" w:rightChars="0" w:firstLine="0" w:firstLineChars="0"/>
+              <w:jc w:val="center"/>
+              <w:textAlignment w:val="baseline"/>
+              <w:rPr>
+                <w:rFonts w:hint="eastAsia" w:ascii="Arial" w:hAnsi="Arial" w:eastAsia="等线" w:cs="Arial"/>
+                <w:snapToGrid w:val="0"/>
+                <w:color w:val="000000"/>
+                <w:kern w:val="0"/>
+                <w:sz w:val="22"/>
+                <w:szCs w:val="21"/>
+                <w:lang w:val="en-US" w:eastAsia="zh-CN" w:bidi="ar-SA"/>
+              </w:rPr>
+            </w:pPr>
+            <w:r>
+              <w:rPr>
+                <w:rFonts w:hint="eastAsia" w:ascii="Arial" w:eastAsia="等线" w:cs="Arial"/>
+                <w:sz w:val="22"/>
+                <w:lang w:val="en-US" w:eastAsia="zh-CN"/>
+              </w:rPr>
+              <w:t>未开始</w:t>
+            </w:r>
+          </w:p>
+        </w:tc>
+      </w:tr>
+      <w:tr>
+        <w:tblPrEx>
+          <w:tblBorders>
+            <w:top w:val="none" w:color="auto" w:sz="4" w:space="0"/>
+            <w:left w:val="none" w:color="auto" w:sz="4" w:space="0"/>
+            <w:bottom w:val="none" w:color="auto" w:sz="4" w:space="0"/>
+            <w:right w:val="none" w:color="auto" w:sz="4" w:space="0"/>
+            <w:insideH w:val="none" w:color="auto" w:sz="4" w:space="0"/>
+            <w:insideV w:val="none" w:color="auto" w:sz="4" w:space="0"/>
+          </w:tblBorders>
+          <w:tblCellMar>
+            <w:top w:w="0" w:type="dxa"/>
+            <w:left w:w="10" w:type="dxa"/>
+            <w:bottom w:w="0" w:type="dxa"/>
+            <w:right w:w="10" w:type="dxa"/>
+          </w:tblCellMar>
+        </w:tblPrEx>
+        <w:trPr>
+          <w:trHeight w:val="0" w:hRule="atLeast"/>
+          <w:jc w:val="center"/>
+        </w:trPr>
+        <w:tc>
+          <w:tcPr>
+            <w:tcW w:w="1035" w:type="dxa"/>
+            <w:tcBorders>
+              <w:top w:val="single" w:color="auto" w:sz="4" w:space="0"/>
+              <w:left w:val="single" w:color="auto" w:sz="12" w:space="0"/>
+              <w:bottom w:val="nil"/>
+              <w:right w:val="nil"/>
+            </w:tcBorders>
+            <w:shd w:val="clear" w:color="auto" w:fill="auto"/>
+            <w:noWrap w:val="0"/>
+            <w:tcMar>
+              <w:top w:w="60" w:type="dxa"/>
+              <w:left w:w="120" w:type="dxa"/>
+              <w:bottom w:w="30" w:type="dxa"/>
+              <w:right w:w="120" w:type="dxa"/>
+            </w:tcMar>
+            <w:vAlign w:val="center"/>
+          </w:tcPr>
+          <w:p>
+            <w:pPr>
+              <w:keepNext w:val="0"/>
+              <w:keepLines w:val="0"/>
+              <w:pageBreakBefore w:val="0"/>
+              <w:widowControl w:val="0"/>
+              <w:kinsoku w:val="0"/>
+              <w:wordWrap/>
+              <w:overflowPunct/>
+              <w:topLinePunct w:val="0"/>
+              <w:autoSpaceDE w:val="0"/>
+              <w:autoSpaceDN w:val="0"/>
+              <w:bidi w:val="0"/>
+              <w:adjustRightInd w:val="0"/>
+              <w:snapToGrid w:val="0"/>
+              <w:spacing w:before="120" w:after="120" w:line="240" w:lineRule="auto"/>
+              <w:ind w:left="0" w:leftChars="0" w:right="0" w:rightChars="0" w:firstLine="0" w:firstLineChars="0"/>
+              <w:jc w:val="center"/>
+              <w:textAlignment w:val="baseline"/>
+              <w:rPr>
+                <w:rFonts w:hint="eastAsia" w:ascii="Arial" w:hAnsi="Arial" w:eastAsia="等线" w:cs="Arial"/>
+                <w:snapToGrid w:val="0"/>
+                <w:color w:val="000000"/>
+                <w:kern w:val="0"/>
+                <w:sz w:val="22"/>
+                <w:szCs w:val="21"/>
+                <w:lang w:val="en-US" w:eastAsia="zh-CN" w:bidi="ar-SA"/>
+              </w:rPr>
+            </w:pPr>
+            <w:r>
+              <w:rPr>
+                <w:rFonts w:ascii="Arial" w:hAnsi="Arial" w:eastAsia="等线" w:cs="Arial"/>
+                <w:sz w:val="22"/>
+              </w:rPr>
+              <w:t>技术岗</w:t>
+            </w:r>
+          </w:p>
+        </w:tc>
+        <w:tc>
+          <w:tcPr>
+            <w:tcW w:w="1036" w:type="dxa"/>
+            <w:tcBorders>
+              <w:top w:val="single" w:color="auto" w:sz="4" w:space="0"/>
+              <w:left w:val="single" w:color="auto" w:sz="4" w:space="0"/>
+              <w:bottom w:val="nil"/>
+              <w:right w:val="nil"/>
+            </w:tcBorders>
+            <w:shd w:val="clear" w:color="auto" w:fill="auto"/>
+            <w:noWrap w:val="0"/>
+            <w:tcMar>
+              <w:top w:w="60" w:type="dxa"/>
+              <w:left w:w="120" w:type="dxa"/>
+              <w:bottom w:w="30" w:type="dxa"/>
+              <w:right w:w="120" w:type="dxa"/>
+            </w:tcMar>
+            <w:vAlign w:val="center"/>
+          </w:tcPr>
+          <w:p>
+            <w:pPr>
+              <w:keepNext w:val="0"/>
+              <w:keepLines w:val="0"/>
+              <w:pageBreakBefore w:val="0"/>
+              <w:widowControl w:val="0"/>
+              <w:kinsoku w:val="0"/>
+              <w:wordWrap/>
+              <w:overflowPunct/>
+              <w:topLinePunct w:val="0"/>
+              <w:autoSpaceDE w:val="0"/>
+              <w:autoSpaceDN w:val="0"/>
+              <w:bidi w:val="0"/>
+              <w:adjustRightInd w:val="0"/>
+              <w:snapToGrid w:val="0"/>
+              <w:spacing w:before="120" w:after="120" w:line="240" w:lineRule="auto"/>
+              <w:ind w:left="0" w:leftChars="0" w:right="0" w:rightChars="0" w:firstLine="0" w:firstLineChars="0"/>
+              <w:jc w:val="center"/>
+              <w:textAlignment w:val="baseline"/>
+              <w:rPr>
+                <w:rFonts w:hint="eastAsia" w:ascii="Arial" w:hAnsi="Arial" w:eastAsia="等线" w:cs="Arial"/>
+                <w:snapToGrid w:val="0"/>
+                <w:color w:val="000000"/>
+                <w:kern w:val="0"/>
+                <w:sz w:val="22"/>
+                <w:szCs w:val="21"/>
+                <w:lang w:val="en-US" w:eastAsia="zh-CN" w:bidi="ar-SA"/>
+              </w:rPr>
+            </w:pPr>
+            <w:r>
+              <w:rPr>
+                <w:rFonts w:hint="eastAsia" w:ascii="Arial" w:eastAsia="等线" w:cs="Arial"/>
+                <w:sz w:val="22"/>
+                <w:lang w:val="en-US" w:eastAsia="zh-CN"/>
+              </w:rPr>
+              <w:t>运维部</w:t>
+            </w:r>
+          </w:p>
+        </w:tc>
+        <w:tc>
+          <w:tcPr>
+            <w:tcW w:w="2239" w:type="dxa"/>
+            <w:tcBorders>
+              <w:top w:val="single" w:color="auto" w:sz="4" w:space="0"/>
+              <w:left w:val="single" w:color="auto" w:sz="4" w:space="0"/>
+              <w:bottom w:val="nil"/>
+              <w:right w:val="nil"/>
+            </w:tcBorders>
+            <w:shd w:val="clear" w:color="auto" w:fill="auto"/>
+            <w:noWrap w:val="0"/>
+            <w:tcMar>
+              <w:top w:w="60" w:type="dxa"/>
+              <w:left w:w="120" w:type="dxa"/>
+              <w:bottom w:w="30" w:type="dxa"/>
+              <w:right w:w="120" w:type="dxa"/>
+            </w:tcMar>
+            <w:vAlign w:val="center"/>
+          </w:tcPr>
+          <w:p>
+            <w:pPr>
+              <w:keepNext w:val="0"/>
+              <w:keepLines w:val="0"/>
+              <w:pageBreakBefore w:val="0"/>
+              <w:widowControl w:val="0"/>
+              <w:kinsoku w:val="0"/>
+              <w:wordWrap/>
+              <w:overflowPunct/>
+              <w:topLinePunct w:val="0"/>
+              <w:autoSpaceDE w:val="0"/>
+              <w:autoSpaceDN w:val="0"/>
+              <w:bidi w:val="0"/>
+              <w:adjustRightInd w:val="0"/>
+              <w:snapToGrid w:val="0"/>
+              <w:spacing w:before="120" w:after="120" w:line="240" w:lineRule="auto"/>
+              <w:ind w:left="0" w:leftChars="0" w:right="0" w:rightChars="0" w:firstLine="0" w:firstLineChars="0"/>
+              <w:jc w:val="center"/>
+              <w:textAlignment w:val="baseline"/>
+              <w:rPr>
+                <w:rFonts w:ascii="Arial" w:hAnsi="Arial" w:eastAsia="等线" w:cs="Arial"/>
+                <w:snapToGrid w:val="0"/>
+                <w:color w:val="000000"/>
+                <w:kern w:val="0"/>
+                <w:sz w:val="22"/>
+                <w:szCs w:val="21"/>
+                <w:lang w:val="en-US" w:eastAsia="en-US" w:bidi="ar-SA"/>
+              </w:rPr>
+            </w:pPr>
+            <w:r>
+              <w:rPr>
+                <w:rFonts w:ascii="Arial" w:hAnsi="Arial" w:eastAsia="等线" w:cs="Arial"/>
+                <w:sz w:val="22"/>
+              </w:rPr>
+              <w:t>项目经理</w:t>
+            </w:r>
+          </w:p>
+        </w:tc>
+        <w:tc>
+          <w:tcPr>
+            <w:tcW w:w="1551" w:type="dxa"/>
+            <w:tcBorders>
+              <w:top w:val="single" w:color="auto" w:sz="4" w:space="0"/>
+              <w:left w:val="single" w:color="auto" w:sz="4" w:space="0"/>
+              <w:bottom w:val="nil"/>
+              <w:right w:val="nil"/>
+            </w:tcBorders>
+            <w:shd w:val="clear" w:color="auto" w:fill="auto"/>
+            <w:noWrap w:val="0"/>
+            <w:tcMar>
+              <w:top w:w="60" w:type="dxa"/>
+              <w:left w:w="120" w:type="dxa"/>
+              <w:bottom w:w="30" w:type="dxa"/>
+              <w:right w:w="120" w:type="dxa"/>
+            </w:tcMar>
+            <w:vAlign w:val="center"/>
+          </w:tcPr>
+          <w:p>
+            <w:pPr>
+              <w:keepNext w:val="0"/>
+              <w:keepLines w:val="0"/>
+              <w:pageBreakBefore w:val="0"/>
+              <w:widowControl w:val="0"/>
+              <w:kinsoku w:val="0"/>
+              <w:wordWrap/>
+              <w:overflowPunct/>
+              <w:topLinePunct w:val="0"/>
+              <w:autoSpaceDE w:val="0"/>
+              <w:autoSpaceDN w:val="0"/>
+              <w:bidi w:val="0"/>
+              <w:adjustRightInd w:val="0"/>
+              <w:snapToGrid w:val="0"/>
+              <w:spacing w:before="120" w:after="120" w:line="240" w:lineRule="auto"/>
+              <w:ind w:left="0" w:leftChars="0" w:right="0" w:rightChars="0" w:firstLine="0" w:firstLineChars="0"/>
+              <w:jc w:val="center"/>
+              <w:textAlignment w:val="baseline"/>
+              <w:rPr>
+                <w:rFonts w:ascii="Arial" w:hAnsi="Arial" w:eastAsia="等线" w:cs="Arial"/>
+                <w:snapToGrid w:val="0"/>
+                <w:color w:val="000000"/>
+                <w:kern w:val="0"/>
+                <w:sz w:val="22"/>
+                <w:szCs w:val="21"/>
+                <w:lang w:val="en-US" w:eastAsia="en-US" w:bidi="ar-SA"/>
+              </w:rPr>
+            </w:pPr>
+            <w:r>
+              <w:rPr>
+                <w:rFonts w:ascii="Arial" w:hAnsi="Arial" w:eastAsia="等线" w:cs="Arial"/>
+                <w:sz w:val="22"/>
+              </w:rPr>
+              <w:t>1</w:t>
+            </w:r>
+          </w:p>
+        </w:tc>
+        <w:tc>
+          <w:tcPr>
+            <w:tcW w:w="1551" w:type="dxa"/>
+            <w:tcBorders>
+              <w:top w:val="single" w:color="auto" w:sz="4" w:space="0"/>
+              <w:left w:val="single" w:color="auto" w:sz="4" w:space="0"/>
+              <w:bottom w:val="nil"/>
+              <w:right w:val="nil"/>
+            </w:tcBorders>
+            <w:shd w:val="clear" w:color="auto" w:fill="auto"/>
+            <w:noWrap w:val="0"/>
+            <w:tcMar>
+              <w:top w:w="60" w:type="dxa"/>
+              <w:left w:w="120" w:type="dxa"/>
+              <w:bottom w:w="30" w:type="dxa"/>
+              <w:right w:w="120" w:type="dxa"/>
+            </w:tcMar>
+            <w:vAlign w:val="center"/>
+          </w:tcPr>
+          <w:p>
+            <w:pPr>
+              <w:keepNext w:val="0"/>
+              <w:keepLines w:val="0"/>
+              <w:pageBreakBefore w:val="0"/>
+              <w:widowControl w:val="0"/>
+              <w:kinsoku w:val="0"/>
+              <w:wordWrap/>
+              <w:overflowPunct/>
+              <w:topLinePunct w:val="0"/>
+              <w:autoSpaceDE w:val="0"/>
+              <w:autoSpaceDN w:val="0"/>
+              <w:bidi w:val="0"/>
+              <w:adjustRightInd w:val="0"/>
+              <w:snapToGrid w:val="0"/>
+              <w:spacing w:before="120" w:after="120" w:line="240" w:lineRule="auto"/>
+              <w:ind w:left="0" w:leftChars="0" w:right="0" w:rightChars="0" w:firstLine="0" w:firstLineChars="0"/>
+              <w:jc w:val="center"/>
+              <w:textAlignment w:val="baseline"/>
+              <w:rPr>
+                <w:rFonts w:hint="eastAsia" w:ascii="Arial" w:hAnsi="Arial" w:eastAsia="等线" w:cs="Arial"/>
+                <w:snapToGrid w:val="0"/>
+                <w:color w:val="000000"/>
+                <w:kern w:val="0"/>
+                <w:sz w:val="22"/>
+                <w:szCs w:val="21"/>
+                <w:lang w:val="en-US" w:eastAsia="zh-CN" w:bidi="ar-SA"/>
+              </w:rPr>
+            </w:pPr>
+            <w:r>
+              <w:rPr>
+                <w:rFonts w:hint="eastAsia" w:ascii="Arial" w:eastAsia="等线" w:cs="Arial"/>
+                <w:sz w:val="22"/>
+                <w:lang w:val="en-US" w:eastAsia="zh-CN"/>
+              </w:rPr>
+              <w:t>2026年</w:t>
+            </w:r>
+            <w:r>
+              <w:rPr>
+                <w:rFonts w:ascii="Arial" w:hAnsi="Arial" w:eastAsia="等线" w:cs="Arial"/>
+                <w:sz w:val="22"/>
+              </w:rPr>
+              <w:t>6月</w:t>
+            </w:r>
+          </w:p>
+        </w:tc>
+        <w:tc>
+          <w:tcPr>
+            <w:tcW w:w="1111" w:type="dxa"/>
+            <w:tcBorders>
+              <w:top w:val="single" w:color="auto" w:sz="4" w:space="0"/>
+              <w:left w:val="single" w:color="auto" w:sz="4" w:space="0"/>
+              <w:bottom w:val="nil"/>
+              <w:right w:val="single" w:color="auto" w:sz="12" w:space="0"/>
+            </w:tcBorders>
+            <w:shd w:val="clear" w:color="auto" w:fill="auto"/>
+            <w:noWrap w:val="0"/>
+            <w:tcMar>
+              <w:top w:w="60" w:type="dxa"/>
+              <w:left w:w="120" w:type="dxa"/>
+              <w:bottom w:w="30" w:type="dxa"/>
+              <w:right w:w="120" w:type="dxa"/>
+            </w:tcMar>
+            <w:vAlign w:val="center"/>
+          </w:tcPr>
+          <w:p>
+            <w:pPr>
+              <w:keepNext w:val="0"/>
+              <w:keepLines w:val="0"/>
+              <w:pageBreakBefore w:val="0"/>
+              <w:widowControl w:val="0"/>
+              <w:kinsoku w:val="0"/>
+              <w:wordWrap/>
+              <w:overflowPunct/>
+              <w:topLinePunct w:val="0"/>
+              <w:autoSpaceDE w:val="0"/>
+              <w:autoSpaceDN w:val="0"/>
+              <w:bidi w:val="0"/>
+              <w:adjustRightInd w:val="0"/>
+              <w:snapToGrid w:val="0"/>
+              <w:spacing w:before="120" w:after="120" w:line="240" w:lineRule="auto"/>
+              <w:ind w:left="0" w:leftChars="0" w:right="0" w:rightChars="0" w:firstLine="0" w:firstLineChars="0"/>
+              <w:jc w:val="center"/>
+              <w:textAlignment w:val="baseline"/>
+              <w:rPr>
+                <w:rFonts w:hint="eastAsia" w:ascii="Arial" w:hAnsi="Arial" w:eastAsia="等线" w:cs="Arial"/>
+                <w:snapToGrid w:val="0"/>
+                <w:color w:val="000000"/>
+                <w:kern w:val="0"/>
+                <w:sz w:val="22"/>
+                <w:szCs w:val="21"/>
+                <w:lang w:val="en-US" w:eastAsia="zh-CN" w:bidi="ar-SA"/>
+              </w:rPr>
+            </w:pPr>
+            <w:r>
+              <w:rPr>
+                <w:rFonts w:hint="eastAsia" w:ascii="Arial" w:eastAsia="等线" w:cs="Arial"/>
+                <w:sz w:val="22"/>
+                <w:lang w:val="en-US" w:eastAsia="zh-CN"/>
+              </w:rPr>
+              <w:t>未开始</w:t>
+            </w:r>
+          </w:p>
+        </w:tc>
+      </w:tr>
+      <w:tr>
+        <w:tblPrEx>
+          <w:tblBorders>
+            <w:top w:val="none" w:color="auto" w:sz="4" w:space="0"/>
+            <w:left w:val="none" w:color="auto" w:sz="4" w:space="0"/>
+            <w:bottom w:val="none" w:color="auto" w:sz="4" w:space="0"/>
+            <w:right w:val="none" w:color="auto" w:sz="4" w:space="0"/>
+            <w:insideH w:val="none" w:color="auto" w:sz="4" w:space="0"/>
+            <w:insideV w:val="none" w:color="auto" w:sz="4" w:space="0"/>
+          </w:tblBorders>
+          <w:tblCellMar>
+            <w:top w:w="0" w:type="dxa"/>
+            <w:left w:w="10" w:type="dxa"/>
+            <w:bottom w:w="0" w:type="dxa"/>
+            <w:right w:w="10" w:type="dxa"/>
+          </w:tblCellMar>
+        </w:tblPrEx>
+        <w:trPr>
+          <w:trHeight w:val="0" w:hRule="atLeast"/>
+          <w:jc w:val="center"/>
+        </w:trPr>
+        <w:tc>
+          <w:tcPr>
+            <w:tcW w:w="2239" w:type="dxa"/>
             <w:gridSpan w:val="3"/>
-            <w:tcMar>
-              <w:top w:w="60" w:type="dxa"/>
-              <w:left w:w="120" w:type="dxa"/>
-              <w:bottom w:w="30" w:type="dxa"/>
-              <w:right w:w="120" w:type="dxa"/>
-            </w:tcMar>
-          </w:tcPr>
-          <w:p>
-            <w:pPr>
-              <w:keepNext w:val="0"/>
-              <w:keepLines w:val="0"/>
-              <w:pageBreakBefore w:val="0"/>
-              <w:widowControl w:val="0"/>
-              <w:kinsoku w:val="0"/>
-              <w:wordWrap/>
-              <w:overflowPunct/>
-              <w:topLinePunct w:val="0"/>
-              <w:autoSpaceDE w:val="0"/>
-              <w:autoSpaceDN w:val="0"/>
-              <w:bidi w:val="0"/>
-              <w:adjustRightInd w:val="0"/>
-              <w:snapToGrid w:val="0"/>
-              <w:spacing w:before="120" w:after="120" w:line="288" w:lineRule="auto"/>
-              <w:ind w:left="0"/>
-              <w:jc w:val="left"/>
-              <w:textAlignment w:val="baseline"/>
-            </w:pPr>
-            <w:r>
-              <w:rPr>
-                <w:rFonts w:ascii="Arial" w:hAnsi="Arial" w:eastAsia="等线" w:cs="Arial"/>
+            <w:tcBorders>
+              <w:top w:val="single" w:color="auto" w:sz="4" w:space="0"/>
+              <w:left w:val="single" w:color="auto" w:sz="12" w:space="0"/>
+              <w:bottom w:val="single" w:color="auto" w:sz="12" w:space="0"/>
+              <w:right w:val="nil"/>
+            </w:tcBorders>
+            <w:noWrap w:val="0"/>
+            <w:tcMar>
+              <w:top w:w="60" w:type="dxa"/>
+              <w:left w:w="120" w:type="dxa"/>
+              <w:bottom w:w="30" w:type="dxa"/>
+              <w:right w:w="120" w:type="dxa"/>
+            </w:tcMar>
+            <w:vAlign w:val="center"/>
+          </w:tcPr>
+          <w:p>
+            <w:pPr>
+              <w:keepNext w:val="0"/>
+              <w:keepLines w:val="0"/>
+              <w:pageBreakBefore w:val="0"/>
+              <w:widowControl w:val="0"/>
+              <w:kinsoku w:val="0"/>
+              <w:wordWrap/>
+              <w:overflowPunct/>
+              <w:topLinePunct w:val="0"/>
+              <w:autoSpaceDE w:val="0"/>
+              <w:autoSpaceDN w:val="0"/>
+              <w:bidi w:val="0"/>
+              <w:adjustRightInd w:val="0"/>
+              <w:snapToGrid w:val="0"/>
+              <w:spacing w:before="120" w:after="120" w:line="240" w:lineRule="auto"/>
+              <w:ind w:left="0" w:leftChars="0" w:right="0" w:rightChars="0" w:firstLine="0" w:firstLineChars="0"/>
+              <w:jc w:val="center"/>
+              <w:textAlignment w:val="baseline"/>
+              <w:rPr>
+                <w:rFonts w:ascii="Arial" w:eastAsia="等线"/>
+                <w:b/>
+                <w:sz w:val="22"/>
+              </w:rPr>
+            </w:pPr>
+            <w:r>
+              <w:rPr>
+                <w:rFonts w:ascii="Arial" w:hAnsi="Arial" w:eastAsia="等线" w:cs="Arial"/>
+                <w:b/>
                 <w:sz w:val="22"/>
               </w:rPr>
               <w:t>小计</w:t>
@@ -9180,76 +8697,106 @@
         </w:tc>
         <w:tc>
           <w:tcPr>
-            <w:tcW w:w="1626" w:type="dxa"/>
-            <w:tcMar>
-              <w:top w:w="60" w:type="dxa"/>
-              <w:left w:w="120" w:type="dxa"/>
-              <w:bottom w:w="30" w:type="dxa"/>
-              <w:right w:w="120" w:type="dxa"/>
-            </w:tcMar>
-          </w:tcPr>
-          <w:p>
-            <w:pPr>
-              <w:keepNext w:val="0"/>
-              <w:keepLines w:val="0"/>
-              <w:pageBreakBefore w:val="0"/>
-              <w:widowControl w:val="0"/>
-              <w:kinsoku w:val="0"/>
-              <w:wordWrap/>
-              <w:overflowPunct/>
-              <w:topLinePunct w:val="0"/>
-              <w:autoSpaceDE w:val="0"/>
-              <w:autoSpaceDN w:val="0"/>
-              <w:bidi w:val="0"/>
-              <w:adjustRightInd w:val="0"/>
-              <w:snapToGrid w:val="0"/>
-              <w:spacing w:before="120" w:after="120" w:line="288" w:lineRule="auto"/>
-              <w:ind w:left="0"/>
-              <w:jc w:val="left"/>
-              <w:textAlignment w:val="baseline"/>
-            </w:pPr>
-            <w:r>
-              <w:rPr>
-                <w:rFonts w:ascii="Arial" w:hAnsi="Arial" w:eastAsia="等线" w:cs="Arial"/>
-                <w:sz w:val="22"/>
-              </w:rPr>
-              <w:t>8</w:t>
-            </w:r>
-          </w:p>
-        </w:tc>
-        <w:tc>
-          <w:tcPr>
-            <w:tcW w:w="1694" w:type="dxa"/>
-            <w:tcMar>
-              <w:top w:w="60" w:type="dxa"/>
-              <w:left w:w="120" w:type="dxa"/>
-              <w:bottom w:w="30" w:type="dxa"/>
-              <w:right w:w="120" w:type="dxa"/>
-            </w:tcMar>
-          </w:tcPr>
-          <w:p>
-            <w:pPr>
-              <w:keepNext w:val="0"/>
-              <w:keepLines w:val="0"/>
-              <w:pageBreakBefore w:val="0"/>
-              <w:widowControl w:val="0"/>
-              <w:kinsoku w:val="0"/>
-              <w:wordWrap/>
-              <w:overflowPunct/>
-              <w:topLinePunct w:val="0"/>
-              <w:autoSpaceDE w:val="0"/>
-              <w:autoSpaceDN w:val="0"/>
-              <w:bidi w:val="0"/>
-              <w:adjustRightInd w:val="0"/>
-              <w:snapToGrid w:val="0"/>
-              <w:spacing w:before="120" w:after="120" w:line="288" w:lineRule="auto"/>
-              <w:ind w:left="0"/>
-              <w:jc w:val="left"/>
-              <w:textAlignment w:val="baseline"/>
-            </w:pPr>
-            <w:r>
-              <w:rPr>
-                <w:rFonts w:ascii="Arial" w:hAnsi="Arial" w:eastAsia="等线" w:cs="Arial"/>
+            <w:tcW w:w="1551" w:type="dxa"/>
+            <w:tcBorders>
+              <w:top w:val="single" w:color="auto" w:sz="4" w:space="0"/>
+              <w:left w:val="single" w:color="auto" w:sz="4" w:space="0"/>
+              <w:bottom w:val="single" w:color="auto" w:sz="12" w:space="0"/>
+              <w:right w:val="nil"/>
+            </w:tcBorders>
+            <w:noWrap w:val="0"/>
+            <w:tcMar>
+              <w:top w:w="60" w:type="dxa"/>
+              <w:left w:w="120" w:type="dxa"/>
+              <w:bottom w:w="30" w:type="dxa"/>
+              <w:right w:w="120" w:type="dxa"/>
+            </w:tcMar>
+            <w:vAlign w:val="center"/>
+          </w:tcPr>
+          <w:p>
+            <w:pPr>
+              <w:keepNext w:val="0"/>
+              <w:keepLines w:val="0"/>
+              <w:pageBreakBefore w:val="0"/>
+              <w:widowControl w:val="0"/>
+              <w:kinsoku w:val="0"/>
+              <w:wordWrap/>
+              <w:overflowPunct/>
+              <w:topLinePunct w:val="0"/>
+              <w:autoSpaceDE w:val="0"/>
+              <w:autoSpaceDN w:val="0"/>
+              <w:bidi w:val="0"/>
+              <w:adjustRightInd w:val="0"/>
+              <w:snapToGrid w:val="0"/>
+              <w:spacing w:before="120" w:after="120" w:line="240" w:lineRule="auto"/>
+              <w:ind w:left="0" w:leftChars="0" w:right="0" w:rightChars="0" w:firstLine="0" w:firstLineChars="0"/>
+              <w:jc w:val="left"/>
+              <w:textAlignment w:val="baseline"/>
+              <w:rPr>
+                <w:rFonts w:hint="eastAsia" w:ascii="Arial" w:eastAsia="等线"/>
+                <w:b/>
+                <w:sz w:val="22"/>
+                <w:lang w:eastAsia="zh-CN"/>
+              </w:rPr>
+            </w:pPr>
+            <w:r>
+              <w:rPr>
+                <w:rFonts w:hint="eastAsia" w:ascii="Arial" w:eastAsia="等线" w:cs="Arial"/>
+                <w:b/>
+                <w:sz w:val="22"/>
+                <w:lang w:val="en-US" w:eastAsia="zh-CN"/>
+              </w:rPr>
+              <w:t>5</w:t>
+            </w:r>
+          </w:p>
+        </w:tc>
+        <w:tc>
+          <w:tcPr>
+            <w:tcW w:w="1551" w:type="dxa"/>
+            <w:tcBorders>
+              <w:top w:val="single" w:color="auto" w:sz="4" w:space="0"/>
+              <w:left w:val="single" w:color="auto" w:sz="4" w:space="0"/>
+              <w:bottom w:val="single" w:color="auto" w:sz="12" w:space="0"/>
+              <w:right w:val="nil"/>
+            </w:tcBorders>
+            <w:noWrap w:val="0"/>
+            <w:tcMar>
+              <w:top w:w="60" w:type="dxa"/>
+              <w:left w:w="120" w:type="dxa"/>
+              <w:bottom w:w="30" w:type="dxa"/>
+              <w:right w:w="120" w:type="dxa"/>
+            </w:tcMar>
+            <w:vAlign w:val="center"/>
+          </w:tcPr>
+          <w:p>
+            <w:pPr>
+              <w:keepNext w:val="0"/>
+              <w:keepLines w:val="0"/>
+              <w:pageBreakBefore w:val="0"/>
+              <w:widowControl w:val="0"/>
+              <w:kinsoku w:val="0"/>
+              <w:wordWrap/>
+              <w:overflowPunct/>
+              <w:topLinePunct w:val="0"/>
+              <w:autoSpaceDE w:val="0"/>
+              <w:autoSpaceDN w:val="0"/>
+              <w:bidi w:val="0"/>
+              <w:adjustRightInd w:val="0"/>
+              <w:snapToGrid w:val="0"/>
+              <w:spacing w:before="120" w:after="120" w:line="240" w:lineRule="auto"/>
+              <w:ind w:left="0" w:leftChars="0" w:right="0" w:rightChars="0" w:firstLine="0" w:firstLineChars="0"/>
+              <w:jc w:val="center"/>
+              <w:textAlignment w:val="baseline"/>
+              <w:rPr>
+                <w:rFonts w:ascii="Arial" w:eastAsia="等线"/>
+                <w:b/>
+                <w:sz w:val="22"/>
+              </w:rPr>
+            </w:pPr>
+            <w:r>
+              <w:rPr>
+                <w:rFonts w:ascii="Arial" w:hAnsi="Arial" w:eastAsia="等线" w:cs="Arial"/>
+                <w:b/>
                 <w:sz w:val="22"/>
               </w:rPr>
               <w:t>-</w:t>
@@ -9258,37 +8805,51 @@
         </w:tc>
         <w:tc>
           <w:tcPr>
-            <w:tcW w:w="1213" w:type="dxa"/>
-            <w:tcMar>
-              <w:top w:w="60" w:type="dxa"/>
-              <w:left w:w="120" w:type="dxa"/>
-              <w:bottom w:w="30" w:type="dxa"/>
-              <w:right w:w="120" w:type="dxa"/>
-            </w:tcMar>
-          </w:tcPr>
-          <w:p>
-            <w:pPr>
-              <w:keepNext w:val="0"/>
-              <w:keepLines w:val="0"/>
-              <w:pageBreakBefore w:val="0"/>
-              <w:widowControl w:val="0"/>
-              <w:kinsoku w:val="0"/>
-              <w:wordWrap/>
-              <w:overflowPunct/>
-              <w:topLinePunct w:val="0"/>
-              <w:autoSpaceDE w:val="0"/>
-              <w:autoSpaceDN w:val="0"/>
-              <w:bidi w:val="0"/>
-              <w:adjustRightInd w:val="0"/>
-              <w:snapToGrid w:val="0"/>
-              <w:spacing w:before="120" w:after="120" w:line="288" w:lineRule="auto"/>
-              <w:ind w:left="0"/>
-              <w:jc w:val="left"/>
-              <w:textAlignment w:val="baseline"/>
-            </w:pPr>
-            <w:r>
-              <w:rPr>
-                <w:rFonts w:ascii="Arial" w:hAnsi="Arial" w:eastAsia="等线" w:cs="Arial"/>
+            <w:tcW w:w="1111" w:type="dxa"/>
+            <w:tcBorders>
+              <w:top w:val="single" w:color="auto" w:sz="4" w:space="0"/>
+              <w:left w:val="single" w:color="auto" w:sz="4" w:space="0"/>
+              <w:bottom w:val="single" w:color="auto" w:sz="12" w:space="0"/>
+              <w:right w:val="single" w:color="auto" w:sz="12" w:space="0"/>
+            </w:tcBorders>
+            <w:noWrap w:val="0"/>
+            <w:tcMar>
+              <w:top w:w="60" w:type="dxa"/>
+              <w:left w:w="120" w:type="dxa"/>
+              <w:bottom w:w="30" w:type="dxa"/>
+              <w:right w:w="120" w:type="dxa"/>
+            </w:tcMar>
+            <w:vAlign w:val="center"/>
+          </w:tcPr>
+          <w:p>
+            <w:pPr>
+              <w:keepNext w:val="0"/>
+              <w:keepLines w:val="0"/>
+              <w:pageBreakBefore w:val="0"/>
+              <w:widowControl w:val="0"/>
+              <w:kinsoku w:val="0"/>
+              <w:wordWrap/>
+              <w:overflowPunct/>
+              <w:topLinePunct w:val="0"/>
+              <w:autoSpaceDE w:val="0"/>
+              <w:autoSpaceDN w:val="0"/>
+              <w:bidi w:val="0"/>
+              <w:adjustRightInd w:val="0"/>
+              <w:snapToGrid w:val="0"/>
+              <w:spacing w:before="120" w:after="120" w:line="240" w:lineRule="auto"/>
+              <w:ind w:left="0" w:leftChars="0" w:right="0" w:rightChars="0" w:firstLine="0" w:firstLineChars="0"/>
+              <w:jc w:val="center"/>
+              <w:textAlignment w:val="baseline"/>
+              <w:rPr>
+                <w:rFonts w:ascii="Arial" w:eastAsia="等线"/>
+                <w:b/>
+                <w:sz w:val="22"/>
+              </w:rPr>
+            </w:pPr>
+            <w:r>
+              <w:rPr>
+                <w:rFonts w:ascii="Arial" w:hAnsi="Arial" w:eastAsia="等线" w:cs="Arial"/>
+                <w:b/>
                 <w:sz w:val="22"/>
               </w:rPr>
               <w:t>-</w:t>
@@ -9297,6 +8858,29 @@
         </w:tc>
       </w:tr>
     </w:tbl>
+    <w:p>
+      <w:pPr>
+        <w:pStyle w:val="29"/>
+        <w:keepNext w:val="0"/>
+        <w:keepLines w:val="0"/>
+        <w:pageBreakBefore w:val="0"/>
+        <w:widowControl w:val="0"/>
+        <w:kinsoku w:val="0"/>
+        <w:wordWrap/>
+        <w:overflowPunct/>
+        <w:topLinePunct w:val="0"/>
+        <w:autoSpaceDE w:val="0"/>
+        <w:autoSpaceDN w:val="0"/>
+        <w:bidi w:val="0"/>
+        <w:adjustRightInd w:val="0"/>
+        <w:snapToGrid w:val="0"/>
+        <w:textAlignment w:val="baseline"/>
+        <w:rPr>
+          <w:rFonts w:hint="eastAsia"/>
+          <w:lang w:val="en-US" w:eastAsia="zh-CN"/>
+        </w:rPr>
+      </w:pPr>
+    </w:p>
     <w:p>
       <w:pPr>
         <w:pStyle w:val="30"/>
@@ -9315,7 +8899,7 @@
         <w:snapToGrid w:val="0"/>
         <w:textAlignment w:val="baseline"/>
       </w:pPr>
-      <w:bookmarkStart w:id="21" w:name="_Toc4143"/>
+      <w:bookmarkStart w:id="21" w:name="_Toc2793"/>
       <w:r>
         <w:rPr>
           <w:rFonts w:hint="eastAsia"/>
@@ -9412,7 +8996,7 @@
           <w:szCs w:val="24"/>
           <w:lang w:val="en-US" w:eastAsia="zh-CN"/>
         </w:rPr>
-        <w:t>备人数*100%，考核频次为年度考核，储备计划按计划进行中，预计于2026年6月完成传输设备运维工程师和项目经理的储备。</w:t>
+        <w:t>备人数*100%，考核频次为年度考核，储备计划按计划进行中，预计于2026年6月完成电缆在线监测运维工程师和项目经理的储备。</w:t>
       </w:r>
     </w:p>
     <w:p>
@@ -9434,7 +9018,7 @@
         <w:textAlignment w:val="baseline"/>
       </w:pPr>
       <w:bookmarkStart w:id="22" w:name="heading_7"/>
-      <w:bookmarkStart w:id="23" w:name="_Toc27308"/>
+      <w:bookmarkStart w:id="23" w:name="_Toc20572"/>
       <w:r>
         <w:t>培训工作执行情况</w:t>
       </w:r>
@@ -9463,7 +9047,7 @@
           <w:lang w:val="en-US" w:eastAsia="zh-CN"/>
         </w:rPr>
       </w:pPr>
-      <w:bookmarkStart w:id="24" w:name="_Toc19868"/>
+      <w:bookmarkStart w:id="24" w:name="_Toc26284"/>
       <w:r>
         <w:rPr>
           <w:rFonts w:hint="eastAsia"/>
@@ -9517,7 +9101,7 @@
           <w:lang w:val="en-US" w:eastAsia="zh-CN"/>
         </w:rPr>
       </w:pPr>
-      <w:bookmarkStart w:id="25" w:name="_Toc14019"/>
+      <w:bookmarkStart w:id="25" w:name="_Toc10739"/>
       <w:r>
         <w:rPr>
           <w:rFonts w:hint="eastAsia"/>
@@ -9669,29 +9253,6 @@
         <w:t>完成情况如下</w:t>
       </w:r>
     </w:p>
-    <w:p>
-      <w:pPr>
-        <w:pStyle w:val="29"/>
-        <w:keepNext w:val="0"/>
-        <w:keepLines w:val="0"/>
-        <w:pageBreakBefore w:val="0"/>
-        <w:widowControl w:val="0"/>
-        <w:kinsoku w:val="0"/>
-        <w:wordWrap/>
-        <w:overflowPunct/>
-        <w:topLinePunct w:val="0"/>
-        <w:autoSpaceDE w:val="0"/>
-        <w:autoSpaceDN w:val="0"/>
-        <w:bidi w:val="0"/>
-        <w:adjustRightInd w:val="0"/>
-        <w:snapToGrid w:val="0"/>
-        <w:textAlignment w:val="baseline"/>
-        <w:rPr>
-          <w:rFonts w:hint="eastAsia"/>
-          <w:lang w:val="en-US" w:eastAsia="zh-CN"/>
-        </w:rPr>
-      </w:pPr>
-    </w:p>
     <w:tbl>
       <w:tblPr>
         <w:tblStyle w:val="20"/>
@@ -18329,10 +17890,11 @@
             </w:pPr>
             <w:r>
               <w:rPr>
-                <w:rFonts w:ascii="Arial" w:hAnsi="Arial" w:eastAsia="等线" w:cs="Arial"/>
-                <w:sz w:val="22"/>
-              </w:rPr>
-              <w:t>黑麋峰抽水蓄能电站调度通信系统介绍</w:t>
+                <w:rFonts w:hint="eastAsia" w:eastAsia="等线" w:cs="Arial"/>
+                <w:sz w:val="22"/>
+                <w:lang w:val="en-US" w:eastAsia="zh-CN"/>
+              </w:rPr>
+              <w:t>电缆故障测巡与诊断培训</w:t>
             </w:r>
           </w:p>
         </w:tc>
@@ -21742,7 +21304,7 @@
           <w:lang w:val="en-US" w:eastAsia="zh-CN"/>
         </w:rPr>
       </w:pPr>
-      <w:bookmarkStart w:id="26" w:name="_Toc18908"/>
+      <w:bookmarkStart w:id="26" w:name="_Toc24300"/>
       <w:r>
         <w:rPr>
           <w:rFonts w:hint="eastAsia"/>
@@ -21850,7 +21412,7 @@
           <w:lang w:val="en-US" w:eastAsia="zh-CN"/>
         </w:rPr>
       </w:pPr>
-      <w:bookmarkStart w:id="27" w:name="_Toc22425"/>
+      <w:bookmarkStart w:id="27" w:name="_Toc20290"/>
       <w:r>
         <w:rPr>
           <w:rFonts w:hint="eastAsia"/>
@@ -21882,7 +21444,7 @@
           <w:lang w:val="en-US" w:eastAsia="zh-CN"/>
         </w:rPr>
       </w:pPr>
-      <w:bookmarkStart w:id="28" w:name="_Toc310"/>
+      <w:bookmarkStart w:id="28" w:name="_Toc28010"/>
       <w:r>
         <w:rPr>
           <w:rFonts w:hint="eastAsia"/>
@@ -21971,7 +21533,7 @@
           <w:lang w:val="en-US" w:eastAsia="zh-CN"/>
         </w:rPr>
       </w:pPr>
-      <w:bookmarkStart w:id="29" w:name="_Toc21523"/>
+      <w:bookmarkStart w:id="29" w:name="_Toc11946"/>
       <w:r>
         <w:rPr>
           <w:rFonts w:hint="eastAsia"/>
@@ -22548,10 +22110,11 @@
             </w:pPr>
             <w:r>
               <w:rPr>
-                <w:rFonts w:ascii="Arial" w:hAnsi="Arial" w:eastAsia="等线" w:cs="Arial"/>
-                <w:sz w:val="22"/>
-              </w:rPr>
-              <w:t>应急通信运维工程师</w:t>
+                <w:rFonts w:hint="eastAsia" w:eastAsia="等线" w:cs="Arial"/>
+                <w:sz w:val="22"/>
+                <w:lang w:val="en-US" w:eastAsia="zh-CN"/>
+              </w:rPr>
+              <w:t>电缆应急抢修运维工程师</w:t>
             </w:r>
           </w:p>
         </w:tc>
@@ -23008,6 +22571,47 @@
               <w:bottom w:w="30" w:type="dxa"/>
               <w:right w:w="120" w:type="dxa"/>
             </w:tcMar>
+            <w:vAlign w:val="top"/>
+          </w:tcPr>
+          <w:p>
+            <w:pPr>
+              <w:keepNext w:val="0"/>
+              <w:keepLines w:val="0"/>
+              <w:pageBreakBefore w:val="0"/>
+              <w:widowControl w:val="0"/>
+              <w:kinsoku w:val="0"/>
+              <w:wordWrap/>
+              <w:overflowPunct/>
+              <w:topLinePunct w:val="0"/>
+              <w:autoSpaceDE w:val="0"/>
+              <w:autoSpaceDN w:val="0"/>
+              <w:bidi w:val="0"/>
+              <w:adjustRightInd w:val="0"/>
+              <w:snapToGrid w:val="0"/>
+              <w:spacing w:before="120" w:after="120" w:line="288" w:lineRule="auto"/>
+              <w:ind w:left="0" w:leftChars="0"/>
+              <w:jc w:val="left"/>
+              <w:textAlignment w:val="baseline"/>
+            </w:pPr>
+            <w:r>
+              <w:rPr>
+                <w:rFonts w:hint="eastAsia" w:eastAsia="等线" w:cs="Arial"/>
+                <w:sz w:val="22"/>
+                <w:lang w:val="en-US" w:eastAsia="zh-CN"/>
+              </w:rPr>
+              <w:t>会议电视运维工程师</w:t>
+            </w:r>
+          </w:p>
+        </w:tc>
+        <w:tc>
+          <w:tcPr>
+            <w:tcW w:w="805" w:type="dxa"/>
+            <w:tcMar>
+              <w:top w:w="60" w:type="dxa"/>
+              <w:left w:w="120" w:type="dxa"/>
+              <w:bottom w:w="30" w:type="dxa"/>
+              <w:right w:w="120" w:type="dxa"/>
+            </w:tcMar>
           </w:tcPr>
           <w:p>
             <w:pPr>
@@ -23034,45 +22638,6 @@
                 <w:rFonts w:ascii="Arial" w:hAnsi="Arial" w:eastAsia="等线" w:cs="Arial"/>
                 <w:sz w:val="22"/>
               </w:rPr>
-              <w:t>应急通信运维工程师</w:t>
-            </w:r>
-          </w:p>
-        </w:tc>
-        <w:tc>
-          <w:tcPr>
-            <w:tcW w:w="805" w:type="dxa"/>
-            <w:tcMar>
-              <w:top w:w="60" w:type="dxa"/>
-              <w:left w:w="120" w:type="dxa"/>
-              <w:bottom w:w="30" w:type="dxa"/>
-              <w:right w:w="120" w:type="dxa"/>
-            </w:tcMar>
-          </w:tcPr>
-          <w:p>
-            <w:pPr>
-              <w:keepNext w:val="0"/>
-              <w:keepLines w:val="0"/>
-              <w:pageBreakBefore w:val="0"/>
-              <w:widowControl w:val="0"/>
-              <w:kinsoku w:val="0"/>
-              <w:wordWrap/>
-              <w:overflowPunct/>
-              <w:topLinePunct w:val="0"/>
-              <w:autoSpaceDE w:val="0"/>
-              <w:autoSpaceDN w:val="0"/>
-              <w:bidi w:val="0"/>
-              <w:adjustRightInd w:val="0"/>
-              <w:snapToGrid w:val="0"/>
-              <w:spacing w:before="120" w:after="120" w:line="288" w:lineRule="auto"/>
-              <w:ind w:left="0"/>
-              <w:jc w:val="left"/>
-              <w:textAlignment w:val="baseline"/>
-            </w:pPr>
-            <w:r>
-              <w:rPr>
-                <w:rFonts w:ascii="Arial" w:hAnsi="Arial" w:eastAsia="等线" w:cs="Arial"/>
-                <w:sz w:val="22"/>
-              </w:rPr>
               <w:t>2</w:t>
             </w:r>
           </w:p>
@@ -23086,33 +22651,35 @@
               <w:bottom w:w="30" w:type="dxa"/>
               <w:right w:w="120" w:type="dxa"/>
             </w:tcMar>
-          </w:tcPr>
-          <w:p>
-            <w:pPr>
-              <w:keepNext w:val="0"/>
-              <w:keepLines w:val="0"/>
-              <w:pageBreakBefore w:val="0"/>
-              <w:widowControl w:val="0"/>
-              <w:kinsoku w:val="0"/>
-              <w:wordWrap/>
-              <w:overflowPunct/>
-              <w:topLinePunct w:val="0"/>
-              <w:autoSpaceDE w:val="0"/>
-              <w:autoSpaceDN w:val="0"/>
-              <w:bidi w:val="0"/>
-              <w:adjustRightInd w:val="0"/>
-              <w:snapToGrid w:val="0"/>
-              <w:spacing w:before="120" w:after="120" w:line="288" w:lineRule="auto"/>
-              <w:ind w:left="0"/>
-              <w:jc w:val="left"/>
-              <w:textAlignment w:val="baseline"/>
-            </w:pPr>
-            <w:r>
-              <w:rPr>
-                <w:rFonts w:ascii="Arial" w:hAnsi="Arial" w:eastAsia="等线" w:cs="Arial"/>
-                <w:sz w:val="22"/>
-              </w:rPr>
-              <w:t>应急通信运维工程师</w:t>
+            <w:vAlign w:val="top"/>
+          </w:tcPr>
+          <w:p>
+            <w:pPr>
+              <w:keepNext w:val="0"/>
+              <w:keepLines w:val="0"/>
+              <w:pageBreakBefore w:val="0"/>
+              <w:widowControl w:val="0"/>
+              <w:kinsoku w:val="0"/>
+              <w:wordWrap/>
+              <w:overflowPunct/>
+              <w:topLinePunct w:val="0"/>
+              <w:autoSpaceDE w:val="0"/>
+              <w:autoSpaceDN w:val="0"/>
+              <w:bidi w:val="0"/>
+              <w:adjustRightInd w:val="0"/>
+              <w:snapToGrid w:val="0"/>
+              <w:spacing w:before="120" w:after="120" w:line="288" w:lineRule="auto"/>
+              <w:ind w:left="0" w:leftChars="0"/>
+              <w:jc w:val="left"/>
+              <w:textAlignment w:val="baseline"/>
+            </w:pPr>
+            <w:r>
+              <w:rPr>
+                <w:rFonts w:hint="eastAsia" w:eastAsia="等线" w:cs="Arial"/>
+                <w:sz w:val="22"/>
+                <w:lang w:val="en-US" w:eastAsia="zh-CN"/>
+              </w:rPr>
+              <w:t>会议电视运维工程师</w:t>
             </w:r>
           </w:p>
         </w:tc>
@@ -23125,33 +22692,35 @@
               <w:bottom w:w="30" w:type="dxa"/>
               <w:right w:w="120" w:type="dxa"/>
             </w:tcMar>
-          </w:tcPr>
-          <w:p>
-            <w:pPr>
-              <w:keepNext w:val="0"/>
-              <w:keepLines w:val="0"/>
-              <w:pageBreakBefore w:val="0"/>
-              <w:widowControl w:val="0"/>
-              <w:kinsoku w:val="0"/>
-              <w:wordWrap/>
-              <w:overflowPunct/>
-              <w:topLinePunct w:val="0"/>
-              <w:autoSpaceDE w:val="0"/>
-              <w:autoSpaceDN w:val="0"/>
-              <w:bidi w:val="0"/>
-              <w:adjustRightInd w:val="0"/>
-              <w:snapToGrid w:val="0"/>
-              <w:spacing w:before="120" w:after="120" w:line="288" w:lineRule="auto"/>
-              <w:ind w:left="0"/>
-              <w:jc w:val="left"/>
-              <w:textAlignment w:val="baseline"/>
-            </w:pPr>
-            <w:r>
-              <w:rPr>
-                <w:rFonts w:ascii="Arial" w:hAnsi="Arial" w:eastAsia="等线" w:cs="Arial"/>
-                <w:sz w:val="22"/>
-              </w:rPr>
-              <w:t>传输设备运维工程师</w:t>
+            <w:vAlign w:val="top"/>
+          </w:tcPr>
+          <w:p>
+            <w:pPr>
+              <w:keepNext w:val="0"/>
+              <w:keepLines w:val="0"/>
+              <w:pageBreakBefore w:val="0"/>
+              <w:widowControl w:val="0"/>
+              <w:kinsoku w:val="0"/>
+              <w:wordWrap/>
+              <w:overflowPunct/>
+              <w:topLinePunct w:val="0"/>
+              <w:autoSpaceDE w:val="0"/>
+              <w:autoSpaceDN w:val="0"/>
+              <w:bidi w:val="0"/>
+              <w:adjustRightInd w:val="0"/>
+              <w:snapToGrid w:val="0"/>
+              <w:spacing w:before="120" w:after="120" w:line="288" w:lineRule="auto"/>
+              <w:ind w:left="0" w:leftChars="0"/>
+              <w:jc w:val="left"/>
+              <w:textAlignment w:val="baseline"/>
+            </w:pPr>
+            <w:r>
+              <w:rPr>
+                <w:rFonts w:hint="eastAsia" w:eastAsia="等线" w:cs="Arial"/>
+                <w:sz w:val="22"/>
+                <w:lang w:val="en-US" w:eastAsia="zh-CN"/>
+              </w:rPr>
+              <w:t>电缆在线监测运维工程师</w:t>
             </w:r>
           </w:p>
         </w:tc>
@@ -23297,6 +22866,46 @@
               <w:bottom w:w="30" w:type="dxa"/>
               <w:right w:w="120" w:type="dxa"/>
             </w:tcMar>
+            <w:vAlign w:val="top"/>
+          </w:tcPr>
+          <w:p>
+            <w:pPr>
+              <w:keepNext w:val="0"/>
+              <w:keepLines w:val="0"/>
+              <w:pageBreakBefore w:val="0"/>
+              <w:widowControl w:val="0"/>
+              <w:kinsoku w:val="0"/>
+              <w:wordWrap/>
+              <w:overflowPunct/>
+              <w:topLinePunct w:val="0"/>
+              <w:autoSpaceDE w:val="0"/>
+              <w:autoSpaceDN w:val="0"/>
+              <w:bidi w:val="0"/>
+              <w:adjustRightInd w:val="0"/>
+              <w:snapToGrid w:val="0"/>
+              <w:spacing w:before="120" w:after="120" w:line="288" w:lineRule="auto"/>
+              <w:ind w:left="0" w:leftChars="0"/>
+              <w:jc w:val="left"/>
+              <w:textAlignment w:val="baseline"/>
+            </w:pPr>
+            <w:r>
+              <w:rPr>
+                <w:rFonts w:ascii="Arial" w:hAnsi="Arial" w:eastAsia="等线" w:cs="Arial"/>
+                <w:sz w:val="22"/>
+              </w:rPr>
+              <w:t>基础环境运维工程师</w:t>
+            </w:r>
+          </w:p>
+        </w:tc>
+        <w:tc>
+          <w:tcPr>
+            <w:tcW w:w="805" w:type="dxa"/>
+            <w:tcMar>
+              <w:top w:w="60" w:type="dxa"/>
+              <w:left w:w="120" w:type="dxa"/>
+              <w:bottom w:w="30" w:type="dxa"/>
+              <w:right w:w="120" w:type="dxa"/>
+            </w:tcMar>
           </w:tcPr>
           <w:p>
             <w:pPr>
@@ -23323,51 +22932,52 @@
                 <w:rFonts w:ascii="Arial" w:hAnsi="Arial" w:eastAsia="等线" w:cs="Arial"/>
                 <w:sz w:val="22"/>
               </w:rPr>
+              <w:t>2</w:t>
+            </w:r>
+          </w:p>
+        </w:tc>
+        <w:tc>
+          <w:tcPr>
+            <w:tcW w:w="1185" w:type="dxa"/>
+            <w:tcMar>
+              <w:top w:w="60" w:type="dxa"/>
+              <w:left w:w="120" w:type="dxa"/>
+              <w:bottom w:w="30" w:type="dxa"/>
+              <w:right w:w="120" w:type="dxa"/>
+            </w:tcMar>
+            <w:vAlign w:val="top"/>
+          </w:tcPr>
+          <w:p>
+            <w:pPr>
+              <w:keepNext w:val="0"/>
+              <w:keepLines w:val="0"/>
+              <w:pageBreakBefore w:val="0"/>
+              <w:widowControl w:val="0"/>
+              <w:kinsoku w:val="0"/>
+              <w:wordWrap/>
+              <w:overflowPunct/>
+              <w:topLinePunct w:val="0"/>
+              <w:autoSpaceDE w:val="0"/>
+              <w:autoSpaceDN w:val="0"/>
+              <w:bidi w:val="0"/>
+              <w:adjustRightInd w:val="0"/>
+              <w:snapToGrid w:val="0"/>
+              <w:spacing w:before="120" w:after="120" w:line="288" w:lineRule="auto"/>
+              <w:ind w:left="0" w:leftChars="0"/>
+              <w:jc w:val="left"/>
+              <w:textAlignment w:val="baseline"/>
+            </w:pPr>
+            <w:r>
+              <w:rPr>
+                <w:rFonts w:ascii="Arial" w:hAnsi="Arial" w:eastAsia="等线" w:cs="Arial"/>
+                <w:sz w:val="22"/>
+              </w:rPr>
               <w:t>基础环境运维工程师</w:t>
             </w:r>
           </w:p>
         </w:tc>
         <w:tc>
           <w:tcPr>
-            <w:tcW w:w="805" w:type="dxa"/>
-            <w:tcMar>
-              <w:top w:w="60" w:type="dxa"/>
-              <w:left w:w="120" w:type="dxa"/>
-              <w:bottom w:w="30" w:type="dxa"/>
-              <w:right w:w="120" w:type="dxa"/>
-            </w:tcMar>
-          </w:tcPr>
-          <w:p>
-            <w:pPr>
-              <w:keepNext w:val="0"/>
-              <w:keepLines w:val="0"/>
-              <w:pageBreakBefore w:val="0"/>
-              <w:widowControl w:val="0"/>
-              <w:kinsoku w:val="0"/>
-              <w:wordWrap/>
-              <w:overflowPunct/>
-              <w:topLinePunct w:val="0"/>
-              <w:autoSpaceDE w:val="0"/>
-              <w:autoSpaceDN w:val="0"/>
-              <w:bidi w:val="0"/>
-              <w:adjustRightInd w:val="0"/>
-              <w:snapToGrid w:val="0"/>
-              <w:spacing w:before="120" w:after="120" w:line="288" w:lineRule="auto"/>
-              <w:ind w:left="0"/>
-              <w:jc w:val="left"/>
-              <w:textAlignment w:val="baseline"/>
-            </w:pPr>
-            <w:r>
-              <w:rPr>
-                <w:rFonts w:ascii="Arial" w:hAnsi="Arial" w:eastAsia="等线" w:cs="Arial"/>
-                <w:sz w:val="22"/>
-              </w:rPr>
-              <w:t>2</w:t>
-            </w:r>
-          </w:p>
-        </w:tc>
-        <w:tc>
-          <w:tcPr>
             <w:tcW w:w="1185" w:type="dxa"/>
             <w:tcMar>
               <w:top w:w="60" w:type="dxa"/>
@@ -23375,72 +22985,35 @@
               <w:bottom w:w="30" w:type="dxa"/>
               <w:right w:w="120" w:type="dxa"/>
             </w:tcMar>
-          </w:tcPr>
-          <w:p>
-            <w:pPr>
-              <w:keepNext w:val="0"/>
-              <w:keepLines w:val="0"/>
-              <w:pageBreakBefore w:val="0"/>
-              <w:widowControl w:val="0"/>
-              <w:kinsoku w:val="0"/>
-              <w:wordWrap/>
-              <w:overflowPunct/>
-              <w:topLinePunct w:val="0"/>
-              <w:autoSpaceDE w:val="0"/>
-              <w:autoSpaceDN w:val="0"/>
-              <w:bidi w:val="0"/>
-              <w:adjustRightInd w:val="0"/>
-              <w:snapToGrid w:val="0"/>
-              <w:spacing w:before="120" w:after="120" w:line="288" w:lineRule="auto"/>
-              <w:ind w:left="0"/>
-              <w:jc w:val="left"/>
-              <w:textAlignment w:val="baseline"/>
-            </w:pPr>
-            <w:r>
-              <w:rPr>
-                <w:rFonts w:ascii="Arial" w:hAnsi="Arial" w:eastAsia="等线" w:cs="Arial"/>
-                <w:sz w:val="22"/>
-              </w:rPr>
-              <w:t>基础环境运维工程师</w:t>
-            </w:r>
-          </w:p>
-        </w:tc>
-        <w:tc>
-          <w:tcPr>
-            <w:tcW w:w="1185" w:type="dxa"/>
-            <w:tcMar>
-              <w:top w:w="60" w:type="dxa"/>
-              <w:left w:w="120" w:type="dxa"/>
-              <w:bottom w:w="30" w:type="dxa"/>
-              <w:right w:w="120" w:type="dxa"/>
-            </w:tcMar>
-          </w:tcPr>
-          <w:p>
-            <w:pPr>
-              <w:keepNext w:val="0"/>
-              <w:keepLines w:val="0"/>
-              <w:pageBreakBefore w:val="0"/>
-              <w:widowControl w:val="0"/>
-              <w:kinsoku w:val="0"/>
-              <w:wordWrap/>
-              <w:overflowPunct/>
-              <w:topLinePunct w:val="0"/>
-              <w:autoSpaceDE w:val="0"/>
-              <w:autoSpaceDN w:val="0"/>
-              <w:bidi w:val="0"/>
-              <w:adjustRightInd w:val="0"/>
-              <w:snapToGrid w:val="0"/>
-              <w:spacing w:before="120" w:after="120" w:line="288" w:lineRule="auto"/>
-              <w:ind w:left="0"/>
-              <w:jc w:val="left"/>
-              <w:textAlignment w:val="baseline"/>
-            </w:pPr>
-            <w:r>
-              <w:rPr>
-                <w:rFonts w:ascii="Arial" w:hAnsi="Arial" w:eastAsia="等线" w:cs="Arial"/>
-                <w:sz w:val="22"/>
-              </w:rPr>
-              <w:t>会议电视运维工程师</w:t>
+            <w:vAlign w:val="top"/>
+          </w:tcPr>
+          <w:p>
+            <w:pPr>
+              <w:keepNext w:val="0"/>
+              <w:keepLines w:val="0"/>
+              <w:pageBreakBefore w:val="0"/>
+              <w:widowControl w:val="0"/>
+              <w:kinsoku w:val="0"/>
+              <w:wordWrap/>
+              <w:overflowPunct/>
+              <w:topLinePunct w:val="0"/>
+              <w:autoSpaceDE w:val="0"/>
+              <w:autoSpaceDN w:val="0"/>
+              <w:bidi w:val="0"/>
+              <w:adjustRightInd w:val="0"/>
+              <w:snapToGrid w:val="0"/>
+              <w:spacing w:before="120" w:after="120" w:line="288" w:lineRule="auto"/>
+              <w:ind w:left="0" w:leftChars="0"/>
+              <w:jc w:val="left"/>
+              <w:textAlignment w:val="baseline"/>
+            </w:pPr>
+            <w:r>
+              <w:rPr>
+                <w:rFonts w:hint="eastAsia" w:eastAsia="等线" w:cs="Arial"/>
+                <w:sz w:val="22"/>
+                <w:lang w:val="en-US" w:eastAsia="zh-CN"/>
+              </w:rPr>
+              <w:t>电缆在线监测运维工程师</w:t>
             </w:r>
           </w:p>
         </w:tc>
@@ -23586,24 +23159,25 @@
               <w:bottom w:w="30" w:type="dxa"/>
               <w:right w:w="120" w:type="dxa"/>
             </w:tcMar>
-          </w:tcPr>
-          <w:p>
-            <w:pPr>
-              <w:keepNext w:val="0"/>
-              <w:keepLines w:val="0"/>
-              <w:pageBreakBefore w:val="0"/>
-              <w:widowControl w:val="0"/>
-              <w:kinsoku w:val="0"/>
-              <w:wordWrap/>
-              <w:overflowPunct/>
-              <w:topLinePunct w:val="0"/>
-              <w:autoSpaceDE w:val="0"/>
-              <w:autoSpaceDN w:val="0"/>
-              <w:bidi w:val="0"/>
-              <w:adjustRightInd w:val="0"/>
-              <w:snapToGrid w:val="0"/>
-              <w:spacing w:before="120" w:after="120" w:line="288" w:lineRule="auto"/>
-              <w:ind w:left="0"/>
+            <w:vAlign w:val="top"/>
+          </w:tcPr>
+          <w:p>
+            <w:pPr>
+              <w:keepNext w:val="0"/>
+              <w:keepLines w:val="0"/>
+              <w:pageBreakBefore w:val="0"/>
+              <w:widowControl w:val="0"/>
+              <w:kinsoku w:val="0"/>
+              <w:wordWrap/>
+              <w:overflowPunct/>
+              <w:topLinePunct w:val="0"/>
+              <w:autoSpaceDE w:val="0"/>
+              <w:autoSpaceDN w:val="0"/>
+              <w:bidi w:val="0"/>
+              <w:adjustRightInd w:val="0"/>
+              <w:snapToGrid w:val="0"/>
+              <w:spacing w:before="120" w:after="120" w:line="288" w:lineRule="auto"/>
+              <w:ind w:left="0" w:leftChars="0"/>
               <w:jc w:val="left"/>
               <w:textAlignment w:val="baseline"/>
               <w:rPr>
@@ -23669,24 +23243,25 @@
               <w:bottom w:w="30" w:type="dxa"/>
               <w:right w:w="120" w:type="dxa"/>
             </w:tcMar>
-          </w:tcPr>
-          <w:p>
-            <w:pPr>
-              <w:keepNext w:val="0"/>
-              <w:keepLines w:val="0"/>
-              <w:pageBreakBefore w:val="0"/>
-              <w:widowControl w:val="0"/>
-              <w:kinsoku w:val="0"/>
-              <w:wordWrap/>
-              <w:overflowPunct/>
-              <w:topLinePunct w:val="0"/>
-              <w:autoSpaceDE w:val="0"/>
-              <w:autoSpaceDN w:val="0"/>
-              <w:bidi w:val="0"/>
-              <w:adjustRightInd w:val="0"/>
-              <w:snapToGrid w:val="0"/>
-              <w:spacing w:before="120" w:after="120" w:line="288" w:lineRule="auto"/>
-              <w:ind w:left="0"/>
+            <w:vAlign w:val="top"/>
+          </w:tcPr>
+          <w:p>
+            <w:pPr>
+              <w:keepNext w:val="0"/>
+              <w:keepLines w:val="0"/>
+              <w:pageBreakBefore w:val="0"/>
+              <w:widowControl w:val="0"/>
+              <w:kinsoku w:val="0"/>
+              <w:wordWrap/>
+              <w:overflowPunct/>
+              <w:topLinePunct w:val="0"/>
+              <w:autoSpaceDE w:val="0"/>
+              <w:autoSpaceDN w:val="0"/>
+              <w:bidi w:val="0"/>
+              <w:adjustRightInd w:val="0"/>
+              <w:snapToGrid w:val="0"/>
+              <w:spacing w:before="120" w:after="120" w:line="288" w:lineRule="auto"/>
+              <w:ind w:left="0" w:leftChars="0"/>
               <w:jc w:val="left"/>
               <w:textAlignment w:val="baseline"/>
             </w:pPr>
@@ -23708,24 +23283,25 @@
               <w:bottom w:w="30" w:type="dxa"/>
               <w:right w:w="120" w:type="dxa"/>
             </w:tcMar>
-          </w:tcPr>
-          <w:p>
-            <w:pPr>
-              <w:keepNext w:val="0"/>
-              <w:keepLines w:val="0"/>
-              <w:pageBreakBefore w:val="0"/>
-              <w:widowControl w:val="0"/>
-              <w:kinsoku w:val="0"/>
-              <w:wordWrap/>
-              <w:overflowPunct/>
-              <w:topLinePunct w:val="0"/>
-              <w:autoSpaceDE w:val="0"/>
-              <w:autoSpaceDN w:val="0"/>
-              <w:bidi w:val="0"/>
-              <w:adjustRightInd w:val="0"/>
-              <w:snapToGrid w:val="0"/>
-              <w:spacing w:before="120" w:after="120" w:line="288" w:lineRule="auto"/>
-              <w:ind w:left="0"/>
+            <w:vAlign w:val="top"/>
+          </w:tcPr>
+          <w:p>
+            <w:pPr>
+              <w:keepNext w:val="0"/>
+              <w:keepLines w:val="0"/>
+              <w:pageBreakBefore w:val="0"/>
+              <w:widowControl w:val="0"/>
+              <w:kinsoku w:val="0"/>
+              <w:wordWrap/>
+              <w:overflowPunct/>
+              <w:topLinePunct w:val="0"/>
+              <w:autoSpaceDE w:val="0"/>
+              <w:autoSpaceDN w:val="0"/>
+              <w:bidi w:val="0"/>
+              <w:adjustRightInd w:val="0"/>
+              <w:snapToGrid w:val="0"/>
+              <w:spacing w:before="120" w:after="120" w:line="288" w:lineRule="auto"/>
+              <w:ind w:left="0" w:leftChars="0"/>
               <w:jc w:val="left"/>
               <w:textAlignment w:val="baseline"/>
             </w:pPr>
@@ -23852,7 +23428,7 @@
           <w:lang w:val="en-US" w:eastAsia="zh-CN"/>
         </w:rPr>
       </w:pPr>
-      <w:bookmarkStart w:id="30" w:name="_Toc21459"/>
+      <w:bookmarkStart w:id="30" w:name="_Toc7222"/>
       <w:r>
         <w:rPr>
           <w:rFonts w:hint="eastAsia"/>
@@ -23970,8 +23546,8 @@
         <w:snapToGrid w:val="0"/>
         <w:textAlignment w:val="baseline"/>
       </w:pPr>
-      <w:bookmarkStart w:id="31" w:name="_Toc30015"/>
-      <w:bookmarkStart w:id="32" w:name="heading_10"/>
+      <w:bookmarkStart w:id="31" w:name="heading_10"/>
+      <w:bookmarkStart w:id="32" w:name="_Toc29274"/>
       <w:r>
         <w:t>绩效考核</w:t>
       </w:r>
@@ -23997,7 +23573,7 @@
           <w:lang w:val="en-US" w:eastAsia="zh-CN"/>
         </w:rPr>
       </w:pPr>
-      <w:bookmarkStart w:id="33" w:name="_Toc20966"/>
+      <w:bookmarkStart w:id="33" w:name="_Toc15234"/>
       <w:r>
         <w:rPr>
           <w:rFonts w:hint="eastAsia"/>
@@ -24032,7 +23608,7 @@
           <w:lang w:val="en-US" w:eastAsia="zh-CN"/>
         </w:rPr>
       </w:pPr>
-      <w:bookmarkStart w:id="34" w:name="_Toc20573"/>
+      <w:bookmarkStart w:id="34" w:name="_Toc17791"/>
       <w:r>
         <w:rPr>
           <w:rFonts w:hint="eastAsia"/>
@@ -24048,7 +23624,7 @@
         <w:bidi w:val="0"/>
       </w:pPr>
       <w:bookmarkStart w:id="35" w:name="heading_11"/>
-      <w:bookmarkStart w:id="36" w:name="_Toc21029"/>
+      <w:bookmarkStart w:id="36" w:name="_Toc24221"/>
       <w:r>
         <w:t>考核实施</w:t>
       </w:r>
@@ -24102,15 +23678,13 @@
         <w:pStyle w:val="31"/>
         <w:bidi w:val="0"/>
       </w:pPr>
-      <w:bookmarkStart w:id="37" w:name="_Toc26103"/>
-      <w:bookmarkStart w:id="38" w:name="heading_12"/>
+      <w:bookmarkStart w:id="37" w:name="heading_12"/>
+      <w:bookmarkStart w:id="38" w:name="_Toc30640"/>
       <w:r>
         <w:t>考核结果</w:t>
       </w:r>
       <w:bookmarkEnd w:id="37"/>
       <w:bookmarkEnd w:id="38"/>
-      <w:bookmarkStart w:id="49" w:name="_GoBack"/>
-      <w:bookmarkEnd w:id="49"/>
     </w:p>
     <w:tbl>
       <w:tblPr>
@@ -25195,7 +24769,7 @@
           <w:lang w:val="en-US" w:eastAsia="zh-CN"/>
         </w:rPr>
       </w:pPr>
-      <w:bookmarkStart w:id="39" w:name="_Toc27890"/>
+      <w:bookmarkStart w:id="39" w:name="_Toc8740"/>
       <w:r>
         <w:rPr>
           <w:rFonts w:hint="eastAsia"/>
@@ -25299,8 +24873,8 @@
         <w:snapToGrid w:val="0"/>
         <w:textAlignment w:val="baseline"/>
       </w:pPr>
-      <w:bookmarkStart w:id="40" w:name="_Toc9952"/>
-      <w:bookmarkStart w:id="41" w:name="heading_13"/>
+      <w:bookmarkStart w:id="40" w:name="heading_13"/>
+      <w:bookmarkStart w:id="41" w:name="_Toc6386"/>
       <w:r>
         <w:t>技能评价</w:t>
       </w:r>
@@ -25326,7 +24900,7 @@
           <w:lang w:val="en-US" w:eastAsia="zh-CN"/>
         </w:rPr>
       </w:pPr>
-      <w:bookmarkStart w:id="42" w:name="_Toc2533"/>
+      <w:bookmarkStart w:id="42" w:name="_Toc3188"/>
       <w:r>
         <w:rPr>
           <w:rFonts w:hint="eastAsia"/>
@@ -25361,7 +24935,7 @@
           <w:lang w:val="en-US" w:eastAsia="zh-CN"/>
         </w:rPr>
       </w:pPr>
-      <w:bookmarkStart w:id="43" w:name="_Toc30235"/>
+      <w:bookmarkStart w:id="43" w:name="_Toc15066"/>
       <w:r>
         <w:rPr>
           <w:rFonts w:hint="eastAsia"/>
@@ -25376,8 +24950,8 @@
         <w:pStyle w:val="31"/>
         <w:bidi w:val="0"/>
       </w:pPr>
-      <w:bookmarkStart w:id="44" w:name="_Toc23193"/>
-      <w:bookmarkStart w:id="45" w:name="heading_14"/>
+      <w:bookmarkStart w:id="44" w:name="heading_14"/>
+      <w:bookmarkStart w:id="45" w:name="_Toc8918"/>
       <w:r>
         <w:t>评价范围</w:t>
       </w:r>
@@ -25452,8 +25026,8 @@
         <w:pStyle w:val="31"/>
         <w:bidi w:val="0"/>
       </w:pPr>
-      <w:bookmarkStart w:id="46" w:name="heading_15"/>
-      <w:bookmarkStart w:id="47" w:name="_Toc14064"/>
+      <w:bookmarkStart w:id="46" w:name="_Toc10115"/>
+      <w:bookmarkStart w:id="47" w:name="heading_15"/>
       <w:r>
         <w:t>评价结果</w:t>
       </w:r>
@@ -25467,10 +25041,6 @@
         <w:keepLines w:val="0"/>
         <w:pageBreakBefore w:val="0"/>
         <w:widowControl w:val="0"/>
-        <w:numPr>
-          <w:ilvl w:val="0"/>
-          <w:numId w:val="3"/>
-        </w:numPr>
         <w:kinsoku w:val="0"/>
         <w:wordWrap/>
         <w:overflowPunct/>
@@ -25480,7 +25050,6 @@
         <w:bidi w:val="0"/>
         <w:adjustRightInd w:val="0"/>
         <w:snapToGrid w:val="0"/>
-        <w:ind w:left="425" w:leftChars="0" w:hanging="425" w:firstLineChars="0"/>
         <w:textAlignment w:val="baseline"/>
       </w:pPr>
       <w:r>
@@ -25506,7 +25075,17 @@
         <w:textAlignment w:val="baseline"/>
       </w:pPr>
       <w:r>
-        <w:t>会议电视运维工程师（中级工程师，岗级标准55）、数据库运维工程师（高级工程师，</w:t>
+        <w:t>会议电视运维工程师（中级工程师，岗级标准55）、</w:t>
+      </w:r>
+      <w:r>
+        <w:rPr>
+          <w:rFonts w:hint="eastAsia"/>
+          <w:lang w:val="en-US" w:eastAsia="zh-CN"/>
+        </w:rPr>
+        <w:t>电缆应急抢修运维工程师</w:t>
+      </w:r>
+      <w:r>
+        <w:t>（高级工程师，</w:t>
       </w:r>
       <w:r>
         <w:rPr>
@@ -25603,27 +25182,14 @@
         </w:rPr>
       </w:pPr>
       <w:r>
-        <w:t>应急通信运维工程师（初级专家，60）、传输设备运维工程师（初级专家，65）</w:t>
-      </w:r>
-      <w:r>
-        <w:rPr>
-          <w:rFonts w:hint="eastAsia"/>
-          <w:lang w:eastAsia="zh-CN"/>
-        </w:rPr>
-        <w:t>、</w:t>
-      </w:r>
-      <w:r>
-        <w:t>项目经理</w:t>
-      </w:r>
-      <w:r>
         <w:rPr>
           <w:rFonts w:hint="eastAsia"/>
           <w:lang w:val="en-US" w:eastAsia="zh-CN"/>
         </w:rPr>
-        <w:t>3</w:t>
+        <w:t>项目</w:t>
       </w:r>
       <w:r>
-        <w:t>名（中级</w:t>
+        <w:t>经理（中级</w:t>
       </w:r>
       <w:r>
         <w:rPr>
@@ -25643,7 +25209,7 @@
         <w:t>岗位标准</w:t>
       </w:r>
       <w:r>
-        <w:t>75、75</w:t>
+        <w:t>75、75）</w:t>
       </w:r>
       <w:r>
         <w:rPr>
@@ -25657,30 +25223,10 @@
           <w:rFonts w:hint="eastAsia"/>
           <w:lang w:val="en-US" w:eastAsia="zh-CN"/>
         </w:rPr>
-        <w:t>75</w:t>
+        <w:t>电缆应急抢修运维工程师（岗位标准65）</w:t>
       </w:r>
       <w:r>
-        <w:t>）</w:t>
-      </w:r>
-      <w:r>
-        <w:rPr>
-          <w:rFonts w:hint="eastAsia"/>
-          <w:lang w:eastAsia="zh-CN"/>
-        </w:rPr>
-        <w:t>、</w:t>
-      </w:r>
-      <w:r>
-        <w:t>ERP系统运维工程师（初级专家，65）</w:t>
-      </w:r>
-      <w:r>
-        <w:rPr>
-          <w:rFonts w:hint="eastAsia"/>
-          <w:lang w:eastAsia="zh-CN"/>
-        </w:rPr>
-        <w:t>、</w:t>
-      </w:r>
-      <w:r>
-        <w:t>运行监控运维工程师（中级专家，80）。</w:t>
+        <w:t>。</w:t>
       </w:r>
     </w:p>
     <w:p>
@@ -25692,7 +25238,7 @@
           <w:lang w:val="en-US" w:eastAsia="zh-CN"/>
         </w:rPr>
       </w:pPr>
-      <w:bookmarkStart w:id="48" w:name="_Toc13543"/>
+      <w:bookmarkStart w:id="48" w:name="_Toc24844"/>
       <w:r>
         <w:rPr>
           <w:rFonts w:hint="eastAsia"/>
@@ -25777,7 +25323,7 @@
           <w:szCs w:val="24"/>
           <w:lang w:val="en-US" w:eastAsia="zh-CN"/>
         </w:rPr>
-        <w:t>，考核频次为年度考核。通过跟踪技能评价完成情况得知，截止2026年1月，完成了对6名新入职员工和部分调岗储备员工的技能评价，其他员工技能评价计划于2026年1月份完成。</w:t>
+        <w:t>，考核频次为年度考核。通过跟踪技能评价完成情况得知，截止2026年1月，完成了对6名新入职员工和调岗储备员工的技能评价，其他员工技能评价计划于2026年1月份完成。</w:t>
       </w:r>
     </w:p>
     <w:p>

--- a/5.人员管理/2.运行记录类文件/HXDL-ITSS-0511-人员管理报告.docx
+++ b/5.人员管理/2.运行记录类文件/HXDL-ITSS-0511-人员管理报告.docx
@@ -216,6 +216,12 @@
             <w:insideH w:val="none" w:color="auto" w:sz="0" w:space="0"/>
             <w:insideV w:val="none" w:color="auto" w:sz="0" w:space="0"/>
           </w:tblBorders>
+          <w:tblCellMar>
+            <w:top w:w="0" w:type="dxa"/>
+            <w:left w:w="108" w:type="dxa"/>
+            <w:bottom w:w="0" w:type="dxa"/>
+            <w:right w:w="108" w:type="dxa"/>
+          </w:tblCellMar>
         </w:tblPrEx>
         <w:trPr>
           <w:trHeight w:val="810" w:hRule="atLeast"/>
@@ -1921,6 +1927,12 @@
             <w:insideH w:val="single" w:color="000000" w:sz="6" w:space="0"/>
             <w:insideV w:val="single" w:color="000000" w:sz="6" w:space="0"/>
           </w:tblBorders>
+          <w:tblCellMar>
+            <w:top w:w="0" w:type="dxa"/>
+            <w:left w:w="0" w:type="dxa"/>
+            <w:bottom w:w="0" w:type="dxa"/>
+            <w:right w:w="0" w:type="dxa"/>
+          </w:tblCellMar>
         </w:tblPrEx>
         <w:trPr>
           <w:trHeight w:val="503" w:hRule="atLeast"/>
@@ -4087,8 +4099,8 @@
         <w:snapToGrid w:val="0"/>
         <w:textAlignment w:val="baseline"/>
       </w:pPr>
-      <w:bookmarkStart w:id="6" w:name="_Toc17645"/>
-      <w:bookmarkStart w:id="7" w:name="heading_1"/>
+      <w:bookmarkStart w:id="6" w:name="heading_1"/>
+      <w:bookmarkStart w:id="7" w:name="_Toc17645"/>
       <w:r>
         <w:t>招聘计划执行情况</w:t>
       </w:r>
@@ -4710,7 +4722,7 @@
                 <w:sz w:val="22"/>
                 <w:lang w:val="en-US" w:eastAsia="zh-CN"/>
               </w:rPr>
-              <w:t>电缆应急抢修运维工程师</w:t>
+              <w:t>基础环境运维工程师</w:t>
             </w:r>
           </w:p>
         </w:tc>
@@ -5053,18 +5065,11 @@
             </w:pPr>
             <w:r>
               <w:rPr>
-                <w:rFonts w:hint="eastAsia" w:ascii="Arial" w:eastAsia="等线" w:cs="Arial"/>
+                <w:rFonts w:hint="eastAsia" w:eastAsia="等线" w:cs="Arial"/>
                 <w:sz w:val="22"/>
                 <w:lang w:val="en-US" w:eastAsia="zh-CN"/>
               </w:rPr>
-              <w:t>会议电视</w:t>
-            </w:r>
-            <w:r>
-              <w:rPr>
-                <w:rFonts w:ascii="Arial" w:hAnsi="Arial" w:eastAsia="等线" w:cs="Arial"/>
-                <w:sz w:val="22"/>
-              </w:rPr>
-              <w:t>运维工程师</w:t>
+              <w:t>硬件运维工程师</w:t>
             </w:r>
           </w:p>
         </w:tc>
@@ -6342,7 +6347,17 @@
         <w:t>2026年1</w:t>
       </w:r>
       <w:r>
-        <w:t>月，累计开展线上+现场面试活动10余场，面试15余人次，克完成阶段性招聘任务：实际到岗</w:t>
+        <w:t>月，累计开展线上+现场面试活动10余场，面试15余人次，</w:t>
+      </w:r>
+      <w:r>
+        <w:rPr>
+          <w:rFonts w:hint="eastAsia"/>
+          <w:lang w:val="en-US" w:eastAsia="zh-CN"/>
+        </w:rPr>
+        <w:t>已</w:t>
+      </w:r>
+      <w:r>
+        <w:t>完成阶段性招聘任务：实际到岗</w:t>
       </w:r>
       <w:r>
         <w:rPr>
@@ -7638,11 +7653,11 @@
             </w:pPr>
             <w:r>
               <w:rPr>
-                <w:rFonts w:hint="eastAsia" w:ascii="Arial" w:eastAsia="等线" w:cs="Arial"/>
+                <w:rFonts w:hint="eastAsia" w:eastAsia="等线" w:cs="Arial"/>
                 <w:sz w:val="22"/>
                 <w:lang w:val="en-US" w:eastAsia="zh-CN"/>
               </w:rPr>
-              <w:t>电缆应急抢修运维工程师</w:t>
+              <w:t>基础环境运维工程师</w:t>
             </w:r>
           </w:p>
         </w:tc>
@@ -7767,8 +7782,6 @@
               </w:rPr>
               <w:t>5</w:t>
             </w:r>
-            <w:bookmarkStart w:id="49" w:name="_GoBack"/>
-            <w:bookmarkEnd w:id="49"/>
             <w:r>
               <w:rPr>
                 <w:rFonts w:hint="eastAsia" w:ascii="Arial" w:eastAsia="等线" w:cs="Arial"/>
@@ -8051,17 +8064,11 @@
             </w:pPr>
             <w:r>
               <w:rPr>
-                <w:rFonts w:ascii="Arial" w:hAnsi="Helvetica" w:eastAsia="等线" w:cs="Helvetica"/>
-                <w:i w:val="0"/>
-                <w:iCs w:val="0"/>
-                <w:caps w:val="0"/>
-                <w:color w:val="333333"/>
-                <w:spacing w:val="0"/>
-                <w:sz w:val="22"/>
-                <w:szCs w:val="24"/>
-                <w:shd w:val="clear" w:fill="FFFFFF"/>
-              </w:rPr>
-              <w:t>电缆在线监测运维工程师</w:t>
+                <w:rFonts w:hint="eastAsia" w:eastAsia="等线" w:cs="Arial"/>
+                <w:sz w:val="22"/>
+                <w:lang w:val="en-US" w:eastAsia="zh-CN"/>
+              </w:rPr>
+              <w:t>硬件运维工程师</w:t>
             </w:r>
           </w:p>
         </w:tc>
@@ -8996,7 +9003,7 @@
           <w:szCs w:val="24"/>
           <w:lang w:val="en-US" w:eastAsia="zh-CN"/>
         </w:rPr>
-        <w:t>备人数*100%，考核频次为年度考核，储备计划按计划进行中，预计于2026年6月完成电缆在线监测运维工程师和项目经理的储备。</w:t>
+        <w:t>备人数*100%，考核频次为年度考核，储备计划按计划进行中，预计于2026年6月完成硬件运维工程师和项目经理的储备。</w:t>
       </w:r>
     </w:p>
     <w:p>
@@ -9151,17 +9158,7 @@
           <w:rFonts w:hint="eastAsia"/>
           <w:lang w:val="en-US" w:eastAsia="zh-CN"/>
         </w:rPr>
-        <w:t>已完成</w:t>
-      </w:r>
-      <w:r>
-        <w:t>完成</w:t>
-      </w:r>
-      <w:r>
-        <w:rPr>
-          <w:rFonts w:hint="eastAsia"/>
-          <w:lang w:val="en-US" w:eastAsia="zh-CN"/>
-        </w:rPr>
-        <w:t>19</w:t>
+        <w:t>已完成19</w:t>
       </w:r>
       <w:r>
         <w:t>场培训，共计</w:t>
@@ -21481,10 +21478,7 @@
           <w:rFonts w:hint="eastAsia"/>
           <w:lang w:val="en-US" w:eastAsia="zh-CN"/>
         </w:rPr>
-        <w:t>计划备份10人包含运维部经理、研发部经理、</w:t>
-      </w:r>
-      <w:r>
-        <w:t>应急通信运维工程师</w:t>
+        <w:t>计划备份10人包含运维部经理、研发部经理</w:t>
       </w:r>
       <w:r>
         <w:rPr>
@@ -21570,7 +21564,7 @@
           <w:rFonts w:hint="eastAsia"/>
           <w:lang w:val="en-US" w:eastAsia="zh-CN"/>
         </w:rPr>
-        <w:t>截止2026年1月按计划完成应急通信运维工程师、基础环境运维工程师、软件研发工程师的备份，保证了各项目的平稳运行。</w:t>
+        <w:t>截止2026年1月按计划完成基础环境运维工程师、软件研发工程师的备份，保证了各项目的平稳运行。</w:t>
       </w:r>
     </w:p>
     <w:tbl>
@@ -22107,6 +22101,10 @@
               <w:ind w:left="0"/>
               <w:jc w:val="left"/>
               <w:textAlignment w:val="baseline"/>
+              <w:rPr>
+                <w:rFonts w:hint="default"/>
+                <w:lang w:val="en-US"/>
+              </w:rPr>
             </w:pPr>
             <w:r>
               <w:rPr>
@@ -22114,7 +22112,7 @@
                 <w:sz w:val="22"/>
                 <w:lang w:val="en-US" w:eastAsia="zh-CN"/>
               </w:rPr>
-              <w:t>电缆应急抢修运维工程师</w:t>
+              <w:t>项目经理</w:t>
             </w:r>
           </w:p>
         </w:tc>
@@ -22571,35 +22569,35 @@
               <w:bottom w:w="30" w:type="dxa"/>
               <w:right w:w="120" w:type="dxa"/>
             </w:tcMar>
-            <w:vAlign w:val="top"/>
-          </w:tcPr>
-          <w:p>
-            <w:pPr>
-              <w:keepNext w:val="0"/>
-              <w:keepLines w:val="0"/>
-              <w:pageBreakBefore w:val="0"/>
-              <w:widowControl w:val="0"/>
-              <w:kinsoku w:val="0"/>
-              <w:wordWrap/>
-              <w:overflowPunct/>
-              <w:topLinePunct w:val="0"/>
-              <w:autoSpaceDE w:val="0"/>
-              <w:autoSpaceDN w:val="0"/>
-              <w:bidi w:val="0"/>
-              <w:adjustRightInd w:val="0"/>
-              <w:snapToGrid w:val="0"/>
-              <w:spacing w:before="120" w:after="120" w:line="288" w:lineRule="auto"/>
-              <w:ind w:left="0" w:leftChars="0"/>
-              <w:jc w:val="left"/>
-              <w:textAlignment w:val="baseline"/>
-            </w:pPr>
-            <w:r>
-              <w:rPr>
-                <w:rFonts w:hint="eastAsia" w:eastAsia="等线" w:cs="Arial"/>
+            <w:vAlign w:val="center"/>
+          </w:tcPr>
+          <w:p>
+            <w:pPr>
+              <w:keepNext w:val="0"/>
+              <w:keepLines w:val="0"/>
+              <w:pageBreakBefore w:val="0"/>
+              <w:widowControl w:val="0"/>
+              <w:kinsoku w:val="0"/>
+              <w:wordWrap/>
+              <w:overflowPunct/>
+              <w:topLinePunct w:val="0"/>
+              <w:autoSpaceDE w:val="0"/>
+              <w:autoSpaceDN w:val="0"/>
+              <w:bidi w:val="0"/>
+              <w:adjustRightInd w:val="0"/>
+              <w:snapToGrid w:val="0"/>
+              <w:spacing w:before="120" w:after="120" w:line="240" w:lineRule="auto"/>
+              <w:ind w:left="0" w:leftChars="0" w:right="0" w:rightChars="0" w:firstLine="0" w:firstLineChars="0"/>
+              <w:jc w:val="center"/>
+              <w:textAlignment w:val="baseline"/>
+            </w:pPr>
+            <w:r>
+              <w:rPr>
+                <w:rFonts w:hint="eastAsia" w:ascii="Arial" w:eastAsia="等线" w:cs="Arial"/>
                 <w:sz w:val="22"/>
                 <w:lang w:val="en-US" w:eastAsia="zh-CN"/>
               </w:rPr>
-              <w:t>会议电视运维工程师</w:t>
+              <w:t>基础环境运维工程师</w:t>
             </w:r>
           </w:p>
         </w:tc>
@@ -22612,25 +22610,26 @@
               <w:bottom w:w="30" w:type="dxa"/>
               <w:right w:w="120" w:type="dxa"/>
             </w:tcMar>
-          </w:tcPr>
-          <w:p>
-            <w:pPr>
-              <w:keepNext w:val="0"/>
-              <w:keepLines w:val="0"/>
-              <w:pageBreakBefore w:val="0"/>
-              <w:widowControl w:val="0"/>
-              <w:kinsoku w:val="0"/>
-              <w:wordWrap/>
-              <w:overflowPunct/>
-              <w:topLinePunct w:val="0"/>
-              <w:autoSpaceDE w:val="0"/>
-              <w:autoSpaceDN w:val="0"/>
-              <w:bidi w:val="0"/>
-              <w:adjustRightInd w:val="0"/>
-              <w:snapToGrid w:val="0"/>
-              <w:spacing w:before="120" w:after="120" w:line="288" w:lineRule="auto"/>
-              <w:ind w:left="0"/>
-              <w:jc w:val="left"/>
+            <w:vAlign w:val="center"/>
+          </w:tcPr>
+          <w:p>
+            <w:pPr>
+              <w:keepNext w:val="0"/>
+              <w:keepLines w:val="0"/>
+              <w:pageBreakBefore w:val="0"/>
+              <w:widowControl w:val="0"/>
+              <w:kinsoku w:val="0"/>
+              <w:wordWrap/>
+              <w:overflowPunct/>
+              <w:topLinePunct w:val="0"/>
+              <w:autoSpaceDE w:val="0"/>
+              <w:autoSpaceDN w:val="0"/>
+              <w:bidi w:val="0"/>
+              <w:adjustRightInd w:val="0"/>
+              <w:snapToGrid w:val="0"/>
+              <w:spacing w:before="120" w:after="120" w:line="240" w:lineRule="auto"/>
+              <w:ind w:left="0" w:leftChars="0" w:right="0" w:rightChars="0" w:firstLine="0" w:firstLineChars="0"/>
+              <w:jc w:val="center"/>
               <w:textAlignment w:val="baseline"/>
             </w:pPr>
             <w:r>
@@ -22651,76 +22650,75 @@
               <w:bottom w:w="30" w:type="dxa"/>
               <w:right w:w="120" w:type="dxa"/>
             </w:tcMar>
-            <w:vAlign w:val="top"/>
-          </w:tcPr>
-          <w:p>
-            <w:pPr>
-              <w:keepNext w:val="0"/>
-              <w:keepLines w:val="0"/>
-              <w:pageBreakBefore w:val="0"/>
-              <w:widowControl w:val="0"/>
-              <w:kinsoku w:val="0"/>
-              <w:wordWrap/>
-              <w:overflowPunct/>
-              <w:topLinePunct w:val="0"/>
-              <w:autoSpaceDE w:val="0"/>
-              <w:autoSpaceDN w:val="0"/>
-              <w:bidi w:val="0"/>
-              <w:adjustRightInd w:val="0"/>
-              <w:snapToGrid w:val="0"/>
-              <w:spacing w:before="120" w:after="120" w:line="288" w:lineRule="auto"/>
-              <w:ind w:left="0" w:leftChars="0"/>
-              <w:jc w:val="left"/>
-              <w:textAlignment w:val="baseline"/>
-            </w:pPr>
-            <w:r>
-              <w:rPr>
-                <w:rFonts w:hint="eastAsia" w:eastAsia="等线" w:cs="Arial"/>
+            <w:vAlign w:val="center"/>
+          </w:tcPr>
+          <w:p>
+            <w:pPr>
+              <w:keepNext w:val="0"/>
+              <w:keepLines w:val="0"/>
+              <w:pageBreakBefore w:val="0"/>
+              <w:widowControl w:val="0"/>
+              <w:kinsoku w:val="0"/>
+              <w:wordWrap/>
+              <w:overflowPunct/>
+              <w:topLinePunct w:val="0"/>
+              <w:autoSpaceDE w:val="0"/>
+              <w:autoSpaceDN w:val="0"/>
+              <w:bidi w:val="0"/>
+              <w:adjustRightInd w:val="0"/>
+              <w:snapToGrid w:val="0"/>
+              <w:spacing w:before="120" w:after="120" w:line="240" w:lineRule="auto"/>
+              <w:ind w:left="0" w:leftChars="0" w:right="0" w:rightChars="0" w:firstLine="0" w:firstLineChars="0"/>
+              <w:jc w:val="center"/>
+              <w:textAlignment w:val="baseline"/>
+            </w:pPr>
+            <w:r>
+              <w:rPr>
+                <w:rFonts w:ascii="Arial" w:hAnsi="Arial" w:eastAsia="等线" w:cs="Arial"/>
+                <w:sz w:val="22"/>
+              </w:rPr>
+              <w:t>基础环境运维工程师</w:t>
+            </w:r>
+          </w:p>
+        </w:tc>
+        <w:tc>
+          <w:tcPr>
+            <w:tcW w:w="1185" w:type="dxa"/>
+            <w:tcMar>
+              <w:top w:w="60" w:type="dxa"/>
+              <w:left w:w="120" w:type="dxa"/>
+              <w:bottom w:w="30" w:type="dxa"/>
+              <w:right w:w="120" w:type="dxa"/>
+            </w:tcMar>
+            <w:vAlign w:val="center"/>
+          </w:tcPr>
+          <w:p>
+            <w:pPr>
+              <w:keepNext w:val="0"/>
+              <w:keepLines w:val="0"/>
+              <w:pageBreakBefore w:val="0"/>
+              <w:widowControl w:val="0"/>
+              <w:kinsoku w:val="0"/>
+              <w:wordWrap/>
+              <w:overflowPunct/>
+              <w:topLinePunct w:val="0"/>
+              <w:autoSpaceDE w:val="0"/>
+              <w:autoSpaceDN w:val="0"/>
+              <w:bidi w:val="0"/>
+              <w:adjustRightInd w:val="0"/>
+              <w:snapToGrid w:val="0"/>
+              <w:spacing w:before="120" w:after="120" w:line="240" w:lineRule="auto"/>
+              <w:ind w:left="0" w:leftChars="0" w:right="0" w:rightChars="0" w:firstLine="0" w:firstLineChars="0"/>
+              <w:jc w:val="left"/>
+              <w:textAlignment w:val="baseline"/>
+            </w:pPr>
+            <w:r>
+              <w:rPr>
+                <w:rFonts w:hint="eastAsia" w:ascii="Arial" w:eastAsia="等线"/>
                 <w:sz w:val="22"/>
                 <w:lang w:val="en-US" w:eastAsia="zh-CN"/>
               </w:rPr>
-              <w:t>会议电视运维工程师</w:t>
-            </w:r>
-          </w:p>
-        </w:tc>
-        <w:tc>
-          <w:tcPr>
-            <w:tcW w:w="1185" w:type="dxa"/>
-            <w:tcMar>
-              <w:top w:w="60" w:type="dxa"/>
-              <w:left w:w="120" w:type="dxa"/>
-              <w:bottom w:w="30" w:type="dxa"/>
-              <w:right w:w="120" w:type="dxa"/>
-            </w:tcMar>
-            <w:vAlign w:val="top"/>
-          </w:tcPr>
-          <w:p>
-            <w:pPr>
-              <w:keepNext w:val="0"/>
-              <w:keepLines w:val="0"/>
-              <w:pageBreakBefore w:val="0"/>
-              <w:widowControl w:val="0"/>
-              <w:kinsoku w:val="0"/>
-              <w:wordWrap/>
-              <w:overflowPunct/>
-              <w:topLinePunct w:val="0"/>
-              <w:autoSpaceDE w:val="0"/>
-              <w:autoSpaceDN w:val="0"/>
-              <w:bidi w:val="0"/>
-              <w:adjustRightInd w:val="0"/>
-              <w:snapToGrid w:val="0"/>
-              <w:spacing w:before="120" w:after="120" w:line="288" w:lineRule="auto"/>
-              <w:ind w:left="0" w:leftChars="0"/>
-              <w:jc w:val="left"/>
-              <w:textAlignment w:val="baseline"/>
-            </w:pPr>
-            <w:r>
-              <w:rPr>
-                <w:rFonts w:hint="eastAsia" w:eastAsia="等线" w:cs="Arial"/>
-                <w:sz w:val="22"/>
-                <w:lang w:val="en-US" w:eastAsia="zh-CN"/>
-              </w:rPr>
-              <w:t>电缆在线监测运维工程师</w:t>
+              <w:t>硬件运维工程师</w:t>
             </w:r>
           </w:p>
         </w:tc>
@@ -22866,26 +22864,26 @@
               <w:bottom w:w="30" w:type="dxa"/>
               <w:right w:w="120" w:type="dxa"/>
             </w:tcMar>
-            <w:vAlign w:val="top"/>
-          </w:tcPr>
-          <w:p>
-            <w:pPr>
-              <w:keepNext w:val="0"/>
-              <w:keepLines w:val="0"/>
-              <w:pageBreakBefore w:val="0"/>
-              <w:widowControl w:val="0"/>
-              <w:kinsoku w:val="0"/>
-              <w:wordWrap/>
-              <w:overflowPunct/>
-              <w:topLinePunct w:val="0"/>
-              <w:autoSpaceDE w:val="0"/>
-              <w:autoSpaceDN w:val="0"/>
-              <w:bidi w:val="0"/>
-              <w:adjustRightInd w:val="0"/>
-              <w:snapToGrid w:val="0"/>
-              <w:spacing w:before="120" w:after="120" w:line="288" w:lineRule="auto"/>
-              <w:ind w:left="0" w:leftChars="0"/>
-              <w:jc w:val="left"/>
+            <w:vAlign w:val="center"/>
+          </w:tcPr>
+          <w:p>
+            <w:pPr>
+              <w:keepNext w:val="0"/>
+              <w:keepLines w:val="0"/>
+              <w:pageBreakBefore w:val="0"/>
+              <w:widowControl w:val="0"/>
+              <w:kinsoku w:val="0"/>
+              <w:wordWrap/>
+              <w:overflowPunct/>
+              <w:topLinePunct w:val="0"/>
+              <w:autoSpaceDE w:val="0"/>
+              <w:autoSpaceDN w:val="0"/>
+              <w:bidi w:val="0"/>
+              <w:adjustRightInd w:val="0"/>
+              <w:snapToGrid w:val="0"/>
+              <w:spacing w:before="120" w:after="120" w:line="240" w:lineRule="auto"/>
+              <w:ind w:left="0" w:leftChars="0" w:right="0" w:rightChars="0" w:firstLine="0" w:firstLineChars="0"/>
+              <w:jc w:val="center"/>
               <w:textAlignment w:val="baseline"/>
             </w:pPr>
             <w:r>
@@ -22906,25 +22904,26 @@
               <w:bottom w:w="30" w:type="dxa"/>
               <w:right w:w="120" w:type="dxa"/>
             </w:tcMar>
-          </w:tcPr>
-          <w:p>
-            <w:pPr>
-              <w:keepNext w:val="0"/>
-              <w:keepLines w:val="0"/>
-              <w:pageBreakBefore w:val="0"/>
-              <w:widowControl w:val="0"/>
-              <w:kinsoku w:val="0"/>
-              <w:wordWrap/>
-              <w:overflowPunct/>
-              <w:topLinePunct w:val="0"/>
-              <w:autoSpaceDE w:val="0"/>
-              <w:autoSpaceDN w:val="0"/>
-              <w:bidi w:val="0"/>
-              <w:adjustRightInd w:val="0"/>
-              <w:snapToGrid w:val="0"/>
-              <w:spacing w:before="120" w:after="120" w:line="288" w:lineRule="auto"/>
-              <w:ind w:left="0"/>
-              <w:jc w:val="left"/>
+            <w:vAlign w:val="center"/>
+          </w:tcPr>
+          <w:p>
+            <w:pPr>
+              <w:keepNext w:val="0"/>
+              <w:keepLines w:val="0"/>
+              <w:pageBreakBefore w:val="0"/>
+              <w:widowControl w:val="0"/>
+              <w:kinsoku w:val="0"/>
+              <w:wordWrap/>
+              <w:overflowPunct/>
+              <w:topLinePunct w:val="0"/>
+              <w:autoSpaceDE w:val="0"/>
+              <w:autoSpaceDN w:val="0"/>
+              <w:bidi w:val="0"/>
+              <w:adjustRightInd w:val="0"/>
+              <w:snapToGrid w:val="0"/>
+              <w:spacing w:before="120" w:after="120" w:line="240" w:lineRule="auto"/>
+              <w:ind w:left="0" w:leftChars="0" w:right="0" w:rightChars="0" w:firstLine="0" w:firstLineChars="0"/>
+              <w:jc w:val="center"/>
               <w:textAlignment w:val="baseline"/>
             </w:pPr>
             <w:r>
@@ -22945,26 +22944,26 @@
               <w:bottom w:w="30" w:type="dxa"/>
               <w:right w:w="120" w:type="dxa"/>
             </w:tcMar>
-            <w:vAlign w:val="top"/>
-          </w:tcPr>
-          <w:p>
-            <w:pPr>
-              <w:keepNext w:val="0"/>
-              <w:keepLines w:val="0"/>
-              <w:pageBreakBefore w:val="0"/>
-              <w:widowControl w:val="0"/>
-              <w:kinsoku w:val="0"/>
-              <w:wordWrap/>
-              <w:overflowPunct/>
-              <w:topLinePunct w:val="0"/>
-              <w:autoSpaceDE w:val="0"/>
-              <w:autoSpaceDN w:val="0"/>
-              <w:bidi w:val="0"/>
-              <w:adjustRightInd w:val="0"/>
-              <w:snapToGrid w:val="0"/>
-              <w:spacing w:before="120" w:after="120" w:line="288" w:lineRule="auto"/>
-              <w:ind w:left="0" w:leftChars="0"/>
-              <w:jc w:val="left"/>
+            <w:vAlign w:val="center"/>
+          </w:tcPr>
+          <w:p>
+            <w:pPr>
+              <w:keepNext w:val="0"/>
+              <w:keepLines w:val="0"/>
+              <w:pageBreakBefore w:val="0"/>
+              <w:widowControl w:val="0"/>
+              <w:kinsoku w:val="0"/>
+              <w:wordWrap/>
+              <w:overflowPunct/>
+              <w:topLinePunct w:val="0"/>
+              <w:autoSpaceDE w:val="0"/>
+              <w:autoSpaceDN w:val="0"/>
+              <w:bidi w:val="0"/>
+              <w:adjustRightInd w:val="0"/>
+              <w:snapToGrid w:val="0"/>
+              <w:spacing w:before="120" w:after="120" w:line="240" w:lineRule="auto"/>
+              <w:ind w:left="0" w:leftChars="0" w:right="0" w:rightChars="0" w:firstLine="0" w:firstLineChars="0"/>
+              <w:jc w:val="center"/>
               <w:textAlignment w:val="baseline"/>
             </w:pPr>
             <w:r>
@@ -22985,35 +22984,35 @@
               <w:bottom w:w="30" w:type="dxa"/>
               <w:right w:w="120" w:type="dxa"/>
             </w:tcMar>
-            <w:vAlign w:val="top"/>
-          </w:tcPr>
-          <w:p>
-            <w:pPr>
-              <w:keepNext w:val="0"/>
-              <w:keepLines w:val="0"/>
-              <w:pageBreakBefore w:val="0"/>
-              <w:widowControl w:val="0"/>
-              <w:kinsoku w:val="0"/>
-              <w:wordWrap/>
-              <w:overflowPunct/>
-              <w:topLinePunct w:val="0"/>
-              <w:autoSpaceDE w:val="0"/>
-              <w:autoSpaceDN w:val="0"/>
-              <w:bidi w:val="0"/>
-              <w:adjustRightInd w:val="0"/>
-              <w:snapToGrid w:val="0"/>
-              <w:spacing w:before="120" w:after="120" w:line="288" w:lineRule="auto"/>
-              <w:ind w:left="0" w:leftChars="0"/>
-              <w:jc w:val="left"/>
-              <w:textAlignment w:val="baseline"/>
-            </w:pPr>
-            <w:r>
-              <w:rPr>
-                <w:rFonts w:hint="eastAsia" w:eastAsia="等线" w:cs="Arial"/>
+            <w:vAlign w:val="center"/>
+          </w:tcPr>
+          <w:p>
+            <w:pPr>
+              <w:keepNext w:val="0"/>
+              <w:keepLines w:val="0"/>
+              <w:pageBreakBefore w:val="0"/>
+              <w:widowControl w:val="0"/>
+              <w:kinsoku w:val="0"/>
+              <w:wordWrap/>
+              <w:overflowPunct/>
+              <w:topLinePunct w:val="0"/>
+              <w:autoSpaceDE w:val="0"/>
+              <w:autoSpaceDN w:val="0"/>
+              <w:bidi w:val="0"/>
+              <w:adjustRightInd w:val="0"/>
+              <w:snapToGrid w:val="0"/>
+              <w:spacing w:before="120" w:after="120" w:line="240" w:lineRule="auto"/>
+              <w:ind w:left="0" w:leftChars="0" w:right="0" w:rightChars="0" w:firstLine="0" w:firstLineChars="0"/>
+              <w:jc w:val="left"/>
+              <w:textAlignment w:val="baseline"/>
+            </w:pPr>
+            <w:r>
+              <w:rPr>
+                <w:rFonts w:hint="eastAsia" w:ascii="Arial" w:eastAsia="等线"/>
                 <w:sz w:val="22"/>
                 <w:lang w:val="en-US" w:eastAsia="zh-CN"/>
               </w:rPr>
-              <w:t>电缆在线监测运维工程师</w:t>
+              <w:t>硬件运维工程师</w:t>
             </w:r>
           </w:p>
         </w:tc>
@@ -23674,6 +23673,11 @@
       </w:r>
     </w:p>
     <w:p>
+      <w:r>
+        <w:br w:type="page"/>
+      </w:r>
+    </w:p>
+    <w:p>
       <w:pPr>
         <w:pStyle w:val="31"/>
         <w:bidi w:val="0"/>
@@ -24950,8 +24954,8 @@
         <w:pStyle w:val="31"/>
         <w:bidi w:val="0"/>
       </w:pPr>
-      <w:bookmarkStart w:id="44" w:name="heading_14"/>
-      <w:bookmarkStart w:id="45" w:name="_Toc8918"/>
+      <w:bookmarkStart w:id="44" w:name="_Toc8918"/>
+      <w:bookmarkStart w:id="45" w:name="heading_14"/>
       <w:r>
         <w:t>评价范围</w:t>
       </w:r>
@@ -25026,8 +25030,8 @@
         <w:pStyle w:val="31"/>
         <w:bidi w:val="0"/>
       </w:pPr>
-      <w:bookmarkStart w:id="46" w:name="_Toc10115"/>
-      <w:bookmarkStart w:id="47" w:name="heading_15"/>
+      <w:bookmarkStart w:id="46" w:name="heading_15"/>
+      <w:bookmarkStart w:id="47" w:name="_Toc10115"/>
       <w:r>
         <w:t>评价结果</w:t>
       </w:r>
@@ -25041,6 +25045,10 @@
         <w:keepLines w:val="0"/>
         <w:pageBreakBefore w:val="0"/>
         <w:widowControl w:val="0"/>
+        <w:numPr>
+          <w:ilvl w:val="0"/>
+          <w:numId w:val="3"/>
+        </w:numPr>
         <w:kinsoku w:val="0"/>
         <w:wordWrap/>
         <w:overflowPunct/>
@@ -25050,6 +25058,7 @@
         <w:bidi w:val="0"/>
         <w:adjustRightInd w:val="0"/>
         <w:snapToGrid w:val="0"/>
+        <w:ind w:left="425" w:leftChars="0" w:hanging="425" w:firstLineChars="0"/>
         <w:textAlignment w:val="baseline"/>
       </w:pPr>
       <w:r>
@@ -25075,14 +25084,21 @@
         <w:textAlignment w:val="baseline"/>
       </w:pPr>
       <w:r>
-        <w:t>会议电视运维工程师（中级工程师，岗级标准55）、</w:t>
+        <w:rPr>
+          <w:rFonts w:hint="eastAsia"/>
+          <w:lang w:val="en-US" w:eastAsia="zh-CN"/>
+        </w:rPr>
+        <w:t>基础环境</w:t>
+      </w:r>
+      <w:r>
+        <w:t>运维工程师（中级工程师，岗级标准55）、</w:t>
       </w:r>
       <w:r>
         <w:rPr>
           <w:rFonts w:hint="eastAsia"/>
           <w:lang w:val="en-US" w:eastAsia="zh-CN"/>
         </w:rPr>
-        <w:t>电缆应急抢修运维工程师</w:t>
+        <w:t>硬件运维工程师</w:t>
       </w:r>
       <w:r>
         <w:t>（高级工程师，</w:t>
@@ -25223,7 +25239,7 @@
           <w:rFonts w:hint="eastAsia"/>
           <w:lang w:val="en-US" w:eastAsia="zh-CN"/>
         </w:rPr>
-        <w:t>电缆应急抢修运维工程师（岗位标准65）</w:t>
+        <w:t>基础环境运维工程师（岗位标准65）</w:t>
       </w:r>
       <w:r>
         <w:t>。</w:t>
@@ -25323,7 +25339,19 @@
           <w:szCs w:val="24"/>
           <w:lang w:val="en-US" w:eastAsia="zh-CN"/>
         </w:rPr>
-        <w:t>，考核频次为年度考核。通过跟踪技能评价完成情况得知，截止2026年1月，完成了对6名新入职员工和调岗储备员工的技能评价，其他员工技能评价计划于2026年1月份完成。</w:t>
+        <w:t>，考核频次为年度考核。通过跟踪技能评价完成情况得知，截止2026年1月，完成了对6名新入职员工和调岗储备员工的技能评价，其他员工技能评价计划于2026年6</w:t>
+      </w:r>
+      <w:bookmarkStart w:id="49" w:name="_GoBack"/>
+      <w:bookmarkEnd w:id="49"/>
+      <w:r>
+        <w:rPr>
+          <w:rFonts w:hint="eastAsia"/>
+          <w:spacing w:val="-2"/>
+          <w:sz w:val="24"/>
+          <w:szCs w:val="24"/>
+          <w:lang w:val="en-US" w:eastAsia="zh-CN"/>
+        </w:rPr>
+        <w:t>月份完成。</w:t>
       </w:r>
     </w:p>
     <w:p>
@@ -25535,9 +25563,9 @@
     </w:lvl>
   </w:abstractNum>
   <w:abstractNum w:abstractNumId="1">
-    <w:nsid w:val="DE78B301"/>
+    <w:nsid w:val="13D8067B"/>
     <w:multiLevelType w:val="singleLevel"/>
-    <w:tmpl w:val="DE78B301"/>
+    <w:tmpl w:val="13D8067B"/>
     <w:lvl w:ilvl="0" w:tentative="0">
       <w:start w:val="1"/>
       <w:numFmt w:val="decimal"/>
@@ -25552,9 +25580,9 @@
     </w:lvl>
   </w:abstractNum>
   <w:abstractNum w:abstractNumId="2">
-    <w:nsid w:val="13D8067B"/>
+    <w:nsid w:val="217D9034"/>
     <w:multiLevelType w:val="singleLevel"/>
-    <w:tmpl w:val="13D8067B"/>
+    <w:tmpl w:val="217D9034"/>
     <w:lvl w:ilvl="0" w:tentative="0">
       <w:start w:val="1"/>
       <w:numFmt w:val="decimal"/>
@@ -25572,10 +25600,10 @@
     <w:abstractNumId w:val="0"/>
   </w:num>
   <w:num w:numId="2">
-    <w:abstractNumId w:val="2"/>
+    <w:abstractNumId w:val="1"/>
   </w:num>
   <w:num w:numId="3">
-    <w:abstractNumId w:val="1"/>
+    <w:abstractNumId w:val="2"/>
   </w:num>
 </w:numbering>
 </file>
